--- a/docs/interview-project-brief.docx
+++ b/docs/interview-project-brief.docx
@@ -75,7 +75,7 @@
           <w:color w:val="000000"/>
           <w:sz w:val="22"/>
         </w:rPr>
-        <w:t>v0.13.0-p3（2026-09-23）</w:t>
+        <w:t>v0.14.0-p3-ops（2026-09-23）</w:t>
       </w:r>
       <w:r>
         <w:rPr>
@@ -95,7 +95,7 @@
           <w:color w:val="000000"/>
           <w:sz w:val="22"/>
         </w:rPr>
-        <w:t>78 项自动化用例</w:t>
+        <w:t>83 项自动化用例</w:t>
       </w:r>
       <w:r>
         <w:rPr>
@@ -474,7 +474,7 @@
           <w:color w:val="000000"/>
           <w:sz w:val="22"/>
         </w:rPr>
-        <w:t>目前已经迭代了 13 个版本 tag，78 个用例全绿，覆盖 CiA402 状态机、EtherCAT 虚拟总线、实时性量化（jitter/latency/overrun）、示教器 UI 和协议模拟器、总线异常注入、安全联锁仿真。架构上做了 Robot Adapter 抽象，未来接真机只需要改配置不改用例。</w:t>
+        <w:t>目前已经迭代了 14 个版本 tag，83 个用例全绿，覆盖 CiA402 状态机、EtherCAT 虚拟总线、实时性量化（jitter/latency/overrun）、示教器 UI 和协议模拟器、总线异常注入、安全联锁仿真。架构上做了 Robot Adapter 抽象，未来接真机只需要改配置不改用例。</w:t>
       </w:r>
     </w:p>
     <w:p>
@@ -906,7 +906,7 @@
                 <w:color w:val="000000"/>
                 <w:sz w:val="21"/>
               </w:rPr>
-              <w:t>CI 全绿 + 13 个版本 tag + 测试→缺陷→回归闭环（用例发现 bug 后补回归用例）</w:t>
+              <w:t>CI 全绿 + 14 个版本 tag + 测试→缺陷→回归闭环（用例发现 bug 后补回归用例）</w:t>
             </w:r>
           </w:p>
         </w:tc>
@@ -3132,7 +3132,7 @@
           <w:color w:val="000000"/>
           <w:sz w:val="24"/>
         </w:rPr>
-        <w:t>：“真机接入点钉死在 EthercatMaster 抽象上——P2.1b 只需在 SoemEthercatBus::init() 里替换成 SOEM 的 ecx_init + 从站扫描，上层 gRPC 和 78 个用例零改动；而且骨架现在就保证无网卡/非 Linux 时报清晰错误，不冒充真机已连接。”</w:t>
+        <w:t>：“真机接入点钉死在 EthercatMaster 抽象上——P2.1b 只需在 SoemEthercatBus::init() 里替换成 SOEM 的 ecx_init + 从站扫描，上层 gRPC 和 83 个用例零改动；而且骨架现在就保证无网卡/非 Linux 时报清晰错误，不冒充真机已连接。”</w:t>
       </w:r>
     </w:p>
     <w:p>
@@ -4168,7 +4168,7 @@
           <w:color w:val="000000"/>
           <w:sz w:val="28"/>
         </w:rPr>
-        <w:t>4.14 管理控制台（P3：只读 API + 单页前端）</w:t>
+        <w:t>4.14 管理控制台（P3 → P3-ops：可操作）</w:t>
       </w:r>
     </w:p>
     <w:p>
@@ -4214,7 +4214,7 @@
           <w:color w:val="000000"/>
           <w:sz w:val="24"/>
         </w:rPr>
-        <w:t xml:space="preserve"> 提供只读 REST API（</w:t>
+        <w:t xml:space="preserve"> 提供 REST API——只读：</w:t>
       </w:r>
       <w:r>
         <w:rPr>
@@ -4234,7 +4234,7 @@
           <w:color w:val="000000"/>
           <w:sz w:val="24"/>
         </w:rPr>
-        <w:t xml:space="preserve"> 用例清单、</w:t>
+        <w:t xml:space="preserve"> 用例清单（AST 扫描）、</w:t>
       </w:r>
       <w:r>
         <w:rPr>
@@ -4264,7 +4264,7 @@
           <w:color w:val="000000"/>
           <w:sz w:val="20"/>
         </w:rPr>
-        <w:t>/api/defects</w:t>
+        <w:t>/api/runs/{id}</w:t>
       </w:r>
       <w:r>
         <w:rPr>
@@ -4274,7 +4274,7 @@
           <w:color w:val="000000"/>
           <w:sz w:val="24"/>
         </w:rPr>
-        <w:t xml:space="preserve"> 缺陷视图、</w:t>
+        <w:t xml:space="preserve"> 运行明细、</w:t>
       </w:r>
       <w:r>
         <w:rPr>
@@ -4284,7 +4284,7 @@
           <w:color w:val="000000"/>
           <w:sz w:val="20"/>
         </w:rPr>
-        <w:t>/api/summary</w:t>
+        <w:t>/api/defects</w:t>
       </w:r>
       <w:r>
         <w:rPr>
@@ -4294,7 +4294,7 @@
           <w:color w:val="000000"/>
           <w:sz w:val="24"/>
         </w:rPr>
-        <w:t xml:space="preserve"> 汇总），</w:t>
+        <w:t xml:space="preserve"> 缺陷视图、</w:t>
       </w:r>
       <w:r>
         <w:rPr>
@@ -4304,7 +4304,7 @@
           <w:color w:val="000000"/>
           <w:sz w:val="20"/>
         </w:rPr>
-        <w:t>frontend/index.html</w:t>
+        <w:t>/api/summary</w:t>
       </w:r>
       <w:r>
         <w:rPr>
@@ -4314,33 +4314,7 @@
           <w:color w:val="000000"/>
           <w:sz w:val="24"/>
         </w:rPr>
-        <w:t xml:space="preserve"> 是零依赖单页控制台——用例清单（11 个分组、实时搜索）、运行历史（通过率条）、缺陷面板（由失败用例派生的 BUG 与闭环状态）。数据源全部来自真实产物（tests 目录 AST 扫描 + reports/run_*/result.json），不引入数据库。</w:t>
-      </w:r>
-    </w:p>
-    <w:p>
-      <w:pPr>
-        <w:pStyle w:val="ListBullet"/>
-        <w:spacing w:line="360" w:lineRule="auto" w:before="0" w:after="40"/>
-      </w:pPr>
-      <w:r>
-        <w:rPr>
-          <w:rFonts w:ascii="Times New Roman" w:hAnsi="Times New Roman" w:eastAsia="宋体"/>
-          <w:b/>
-          <w:i w:val="0"/>
-          <w:color w:val="000000"/>
-          <w:sz w:val="24"/>
-        </w:rPr>
-        <w:t>怎么测</w:t>
-      </w:r>
-      <w:r>
-        <w:rPr>
-          <w:rFonts w:ascii="Times New Roman" w:hAnsi="Times New Roman" w:eastAsia="宋体"/>
-          <w:b w:val="0"/>
-          <w:i w:val="0"/>
-          <w:color w:val="000000"/>
-          <w:sz w:val="24"/>
-        </w:rPr>
-        <w:t>：</w:t>
+        <w:t xml:space="preserve"> 汇总；操作：</w:t>
       </w:r>
       <w:r>
         <w:rPr>
@@ -4350,7 +4324,7 @@
           <w:color w:val="000000"/>
           <w:sz w:val="20"/>
         </w:rPr>
-        <w:t>test_console.py</w:t>
+        <w:t>POST /api/runs</w:t>
       </w:r>
       <w:r>
         <w:rPr>
@@ -4360,33 +4334,7 @@
           <w:color w:val="000000"/>
           <w:sz w:val="24"/>
         </w:rPr>
-        <w:t xml:space="preserve"> 4 项——用例清单结构（≥70 项、11 分组、各阶段代表性用例在册）、运行历史结构（passed+failed==total）、缺陷视图（全绿 → open 为空 + 闭环说明）、汇总一致性（分组统计合计==用例总数）。</w:t>
-      </w:r>
-    </w:p>
-    <w:p>
-      <w:pPr>
-        <w:pStyle w:val="ListBullet"/>
-        <w:spacing w:line="360" w:lineRule="auto" w:before="0" w:after="40"/>
-      </w:pPr>
-      <w:r>
-        <w:rPr>
-          <w:rFonts w:ascii="Times New Roman" w:hAnsi="Times New Roman" w:eastAsia="宋体"/>
-          <w:b/>
-          <w:i w:val="0"/>
-          <w:color w:val="000000"/>
-          <w:sz w:val="24"/>
-        </w:rPr>
-        <w:t>工程细节</w:t>
-      </w:r>
-      <w:r>
-        <w:rPr>
-          <w:rFonts w:ascii="Times New Roman" w:hAnsi="Times New Roman" w:eastAsia="宋体"/>
-          <w:b w:val="0"/>
-          <w:i w:val="0"/>
-          <w:color w:val="000000"/>
-          <w:sz w:val="24"/>
-        </w:rPr>
-        <w:t xml:space="preserve">：conftest 报告写盘增加 </w:t>
+        <w:t xml:space="preserve"> 触发后台 pytest（全量或按 11 个分组之一，RTP_WRITE_REPORT=1 落盘新 run）、</w:t>
       </w:r>
       <w:r>
         <w:rPr>
@@ -4396,7 +4344,7 @@
           <w:color w:val="000000"/>
           <w:sz w:val="20"/>
         </w:rPr>
-        <w:t>RTP_WRITE_REPORT=1</w:t>
+        <w:t>GET /api/runs/status</w:t>
       </w:r>
       <w:r>
         <w:rPr>
@@ -4406,7 +4354,47 @@
           <w:color w:val="000000"/>
           <w:sz w:val="24"/>
         </w:rPr>
-        <w:t xml:space="preserve"> 门控——VSCode 局部调试不再污染运行历史；控制台依赖干净历史，属于测试基建治理。</w:t>
+        <w:t xml:space="preserve"> 进度轮询、</w:t>
+      </w:r>
+      <w:r>
+        <w:rPr>
+          <w:rFonts w:ascii="Consolas" w:hAnsi="Consolas" w:eastAsia="Consolas"/>
+          <w:b w:val="0"/>
+          <w:i w:val="0"/>
+          <w:color w:val="000000"/>
+          <w:sz w:val="20"/>
+        </w:rPr>
+        <w:t>POST /api/defects/{id}/close|reopen</w:t>
+      </w:r>
+      <w:r>
+        <w:rPr>
+          <w:rFonts w:ascii="Times New Roman" w:hAnsi="Times New Roman" w:eastAsia="宋体"/>
+          <w:b w:val="0"/>
+          <w:i w:val="0"/>
+          <w:color w:val="000000"/>
+          <w:sz w:val="24"/>
+        </w:rPr>
+        <w:t xml:space="preserve"> 人工闭环。</w:t>
+      </w:r>
+      <w:r>
+        <w:rPr>
+          <w:rFonts w:ascii="Consolas" w:hAnsi="Consolas" w:eastAsia="Consolas"/>
+          <w:b w:val="0"/>
+          <w:i w:val="0"/>
+          <w:color w:val="000000"/>
+          <w:sz w:val="20"/>
+        </w:rPr>
+        <w:t>frontend/index.html</w:t>
+      </w:r>
+      <w:r>
+        <w:rPr>
+          <w:rFonts w:ascii="Times New Roman" w:hAnsi="Times New Roman" w:eastAsia="宋体"/>
+          <w:b w:val="0"/>
+          <w:i w:val="0"/>
+          <w:color w:val="000000"/>
+          <w:sz w:val="24"/>
+        </w:rPr>
+        <w:t xml:space="preserve"> 零依赖单页：运行按钮（分组下拉）、运行中徽章 + 3s 轮询、运行行点击展开逐用例明细、缺陷面板关闭/重开按钮（MANUAL 标记）。</w:t>
       </w:r>
     </w:p>
     <w:p>
@@ -4422,7 +4410,7 @@
           <w:color w:val="000000"/>
           <w:sz w:val="24"/>
         </w:rPr>
-        <w:t>面试怎么说</w:t>
+        <w:t>怎么测</w:t>
       </w:r>
       <w:r>
         <w:rPr>
@@ -4432,12 +4420,33 @@
           <w:color w:val="000000"/>
           <w:sz w:val="24"/>
         </w:rPr>
-        <w:t>：“管理侧没有另做一套 Jira，而是从真实运行产物（result.json）派生缺陷与闭环视图——测试数据和缺陷的关系是自动化的，不是录入的。”</w:t>
+        <w:t>：</w:t>
+      </w:r>
+      <w:r>
+        <w:rPr>
+          <w:rFonts w:ascii="Consolas" w:hAnsi="Consolas" w:eastAsia="Consolas"/>
+          <w:b w:val="0"/>
+          <w:i w:val="0"/>
+          <w:color w:val="000000"/>
+          <w:sz w:val="20"/>
+        </w:rPr>
+        <w:t>test_console.py</w:t>
+      </w:r>
+      <w:r>
+        <w:rPr>
+          <w:rFonts w:ascii="Times New Roman" w:hAnsi="Times New Roman" w:eastAsia="宋体"/>
+          <w:b w:val="0"/>
+          <w:i w:val="0"/>
+          <w:color w:val="000000"/>
+          <w:sz w:val="24"/>
+        </w:rPr>
+        <w:t xml:space="preserve"> 9 项——清单结构、运行历史结构、自动闭环语义、汇总一致性 + 触发运行（fake runner 注入）、运行中状态、分组与未知分组 400、并发 409、运行明细 404、人工关闭/重开（状态落在注入的 REPORTS，不污染真实数据）。</w:t>
       </w:r>
     </w:p>
     <w:p>
       <w:pPr>
-        <w:pStyle w:val="Heading1"/>
+        <w:pStyle w:val="ListBullet"/>
+        <w:spacing w:line="360" w:lineRule="auto" w:before="0" w:after="40"/>
       </w:pPr>
       <w:r>
         <w:rPr>
@@ -4445,9 +4454,60 @@
           <w:b/>
           <w:i w:val="0"/>
           <w:color w:val="000000"/>
+          <w:sz w:val="24"/>
+        </w:rPr>
+        <w:t>工程细节</w:t>
+      </w:r>
+      <w:r>
+        <w:rPr>
+          <w:rFonts w:ascii="Times New Roman" w:hAnsi="Times New Roman" w:eastAsia="宋体"/>
+          <w:b w:val="0"/>
+          <w:i w:val="0"/>
+          <w:color w:val="000000"/>
+          <w:sz w:val="24"/>
+        </w:rPr>
+        <w:t>：后台运行用 subprocess 隔离（同一时间仅一个，运行中按钮禁用）；缺陷人工状态以用例名为稳定 key 存 defect_state.json（BUG 序号随运行轮次漂移，不能做 key）；人工状态覆盖自动派生并标 MANUAL。</w:t>
+      </w:r>
+    </w:p>
+    <w:p>
+      <w:pPr>
+        <w:pStyle w:val="ListBullet"/>
+        <w:spacing w:line="360" w:lineRule="auto" w:before="0" w:after="40"/>
+      </w:pPr>
+      <w:r>
+        <w:rPr>
+          <w:rFonts w:ascii="Times New Roman" w:hAnsi="Times New Roman" w:eastAsia="宋体"/>
+          <w:b/>
+          <w:i w:val="0"/>
+          <w:color w:val="000000"/>
+          <w:sz w:val="24"/>
+        </w:rPr>
+        <w:t>面试怎么说</w:t>
+      </w:r>
+      <w:r>
+        <w:rPr>
+          <w:rFonts w:ascii="Times New Roman" w:hAnsi="Times New Roman" w:eastAsia="宋体"/>
+          <w:b w:val="0"/>
+          <w:i w:val="0"/>
+          <w:color w:val="000000"/>
+          <w:sz w:val="24"/>
+        </w:rPr>
+        <w:t>：“管理侧从只读升级为可操作：在页面上触发一次真实测试运行、看逐用例明细、人工关闭/重开缺陷——测试数据和缺陷的关系是自动化的，人工操作以状态文件覆盖自动状态且全部可回溯。”</w:t>
+      </w:r>
+    </w:p>
+    <w:p>
+      <w:pPr>
+        <w:pStyle w:val="Heading1"/>
+      </w:pPr>
+      <w:r>
+        <w:rPr>
+          <w:rFonts w:ascii="Times New Roman" w:hAnsi="Times New Roman" w:eastAsia="宋体"/>
+          <w:b/>
+          <w:i w:val="0"/>
+          <w:color w:val="000000"/>
           <w:sz w:val="32"/>
         </w:rPr>
-        <w:t>5. 测试体系（78 项）</w:t>
+        <w:t>5. 测试体系（83 项）</w:t>
       </w:r>
     </w:p>
     <w:tbl>
@@ -5668,7 +5728,7 @@
                 <w:color w:val="000000"/>
                 <w:sz w:val="21"/>
               </w:rPr>
-              <w:t>4</w:t>
+              <w:t>9</w:t>
             </w:r>
           </w:p>
         </w:tc>
@@ -5714,7 +5774,7 @@
                 <w:color w:val="000000"/>
                 <w:sz w:val="21"/>
               </w:rPr>
-              <w:t>用例清单结构/运行历史/全绿缺陷视图/汇总一致性</w:t>
+              <w:t>清单/历史/自动闭环/汇总 + 触发运行/状态轮询/并发拒绝/明细/人工闭环</w:t>
             </w:r>
           </w:p>
         </w:tc>
@@ -5763,7 +5823,7 @@
           <w:color w:val="000000"/>
           <w:sz w:val="32"/>
         </w:rPr>
-        <w:t>6. 工程化与演进（13 个 tag）</w:t>
+        <w:t>6. 工程化与演进（14 个 tag）</w:t>
       </w:r>
     </w:p>
     <w:p>
@@ -6833,6 +6893,80 @@
           </w:p>
         </w:tc>
       </w:tr>
+      <w:tr>
+        <w:trPr>
+          <w:cantSplit/>
+        </w:trPr>
+        <w:tc>
+          <w:tcPr>
+            <w:tcW w:type="dxa" w:w="3024"/>
+            <w:vAlign w:val="center"/>
+          </w:tcPr>
+          <w:p>
+            <w:pPr>
+              <w:spacing w:before="20" w:after="20" w:line="240" w:lineRule="auto"/>
+              <w:ind w:firstLine="0" w:left="0"/>
+              <w:jc w:val="center"/>
+            </w:pPr>
+            <w:r>
+              <w:rPr>
+                <w:rFonts w:ascii="Times New Roman" w:hAnsi="Times New Roman" w:eastAsia="宋体"/>
+                <w:b w:val="0"/>
+                <w:i w:val="0"/>
+                <w:color w:val="000000"/>
+                <w:sz w:val="21"/>
+              </w:rPr>
+              <w:t>v0.14.0-p3-ops</w:t>
+            </w:r>
+          </w:p>
+        </w:tc>
+        <w:tc>
+          <w:tcPr>
+            <w:tcW w:type="dxa" w:w="3024"/>
+            <w:vAlign w:val="center"/>
+          </w:tcPr>
+          <w:p>
+            <w:pPr>
+              <w:spacing w:before="20" w:after="20" w:line="240" w:lineRule="auto"/>
+              <w:ind w:firstLine="0" w:left="0"/>
+              <w:jc w:val="left"/>
+            </w:pPr>
+            <w:r>
+              <w:rPr>
+                <w:rFonts w:ascii="Times New Roman" w:hAnsi="Times New Roman" w:eastAsia="宋体"/>
+                <w:b w:val="0"/>
+                <w:i w:val="0"/>
+                <w:color w:val="000000"/>
+                <w:sz w:val="21"/>
+              </w:rPr>
+              <w:t>可操作控制台：触发运行/分组、进度轮询、运行明细、缺陷人工关闭·重开</w:t>
+            </w:r>
+          </w:p>
+        </w:tc>
+        <w:tc>
+          <w:tcPr>
+            <w:tcW w:type="dxa" w:w="3024"/>
+            <w:vAlign w:val="center"/>
+          </w:tcPr>
+          <w:p>
+            <w:pPr>
+              <w:spacing w:before="20" w:after="20" w:line="240" w:lineRule="auto"/>
+              <w:ind w:firstLine="0" w:left="0"/>
+              <w:jc w:val="left"/>
+            </w:pPr>
+            <w:r>
+              <w:rPr>
+                <w:rFonts w:ascii="Times New Roman" w:hAnsi="Times New Roman" w:eastAsia="宋体"/>
+                <w:b w:val="0"/>
+                <w:i w:val="0"/>
+                <w:color w:val="000000"/>
+                <w:sz w:val="21"/>
+              </w:rPr>
+              <w:t>✅</w:t>
+            </w:r>
+          </w:p>
+        </w:tc>
+      </w:tr>
     </w:tbl>
     <w:p>
       <w:pPr>
@@ -6882,7 +7016,7 @@
           <w:color w:val="000000"/>
           <w:sz w:val="24"/>
         </w:rPr>
-        <w:t>，13 个 tag 全部可追溯。</w:t>
+        <w:t>，14 个 tag 全部可追溯。</w:t>
       </w:r>
     </w:p>
     <w:p>
@@ -8231,7 +8365,7 @@
           <w:color w:val="000000"/>
           <w:sz w:val="22"/>
         </w:rPr>
-        <w:t>——多轴软硬件解耦测试架构、C++ 控制环与 Python 编排双层、Robot Profile 参数化、Simulator+Oracle 判定、CiA402/EtherCAT/示教器/安全联锁自动化验证，78 用例 CI 全绿，13 个版本里程碑。</w:t>
+        <w:t>——多轴软硬件解耦测试架构、C++ 控制环与 Python 编排双层、Robot Profile 参数化、Simulator+Oracle 判定、CiA402/EtherCAT/示教器/安全联锁自动化验证，83 用例 CI 全绿，14 个版本里程碑。</w:t>
       </w:r>
     </w:p>
     <w:p>
@@ -8476,7 +8610,7 @@
           <w:color w:val="000000"/>
           <w:sz w:val="22"/>
         </w:rPr>
-        <w:t xml:space="preserve"> Profile（公开规格：轴数、周期、限位、精度），用现有 78 用例在 Simulation 模式全量跑通基线；再 P2.1b 把 SOEM 接到真实 EtherCAT 从站（工控机 Linux + 伺服），跑 test_ethercat 核心用例对齐从站数；最后 jitter/latency/overrun 以真机实测进报告。每一步都有明确验收，不改用例只改配置。</w:t>
+        <w:t xml:space="preserve"> Profile（公开规格：轴数、周期、限位、精度），用现有 83 用例在 Simulation 模式全量跑通基线；再 P2.1b 把 SOEM 接到真实 EtherCAT 从站（工控机 Linux + 伺服），跑 test_ethercat 核心用例对齐从站数；最后 jitter/latency/overrun 以真机实测进报告。每一步都有明确验收，不改用例只改配置。</w:t>
       </w:r>
     </w:p>
     <w:p>
@@ -9196,7 +9330,7 @@
           <w:color w:val="000000"/>
           <w:sz w:val="22"/>
         </w:rPr>
-        <w:t>设计多轴机器人控制器软硬件解耦测试架构，开发 C++ Controller Agent（控制环 + PLCopen 状态机）与 Python/Pytest 测试编排引擎，实现 CiA402 驱动状态机、EtherCAT 虚拟总线、Modbus/实时性量化及异常工况自动验证；构建 Robot Profile 参数化多轴仿真与 Test Oracle，对关节位置、速度钳制、状态机序列、控制周期 jitter/latency/overrun 自动判定；实现虚拟示教器（UI + Playwright）与 TP/1.0 示教器协议模拟器、安全联锁仿真（ESTOP&gt;门&gt;驱动器故障 + 控制器联动）；Robot Adapter 抽象支持 Simulation/HIL 一行切换。78 项用例 CI 全绿，13 个版本里程碑，测试→缺陷→回归闭环。</w:t>
+        <w:t>设计多轴机器人控制器软硬件解耦测试架构，开发 C++ Controller Agent（控制环 + PLCopen 状态机）与 Python/Pytest 测试编排引擎，实现 CiA402 驱动状态机、EtherCAT 虚拟总线、Modbus/实时性量化及异常工况自动验证；构建 Robot Profile 参数化多轴仿真与 Test Oracle，对关节位置、速度钳制、状态机序列、控制周期 jitter/latency/overrun 自动判定；实现虚拟示教器（UI + Playwright）与 TP/1.0 示教器协议模拟器、安全联锁仿真（ESTOP&gt;门&gt;驱动器故障 + 控制器联动）；Robot Adapter 抽象支持 Simulation/HIL 一行切换。83 项用例 CI 全绿，14 个版本里程碑，测试→缺陷→回归闭环。</w:t>
       </w:r>
     </w:p>
     <w:p>

--- a/docs/interview-project-brief.docx
+++ b/docs/interview-project-brief.docx
@@ -75,7 +75,7 @@
           <w:color w:val="000000"/>
           <w:sz w:val="22"/>
         </w:rPr>
-        <w:t>v0.14.0-p3-ops（2026-09-23）</w:t>
+        <w:t>v0.15.0-p3-charts（2026-09-23）</w:t>
       </w:r>
       <w:r>
         <w:rPr>
@@ -95,7 +95,7 @@
           <w:color w:val="000000"/>
           <w:sz w:val="22"/>
         </w:rPr>
-        <w:t>83 项自动化用例</w:t>
+        <w:t>86 项自动化用例</w:t>
       </w:r>
       <w:r>
         <w:rPr>
@@ -474,7 +474,7 @@
           <w:color w:val="000000"/>
           <w:sz w:val="22"/>
         </w:rPr>
-        <w:t>目前已经迭代了 14 个版本 tag，83 个用例全绿，覆盖 CiA402 状态机、EtherCAT 虚拟总线、实时性量化（jitter/latency/overrun）、示教器 UI 和协议模拟器、总线异常注入、安全联锁仿真。架构上做了 Robot Adapter 抽象，未来接真机只需要改配置不改用例。</w:t>
+        <w:t>目前已经迭代了 15 个版本 tag，86 个用例全绿，覆盖 CiA402 状态机、EtherCAT 虚拟总线、实时性量化（jitter/latency/overrun）、示教器 UI 和协议模拟器、总线异常注入、安全联锁仿真。架构上做了 Robot Adapter 抽象，未来接真机只需要改配置不改用例。</w:t>
       </w:r>
     </w:p>
     <w:p>
@@ -832,7 +832,7 @@
                 <w:color w:val="000000"/>
                 <w:sz w:val="21"/>
               </w:rPr>
-              <w:t>虚拟示教器（五块 UI + REST）+ TP/1.0 示教器协议模拟器</w:t>
+              <w:t>虚拟示教器（五块 UI + REST）+ TP/1.0 示教器协议模拟器 + PyQt5 桌面面板</w:t>
             </w:r>
           </w:p>
         </w:tc>
@@ -855,7 +855,7 @@
                 <w:color w:val="000000"/>
                 <w:sz w:val="21"/>
               </w:rPr>
-              <w:t>“示教器被抽象成客户端，UI 与协议模拟器共享控制器契约”</w:t>
+              <w:t>“示教器被抽象成客户端，浏览器 UI / 桌面 QT 面板 / 协议模拟器共享同一控制器契约”</w:t>
             </w:r>
           </w:p>
         </w:tc>
@@ -906,7 +906,7 @@
                 <w:color w:val="000000"/>
                 <w:sz w:val="21"/>
               </w:rPr>
-              <w:t>CI 全绿 + 14 个版本 tag + 测试→缺陷→回归闭环（用例发现 bug 后补回归用例）</w:t>
+              <w:t>CI 全绿 + 15 个版本 tag + 测试→缺陷→回归闭环（用例发现 bug 后补回归用例）</w:t>
             </w:r>
           </w:p>
         </w:tc>
@@ -1461,7 +1461,7 @@
                 <w:color w:val="000000"/>
                 <w:sz w:val="21"/>
               </w:rPr>
-              <w:t>FastAPI + 原生 HTML/JS + Playwright</w:t>
+              <w:t>FastAPI + 原生 HTML/JS + Playwright + PyQt5 桌面 HMI</w:t>
             </w:r>
           </w:p>
         </w:tc>
@@ -1484,7 +1484,7 @@
                 <w:color w:val="000000"/>
                 <w:sz w:val="21"/>
               </w:rPr>
-              <w:t>UI 端到端自动化，断言“操作真实改变控制器状态”而非只点按钮</w:t>
+              <w:t>浏览器 UI 与桌面 QT 面板共享同一 REST 契约；UI 端到端自动化，断言“操作真实改变控制器状态”</w:t>
             </w:r>
           </w:p>
         </w:tc>
@@ -1922,7 +1922,7 @@
           <w:color w:val="303030"/>
           <w:sz w:val="18"/>
         </w:rPr>
-        <w:t>├───────────────────────────────────────────────────────────┤</w:t>
+        <w:t>│ PyQt5 桌面示教器面板（.ui + 业务类，QNetworkAccessManager 调 REST）│  示教器客户端③（QT HMI）</w:t>
       </w:r>
     </w:p>
     <w:p>
@@ -1939,7 +1939,7 @@
           <w:color w:val="303030"/>
           <w:sz w:val="18"/>
         </w:rPr>
-        <w:t>│ Test Orchestrator（Python/Pytest）                         │  测试编排层</w:t>
+        <w:t>├───────────────────────────────────────────────────────────┤</w:t>
       </w:r>
     </w:p>
     <w:p>
@@ -1956,7 +1956,7 @@
           <w:color w:val="303030"/>
           <w:sz w:val="18"/>
         </w:rPr>
-        <w:t>│  Case 调度 · RobotAdapter · Profile · Oracle · 报告/波形   │</w:t>
+        <w:t>│ Test Orchestrator（Python/Pytest）                         │  测试编排层</w:t>
       </w:r>
     </w:p>
     <w:p>
@@ -1973,7 +1973,7 @@
           <w:color w:val="303030"/>
           <w:sz w:val="18"/>
         </w:rPr>
-        <w:t>├────────────────────── gRPC（一次命令）───────────────────────┤</w:t>
+        <w:t>│  Case 调度 · RobotAdapter · Profile · Oracle · 报告/波形   │</w:t>
       </w:r>
     </w:p>
     <w:p>
@@ -1990,7 +1990,7 @@
           <w:color w:val="303030"/>
           <w:sz w:val="18"/>
         </w:rPr>
-        <w:t>│ C++ Controller Agent                                      │  执行层（实时/确定性）</w:t>
+        <w:t>├────────────────────── gRPC（一次命令）───────────────────────┤</w:t>
       </w:r>
     </w:p>
     <w:p>
@@ -2007,7 +2007,7 @@
           <w:color w:val="303030"/>
           <w:sz w:val="18"/>
         </w:rPr>
-        <w:t>│  ControlLoop(cycle_hz) · PLCopen 状态机                   │</w:t>
+        <w:t>│ C++ Controller Agent                                      │  执行层（实时/确定性）</w:t>
       </w:r>
     </w:p>
     <w:p>
@@ -2024,7 +2024,7 @@
           <w:color w:val="303030"/>
           <w:sz w:val="18"/>
         </w:rPr>
-        <w:t>│  Cia402StateMachine ×7 · ObjectDictionary                 │</w:t>
+        <w:t>│  ControlLoop(cycle_hz) · PLCopen 状态机                   │</w:t>
       </w:r>
     </w:p>
     <w:p>
@@ -2041,7 +2041,7 @@
           <w:color w:val="303030"/>
           <w:sz w:val="18"/>
         </w:rPr>
-        <w:t>│  VirtualEthercatBus（PDO 交换+实时统计+故障注入）           │</w:t>
+        <w:t>│  Cia402StateMachine ×7 · ObjectDictionary                 │</w:t>
       </w:r>
     </w:p>
     <w:p>
@@ -2058,7 +2058,7 @@
           <w:color w:val="303030"/>
           <w:sz w:val="18"/>
         </w:rPr>
-        <w:t>│  SafetyStateMachine（安全联锁，P2.2a）                     │</w:t>
+        <w:t>│  VirtualEthercatBus（PDO 交换+实时统计+故障注入）           │</w:t>
       </w:r>
     </w:p>
     <w:p>
@@ -2075,7 +2075,7 @@
           <w:color w:val="303030"/>
           <w:sz w:val="18"/>
         </w:rPr>
-        <w:t>├───────────────────────────────────────────────────────────┤</w:t>
+        <w:t>│  SafetyStateMachine（安全联锁，P2.2a）                     │</w:t>
       </w:r>
     </w:p>
     <w:p>
@@ -2092,7 +2092,7 @@
           <w:color w:val="303030"/>
           <w:sz w:val="18"/>
         </w:rPr>
-        <w:t>│ 被控对象（Plant）                                           │</w:t>
+        <w:t>├───────────────────────────────────────────────────────────┤</w:t>
       </w:r>
     </w:p>
     <w:p>
@@ -2109,7 +2109,7 @@
           <w:color w:val="303030"/>
           <w:sz w:val="18"/>
         </w:rPr>
-        <w:t>│  Robot Simulator（梯形速度剖面/同步PTP）                    │</w:t>
+        <w:t>│ 被控对象（Plant）                                           │</w:t>
       </w:r>
     </w:p>
     <w:p>
@@ -2126,7 +2126,7 @@
           <w:color w:val="303030"/>
           <w:sz w:val="18"/>
         </w:rPr>
-        <w:t>│  VirtualDrive ×7（CiA402 从站仿真）                        │</w:t>
+        <w:t>│  Robot Simulator（梯形速度剖面/同步PTP）                    │</w:t>
       </w:r>
     </w:p>
     <w:p>
@@ -2143,7 +2143,7 @@
           <w:color w:val="303030"/>
           <w:sz w:val="18"/>
         </w:rPr>
-        <w:t>├───────────────────────────────────────────────────────────┤</w:t>
+        <w:t>│  VirtualDrive ×7（CiA402 从站仿真）                        │</w:t>
       </w:r>
     </w:p>
     <w:p>
@@ -2160,7 +2160,7 @@
           <w:color w:val="303030"/>
           <w:sz w:val="18"/>
         </w:rPr>
-        <w:t>│ Test Oracle（判定层）                                       │</w:t>
+        <w:t>├───────────────────────────────────────────────────────────┤</w:t>
       </w:r>
     </w:p>
     <w:p>
@@ -2177,7 +2177,7 @@
           <w:color w:val="303030"/>
           <w:sz w:val="18"/>
         </w:rPr>
-        <w:t>│  Position/Velocity/Trajectory/Timing/StateMachine         │</w:t>
+        <w:t>│ Test Oracle（判定层）                                       │</w:t>
       </w:r>
     </w:p>
     <w:p>
@@ -2194,6 +2194,23 @@
           <w:color w:val="303030"/>
           <w:sz w:val="18"/>
         </w:rPr>
+        <w:t>│  Position/Velocity/Trajectory/Timing/StateMachine         │</w:t>
+      </w:r>
+    </w:p>
+    <w:p>
+      <w:pPr>
+        <w:spacing w:line="240" w:lineRule="auto" w:before="0" w:after="0"/>
+        <w:jc w:val="left"/>
+        <w:shd w:val="clear" w:color="auto" w:fill="F2F2F2"/>
+      </w:pPr>
+      <w:r>
+        <w:rPr>
+          <w:rFonts w:ascii="Consolas" w:hAnsi="Consolas" w:eastAsia="Consolas"/>
+          <w:b w:val="0"/>
+          <w:i w:val="0"/>
+          <w:color w:val="303030"/>
+          <w:sz w:val="18"/>
+        </w:rPr>
         <w:t>│  CiA402 迁移合法性 · 总线故障语义 · 安全联锁                │</w:t>
       </w:r>
     </w:p>
@@ -3132,7 +3149,7 @@
           <w:color w:val="000000"/>
           <w:sz w:val="24"/>
         </w:rPr>
-        <w:t>：“真机接入点钉死在 EthercatMaster 抽象上——P2.1b 只需在 SoemEthercatBus::init() 里替换成 SOEM 的 ecx_init + 从站扫描，上层 gRPC 和 83 个用例零改动；而且骨架现在就保证无网卡/非 Linux 时报清晰错误，不冒充真机已连接。”</w:t>
+        <w:t>：“真机接入点钉死在 EthercatMaster 抽象上——P2.1b 只需在 SoemEthercatBus::init() 里替换成 SOEM 的 ecx_init + 从站扫描，上层 gRPC 和 86 个用例零改动；而且骨架现在就保证无网卡/非 Linux 时报清晰错误，不冒充真机已连接。”</w:t>
       </w:r>
     </w:p>
     <w:p>
@@ -4168,7 +4185,7 @@
           <w:color w:val="000000"/>
           <w:sz w:val="28"/>
         </w:rPr>
-        <w:t>4.14 管理控制台（P3 → P3-ops：可操作）</w:t>
+        <w:t>4.14 管理控制台（P3 → P3-ops → P3-charts：可操作 + 运行数据曲线）</w:t>
       </w:r>
     </w:p>
     <w:p>
@@ -4274,7 +4291,7 @@
           <w:color w:val="000000"/>
           <w:sz w:val="24"/>
         </w:rPr>
-        <w:t xml:space="preserve"> 运行明细、</w:t>
+        <w:t xml:space="preserve"> 运行明细（含 has_trajectory）、</w:t>
       </w:r>
       <w:r>
         <w:rPr>
@@ -4284,7 +4301,7 @@
           <w:color w:val="000000"/>
           <w:sz w:val="20"/>
         </w:rPr>
-        <w:t>/api/defects</w:t>
+        <w:t>/api/runs/{id}/trajectory</w:t>
       </w:r>
       <w:r>
         <w:rPr>
@@ -4294,7 +4311,7 @@
           <w:color w:val="000000"/>
           <w:sz w:val="24"/>
         </w:rPr>
-        <w:t xml:space="preserve"> 缺陷视图、</w:t>
+        <w:t>（7 轴轨迹抽稀采样）、</w:t>
       </w:r>
       <w:r>
         <w:rPr>
@@ -4304,7 +4321,7 @@
           <w:color w:val="000000"/>
           <w:sz w:val="20"/>
         </w:rPr>
-        <w:t>/api/summary</w:t>
+        <w:t>/api/runs/{id}/waveform</w:t>
       </w:r>
       <w:r>
         <w:rPr>
@@ -4314,7 +4331,7 @@
           <w:color w:val="000000"/>
           <w:sz w:val="24"/>
         </w:rPr>
-        <w:t xml:space="preserve"> 汇总；操作：</w:t>
+        <w:t>（逐周期 jitter/latency JSON）、</w:t>
       </w:r>
       <w:r>
         <w:rPr>
@@ -4324,7 +4341,7 @@
           <w:color w:val="000000"/>
           <w:sz w:val="20"/>
         </w:rPr>
-        <w:t>POST /api/runs</w:t>
+        <w:t>/api/waveforms/{name}</w:t>
       </w:r>
       <w:r>
         <w:rPr>
@@ -4334,7 +4351,7 @@
           <w:color w:val="000000"/>
           <w:sz w:val="24"/>
         </w:rPr>
-        <w:t xml:space="preserve"> 触发后台 pytest（全量或按 11 个分组之一，RTP_WRITE_REPORT=1 落盘新 run）、</w:t>
+        <w:t>（全局波形 SVG）、</w:t>
       </w:r>
       <w:r>
         <w:rPr>
@@ -4344,7 +4361,7 @@
           <w:color w:val="000000"/>
           <w:sz w:val="20"/>
         </w:rPr>
-        <w:t>GET /api/runs/status</w:t>
+        <w:t>/api/defects</w:t>
       </w:r>
       <w:r>
         <w:rPr>
@@ -4354,7 +4371,7 @@
           <w:color w:val="000000"/>
           <w:sz w:val="24"/>
         </w:rPr>
-        <w:t xml:space="preserve"> 进度轮询、</w:t>
+        <w:t xml:space="preserve"> 缺陷视图、</w:t>
       </w:r>
       <w:r>
         <w:rPr>
@@ -4364,7 +4381,7 @@
           <w:color w:val="000000"/>
           <w:sz w:val="20"/>
         </w:rPr>
-        <w:t>POST /api/defects/{id}/close|reopen</w:t>
+        <w:t>/api/summary</w:t>
       </w:r>
       <w:r>
         <w:rPr>
@@ -4374,7 +4391,7 @@
           <w:color w:val="000000"/>
           <w:sz w:val="24"/>
         </w:rPr>
-        <w:t xml:space="preserve"> 人工闭环。</w:t>
+        <w:t xml:space="preserve"> 汇总；操作：</w:t>
       </w:r>
       <w:r>
         <w:rPr>
@@ -4384,6 +4401,66 @@
           <w:color w:val="000000"/>
           <w:sz w:val="20"/>
         </w:rPr>
+        <w:t>POST /api/runs</w:t>
+      </w:r>
+      <w:r>
+        <w:rPr>
+          <w:rFonts w:ascii="Times New Roman" w:hAnsi="Times New Roman" w:eastAsia="宋体"/>
+          <w:b w:val="0"/>
+          <w:i w:val="0"/>
+          <w:color w:val="000000"/>
+          <w:sz w:val="24"/>
+        </w:rPr>
+        <w:t xml:space="preserve"> 触发后台 pytest（全量或按 11 个分组之一，RTP_WRITE_REPORT=1 落盘新 run）、</w:t>
+      </w:r>
+      <w:r>
+        <w:rPr>
+          <w:rFonts w:ascii="Consolas" w:hAnsi="Consolas" w:eastAsia="Consolas"/>
+          <w:b w:val="0"/>
+          <w:i w:val="0"/>
+          <w:color w:val="000000"/>
+          <w:sz w:val="20"/>
+        </w:rPr>
+        <w:t>GET /api/runs/status</w:t>
+      </w:r>
+      <w:r>
+        <w:rPr>
+          <w:rFonts w:ascii="Times New Roman" w:hAnsi="Times New Roman" w:eastAsia="宋体"/>
+          <w:b w:val="0"/>
+          <w:i w:val="0"/>
+          <w:color w:val="000000"/>
+          <w:sz w:val="24"/>
+        </w:rPr>
+        <w:t xml:space="preserve"> 进度轮询、</w:t>
+      </w:r>
+      <w:r>
+        <w:rPr>
+          <w:rFonts w:ascii="Consolas" w:hAnsi="Consolas" w:eastAsia="Consolas"/>
+          <w:b w:val="0"/>
+          <w:i w:val="0"/>
+          <w:color w:val="000000"/>
+          <w:sz w:val="20"/>
+        </w:rPr>
+        <w:t>POST /api/defects/{id}/close|reopen</w:t>
+      </w:r>
+      <w:r>
+        <w:rPr>
+          <w:rFonts w:ascii="Times New Roman" w:hAnsi="Times New Roman" w:eastAsia="宋体"/>
+          <w:b w:val="0"/>
+          <w:i w:val="0"/>
+          <w:color w:val="000000"/>
+          <w:sz w:val="24"/>
+        </w:rPr>
+        <w:t xml:space="preserve"> 人工闭环。</w:t>
+      </w:r>
+      <w:r>
+        <w:rPr>
+          <w:rFonts w:ascii="Consolas" w:hAnsi="Consolas" w:eastAsia="Consolas"/>
+          <w:b w:val="0"/>
+          <w:i w:val="0"/>
+          <w:color w:val="000000"/>
+          <w:sz w:val="20"/>
+        </w:rPr>
         <w:t>frontend/index.html</w:t>
       </w:r>
       <w:r>
@@ -4394,7 +4471,27 @@
           <w:color w:val="000000"/>
           <w:sz w:val="24"/>
         </w:rPr>
-        <w:t xml:space="preserve"> 零依赖单页：运行按钮（分组下拉）、运行中徽章 + 3s 轮询、运行行点击展开逐用例明细、缺陷面板关闭/重开按钮（MANUAL 标记）。</w:t>
+        <w:t xml:space="preserve"> 零依赖单页：运行按钮（分组下拉）、运行中徽章 + 3s 轮询、运行行点击展开逐用例明细 + </w:t>
+      </w:r>
+      <w:r>
+        <w:rPr>
+          <w:rFonts w:ascii="Times New Roman" w:hAnsi="Times New Roman" w:eastAsia="宋体"/>
+          <w:b/>
+          <w:i w:val="0"/>
+          <w:color w:val="000000"/>
+          <w:sz w:val="24"/>
+        </w:rPr>
+        <w:t>7 轴轨迹曲线（位置/速度/加速度切换，trajectory.csv 抽稀 400 点 SVG 折线）</w:t>
+      </w:r>
+      <w:r>
+        <w:rPr>
+          <w:rFonts w:ascii="Times New Roman" w:hAnsi="Times New Roman" w:eastAsia="宋体"/>
+          <w:b w:val="0"/>
+          <w:i w:val="0"/>
+          <w:color w:val="000000"/>
+          <w:sz w:val="24"/>
+        </w:rPr>
+        <w:t xml:space="preserve"> + 逐周期 jitter/latency 波形、实时性波形面板（全局 SVG）、缺陷关闭/重开（MANUAL 标记）。</w:t>
       </w:r>
     </w:p>
     <w:p>
@@ -4440,7 +4537,7 @@
           <w:color w:val="000000"/>
           <w:sz w:val="24"/>
         </w:rPr>
-        <w:t xml:space="preserve"> 9 项——清单结构、运行历史结构、自动闭环语义、汇总一致性 + 触发运行（fake runner 注入）、运行中状态、分组与未知分组 400、并发 409、运行明细 404、人工关闭/重开（状态落在注入的 REPORTS，不污染真实数据）。</w:t>
+        <w:t xml:space="preserve"> 12 项——清单结构、运行历史结构、自动闭环语义、汇总一致性、run 级逐周期波形 JSON、触发运行、运行中状态、分组/未知分组 400、并发 409、运行明细 404、轨迹曲线 API（抽稀结构/404）、波形 SVG 端点（200/404/路径穿越防护）。</w:t>
       </w:r>
     </w:p>
     <w:p>
@@ -4466,7 +4563,7 @@
           <w:color w:val="000000"/>
           <w:sz w:val="24"/>
         </w:rPr>
-        <w:t>：后台运行用 subprocess 隔离（同一时间仅一个，运行中按钮禁用）；缺陷人工状态以用例名为稳定 key 存 defect_state.json（BUG 序号随运行轮次漂移，不能做 key）；人工状态覆盖自动派生并标 MANUAL。</w:t>
+        <w:t>：曲线全部由真实运行产物驱动——trajectory.csv（C++ Agent 逐周期采样）抽稀后返 JSON，前端零依赖 SVG 折线；run 级 waveform.json 与全局 waveforms/*.svg 双通道；后台运行 subprocess 隔离 + agent 运行时 PATH 补齐（RTP_MSYS_ROOT 可覆盖）；缺陷人工状态以用例名为稳定 key（BUG 序号随轮次漂移）。</w:t>
       </w:r>
     </w:p>
     <w:p>
@@ -4492,11 +4589,1160 @@
           <w:color w:val="000000"/>
           <w:sz w:val="24"/>
         </w:rPr>
-        <w:t>：“管理侧从只读升级为可操作：在页面上触发一次真实测试运行、看逐用例明细、人工关闭/重开缺陷——测试数据和缺陷的关系是自动化的，人工操作以状态文件覆盖自动状态且全部可回溯。”</w:t>
+        <w:t>：“管理侧不只管用例和缺陷，还直接展示运行过程数据：点开一次真实运行的明细，能看到 7 轴位置/速度/加速度轨迹曲线和逐周期 jitter/latency 波形——这些曲线全部来自 C++ Agent 的周期采样和测试产物，不是模拟数据，验证结果和过程数据是一体的。”</w:t>
       </w:r>
     </w:p>
     <w:p>
       <w:pPr>
+        <w:pStyle w:val="Heading2"/>
+      </w:pPr>
+      <w:r>
+        <w:rPr>
+          <w:rFonts w:ascii="Times New Roman" w:hAnsi="Times New Roman" w:eastAsia="宋体"/>
+          <w:b/>
+          <w:i w:val="0"/>
+          <w:color w:val="000000"/>
+          <w:sz w:val="28"/>
+        </w:rPr>
+        <w:t>4.15 PyQt5 桌面示教器面板（示教器客户端③，补齐 QT 缺口）</w:t>
+      </w:r>
+    </w:p>
+    <w:p>
+      <w:pPr>
+        <w:pStyle w:val="ListBullet"/>
+        <w:spacing w:line="360" w:lineRule="auto" w:before="0" w:after="40"/>
+      </w:pPr>
+      <w:r>
+        <w:rPr>
+          <w:rFonts w:ascii="Times New Roman" w:hAnsi="Times New Roman" w:eastAsia="宋体"/>
+          <w:b/>
+          <w:i w:val="0"/>
+          <w:color w:val="000000"/>
+          <w:sz w:val="24"/>
+        </w:rPr>
+        <w:t>干什么</w:t>
+      </w:r>
+      <w:r>
+        <w:rPr>
+          <w:rFonts w:ascii="Times New Roman" w:hAnsi="Times New Roman" w:eastAsia="宋体"/>
+          <w:b w:val="0"/>
+          <w:i w:val="0"/>
+          <w:color w:val="000000"/>
+          <w:sz w:val="24"/>
+        </w:rPr>
+        <w:t>：</w:t>
+      </w:r>
+      <w:r>
+        <w:rPr>
+          <w:rFonts w:ascii="Consolas" w:hAnsi="Consolas" w:eastAsia="Consolas"/>
+          <w:b w:val="0"/>
+          <w:i w:val="0"/>
+          <w:color w:val="000000"/>
+          <w:sz w:val="20"/>
+        </w:rPr>
+        <w:t>teach_pendant/qt_panel.py</w:t>
+      </w:r>
+      <w:r>
+        <w:rPr>
+          <w:rFonts w:ascii="Times New Roman" w:hAnsi="Times New Roman" w:eastAsia="宋体"/>
+          <w:b w:val="0"/>
+          <w:i w:val="0"/>
+          <w:color w:val="000000"/>
+          <w:sz w:val="24"/>
+        </w:rPr>
+        <w:t xml:space="preserve">（业务类）+ </w:t>
+      </w:r>
+      <w:r>
+        <w:rPr>
+          <w:rFonts w:ascii="Consolas" w:hAnsi="Consolas" w:eastAsia="Consolas"/>
+          <w:b w:val="0"/>
+          <w:i w:val="0"/>
+          <w:color w:val="000000"/>
+          <w:sz w:val="20"/>
+        </w:rPr>
+        <w:t>qt_panel.ui</w:t>
+      </w:r>
+      <w:r>
+        <w:rPr>
+          <w:rFonts w:ascii="Times New Roman" w:hAnsi="Times New Roman" w:eastAsia="宋体"/>
+          <w:b w:val="0"/>
+          <w:i w:val="0"/>
+          <w:color w:val="000000"/>
+          <w:sz w:val="24"/>
+        </w:rPr>
+        <w:t xml:space="preserve">（Qt Designer UI）+ </w:t>
+      </w:r>
+      <w:r>
+        <w:rPr>
+          <w:rFonts w:ascii="Consolas" w:hAnsi="Consolas" w:eastAsia="Consolas"/>
+          <w:b w:val="0"/>
+          <w:i w:val="0"/>
+          <w:color w:val="000000"/>
+          <w:sz w:val="20"/>
+        </w:rPr>
+        <w:t>ui_qt_panel.py</w:t>
+      </w:r>
+      <w:r>
+        <w:rPr>
+          <w:rFonts w:ascii="Times New Roman" w:hAnsi="Times New Roman" w:eastAsia="宋体"/>
+          <w:b w:val="0"/>
+          <w:i w:val="0"/>
+          <w:color w:val="000000"/>
+          <w:sz w:val="24"/>
+        </w:rPr>
+        <w:t xml:space="preserve">（pyuic5 生成）。用 </w:t>
+      </w:r>
+      <w:r>
+        <w:rPr>
+          <w:rFonts w:ascii="Consolas" w:hAnsi="Consolas" w:eastAsia="Consolas"/>
+          <w:b w:val="0"/>
+          <w:i w:val="0"/>
+          <w:color w:val="000000"/>
+          <w:sz w:val="20"/>
+        </w:rPr>
+        <w:t>QNetworkAccessManager</w:t>
+      </w:r>
+      <w:r>
+        <w:rPr>
+          <w:rFonts w:ascii="Times New Roman" w:hAnsi="Times New Roman" w:eastAsia="宋体"/>
+          <w:b w:val="0"/>
+          <w:i w:val="0"/>
+          <w:color w:val="000000"/>
+          <w:sz w:val="24"/>
+        </w:rPr>
+        <w:t>（QT 原生异步网络栈）调 teach_pendant REST（</w:t>
+      </w:r>
+      <w:r>
+        <w:rPr>
+          <w:rFonts w:ascii="Consolas" w:hAnsi="Consolas" w:eastAsia="Consolas"/>
+          <w:b w:val="0"/>
+          <w:i w:val="0"/>
+          <w:color w:val="000000"/>
+          <w:sz w:val="20"/>
+        </w:rPr>
+        <w:t>/api/servo</w:t>
+      </w:r>
+      <w:r>
+        <w:rPr>
+          <w:rFonts w:ascii="Times New Roman" w:hAnsi="Times New Roman" w:eastAsia="宋体"/>
+          <w:b w:val="0"/>
+          <w:i w:val="0"/>
+          <w:color w:val="000000"/>
+          <w:sz w:val="24"/>
+        </w:rPr>
+        <w:t>、</w:t>
+      </w:r>
+      <w:r>
+        <w:rPr>
+          <w:rFonts w:ascii="Consolas" w:hAnsi="Consolas" w:eastAsia="Consolas"/>
+          <w:b w:val="0"/>
+          <w:i w:val="0"/>
+          <w:color w:val="000000"/>
+          <w:sz w:val="20"/>
+        </w:rPr>
+        <w:t>/api/jog</w:t>
+      </w:r>
+      <w:r>
+        <w:rPr>
+          <w:rFonts w:ascii="Times New Roman" w:hAnsi="Times New Roman" w:eastAsia="宋体"/>
+          <w:b w:val="0"/>
+          <w:i w:val="0"/>
+          <w:color w:val="000000"/>
+          <w:sz w:val="24"/>
+        </w:rPr>
+        <w:t>、</w:t>
+      </w:r>
+      <w:r>
+        <w:rPr>
+          <w:rFonts w:ascii="Consolas" w:hAnsi="Consolas" w:eastAsia="Consolas"/>
+          <w:b w:val="0"/>
+          <w:i w:val="0"/>
+          <w:color w:val="000000"/>
+          <w:sz w:val="20"/>
+        </w:rPr>
+        <w:t>/api/status</w:t>
+      </w:r>
+      <w:r>
+        <w:rPr>
+          <w:rFonts w:ascii="Times New Roman" w:hAnsi="Times New Roman" w:eastAsia="宋体"/>
+          <w:b w:val="0"/>
+          <w:i w:val="0"/>
+          <w:color w:val="000000"/>
+          <w:sz w:val="24"/>
+        </w:rPr>
+        <w:t>、</w:t>
+      </w:r>
+      <w:r>
+        <w:rPr>
+          <w:rFonts w:ascii="Consolas" w:hAnsi="Consolas" w:eastAsia="Consolas"/>
+          <w:b w:val="0"/>
+          <w:i w:val="0"/>
+          <w:color w:val="000000"/>
+          <w:sz w:val="20"/>
+        </w:rPr>
+        <w:t>/api/home</w:t>
+      </w:r>
+      <w:r>
+        <w:rPr>
+          <w:rFonts w:ascii="Times New Roman" w:hAnsi="Times New Roman" w:eastAsia="宋体"/>
+          <w:b w:val="0"/>
+          <w:i w:val="0"/>
+          <w:color w:val="000000"/>
+          <w:sz w:val="24"/>
+        </w:rPr>
+        <w:t>、</w:t>
+      </w:r>
+      <w:r>
+        <w:rPr>
+          <w:rFonts w:ascii="Consolas" w:hAnsi="Consolas" w:eastAsia="Consolas"/>
+          <w:b w:val="0"/>
+          <w:i w:val="0"/>
+          <w:color w:val="000000"/>
+          <w:sz w:val="20"/>
+        </w:rPr>
+        <w:t>/api/alarm</w:t>
+      </w:r>
+      <w:r>
+        <w:rPr>
+          <w:rFonts w:ascii="Times New Roman" w:hAnsi="Times New Roman" w:eastAsia="宋体"/>
+          <w:b w:val="0"/>
+          <w:i w:val="0"/>
+          <w:color w:val="000000"/>
+          <w:sz w:val="24"/>
+        </w:rPr>
+        <w:t>、</w:t>
+      </w:r>
+      <w:r>
+        <w:rPr>
+          <w:rFonts w:ascii="Consolas" w:hAnsi="Consolas" w:eastAsia="Consolas"/>
+          <w:b w:val="0"/>
+          <w:i w:val="0"/>
+          <w:color w:val="000000"/>
+          <w:sz w:val="20"/>
+        </w:rPr>
+        <w:t>/api/move_absolute</w:t>
+      </w:r>
+      <w:r>
+        <w:rPr>
+          <w:rFonts w:ascii="Times New Roman" w:hAnsi="Times New Roman" w:eastAsia="宋体"/>
+          <w:b w:val="0"/>
+          <w:i w:val="0"/>
+          <w:color w:val="000000"/>
+          <w:sz w:val="24"/>
+        </w:rPr>
+        <w:t>），是示教器的</w:t>
+      </w:r>
+      <w:r>
+        <w:rPr>
+          <w:rFonts w:ascii="Times New Roman" w:hAnsi="Times New Roman" w:eastAsia="宋体"/>
+          <w:b/>
+          <w:i w:val="0"/>
+          <w:color w:val="000000"/>
+          <w:sz w:val="24"/>
+        </w:rPr>
+        <w:t>桌面 HMI</w:t>
+      </w:r>
+      <w:r>
+        <w:rPr>
+          <w:rFonts w:ascii="Times New Roman" w:hAnsi="Times New Roman" w:eastAsia="宋体"/>
+          <w:b w:val="0"/>
+          <w:i w:val="0"/>
+          <w:color w:val="000000"/>
+          <w:sz w:val="24"/>
+        </w:rPr>
+        <w:t xml:space="preserve"> 第三客户端，与浏览器 UI、TP/1.0 协议模拟器共享同一控制器契约。</w:t>
+      </w:r>
+    </w:p>
+    <w:p>
+      <w:pPr>
+        <w:pStyle w:val="ListBullet"/>
+        <w:spacing w:line="360" w:lineRule="auto" w:before="0" w:after="40"/>
+      </w:pPr>
+      <w:r>
+        <w:rPr>
+          <w:rFonts w:ascii="Times New Roman" w:hAnsi="Times New Roman" w:eastAsia="宋体"/>
+          <w:b/>
+          <w:i w:val="0"/>
+          <w:color w:val="000000"/>
+          <w:sz w:val="24"/>
+        </w:rPr>
+        <w:t>工程结构（贴近工业 Qt Creator 工作流）</w:t>
+      </w:r>
+      <w:r>
+        <w:rPr>
+          <w:rFonts w:ascii="Times New Roman" w:hAnsi="Times New Roman" w:eastAsia="宋体"/>
+          <w:b w:val="0"/>
+          <w:i w:val="0"/>
+          <w:color w:val="000000"/>
+          <w:sz w:val="24"/>
+        </w:rPr>
+        <w:t>：</w:t>
+      </w:r>
+      <w:r>
+        <w:rPr>
+          <w:rFonts w:ascii="Consolas" w:hAnsi="Consolas" w:eastAsia="Consolas"/>
+          <w:b w:val="0"/>
+          <w:i w:val="0"/>
+          <w:color w:val="000000"/>
+          <w:sz w:val="20"/>
+        </w:rPr>
+        <w:t>qt_panel.ui</w:t>
+      </w:r>
+      <w:r>
+        <w:rPr>
+          <w:rFonts w:ascii="Times New Roman" w:hAnsi="Times New Roman" w:eastAsia="宋体"/>
+          <w:b w:val="0"/>
+          <w:i w:val="0"/>
+          <w:color w:val="000000"/>
+          <w:sz w:val="24"/>
+        </w:rPr>
+        <w:t xml:space="preserve">（设计）→ </w:t>
+      </w:r>
+      <w:r>
+        <w:rPr>
+          <w:rFonts w:ascii="Consolas" w:hAnsi="Consolas" w:eastAsia="Consolas"/>
+          <w:b w:val="0"/>
+          <w:i w:val="0"/>
+          <w:color w:val="000000"/>
+          <w:sz w:val="20"/>
+        </w:rPr>
+        <w:t>pyuic5 qt_panel.ui -o ui_qt_panel.py</w:t>
+      </w:r>
+      <w:r>
+        <w:rPr>
+          <w:rFonts w:ascii="Times New Roman" w:hAnsi="Times New Roman" w:eastAsia="宋体"/>
+          <w:b w:val="0"/>
+          <w:i w:val="0"/>
+          <w:color w:val="000000"/>
+          <w:sz w:val="24"/>
+        </w:rPr>
+        <w:t xml:space="preserve">（生成 UI 类，勿手改）→ </w:t>
+      </w:r>
+      <w:r>
+        <w:rPr>
+          <w:rFonts w:ascii="Consolas" w:hAnsi="Consolas" w:eastAsia="Consolas"/>
+          <w:b w:val="0"/>
+          <w:i w:val="0"/>
+          <w:color w:val="000000"/>
+          <w:sz w:val="20"/>
+        </w:rPr>
+        <w:t>qt_panel.py</w:t>
+      </w:r>
+      <w:r>
+        <w:rPr>
+          <w:rFonts w:ascii="Times New Roman" w:hAnsi="Times New Roman" w:eastAsia="宋体"/>
+          <w:b w:val="0"/>
+          <w:i w:val="0"/>
+          <w:color w:val="000000"/>
+          <w:sz w:val="24"/>
+        </w:rPr>
+        <w:t xml:space="preserve">（业务类 </w:t>
+      </w:r>
+      <w:r>
+        <w:rPr>
+          <w:rFonts w:ascii="Consolas" w:hAnsi="Consolas" w:eastAsia="Consolas"/>
+          <w:b w:val="0"/>
+          <w:i w:val="0"/>
+          <w:color w:val="000000"/>
+          <w:sz w:val="20"/>
+        </w:rPr>
+        <w:t>QTTeachPendant(QMainWindow, Ui_QtTeachPendant)</w:t>
+      </w:r>
+      <w:r>
+        <w:rPr>
+          <w:rFonts w:ascii="Times New Roman" w:hAnsi="Times New Roman" w:eastAsia="宋体"/>
+          <w:b w:val="0"/>
+          <w:i w:val="0"/>
+          <w:color w:val="000000"/>
+          <w:sz w:val="24"/>
+        </w:rPr>
+        <w:t>，加载 UI + 信号连接 + 控制逻辑）。改 UI 只重跑 pyuic5，业务代码零触碰。</w:t>
+      </w:r>
+    </w:p>
+    <w:p>
+      <w:pPr>
+        <w:pStyle w:val="ListBullet"/>
+        <w:spacing w:line="360" w:lineRule="auto" w:before="0" w:after="40"/>
+      </w:pPr>
+      <w:r>
+        <w:rPr>
+          <w:rFonts w:ascii="Times New Roman" w:hAnsi="Times New Roman" w:eastAsia="宋体"/>
+          <w:b/>
+          <w:i w:val="0"/>
+          <w:color w:val="000000"/>
+          <w:sz w:val="24"/>
+        </w:rPr>
+        <w:t>功能</w:t>
+      </w:r>
+      <w:r>
+        <w:rPr>
+          <w:rFonts w:ascii="Times New Roman" w:hAnsi="Times New Roman" w:eastAsia="宋体"/>
+          <w:b w:val="0"/>
+          <w:i w:val="0"/>
+          <w:color w:val="000000"/>
+          <w:sz w:val="24"/>
+        </w:rPr>
+        <w:t>：7 关节实时角度读数（500ms 轮询）、每关节 +/− 增量 jog、Servo ON/OFF、Stop、Reset、</w:t>
+      </w:r>
+      <w:r>
+        <w:rPr>
+          <w:rFonts w:ascii="Times New Roman" w:hAnsi="Times New Roman" w:eastAsia="宋体"/>
+          <w:b/>
+          <w:i w:val="0"/>
+          <w:color w:val="000000"/>
+          <w:sz w:val="24"/>
+        </w:rPr>
+        <w:t>Home 回零</w:t>
+      </w:r>
+      <w:r>
+        <w:rPr>
+          <w:rFonts w:ascii="Times New Roman" w:hAnsi="Times New Roman" w:eastAsia="宋体"/>
+          <w:b w:val="0"/>
+          <w:i w:val="0"/>
+          <w:color w:val="000000"/>
+          <w:sz w:val="24"/>
+        </w:rPr>
+        <w:t>、Move Absolute、报警面板、操作日志、状态 LED。</w:t>
+      </w:r>
+    </w:p>
+    <w:p>
+      <w:pPr>
+        <w:pStyle w:val="ListBullet"/>
+        <w:spacing w:line="360" w:lineRule="auto" w:before="0" w:after="40"/>
+      </w:pPr>
+      <w:r>
+        <w:rPr>
+          <w:rFonts w:ascii="Times New Roman" w:hAnsi="Times New Roman" w:eastAsia="宋体"/>
+          <w:b/>
+          <w:i w:val="0"/>
+          <w:color w:val="000000"/>
+          <w:sz w:val="24"/>
+        </w:rPr>
+        <w:t>测试与曲线标签页（桌面端聚合网页端数据）</w:t>
+      </w:r>
+      <w:r>
+        <w:rPr>
+          <w:rFonts w:ascii="Times New Roman" w:hAnsi="Times New Roman" w:eastAsia="宋体"/>
+          <w:b w:val="0"/>
+          <w:i w:val="0"/>
+          <w:color w:val="000000"/>
+          <w:sz w:val="24"/>
+        </w:rPr>
+        <w:t xml:space="preserve">：面板用 </w:t>
+      </w:r>
+      <w:r>
+        <w:rPr>
+          <w:rFonts w:ascii="Consolas" w:hAnsi="Consolas" w:eastAsia="Consolas"/>
+          <w:b w:val="0"/>
+          <w:i w:val="0"/>
+          <w:color w:val="000000"/>
+          <w:sz w:val="20"/>
+        </w:rPr>
+        <w:t>QTabWidget</w:t>
+      </w:r>
+      <w:r>
+        <w:rPr>
+          <w:rFonts w:ascii="Times New Roman" w:hAnsi="Times New Roman" w:eastAsia="宋体"/>
+          <w:b w:val="0"/>
+          <w:i w:val="0"/>
+          <w:color w:val="000000"/>
+          <w:sz w:val="24"/>
+        </w:rPr>
+        <w:t xml:space="preserve"> 分出第二页「测试与曲线」，内嵌 </w:t>
+      </w:r>
+      <w:r>
+        <w:rPr>
+          <w:rFonts w:ascii="Consolas" w:hAnsi="Consolas" w:eastAsia="Consolas"/>
+          <w:b w:val="0"/>
+          <w:i w:val="0"/>
+          <w:color w:val="000000"/>
+          <w:sz w:val="20"/>
+        </w:rPr>
+        <w:t>QWebEngineView</w:t>
+      </w:r>
+      <w:r>
+        <w:rPr>
+          <w:rFonts w:ascii="Times New Roman" w:hAnsi="Times New Roman" w:eastAsia="宋体"/>
+          <w:b w:val="0"/>
+          <w:i w:val="0"/>
+          <w:color w:val="000000"/>
+          <w:sz w:val="24"/>
+        </w:rPr>
+        <w:t xml:space="preserve"> 直接加载管理控制台单页（</w:t>
+      </w:r>
+      <w:r>
+        <w:rPr>
+          <w:rFonts w:ascii="Consolas" w:hAnsi="Consolas" w:eastAsia="Consolas"/>
+          <w:b w:val="0"/>
+          <w:i w:val="0"/>
+          <w:color w:val="000000"/>
+          <w:sz w:val="20"/>
+        </w:rPr>
+        <w:t>frontend/index.html</w:t>
+      </w:r>
+      <w:r>
+        <w:rPr>
+          <w:rFonts w:ascii="Times New Roman" w:hAnsi="Times New Roman" w:eastAsia="宋体"/>
+          <w:b w:val="0"/>
+          <w:i w:val="0"/>
+          <w:color w:val="000000"/>
+          <w:sz w:val="24"/>
+        </w:rPr>
+        <w:t>），</w:t>
+      </w:r>
+      <w:r>
+        <w:rPr>
+          <w:rFonts w:ascii="Times New Roman" w:hAnsi="Times New Roman" w:eastAsia="宋体"/>
+          <w:b/>
+          <w:i w:val="0"/>
+          <w:color w:val="000000"/>
+          <w:sz w:val="24"/>
+        </w:rPr>
+        <w:t>复用其用例清单 / 运行历史 / 缺陷视图 / 逐周期 jitter·latency 数据曲线（SVG）</w:t>
+      </w:r>
+      <w:r>
+        <w:rPr>
+          <w:rFonts w:ascii="Times New Roman" w:hAnsi="Times New Roman" w:eastAsia="宋体"/>
+          <w:b w:val="0"/>
+          <w:i w:val="0"/>
+          <w:color w:val="000000"/>
+          <w:sz w:val="24"/>
+        </w:rPr>
+        <w:t xml:space="preserve">，零重写、保真度最高。控制台由 </w:t>
+      </w:r>
+      <w:r>
+        <w:rPr>
+          <w:rFonts w:ascii="Consolas" w:hAnsi="Consolas" w:eastAsia="Consolas"/>
+          <w:b w:val="0"/>
+          <w:i w:val="0"/>
+          <w:color w:val="000000"/>
+          <w:sz w:val="20"/>
+        </w:rPr>
+        <w:t>app/console.py</w:t>
+      </w:r>
+      <w:r>
+        <w:rPr>
+          <w:rFonts w:ascii="Times New Roman" w:hAnsi="Times New Roman" w:eastAsia="宋体"/>
+          <w:b w:val="0"/>
+          <w:i w:val="0"/>
+          <w:color w:val="000000"/>
+          <w:sz w:val="24"/>
+        </w:rPr>
+        <w:t xml:space="preserve">（FastAPI）托管，只读查看无需控制器 agent；曲线来自 </w:t>
+      </w:r>
+      <w:r>
+        <w:rPr>
+          <w:rFonts w:ascii="Consolas" w:hAnsi="Consolas" w:eastAsia="Consolas"/>
+          <w:b w:val="0"/>
+          <w:i w:val="0"/>
+          <w:color w:val="000000"/>
+          <w:sz w:val="20"/>
+        </w:rPr>
+        <w:t>reports/run_*/waveform.json</w:t>
+      </w:r>
+      <w:r>
+        <w:rPr>
+          <w:rFonts w:ascii="Times New Roman" w:hAnsi="Times New Roman" w:eastAsia="宋体"/>
+          <w:b w:val="0"/>
+          <w:i w:val="0"/>
+          <w:color w:val="000000"/>
+          <w:sz w:val="24"/>
+        </w:rPr>
+        <w:t>（全量或“波形报告”分组运行产出）。</w:t>
+      </w:r>
+    </w:p>
+    <w:p>
+      <w:pPr>
+        <w:pStyle w:val="ListBullet"/>
+        <w:spacing w:line="360" w:lineRule="auto" w:before="0" w:after="40"/>
+      </w:pPr>
+      <w:r>
+        <w:rPr>
+          <w:rFonts w:ascii="Times New Roman" w:hAnsi="Times New Roman" w:eastAsia="宋体"/>
+          <w:b/>
+          <w:i w:val="0"/>
+          <w:color w:val="000000"/>
+          <w:sz w:val="24"/>
+        </w:rPr>
+        <w:t>怎么跑通这一页</w:t>
+      </w:r>
+      <w:r>
+        <w:rPr>
+          <w:rFonts w:ascii="Times New Roman" w:hAnsi="Times New Roman" w:eastAsia="宋体"/>
+          <w:b w:val="0"/>
+          <w:i w:val="0"/>
+          <w:color w:val="000000"/>
+          <w:sz w:val="24"/>
+        </w:rPr>
+        <w:t xml:space="preserve">：先起控制台 </w:t>
+      </w:r>
+      <w:r>
+        <w:rPr>
+          <w:rFonts w:ascii="Consolas" w:hAnsi="Consolas" w:eastAsia="Consolas"/>
+          <w:b w:val="0"/>
+          <w:i w:val="0"/>
+          <w:color w:val="000000"/>
+          <w:sz w:val="20"/>
+        </w:rPr>
+        <w:t>py -m uvicorn app.console:app --port 58090</w:t>
+      </w:r>
+      <w:r>
+        <w:rPr>
+          <w:rFonts w:ascii="Times New Roman" w:hAnsi="Times New Roman" w:eastAsia="宋体"/>
+          <w:b w:val="0"/>
+          <w:i w:val="0"/>
+          <w:color w:val="000000"/>
+          <w:sz w:val="24"/>
+        </w:rPr>
+        <w:t xml:space="preserve">（或一键 </w:t>
+      </w:r>
+      <w:r>
+        <w:rPr>
+          <w:rFonts w:ascii="Consolas" w:hAnsi="Consolas" w:eastAsia="Consolas"/>
+          <w:b w:val="0"/>
+          <w:i w:val="0"/>
+          <w:color w:val="000000"/>
+          <w:sz w:val="20"/>
+        </w:rPr>
+        <w:t>py teach_pendant/run_real_backend.py</w:t>
+      </w:r>
+      <w:r>
+        <w:rPr>
+          <w:rFonts w:ascii="Times New Roman" w:hAnsi="Times New Roman" w:eastAsia="宋体"/>
+          <w:b w:val="0"/>
+          <w:i w:val="0"/>
+          <w:color w:val="000000"/>
+          <w:sz w:val="24"/>
+        </w:rPr>
+        <w:t xml:space="preserve"> 同时拉 agent+示教器后端+控制台），再用 </w:t>
+      </w:r>
+      <w:r>
+        <w:rPr>
+          <w:rFonts w:ascii="Consolas" w:hAnsi="Consolas" w:eastAsia="Consolas"/>
+          <w:b w:val="0"/>
+          <w:i w:val="0"/>
+          <w:color w:val="000000"/>
+          <w:sz w:val="20"/>
+        </w:rPr>
+        <w:t>py teach_pendant/qt_panel.py --url http://127.0.0.1:58081 --console-url http://127.0.0.1:58090</w:t>
+      </w:r>
+      <w:r>
+        <w:rPr>
+          <w:rFonts w:ascii="Times New Roman" w:hAnsi="Times New Roman" w:eastAsia="宋体"/>
+          <w:b w:val="0"/>
+          <w:i w:val="0"/>
+          <w:color w:val="000000"/>
+          <w:sz w:val="24"/>
+        </w:rPr>
+        <w:t>；切到「测试与曲线」页即可看到与浏览器端一致的测试和曲线。</w:t>
+      </w:r>
+    </w:p>
+    <w:p>
+      <w:pPr>
+        <w:pStyle w:val="ListBullet"/>
+        <w:spacing w:line="360" w:lineRule="auto" w:before="0" w:after="40"/>
+      </w:pPr>
+      <w:r>
+        <w:rPr>
+          <w:rFonts w:ascii="Times New Roman" w:hAnsi="Times New Roman" w:eastAsia="宋体"/>
+          <w:b/>
+          <w:i w:val="0"/>
+          <w:color w:val="000000"/>
+          <w:sz w:val="24"/>
+        </w:rPr>
+        <w:t>两种运行模式</w:t>
+      </w:r>
+      <w:r>
+        <w:rPr>
+          <w:rFonts w:ascii="Times New Roman" w:hAnsi="Times New Roman" w:eastAsia="宋体"/>
+          <w:b w:val="0"/>
+          <w:i w:val="0"/>
+          <w:color w:val="000000"/>
+          <w:sz w:val="24"/>
+        </w:rPr>
+        <w:t xml:space="preserve">：真实模式（先起 </w:t>
+      </w:r>
+      <w:r>
+        <w:rPr>
+          <w:rFonts w:ascii="Consolas" w:hAnsi="Consolas" w:eastAsia="Consolas"/>
+          <w:b w:val="0"/>
+          <w:i w:val="0"/>
+          <w:color w:val="000000"/>
+          <w:sz w:val="20"/>
+        </w:rPr>
+        <w:t>uvicorn teach_pendant.main:app</w:t>
+      </w:r>
+      <w:r>
+        <w:rPr>
+          <w:rFonts w:ascii="Times New Roman" w:hAnsi="Times New Roman" w:eastAsia="宋体"/>
+          <w:b w:val="0"/>
+          <w:i w:val="0"/>
+          <w:color w:val="000000"/>
+          <w:sz w:val="24"/>
+        </w:rPr>
+        <w:t>，连控制器 gRPC）；</w:t>
+      </w:r>
+      <w:r>
+        <w:rPr>
+          <w:rFonts w:ascii="Consolas" w:hAnsi="Consolas" w:eastAsia="Consolas"/>
+          <w:b w:val="0"/>
+          <w:i w:val="0"/>
+          <w:color w:val="000000"/>
+          <w:sz w:val="20"/>
+        </w:rPr>
+        <w:t>--mock</w:t>
+      </w:r>
+      <w:r>
+        <w:rPr>
+          <w:rFonts w:ascii="Times New Roman" w:hAnsi="Times New Roman" w:eastAsia="宋体"/>
+          <w:b w:val="0"/>
+          <w:i w:val="0"/>
+          <w:color w:val="000000"/>
+          <w:sz w:val="24"/>
+        </w:rPr>
+        <w:t xml:space="preserve"> 离线模式（内置 </w:t>
+      </w:r>
+      <w:r>
+        <w:rPr>
+          <w:rFonts w:ascii="Consolas" w:hAnsi="Consolas" w:eastAsia="Consolas"/>
+          <w:b w:val="0"/>
+          <w:i w:val="0"/>
+          <w:color w:val="000000"/>
+          <w:sz w:val="20"/>
+        </w:rPr>
+        <w:t>MockBackend</w:t>
+      </w:r>
+      <w:r>
+        <w:rPr>
+          <w:rFonts w:ascii="Times New Roman" w:hAnsi="Times New Roman" w:eastAsia="宋体"/>
+          <w:b w:val="0"/>
+          <w:i w:val="0"/>
+          <w:color w:val="000000"/>
+          <w:sz w:val="24"/>
+        </w:rPr>
+        <w:t xml:space="preserve"> 仿真控制器，无需 agent 即可演示，直接给面试官看 jog/回零/报警）。</w:t>
+      </w:r>
+    </w:p>
+    <w:p>
+      <w:pPr>
+        <w:pStyle w:val="ListBullet"/>
+        <w:spacing w:line="360" w:lineRule="auto" w:before="0" w:after="40"/>
+      </w:pPr>
+      <w:r>
+        <w:rPr>
+          <w:rFonts w:ascii="Times New Roman" w:hAnsi="Times New Roman" w:eastAsia="宋体"/>
+          <w:b/>
+          <w:i w:val="0"/>
+          <w:color w:val="000000"/>
+          <w:sz w:val="24"/>
+        </w:rPr>
+        <w:t>怎么验证</w:t>
+      </w:r>
+      <w:r>
+        <w:rPr>
+          <w:rFonts w:ascii="Times New Roman" w:hAnsi="Times New Roman" w:eastAsia="宋体"/>
+          <w:b w:val="0"/>
+          <w:i w:val="0"/>
+          <w:color w:val="000000"/>
+          <w:sz w:val="24"/>
+        </w:rPr>
+        <w:t>：</w:t>
+      </w:r>
+      <w:r>
+        <w:rPr>
+          <w:rFonts w:ascii="Consolas" w:hAnsi="Consolas" w:eastAsia="Consolas"/>
+          <w:b w:val="0"/>
+          <w:i w:val="0"/>
+          <w:color w:val="000000"/>
+          <w:sz w:val="20"/>
+        </w:rPr>
+        <w:t>py_compile</w:t>
+      </w:r>
+      <w:r>
+        <w:rPr>
+          <w:rFonts w:ascii="Times New Roman" w:hAnsi="Times New Roman" w:eastAsia="宋体"/>
+          <w:b w:val="0"/>
+          <w:i w:val="0"/>
+          <w:color w:val="000000"/>
+          <w:sz w:val="24"/>
+        </w:rPr>
+        <w:t xml:space="preserve"> + 无头（</w:t>
+      </w:r>
+      <w:r>
+        <w:rPr>
+          <w:rFonts w:ascii="Consolas" w:hAnsi="Consolas" w:eastAsia="Consolas"/>
+          <w:b w:val="0"/>
+          <w:i w:val="0"/>
+          <w:color w:val="000000"/>
+          <w:sz w:val="20"/>
+        </w:rPr>
+        <w:t>QT_QPA_PLATFORM=offscreen</w:t>
+      </w:r>
+      <w:r>
+        <w:rPr>
+          <w:rFonts w:ascii="Times New Roman" w:hAnsi="Times New Roman" w:eastAsia="宋体"/>
+          <w:b w:val="0"/>
+          <w:i w:val="0"/>
+          <w:color w:val="000000"/>
+          <w:sz w:val="24"/>
+        </w:rPr>
+        <w:t>）构建窗口；</w:t>
+      </w:r>
+      <w:r>
+        <w:rPr>
+          <w:rFonts w:ascii="Consolas" w:hAnsi="Consolas" w:eastAsia="Consolas"/>
+          <w:b w:val="0"/>
+          <w:i w:val="0"/>
+          <w:color w:val="000000"/>
+          <w:sz w:val="20"/>
+        </w:rPr>
+        <w:t>--mock</w:t>
+      </w:r>
+      <w:r>
+        <w:rPr>
+          <w:rFonts w:ascii="Times New Roman" w:hAnsi="Times New Roman" w:eastAsia="宋体"/>
+          <w:b w:val="0"/>
+          <w:i w:val="0"/>
+          <w:color w:val="000000"/>
+          <w:sz w:val="24"/>
+        </w:rPr>
+        <w:t xml:space="preserve"> 下 servo→jog→home 关节回零逻辑通过。PyQt5 仅面板依赖，</w:t>
+      </w:r>
+      <w:r>
+        <w:rPr>
+          <w:rFonts w:ascii="Times New Roman" w:hAnsi="Times New Roman" w:eastAsia="宋体"/>
+          <w:b/>
+          <w:i w:val="0"/>
+          <w:color w:val="000000"/>
+          <w:sz w:val="24"/>
+        </w:rPr>
+        <w:t>不进 pytest/CI</w:t>
+      </w:r>
+      <w:r>
+        <w:rPr>
+          <w:rFonts w:ascii="Times New Roman" w:hAnsi="Times New Roman" w:eastAsia="宋体"/>
+          <w:b w:val="0"/>
+          <w:i w:val="0"/>
+          <w:color w:val="000000"/>
+          <w:sz w:val="24"/>
+        </w:rPr>
+        <w:t>（避免 GUI 环境耦合，保持 83 用例全绿）。</w:t>
+      </w:r>
+    </w:p>
+    <w:p>
+      <w:pPr>
+        <w:pStyle w:val="ListBullet"/>
+        <w:spacing w:line="360" w:lineRule="auto" w:before="0" w:after="40"/>
+      </w:pPr>
+      <w:r>
+        <w:rPr>
+          <w:rFonts w:ascii="Times New Roman" w:hAnsi="Times New Roman" w:eastAsia="宋体"/>
+          <w:b/>
+          <w:i w:val="0"/>
+          <w:color w:val="000000"/>
+          <w:sz w:val="24"/>
+        </w:rPr>
+        <w:t>面试怎么说</w:t>
+      </w:r>
+      <w:r>
+        <w:rPr>
+          <w:rFonts w:ascii="Times New Roman" w:hAnsi="Times New Roman" w:eastAsia="宋体"/>
+          <w:b w:val="0"/>
+          <w:i w:val="0"/>
+          <w:color w:val="000000"/>
+          <w:sz w:val="24"/>
+        </w:rPr>
+        <w:t>：“岗位要求 QT/HMI，我补了一个 PyQt5 桌面示教器面板——Qt Designer 画 UI、pyuic 生成代码、业务类接管逻辑，是工业 Qt 标准分工；网络走 QT 原生 QNetworkAccessManager 而非裸 socket，一看就是正经 QT 工程结构，不是脚本玩具。”</w:t>
+      </w:r>
+    </w:p>
+    <w:p>
+      <w:pPr>
+        <w:pStyle w:val="ListBullet"/>
+        <w:spacing w:line="360" w:lineRule="auto" w:before="0" w:after="40"/>
+      </w:pPr>
+      <w:r>
+        <w:rPr>
+          <w:rFonts w:ascii="Times New Roman" w:hAnsi="Times New Roman" w:eastAsia="宋体"/>
+          <w:b/>
+          <w:i w:val="0"/>
+          <w:color w:val="000000"/>
+          <w:sz w:val="24"/>
+        </w:rPr>
+        <w:t>截图/录屏指引（简历素材）</w:t>
+      </w:r>
+      <w:r>
+        <w:rPr>
+          <w:rFonts w:ascii="Times New Roman" w:hAnsi="Times New Roman" w:eastAsia="宋体"/>
+          <w:b w:val="0"/>
+          <w:i w:val="0"/>
+          <w:color w:val="000000"/>
+          <w:sz w:val="24"/>
+        </w:rPr>
+        <w:t>：</w:t>
+      </w:r>
+    </w:p>
+    <w:p>
+      <w:pPr>
+        <w:pStyle w:val="ListNumber"/>
+        <w:spacing w:line="360" w:lineRule="auto" w:before="0" w:after="40"/>
+      </w:pPr>
+      <w:r>
+        <w:rPr>
+          <w:rFonts w:ascii="Times New Roman" w:hAnsi="Times New Roman" w:eastAsia="宋体"/>
+          <w:b w:val="0"/>
+          <w:i w:val="0"/>
+          <w:color w:val="000000"/>
+          <w:sz w:val="24"/>
+        </w:rPr>
+        <w:t>离线演示最快：</w:t>
+      </w:r>
+      <w:r>
+        <w:rPr>
+          <w:rFonts w:ascii="Consolas" w:hAnsi="Consolas" w:eastAsia="Consolas"/>
+          <w:b w:val="0"/>
+          <w:i w:val="0"/>
+          <w:color w:val="000000"/>
+          <w:sz w:val="20"/>
+        </w:rPr>
+        <w:t>python -m teach_pendant.qt_panel --mock</w:t>
+      </w:r>
+      <w:r>
+        <w:rPr>
+          <w:rFonts w:ascii="Times New Roman" w:hAnsi="Times New Roman" w:eastAsia="宋体"/>
+          <w:b w:val="0"/>
+          <w:i w:val="0"/>
+          <w:color w:val="000000"/>
+          <w:sz w:val="24"/>
+        </w:rPr>
+        <w:t xml:space="preserve"> → 点 </w:t>
+      </w:r>
+      <w:r>
+        <w:rPr>
+          <w:rFonts w:ascii="Times New Roman" w:hAnsi="Times New Roman" w:eastAsia="宋体"/>
+          <w:b/>
+          <w:i w:val="0"/>
+          <w:color w:val="000000"/>
+          <w:sz w:val="24"/>
+        </w:rPr>
+        <w:t>Servo ON</w:t>
+      </w:r>
+      <w:r>
+        <w:rPr>
+          <w:rFonts w:ascii="Times New Roman" w:hAnsi="Times New Roman" w:eastAsia="宋体"/>
+          <w:b w:val="0"/>
+          <w:i w:val="0"/>
+          <w:color w:val="000000"/>
+          <w:sz w:val="24"/>
+        </w:rPr>
+        <w:t xml:space="preserve"> → 各关节 </w:t>
+      </w:r>
+      <w:r>
+        <w:rPr>
+          <w:rFonts w:ascii="Consolas" w:hAnsi="Consolas" w:eastAsia="Consolas"/>
+          <w:b w:val="0"/>
+          <w:i w:val="0"/>
+          <w:color w:val="000000"/>
+          <w:sz w:val="20"/>
+        </w:rPr>
+        <w:t>+/−</w:t>
+      </w:r>
+      <w:r>
+        <w:rPr>
+          <w:rFonts w:ascii="Times New Roman" w:hAnsi="Times New Roman" w:eastAsia="宋体"/>
+          <w:b w:val="0"/>
+          <w:i w:val="0"/>
+          <w:color w:val="000000"/>
+          <w:sz w:val="24"/>
+        </w:rPr>
+        <w:t xml:space="preserve"> 按钮使能 → 连点 J0 </w:t>
+      </w:r>
+      <w:r>
+        <w:rPr>
+          <w:rFonts w:ascii="Consolas" w:hAnsi="Consolas" w:eastAsia="Consolas"/>
+          <w:b w:val="0"/>
+          <w:i w:val="0"/>
+          <w:color w:val="000000"/>
+          <w:sz w:val="20"/>
+        </w:rPr>
+        <w:t>+</w:t>
+      </w:r>
+      <w:r>
+        <w:rPr>
+          <w:rFonts w:ascii="Times New Roman" w:hAnsi="Times New Roman" w:eastAsia="宋体"/>
+          <w:b w:val="0"/>
+          <w:i w:val="0"/>
+          <w:color w:val="000000"/>
+          <w:sz w:val="24"/>
+        </w:rPr>
+        <w:t xml:space="preserve"> 看读数实时 +5° 递增 → 点 </w:t>
+      </w:r>
+      <w:r>
+        <w:rPr>
+          <w:rFonts w:ascii="Times New Roman" w:hAnsi="Times New Roman" w:eastAsia="宋体"/>
+          <w:b/>
+          <w:i w:val="0"/>
+          <w:color w:val="000000"/>
+          <w:sz w:val="24"/>
+        </w:rPr>
+        <w:t>Home</w:t>
+      </w:r>
+      <w:r>
+        <w:rPr>
+          <w:rFonts w:ascii="Times New Roman" w:hAnsi="Times New Roman" w:eastAsia="宋体"/>
+          <w:b w:val="0"/>
+          <w:i w:val="0"/>
+          <w:color w:val="000000"/>
+          <w:sz w:val="24"/>
+        </w:rPr>
+        <w:t xml:space="preserve"> 全部回零。</w:t>
+      </w:r>
+    </w:p>
+    <w:p>
+      <w:pPr>
+        <w:pStyle w:val="ListNumber"/>
+        <w:spacing w:line="360" w:lineRule="auto" w:before="0" w:after="40"/>
+      </w:pPr>
+      <w:r>
+        <w:rPr>
+          <w:rFonts w:ascii="Times New Roman" w:hAnsi="Times New Roman" w:eastAsia="宋体"/>
+          <w:b w:val="0"/>
+          <w:i w:val="0"/>
+          <w:color w:val="000000"/>
+          <w:sz w:val="24"/>
+        </w:rPr>
+        <w:t xml:space="preserve">截图点：① 使能后状态 LED 变绿 + 关节读数；② jog 后某关节非零；③ Home 后全部归零且 Log 出现 </w:t>
+      </w:r>
+      <w:r>
+        <w:rPr>
+          <w:rFonts w:ascii="Consolas" w:hAnsi="Consolas" w:eastAsia="Consolas"/>
+          <w:b w:val="0"/>
+          <w:i w:val="0"/>
+          <w:color w:val="000000"/>
+          <w:sz w:val="20"/>
+        </w:rPr>
+        <w:t>home: {...}</w:t>
+      </w:r>
+      <w:r>
+        <w:rPr>
+          <w:rFonts w:ascii="Times New Roman" w:hAnsi="Times New Roman" w:eastAsia="宋体"/>
+          <w:b w:val="0"/>
+          <w:i w:val="0"/>
+          <w:color w:val="000000"/>
+          <w:sz w:val="24"/>
+        </w:rPr>
+        <w:t>。</w:t>
+      </w:r>
+    </w:p>
+    <w:p>
+      <w:pPr>
+        <w:pStyle w:val="ListNumber"/>
+        <w:spacing w:line="360" w:lineRule="auto" w:before="0" w:after="40"/>
+      </w:pPr>
+      <w:r>
+        <w:rPr>
+          <w:rFonts w:ascii="Times New Roman" w:hAnsi="Times New Roman" w:eastAsia="宋体"/>
+          <w:b w:val="0"/>
+          <w:i w:val="0"/>
+          <w:color w:val="000000"/>
+          <w:sz w:val="24"/>
+        </w:rPr>
+        <w:t>录屏（OBS/ShareX，15~30s）：Servo ON → J2 连点 + → Home 回零，旁白“这是 PyQt5 写的示教器桌面端，复用同一套控制器 REST 契约”。</w:t>
+      </w:r>
+    </w:p>
+    <w:p>
+      <w:pPr>
+        <w:pStyle w:val="ListNumber"/>
+        <w:spacing w:line="360" w:lineRule="auto" w:before="0" w:after="40"/>
+      </w:pPr>
+      <w:r>
+        <w:rPr>
+          <w:rFonts w:ascii="Times New Roman" w:hAnsi="Times New Roman" w:eastAsia="宋体"/>
+          <w:b w:val="0"/>
+          <w:i w:val="0"/>
+          <w:color w:val="000000"/>
+          <w:sz w:val="24"/>
+        </w:rPr>
+        <w:t xml:space="preserve">真实模式（有 agent 时）：先 </w:t>
+      </w:r>
+      <w:r>
+        <w:rPr>
+          <w:rFonts w:ascii="Consolas" w:hAnsi="Consolas" w:eastAsia="Consolas"/>
+          <w:b w:val="0"/>
+          <w:i w:val="0"/>
+          <w:color w:val="000000"/>
+          <w:sz w:val="20"/>
+        </w:rPr>
+        <w:t>python -m uvicorn teach_pendant.main:app --port 58081</w:t>
+      </w:r>
+      <w:r>
+        <w:rPr>
+          <w:rFonts w:ascii="Times New Roman" w:hAnsi="Times New Roman" w:eastAsia="宋体"/>
+          <w:b w:val="0"/>
+          <w:i w:val="0"/>
+          <w:color w:val="000000"/>
+          <w:sz w:val="24"/>
+        </w:rPr>
+        <w:t xml:space="preserve">，再 </w:t>
+      </w:r>
+      <w:r>
+        <w:rPr>
+          <w:rFonts w:ascii="Consolas" w:hAnsi="Consolas" w:eastAsia="Consolas"/>
+          <w:b w:val="0"/>
+          <w:i w:val="0"/>
+          <w:color w:val="000000"/>
+          <w:sz w:val="20"/>
+        </w:rPr>
+        <w:t>python -m teach_pendant.qt_panel --url http://127.0.0.1:58081</w:t>
+      </w:r>
+      <w:r>
+        <w:rPr>
+          <w:rFonts w:ascii="Times New Roman" w:hAnsi="Times New Roman" w:eastAsia="宋体"/>
+          <w:b w:val="0"/>
+          <w:i w:val="0"/>
+          <w:color w:val="000000"/>
+          <w:sz w:val="24"/>
+        </w:rPr>
+        <w:t>，操作会真实改变控制器关节状态（与 Playwright 用例同语义）。</w:t>
+      </w:r>
+    </w:p>
+    <w:p>
+      <w:pPr>
+        <w:pStyle w:val="ListNumber"/>
+        <w:spacing w:line="360" w:lineRule="auto" w:before="0" w:after="40"/>
+      </w:pPr>
+      <w:r>
+        <w:rPr>
+          <w:rFonts w:ascii="Times New Roman" w:hAnsi="Times New Roman" w:eastAsia="宋体"/>
+          <w:b w:val="0"/>
+          <w:i w:val="0"/>
+          <w:color w:val="000000"/>
+          <w:sz w:val="24"/>
+        </w:rPr>
+        <w:t xml:space="preserve">测试与曲线页（演示用）：另开 </w:t>
+      </w:r>
+      <w:r>
+        <w:rPr>
+          <w:rFonts w:ascii="Consolas" w:hAnsi="Consolas" w:eastAsia="Consolas"/>
+          <w:b w:val="0"/>
+          <w:i w:val="0"/>
+          <w:color w:val="000000"/>
+          <w:sz w:val="20"/>
+        </w:rPr>
+        <w:t>python -m uvicorn app.console:app --port 58090</w:t>
+      </w:r>
+      <w:r>
+        <w:rPr>
+          <w:rFonts w:ascii="Times New Roman" w:hAnsi="Times New Roman" w:eastAsia="宋体"/>
+          <w:b w:val="0"/>
+          <w:i w:val="0"/>
+          <w:color w:val="000000"/>
+          <w:sz w:val="24"/>
+        </w:rPr>
+        <w:t>，桌面面板切到「测试与曲线」标签页即内嵌控制台网页——点运行历史任意一行展开，能看到逐用例 PASS/FAIL 明细与 jitter/latency 两条数据曲线；这一页直接把“网页端看的测试和曲线”搬到了桌面 HMI，简历素材里可强调“QT 面板聚合了测试报告与波形”。</w:t>
+      </w:r>
+    </w:p>
+    <w:p>
+      <w:pPr>
         <w:pStyle w:val="Heading1"/>
       </w:pPr>
       <w:r>
@@ -4507,7 +5753,7 @@
           <w:color w:val="000000"/>
           <w:sz w:val="32"/>
         </w:rPr>
-        <w:t>5. 测试体系（83 项）</w:t>
+        <w:t>5. 测试体系（86 项）</w:t>
       </w:r>
     </w:p>
     <w:tbl>
@@ -5728,7 +6974,7 @@
                 <w:color w:val="000000"/>
                 <w:sz w:val="21"/>
               </w:rPr>
-              <w:t>9</w:t>
+              <w:t>12</w:t>
             </w:r>
           </w:p>
         </w:tc>
@@ -5774,7 +7020,7 @@
                 <w:color w:val="000000"/>
                 <w:sz w:val="21"/>
               </w:rPr>
-              <w:t>清单/历史/自动闭环/汇总 + 触发运行/状态轮询/并发拒绝/明细/人工闭环</w:t>
+              <w:t>清单/历史/自动闭环/汇总 + 逐周期波形 JSON + 触发运行/状态轮询/并发拒绝/明细/人工闭环 + 轨迹曲线 API/波形 SVG 端点</w:t>
             </w:r>
           </w:p>
         </w:tc>
@@ -5823,7 +7069,7 @@
           <w:color w:val="000000"/>
           <w:sz w:val="32"/>
         </w:rPr>
-        <w:t>6. 工程化与演进（14 个 tag）</w:t>
+        <w:t>6. 工程化与演进（15 个 tag）</w:t>
       </w:r>
     </w:p>
     <w:p>
@@ -6967,6 +8213,80 @@
           </w:p>
         </w:tc>
       </w:tr>
+      <w:tr>
+        <w:trPr>
+          <w:cantSplit/>
+        </w:trPr>
+        <w:tc>
+          <w:tcPr>
+            <w:tcW w:type="dxa" w:w="3024"/>
+            <w:vAlign w:val="center"/>
+          </w:tcPr>
+          <w:p>
+            <w:pPr>
+              <w:spacing w:before="20" w:after="20" w:line="240" w:lineRule="auto"/>
+              <w:ind w:firstLine="0" w:left="0"/>
+              <w:jc w:val="center"/>
+            </w:pPr>
+            <w:r>
+              <w:rPr>
+                <w:rFonts w:ascii="Times New Roman" w:hAnsi="Times New Roman" w:eastAsia="宋体"/>
+                <w:b w:val="0"/>
+                <w:i w:val="0"/>
+                <w:color w:val="000000"/>
+                <w:sz w:val="21"/>
+              </w:rPr>
+              <w:t>v0.15.0-p3-charts</w:t>
+            </w:r>
+          </w:p>
+        </w:tc>
+        <w:tc>
+          <w:tcPr>
+            <w:tcW w:type="dxa" w:w="3024"/>
+            <w:vAlign w:val="center"/>
+          </w:tcPr>
+          <w:p>
+            <w:pPr>
+              <w:spacing w:before="20" w:after="20" w:line="240" w:lineRule="auto"/>
+              <w:ind w:firstLine="0" w:left="0"/>
+              <w:jc w:val="left"/>
+            </w:pPr>
+            <w:r>
+              <w:rPr>
+                <w:rFonts w:ascii="Times New Roman" w:hAnsi="Times New Roman" w:eastAsia="宋体"/>
+                <w:b w:val="0"/>
+                <w:i w:val="0"/>
+                <w:color w:val="000000"/>
+                <w:sz w:val="21"/>
+              </w:rPr>
+              <w:t>运行数据曲线：7 轴轨迹（位置/速度/加速度）+ 逐周期 jitter/latency 波形 + 全局波形面板</w:t>
+            </w:r>
+          </w:p>
+        </w:tc>
+        <w:tc>
+          <w:tcPr>
+            <w:tcW w:type="dxa" w:w="3024"/>
+            <w:vAlign w:val="center"/>
+          </w:tcPr>
+          <w:p>
+            <w:pPr>
+              <w:spacing w:before="20" w:after="20" w:line="240" w:lineRule="auto"/>
+              <w:ind w:firstLine="0" w:left="0"/>
+              <w:jc w:val="left"/>
+            </w:pPr>
+            <w:r>
+              <w:rPr>
+                <w:rFonts w:ascii="Times New Roman" w:hAnsi="Times New Roman" w:eastAsia="宋体"/>
+                <w:b w:val="0"/>
+                <w:i w:val="0"/>
+                <w:color w:val="000000"/>
+                <w:sz w:val="21"/>
+              </w:rPr>
+              <w:t>✅</w:t>
+            </w:r>
+          </w:p>
+        </w:tc>
+      </w:tr>
     </w:tbl>
     <w:p>
       <w:pPr>
@@ -7016,7 +8336,7 @@
           <w:color w:val="000000"/>
           <w:sz w:val="24"/>
         </w:rPr>
-        <w:t>，14 个 tag 全部可追溯。</w:t>
+        <w:t>，15 个 tag 全部可追溯。</w:t>
       </w:r>
     </w:p>
     <w:p>
@@ -8365,7 +9685,7 @@
           <w:color w:val="000000"/>
           <w:sz w:val="22"/>
         </w:rPr>
-        <w:t>——多轴软硬件解耦测试架构、C++ 控制环与 Python 编排双层、Robot Profile 参数化、Simulator+Oracle 判定、CiA402/EtherCAT/示教器/安全联锁自动化验证，83 用例 CI 全绿，14 个版本里程碑。</w:t>
+        <w:t>——多轴软硬件解耦测试架构、C++ 控制环与 Python 编排双层、Robot Profile 参数化、Simulator+Oracle 判定、CiA402/EtherCAT/示教器/安全联锁自动化验证，86 用例 CI 全绿，15 个版本里程碑。</w:t>
       </w:r>
     </w:p>
     <w:p>
@@ -8610,7 +9930,7 @@
           <w:color w:val="000000"/>
           <w:sz w:val="22"/>
         </w:rPr>
-        <w:t xml:space="preserve"> Profile（公开规格：轴数、周期、限位、精度），用现有 83 用例在 Simulation 模式全量跑通基线；再 P2.1b 把 SOEM 接到真实 EtherCAT 从站（工控机 Linux + 伺服），跑 test_ethercat 核心用例对齐从站数；最后 jitter/latency/overrun 以真机实测进报告。每一步都有明确验收，不改用例只改配置。</w:t>
+        <w:t xml:space="preserve"> Profile（公开规格：轴数、周期、限位、精度），用现有 86 用例在 Simulation 模式全量跑通基线；再 P2.1b 把 SOEM 接到真实 EtherCAT 从站（工控机 Linux + 伺服），跑 test_ethercat 核心用例对齐从站数；最后 jitter/latency/overrun 以真机实测进报告。每一步都有明确验收，不改用例只改配置。</w:t>
       </w:r>
     </w:p>
     <w:p>
@@ -9330,7 +10650,7 @@
           <w:color w:val="000000"/>
           <w:sz w:val="22"/>
         </w:rPr>
-        <w:t>设计多轴机器人控制器软硬件解耦测试架构，开发 C++ Controller Agent（控制环 + PLCopen 状态机）与 Python/Pytest 测试编排引擎，实现 CiA402 驱动状态机、EtherCAT 虚拟总线、Modbus/实时性量化及异常工况自动验证；构建 Robot Profile 参数化多轴仿真与 Test Oracle，对关节位置、速度钳制、状态机序列、控制周期 jitter/latency/overrun 自动判定；实现虚拟示教器（UI + Playwright）与 TP/1.0 示教器协议模拟器、安全联锁仿真（ESTOP&gt;门&gt;驱动器故障 + 控制器联动）；Robot Adapter 抽象支持 Simulation/HIL 一行切换。83 项用例 CI 全绿，14 个版本里程碑，测试→缺陷→回归闭环。</w:t>
+        <w:t>设计多轴机器人控制器软硬件解耦测试架构，开发 C++ Controller Agent（控制环 + PLCopen 状态机）与 Python/Pytest 测试编排引擎，实现 CiA402 驱动状态机、EtherCAT 虚拟总线、Modbus/实时性量化及异常工况自动验证；构建 Robot Profile 参数化多轴仿真与 Test Oracle，对关节位置、速度钳制、状态机序列、控制周期 jitter/latency/overrun 自动判定；实现虚拟示教器（UI + Playwright）与 TP/1.0 示教器协议模拟器、安全联锁仿真（ESTOP&gt;门&gt;驱动器故障 + 控制器联动）；Robot Adapter 抽象支持 Simulation/HIL 一行切换。86 项用例 CI 全绿，15 个版本里程碑，测试→缺陷→回归闭环。</w:t>
       </w:r>
     </w:p>
     <w:p>

--- a/docs/interview-project-brief.docx
+++ b/docs/interview-project-brief.docx
@@ -75,7 +75,7 @@
           <w:color w:val="000000"/>
           <w:sz w:val="22"/>
         </w:rPr>
-        <w:t>v0.15.0-p3-charts（2026-09-23）</w:t>
+        <w:t>v0.14.2-teach-pendant-qt-tests / v0.15.0-p3-charts（2026-09-23）</w:t>
       </w:r>
       <w:r>
         <w:rPr>
@@ -95,7 +95,7 @@
           <w:color w:val="000000"/>
           <w:sz w:val="22"/>
         </w:rPr>
-        <w:t>86 项自动化用例</w:t>
+        <w:t>91 项自动化用例</w:t>
       </w:r>
       <w:r>
         <w:rPr>
@@ -474,7 +474,7 @@
           <w:color w:val="000000"/>
           <w:sz w:val="22"/>
         </w:rPr>
-        <w:t>目前已经迭代了 15 个版本 tag，86 个用例全绿，覆盖 CiA402 状态机、EtherCAT 虚拟总线、实时性量化（jitter/latency/overrun）、示教器 UI 和协议模拟器、总线异常注入、安全联锁仿真。架构上做了 Robot Adapter 抽象，未来接真机只需要改配置不改用例。</w:t>
+        <w:t>目前已经迭代了 16 个版本 tag，91 个用例全绿，覆盖 CiA402 状态机、EtherCAT 虚拟总线、实时性量化（jitter/latency/overrun）、示教器 Web UI / Qt 桌面面板 / 协议模拟器、总线异常注入、安全联锁仿真。架构上做了 Robot Adapter 抽象，未来接真机只需要改配置不改用例。</w:t>
       </w:r>
     </w:p>
     <w:p>
@@ -906,7 +906,7 @@
                 <w:color w:val="000000"/>
                 <w:sz w:val="21"/>
               </w:rPr>
-              <w:t>CI 全绿 + 15 个版本 tag + 测试→缺陷→回归闭环（用例发现 bug 后补回归用例）</w:t>
+              <w:t>CI 全绿 + 16 个版本 tag + 测试→缺陷→回归闭环（用例发现 bug 后补回归用例）</w:t>
             </w:r>
           </w:p>
         </w:tc>
@@ -3149,7 +3149,7 @@
           <w:color w:val="000000"/>
           <w:sz w:val="24"/>
         </w:rPr>
-        <w:t>：“真机接入点钉死在 EthercatMaster 抽象上——P2.1b 只需在 SoemEthercatBus::init() 里替换成 SOEM 的 ecx_init + 从站扫描，上层 gRPC 和 86 个用例零改动；而且骨架现在就保证无网卡/非 Linux 时报清晰错误，不冒充真机已连接。”</w:t>
+        <w:t>：“真机接入点钉死在 EthercatMaster 抽象上——P2.1b 只需在 SoemEthercatBus::init() 里替换成 SOEM 的 ecx_init + 从站扫描，上层 gRPC 和 91 个用例零改动；而且骨架现在就保证无网卡/非 Linux 时报清晰错误，不冒充真机已连接。”</w:t>
       </w:r>
     </w:p>
     <w:p>
@@ -4185,7 +4185,7 @@
           <w:color w:val="000000"/>
           <w:sz w:val="28"/>
         </w:rPr>
-        <w:t>4.14 管理控制台（P3 → P3-ops → P3-charts：可操作 + 运行数据曲线）</w:t>
+        <w:t>4.13 示教器 Qt 桌面面板与契约测试（P2.3 路径 B 的第三种形态 + 测试补全）</w:t>
       </w:r>
     </w:p>
     <w:p>
@@ -4221,7 +4221,7 @@
           <w:color w:val="000000"/>
           <w:sz w:val="20"/>
         </w:rPr>
-        <w:t>orchestrator/app/console.py</w:t>
+        <w:t>teach_pendant/qt_panel.py</w:t>
       </w:r>
       <w:r>
         <w:rPr>
@@ -4231,7 +4231,7 @@
           <w:color w:val="000000"/>
           <w:sz w:val="24"/>
         </w:rPr>
-        <w:t xml:space="preserve"> 提供 REST API——只读：</w:t>
+        <w:t xml:space="preserve"> PyQt5 桌面示教器（</w:t>
       </w:r>
       <w:r>
         <w:rPr>
@@ -4241,7 +4241,7 @@
           <w:color w:val="000000"/>
           <w:sz w:val="20"/>
         </w:rPr>
-        <w:t>/api/cases</w:t>
+        <w:t>.ui</w:t>
       </w:r>
       <w:r>
         <w:rPr>
@@ -4251,251 +4251,145 @@
           <w:color w:val="000000"/>
           <w:sz w:val="24"/>
         </w:rPr>
-        <w:t xml:space="preserve"> 用例清单（AST 扫描）、</w:t>
-      </w:r>
-      <w:r>
-        <w:rPr>
-          <w:rFonts w:ascii="Consolas" w:hAnsi="Consolas" w:eastAsia="Consolas"/>
-          <w:b w:val="0"/>
-          <w:i w:val="0"/>
-          <w:color w:val="000000"/>
-          <w:sz w:val="20"/>
-        </w:rPr>
-        <w:t>/api/runs</w:t>
-      </w:r>
-      <w:r>
-        <w:rPr>
-          <w:rFonts w:ascii="Times New Roman" w:hAnsi="Times New Roman" w:eastAsia="宋体"/>
-          <w:b w:val="0"/>
-          <w:i w:val="0"/>
-          <w:color w:val="000000"/>
-          <w:sz w:val="24"/>
-        </w:rPr>
-        <w:t xml:space="preserve"> 运行历史、</w:t>
-      </w:r>
-      <w:r>
-        <w:rPr>
-          <w:rFonts w:ascii="Consolas" w:hAnsi="Consolas" w:eastAsia="Consolas"/>
-          <w:b w:val="0"/>
-          <w:i w:val="0"/>
-          <w:color w:val="000000"/>
-          <w:sz w:val="20"/>
-        </w:rPr>
-        <w:t>/api/runs/{id}</w:t>
-      </w:r>
-      <w:r>
-        <w:rPr>
-          <w:rFonts w:ascii="Times New Roman" w:hAnsi="Times New Roman" w:eastAsia="宋体"/>
-          <w:b w:val="0"/>
-          <w:i w:val="0"/>
-          <w:color w:val="000000"/>
-          <w:sz w:val="24"/>
-        </w:rPr>
-        <w:t xml:space="preserve"> 运行明细（含 has_trajectory）、</w:t>
-      </w:r>
-      <w:r>
-        <w:rPr>
-          <w:rFonts w:ascii="Consolas" w:hAnsi="Consolas" w:eastAsia="Consolas"/>
-          <w:b w:val="0"/>
-          <w:i w:val="0"/>
-          <w:color w:val="000000"/>
-          <w:sz w:val="20"/>
-        </w:rPr>
-        <w:t>/api/runs/{id}/trajectory</w:t>
-      </w:r>
-      <w:r>
-        <w:rPr>
-          <w:rFonts w:ascii="Times New Roman" w:hAnsi="Times New Roman" w:eastAsia="宋体"/>
-          <w:b w:val="0"/>
-          <w:i w:val="0"/>
-          <w:color w:val="000000"/>
-          <w:sz w:val="24"/>
-        </w:rPr>
-        <w:t>（7 轴轨迹抽稀采样）、</w:t>
-      </w:r>
-      <w:r>
-        <w:rPr>
-          <w:rFonts w:ascii="Consolas" w:hAnsi="Consolas" w:eastAsia="Consolas"/>
-          <w:b w:val="0"/>
-          <w:i w:val="0"/>
-          <w:color w:val="000000"/>
-          <w:sz w:val="20"/>
-        </w:rPr>
-        <w:t>/api/runs/{id}/waveform</w:t>
-      </w:r>
-      <w:r>
-        <w:rPr>
-          <w:rFonts w:ascii="Times New Roman" w:hAnsi="Times New Roman" w:eastAsia="宋体"/>
-          <w:b w:val="0"/>
-          <w:i w:val="0"/>
-          <w:color w:val="000000"/>
-          <w:sz w:val="24"/>
-        </w:rPr>
-        <w:t>（逐周期 jitter/latency JSON）、</w:t>
-      </w:r>
-      <w:r>
-        <w:rPr>
-          <w:rFonts w:ascii="Consolas" w:hAnsi="Consolas" w:eastAsia="Consolas"/>
-          <w:b w:val="0"/>
-          <w:i w:val="0"/>
-          <w:color w:val="000000"/>
-          <w:sz w:val="20"/>
-        </w:rPr>
-        <w:t>/api/waveforms/{name}</w:t>
-      </w:r>
-      <w:r>
-        <w:rPr>
-          <w:rFonts w:ascii="Times New Roman" w:hAnsi="Times New Roman" w:eastAsia="宋体"/>
-          <w:b w:val="0"/>
-          <w:i w:val="0"/>
-          <w:color w:val="000000"/>
-          <w:sz w:val="24"/>
-        </w:rPr>
-        <w:t>（全局波形 SVG）、</w:t>
-      </w:r>
-      <w:r>
-        <w:rPr>
-          <w:rFonts w:ascii="Consolas" w:hAnsi="Consolas" w:eastAsia="Consolas"/>
-          <w:b w:val="0"/>
-          <w:i w:val="0"/>
-          <w:color w:val="000000"/>
-          <w:sz w:val="20"/>
-        </w:rPr>
-        <w:t>/api/defects</w:t>
-      </w:r>
-      <w:r>
-        <w:rPr>
-          <w:rFonts w:ascii="Times New Roman" w:hAnsi="Times New Roman" w:eastAsia="宋体"/>
-          <w:b w:val="0"/>
-          <w:i w:val="0"/>
-          <w:color w:val="000000"/>
-          <w:sz w:val="24"/>
-        </w:rPr>
-        <w:t xml:space="preserve"> 缺陷视图、</w:t>
-      </w:r>
-      <w:r>
-        <w:rPr>
-          <w:rFonts w:ascii="Consolas" w:hAnsi="Consolas" w:eastAsia="Consolas"/>
-          <w:b w:val="0"/>
-          <w:i w:val="0"/>
-          <w:color w:val="000000"/>
-          <w:sz w:val="20"/>
-        </w:rPr>
-        <w:t>/api/summary</w:t>
-      </w:r>
-      <w:r>
-        <w:rPr>
-          <w:rFonts w:ascii="Times New Roman" w:hAnsi="Times New Roman" w:eastAsia="宋体"/>
-          <w:b w:val="0"/>
-          <w:i w:val="0"/>
-          <w:color w:val="000000"/>
-          <w:sz w:val="24"/>
-        </w:rPr>
-        <w:t xml:space="preserve"> 汇总；操作：</w:t>
-      </w:r>
-      <w:r>
-        <w:rPr>
-          <w:rFonts w:ascii="Consolas" w:hAnsi="Consolas" w:eastAsia="Consolas"/>
-          <w:b w:val="0"/>
-          <w:i w:val="0"/>
-          <w:color w:val="000000"/>
-          <w:sz w:val="20"/>
-        </w:rPr>
-        <w:t>POST /api/runs</w:t>
-      </w:r>
-      <w:r>
-        <w:rPr>
-          <w:rFonts w:ascii="Times New Roman" w:hAnsi="Times New Roman" w:eastAsia="宋体"/>
-          <w:b w:val="0"/>
-          <w:i w:val="0"/>
-          <w:color w:val="000000"/>
-          <w:sz w:val="24"/>
-        </w:rPr>
-        <w:t xml:space="preserve"> 触发后台 pytest（全量或按 11 个分组之一，RTP_WRITE_REPORT=1 落盘新 run）、</w:t>
-      </w:r>
-      <w:r>
-        <w:rPr>
-          <w:rFonts w:ascii="Consolas" w:hAnsi="Consolas" w:eastAsia="Consolas"/>
-          <w:b w:val="0"/>
-          <w:i w:val="0"/>
-          <w:color w:val="000000"/>
-          <w:sz w:val="20"/>
-        </w:rPr>
-        <w:t>GET /api/runs/status</w:t>
-      </w:r>
-      <w:r>
-        <w:rPr>
-          <w:rFonts w:ascii="Times New Roman" w:hAnsi="Times New Roman" w:eastAsia="宋体"/>
-          <w:b w:val="0"/>
-          <w:i w:val="0"/>
-          <w:color w:val="000000"/>
-          <w:sz w:val="24"/>
-        </w:rPr>
-        <w:t xml:space="preserve"> 进度轮询、</w:t>
-      </w:r>
-      <w:r>
-        <w:rPr>
-          <w:rFonts w:ascii="Consolas" w:hAnsi="Consolas" w:eastAsia="Consolas"/>
-          <w:b w:val="0"/>
-          <w:i w:val="0"/>
-          <w:color w:val="000000"/>
-          <w:sz w:val="20"/>
-        </w:rPr>
-        <w:t>POST /api/defects/{id}/close|reopen</w:t>
-      </w:r>
-      <w:r>
-        <w:rPr>
-          <w:rFonts w:ascii="Times New Roman" w:hAnsi="Times New Roman" w:eastAsia="宋体"/>
-          <w:b w:val="0"/>
-          <w:i w:val="0"/>
-          <w:color w:val="000000"/>
-          <w:sz w:val="24"/>
-        </w:rPr>
-        <w:t xml:space="preserve"> 人工闭环。</w:t>
-      </w:r>
-      <w:r>
-        <w:rPr>
-          <w:rFonts w:ascii="Consolas" w:hAnsi="Consolas" w:eastAsia="Consolas"/>
-          <w:b w:val="0"/>
-          <w:i w:val="0"/>
-          <w:color w:val="000000"/>
-          <w:sz w:val="20"/>
-        </w:rPr>
-        <w:t>frontend/index.html</w:t>
-      </w:r>
-      <w:r>
-        <w:rPr>
-          <w:rFonts w:ascii="Times New Roman" w:hAnsi="Times New Roman" w:eastAsia="宋体"/>
-          <w:b w:val="0"/>
-          <w:i w:val="0"/>
-          <w:color w:val="000000"/>
-          <w:sz w:val="24"/>
-        </w:rPr>
-        <w:t xml:space="preserve"> 零依赖单页：运行按钮（分组下拉）、运行中徽章 + 3s 轮询、运行行点击展开逐用例明细 + </w:t>
-      </w:r>
-      <w:r>
-        <w:rPr>
-          <w:rFonts w:ascii="Times New Roman" w:hAnsi="Times New Roman" w:eastAsia="宋体"/>
-          <w:b/>
-          <w:i w:val="0"/>
-          <w:color w:val="000000"/>
-          <w:sz w:val="24"/>
-        </w:rPr>
-        <w:t>7 轴轨迹曲线（位置/速度/加速度切换，trajectory.csv 抽稀 400 点 SVG 折线）</w:t>
-      </w:r>
-      <w:r>
-        <w:rPr>
-          <w:rFonts w:ascii="Times New Roman" w:hAnsi="Times New Roman" w:eastAsia="宋体"/>
-          <w:b w:val="0"/>
-          <w:i w:val="0"/>
-          <w:color w:val="000000"/>
-          <w:sz w:val="24"/>
-        </w:rPr>
-        <w:t xml:space="preserve"> + 逐周期 jitter/latency 波形、实时性波形面板（全局 SVG）、缺陷关闭/重开（MANUAL 标记）。</w:t>
+        <w:t xml:space="preserve"> + pyuic + 业务类</w:t>
       </w:r>
     </w:p>
     <w:p>
       <w:pPr>
+        <w:spacing w:line="360" w:lineRule="auto" w:before="0" w:after="0"/>
+        <w:ind w:firstLine="480"/>
+      </w:pPr>
+      <w:r>
+        <w:rPr>
+          <w:rFonts w:ascii="Consolas" w:hAnsi="Consolas" w:eastAsia="Consolas"/>
+          <w:b w:val="0"/>
+          <w:i w:val="0"/>
+          <w:color w:val="000000"/>
+          <w:sz w:val="20"/>
+        </w:rPr>
+        <w:t>QTTeachPendant</w:t>
+      </w:r>
+      <w:r>
+        <w:rPr>
+          <w:rFonts w:ascii="Times New Roman" w:hAnsi="Times New Roman" w:eastAsia="宋体"/>
+          <w:b w:val="0"/>
+          <w:i w:val="0"/>
+          <w:color w:val="000000"/>
+          <w:sz w:val="24"/>
+        </w:rPr>
+        <w:t>），与 Web 示教器共用同一控制器契约；</w:t>
+      </w:r>
+      <w:r>
+        <w:rPr>
+          <w:rFonts w:ascii="Consolas" w:hAnsi="Consolas" w:eastAsia="Consolas"/>
+          <w:b w:val="0"/>
+          <w:i w:val="0"/>
+          <w:color w:val="000000"/>
+          <w:sz w:val="20"/>
+        </w:rPr>
+        <w:t>RestBackend</w:t>
+      </w:r>
+      <w:r>
+        <w:rPr>
+          <w:rFonts w:ascii="Times New Roman" w:hAnsi="Times New Roman" w:eastAsia="宋体"/>
+          <w:b w:val="0"/>
+          <w:i w:val="0"/>
+          <w:color w:val="000000"/>
+          <w:sz w:val="24"/>
+        </w:rPr>
+        <w:t>（REST）/</w:t>
+      </w:r>
+    </w:p>
+    <w:p>
+      <w:pPr>
+        <w:spacing w:line="360" w:lineRule="auto" w:before="0" w:after="0"/>
+        <w:ind w:firstLine="480"/>
+      </w:pPr>
+      <w:r>
+        <w:rPr>
+          <w:rFonts w:ascii="Consolas" w:hAnsi="Consolas" w:eastAsia="Consolas"/>
+          <w:b w:val="0"/>
+          <w:i w:val="0"/>
+          <w:color w:val="000000"/>
+          <w:sz w:val="20"/>
+        </w:rPr>
+        <w:t>MockBackend</w:t>
+      </w:r>
+      <w:r>
+        <w:rPr>
+          <w:rFonts w:ascii="Times New Roman" w:hAnsi="Times New Roman" w:eastAsia="宋体"/>
+          <w:b w:val="0"/>
+          <w:i w:val="0"/>
+          <w:color w:val="000000"/>
+          <w:sz w:val="24"/>
+        </w:rPr>
+        <w:t>（离线仿真）双后端，jog 按住连发、HOME 回零、Esc 急停、F11 全屏、</w:t>
+      </w:r>
+    </w:p>
+    <w:p>
+      <w:pPr>
+        <w:spacing w:line="360" w:lineRule="auto" w:before="0" w:after="0"/>
+        <w:ind w:firstLine="480"/>
+      </w:pPr>
+      <w:r>
+        <w:rPr>
+          <w:rFonts w:ascii="Times New Roman" w:hAnsi="Times New Roman" w:eastAsia="宋体"/>
+          <w:b w:val="0"/>
+          <w:i w:val="0"/>
+          <w:color w:val="000000"/>
+          <w:sz w:val="24"/>
+        </w:rPr>
+        <w:t>“测试与曲线”标签页内嵌管理控制台。</w:t>
+      </w:r>
+      <w:r>
+        <w:rPr>
+          <w:rFonts w:ascii="Consolas" w:hAnsi="Consolas" w:eastAsia="Consolas"/>
+          <w:b w:val="0"/>
+          <w:i w:val="0"/>
+          <w:color w:val="000000"/>
+          <w:sz w:val="20"/>
+        </w:rPr>
+        <w:t>MockBackend</w:t>
+      </w:r>
+      <w:r>
+        <w:rPr>
+          <w:rFonts w:ascii="Times New Roman" w:hAnsi="Times New Roman" w:eastAsia="宋体"/>
+          <w:b w:val="0"/>
+          <w:i w:val="0"/>
+          <w:color w:val="000000"/>
+          <w:sz w:val="24"/>
+        </w:rPr>
+        <w:t xml:space="preserve"> 抽为独立模块</w:t>
+      </w:r>
+    </w:p>
+    <w:p>
+      <w:pPr>
+        <w:spacing w:line="360" w:lineRule="auto" w:before="0" w:after="0"/>
+        <w:ind w:firstLine="480"/>
+      </w:pPr>
+      <w:r>
+        <w:rPr>
+          <w:rFonts w:ascii="Consolas" w:hAnsi="Consolas" w:eastAsia="Consolas"/>
+          <w:b w:val="0"/>
+          <w:i w:val="0"/>
+          <w:color w:val="000000"/>
+          <w:sz w:val="20"/>
+        </w:rPr>
+        <w:t>teach_pendant/mock_backend.py</w:t>
+      </w:r>
+      <w:r>
+        <w:rPr>
+          <w:rFonts w:ascii="Times New Roman" w:hAnsi="Times New Roman" w:eastAsia="宋体"/>
+          <w:b w:val="0"/>
+          <w:i w:val="0"/>
+          <w:color w:val="000000"/>
+          <w:sz w:val="24"/>
+        </w:rPr>
+        <w:t>（qt_panel 与测试共用，避免测试引入 QtWebEngine）。</w:t>
+      </w:r>
+    </w:p>
+    <w:p>
+      <w:pPr>
         <w:pStyle w:val="ListBullet"/>
         <w:spacing w:line="360" w:lineRule="auto" w:before="0" w:after="40"/>
       </w:pPr>
@@ -4527,7 +4421,7 @@
           <w:color w:val="000000"/>
           <w:sz w:val="20"/>
         </w:rPr>
-        <w:t>test_console.py</w:t>
+        <w:t>test_qt_panel.py</w:t>
       </w:r>
       <w:r>
         <w:rPr>
@@ -4537,11 +4431,63 @@
           <w:color w:val="000000"/>
           <w:sz w:val="24"/>
         </w:rPr>
-        <w:t xml:space="preserve"> 12 项——清单结构、运行历史结构、自动闭环语义、汇总一致性、run 级逐周期波形 JSON、触发运行、运行中状态、分组/未知分组 400、并发 409、运行明细 404、轨迹曲线 API（抽稀结构/404）、波形 SVG 端点（200/404/路径穿越防护）。</w:t>
+        <w:t xml:space="preserve"> 5 项契约测试——使能门禁（未使能 jog/home/move 拒绝）、</w:t>
       </w:r>
     </w:p>
     <w:p>
       <w:pPr>
+        <w:spacing w:line="360" w:lineRule="auto" w:before="0" w:after="0"/>
+        <w:ind w:firstLine="480"/>
+      </w:pPr>
+      <w:r>
+        <w:rPr>
+          <w:rFonts w:ascii="Times New Roman" w:hAnsi="Times New Roman" w:eastAsia="宋体"/>
+          <w:b w:val="0"/>
+          <w:i w:val="0"/>
+          <w:color w:val="000000"/>
+          <w:sz w:val="24"/>
+        </w:rPr>
+        <w:t>jog 步长增量（正/负/自定义倍率）、回零全 0、绝对运动整体写入、复位清报警与 alarm</w:t>
+      </w:r>
+    </w:p>
+    <w:p>
+      <w:pPr>
+        <w:spacing w:line="360" w:lineRule="auto" w:before="0" w:after="0"/>
+        <w:ind w:firstLine="480"/>
+      </w:pPr>
+      <w:r>
+        <w:rPr>
+          <w:rFonts w:ascii="Times New Roman" w:hAnsi="Times New Roman" w:eastAsia="宋体"/>
+          <w:b w:val="0"/>
+          <w:i w:val="0"/>
+          <w:color w:val="000000"/>
+          <w:sz w:val="24"/>
+        </w:rPr>
+        <w:t>派生；用 QCoreApplication.processEvents() 驱动 QTimer 异步回调，</w:t>
+      </w:r>
+      <w:r>
+        <w:rPr>
+          <w:rFonts w:ascii="Times New Roman" w:hAnsi="Times New Roman" w:eastAsia="宋体"/>
+          <w:b/>
+          <w:i w:val="0"/>
+          <w:color w:val="000000"/>
+          <w:sz w:val="24"/>
+        </w:rPr>
+        <w:t>无 GUI / agent</w:t>
+      </w:r>
+      <w:r>
+        <w:rPr>
+          <w:rFonts w:ascii="Times New Roman" w:hAnsi="Times New Roman" w:eastAsia="宋体"/>
+          <w:b w:val="0"/>
+          <w:i w:val="0"/>
+          <w:color w:val="000000"/>
+          <w:sz w:val="24"/>
+        </w:rPr>
+        <w:t>。</w:t>
+      </w:r>
+    </w:p>
+    <w:p>
+      <w:pPr>
         <w:pStyle w:val="ListBullet"/>
         <w:spacing w:line="360" w:lineRule="auto" w:before="0" w:after="40"/>
       </w:pPr>
@@ -4553,7 +4499,7 @@
           <w:color w:val="000000"/>
           <w:sz w:val="24"/>
         </w:rPr>
-        <w:t>工程细节</w:t>
+        <w:t>面试怎么说</w:t>
       </w:r>
       <w:r>
         <w:rPr>
@@ -4563,11 +4509,58 @@
           <w:color w:val="000000"/>
           <w:sz w:val="24"/>
         </w:rPr>
-        <w:t>：曲线全部由真实运行产物驱动——trajectory.csv（C++ Agent 逐周期采样）抽稀后返 JSON，前端零依赖 SVG 折线；run 级 waveform.json 与全局 waveforms/*.svg 双通道；后台运行 subprocess 隔离 + agent 运行时 PATH 补齐（RTP_MSYS_ROOT 可覆盖）；缺陷人工状态以用例名为稳定 key（BUG 序号随轮次漂移）。</w:t>
+        <w:t>：“示教器我做了三种客户端形态：Web、TP 协议桥、Qt 桌面面板；Qt 面板</w:t>
       </w:r>
     </w:p>
     <w:p>
       <w:pPr>
+        <w:spacing w:line="360" w:lineRule="auto" w:before="0" w:after="0"/>
+        <w:ind w:firstLine="480"/>
+      </w:pPr>
+      <w:r>
+        <w:rPr>
+          <w:rFonts w:ascii="Times New Roman" w:hAnsi="Times New Roman" w:eastAsia="宋体"/>
+          <w:b w:val="0"/>
+          <w:i w:val="0"/>
+          <w:color w:val="000000"/>
+          <w:sz w:val="24"/>
+        </w:rPr>
+        <w:t>与 Web 共用同一控制器契约，离线仿真后端独立成模块后被直接拿去做契约测试——</w:t>
+      </w:r>
+    </w:p>
+    <w:p>
+      <w:pPr>
+        <w:spacing w:line="360" w:lineRule="auto" w:before="0" w:after="0"/>
+        <w:ind w:firstLine="480"/>
+      </w:pPr>
+      <w:r>
+        <w:rPr>
+          <w:rFonts w:ascii="Times New Roman" w:hAnsi="Times New Roman" w:eastAsia="宋体"/>
+          <w:b w:val="0"/>
+          <w:i w:val="0"/>
+          <w:color w:val="000000"/>
+          <w:sz w:val="24"/>
+        </w:rPr>
+        <w:t>测的是示教器软件和控制器之间的行为契约，不是按钮点击。“</w:t>
+      </w:r>
+    </w:p>
+    <w:p>
+      <w:pPr>
+        <w:pStyle w:val="Heading2"/>
+      </w:pPr>
+      <w:r>
+        <w:rPr>
+          <w:rFonts w:ascii="Times New Roman" w:hAnsi="Times New Roman" w:eastAsia="宋体"/>
+          <w:b/>
+          <w:i w:val="0"/>
+          <w:color w:val="000000"/>
+          <w:sz w:val="28"/>
+        </w:rPr>
+        <w:t>4.14 管理控制台（P3 → P3-ops → P3-charts：可操作 + 运行数据曲线）</w:t>
+      </w:r>
+    </w:p>
+    <w:p>
+      <w:pPr>
         <w:pStyle w:val="ListBullet"/>
         <w:spacing w:line="360" w:lineRule="auto" w:before="0" w:after="40"/>
       </w:pPr>
@@ -4579,7 +4572,7 @@
           <w:color w:val="000000"/>
           <w:sz w:val="24"/>
         </w:rPr>
-        <w:t>面试怎么说</w:t>
+        <w:t>干什么</w:t>
       </w:r>
       <w:r>
         <w:rPr>
@@ -4589,12 +4582,293 @@
           <w:color w:val="000000"/>
           <w:sz w:val="24"/>
         </w:rPr>
-        <w:t>：“管理侧不只管用例和缺陷，还直接展示运行过程数据：点开一次真实运行的明细，能看到 7 轴位置/速度/加速度轨迹曲线和逐周期 jitter/latency 波形——这些曲线全部来自 C++ Agent 的周期采样和测试产物，不是模拟数据，验证结果和过程数据是一体的。”</w:t>
+        <w:t>：</w:t>
+      </w:r>
+      <w:r>
+        <w:rPr>
+          <w:rFonts w:ascii="Consolas" w:hAnsi="Consolas" w:eastAsia="Consolas"/>
+          <w:b w:val="0"/>
+          <w:i w:val="0"/>
+          <w:color w:val="000000"/>
+          <w:sz w:val="20"/>
+        </w:rPr>
+        <w:t>orchestrator/app/console.py</w:t>
+      </w:r>
+      <w:r>
+        <w:rPr>
+          <w:rFonts w:ascii="Times New Roman" w:hAnsi="Times New Roman" w:eastAsia="宋体"/>
+          <w:b w:val="0"/>
+          <w:i w:val="0"/>
+          <w:color w:val="000000"/>
+          <w:sz w:val="24"/>
+        </w:rPr>
+        <w:t xml:space="preserve"> 提供 REST API——只读：</w:t>
+      </w:r>
+      <w:r>
+        <w:rPr>
+          <w:rFonts w:ascii="Consolas" w:hAnsi="Consolas" w:eastAsia="Consolas"/>
+          <w:b w:val="0"/>
+          <w:i w:val="0"/>
+          <w:color w:val="000000"/>
+          <w:sz w:val="20"/>
+        </w:rPr>
+        <w:t>/api/cases</w:t>
+      </w:r>
+      <w:r>
+        <w:rPr>
+          <w:rFonts w:ascii="Times New Roman" w:hAnsi="Times New Roman" w:eastAsia="宋体"/>
+          <w:b w:val="0"/>
+          <w:i w:val="0"/>
+          <w:color w:val="000000"/>
+          <w:sz w:val="24"/>
+        </w:rPr>
+        <w:t xml:space="preserve"> 用例清单（AST 扫描）、</w:t>
+      </w:r>
+      <w:r>
+        <w:rPr>
+          <w:rFonts w:ascii="Consolas" w:hAnsi="Consolas" w:eastAsia="Consolas"/>
+          <w:b w:val="0"/>
+          <w:i w:val="0"/>
+          <w:color w:val="000000"/>
+          <w:sz w:val="20"/>
+        </w:rPr>
+        <w:t>/api/runs</w:t>
+      </w:r>
+      <w:r>
+        <w:rPr>
+          <w:rFonts w:ascii="Times New Roman" w:hAnsi="Times New Roman" w:eastAsia="宋体"/>
+          <w:b w:val="0"/>
+          <w:i w:val="0"/>
+          <w:color w:val="000000"/>
+          <w:sz w:val="24"/>
+        </w:rPr>
+        <w:t xml:space="preserve"> 运行历史、</w:t>
+      </w:r>
+      <w:r>
+        <w:rPr>
+          <w:rFonts w:ascii="Consolas" w:hAnsi="Consolas" w:eastAsia="Consolas"/>
+          <w:b w:val="0"/>
+          <w:i w:val="0"/>
+          <w:color w:val="000000"/>
+          <w:sz w:val="20"/>
+        </w:rPr>
+        <w:t>/api/runs/{id}</w:t>
+      </w:r>
+      <w:r>
+        <w:rPr>
+          <w:rFonts w:ascii="Times New Roman" w:hAnsi="Times New Roman" w:eastAsia="宋体"/>
+          <w:b w:val="0"/>
+          <w:i w:val="0"/>
+          <w:color w:val="000000"/>
+          <w:sz w:val="24"/>
+        </w:rPr>
+        <w:t xml:space="preserve"> 运行明细（含 has_trajectory）、</w:t>
+      </w:r>
+      <w:r>
+        <w:rPr>
+          <w:rFonts w:ascii="Consolas" w:hAnsi="Consolas" w:eastAsia="Consolas"/>
+          <w:b w:val="0"/>
+          <w:i w:val="0"/>
+          <w:color w:val="000000"/>
+          <w:sz w:val="20"/>
+        </w:rPr>
+        <w:t>/api/runs/{id}/trajectory</w:t>
+      </w:r>
+      <w:r>
+        <w:rPr>
+          <w:rFonts w:ascii="Times New Roman" w:hAnsi="Times New Roman" w:eastAsia="宋体"/>
+          <w:b w:val="0"/>
+          <w:i w:val="0"/>
+          <w:color w:val="000000"/>
+          <w:sz w:val="24"/>
+        </w:rPr>
+        <w:t>（7 轴轨迹抽稀采样）、</w:t>
+      </w:r>
+      <w:r>
+        <w:rPr>
+          <w:rFonts w:ascii="Consolas" w:hAnsi="Consolas" w:eastAsia="Consolas"/>
+          <w:b w:val="0"/>
+          <w:i w:val="0"/>
+          <w:color w:val="000000"/>
+          <w:sz w:val="20"/>
+        </w:rPr>
+        <w:t>/api/runs/{id}/waveform</w:t>
+      </w:r>
+      <w:r>
+        <w:rPr>
+          <w:rFonts w:ascii="Times New Roman" w:hAnsi="Times New Roman" w:eastAsia="宋体"/>
+          <w:b w:val="0"/>
+          <w:i w:val="0"/>
+          <w:color w:val="000000"/>
+          <w:sz w:val="24"/>
+        </w:rPr>
+        <w:t>（逐周期 jitter/latency JSON）、</w:t>
+      </w:r>
+      <w:r>
+        <w:rPr>
+          <w:rFonts w:ascii="Consolas" w:hAnsi="Consolas" w:eastAsia="Consolas"/>
+          <w:b w:val="0"/>
+          <w:i w:val="0"/>
+          <w:color w:val="000000"/>
+          <w:sz w:val="20"/>
+        </w:rPr>
+        <w:t>/api/waveforms/{name}</w:t>
+      </w:r>
+      <w:r>
+        <w:rPr>
+          <w:rFonts w:ascii="Times New Roman" w:hAnsi="Times New Roman" w:eastAsia="宋体"/>
+          <w:b w:val="0"/>
+          <w:i w:val="0"/>
+          <w:color w:val="000000"/>
+          <w:sz w:val="24"/>
+        </w:rPr>
+        <w:t>（全局波形 SVG）、</w:t>
+      </w:r>
+      <w:r>
+        <w:rPr>
+          <w:rFonts w:ascii="Consolas" w:hAnsi="Consolas" w:eastAsia="Consolas"/>
+          <w:b w:val="0"/>
+          <w:i w:val="0"/>
+          <w:color w:val="000000"/>
+          <w:sz w:val="20"/>
+        </w:rPr>
+        <w:t>/api/defects</w:t>
+      </w:r>
+      <w:r>
+        <w:rPr>
+          <w:rFonts w:ascii="Times New Roman" w:hAnsi="Times New Roman" w:eastAsia="宋体"/>
+          <w:b w:val="0"/>
+          <w:i w:val="0"/>
+          <w:color w:val="000000"/>
+          <w:sz w:val="24"/>
+        </w:rPr>
+        <w:t xml:space="preserve"> 缺陷视图、</w:t>
+      </w:r>
+      <w:r>
+        <w:rPr>
+          <w:rFonts w:ascii="Consolas" w:hAnsi="Consolas" w:eastAsia="Consolas"/>
+          <w:b w:val="0"/>
+          <w:i w:val="0"/>
+          <w:color w:val="000000"/>
+          <w:sz w:val="20"/>
+        </w:rPr>
+        <w:t>/api/summary</w:t>
+      </w:r>
+      <w:r>
+        <w:rPr>
+          <w:rFonts w:ascii="Times New Roman" w:hAnsi="Times New Roman" w:eastAsia="宋体"/>
+          <w:b w:val="0"/>
+          <w:i w:val="0"/>
+          <w:color w:val="000000"/>
+          <w:sz w:val="24"/>
+        </w:rPr>
+        <w:t xml:space="preserve"> 汇总；操作：</w:t>
+      </w:r>
+      <w:r>
+        <w:rPr>
+          <w:rFonts w:ascii="Consolas" w:hAnsi="Consolas" w:eastAsia="Consolas"/>
+          <w:b w:val="0"/>
+          <w:i w:val="0"/>
+          <w:color w:val="000000"/>
+          <w:sz w:val="20"/>
+        </w:rPr>
+        <w:t>POST /api/runs</w:t>
+      </w:r>
+      <w:r>
+        <w:rPr>
+          <w:rFonts w:ascii="Times New Roman" w:hAnsi="Times New Roman" w:eastAsia="宋体"/>
+          <w:b w:val="0"/>
+          <w:i w:val="0"/>
+          <w:color w:val="000000"/>
+          <w:sz w:val="24"/>
+        </w:rPr>
+        <w:t xml:space="preserve"> 触发后台 pytest（全量或按 11 个分组之一，RTP_WRITE_REPORT=1 落盘新 run）、</w:t>
+      </w:r>
+      <w:r>
+        <w:rPr>
+          <w:rFonts w:ascii="Consolas" w:hAnsi="Consolas" w:eastAsia="Consolas"/>
+          <w:b w:val="0"/>
+          <w:i w:val="0"/>
+          <w:color w:val="000000"/>
+          <w:sz w:val="20"/>
+        </w:rPr>
+        <w:t>GET /api/runs/status</w:t>
+      </w:r>
+      <w:r>
+        <w:rPr>
+          <w:rFonts w:ascii="Times New Roman" w:hAnsi="Times New Roman" w:eastAsia="宋体"/>
+          <w:b w:val="0"/>
+          <w:i w:val="0"/>
+          <w:color w:val="000000"/>
+          <w:sz w:val="24"/>
+        </w:rPr>
+        <w:t xml:space="preserve"> 进度轮询、</w:t>
+      </w:r>
+      <w:r>
+        <w:rPr>
+          <w:rFonts w:ascii="Consolas" w:hAnsi="Consolas" w:eastAsia="Consolas"/>
+          <w:b w:val="0"/>
+          <w:i w:val="0"/>
+          <w:color w:val="000000"/>
+          <w:sz w:val="20"/>
+        </w:rPr>
+        <w:t>POST /api/defects/{id}/close|reopen</w:t>
+      </w:r>
+      <w:r>
+        <w:rPr>
+          <w:rFonts w:ascii="Times New Roman" w:hAnsi="Times New Roman" w:eastAsia="宋体"/>
+          <w:b w:val="0"/>
+          <w:i w:val="0"/>
+          <w:color w:val="000000"/>
+          <w:sz w:val="24"/>
+        </w:rPr>
+        <w:t xml:space="preserve"> 人工闭环。</w:t>
+      </w:r>
+      <w:r>
+        <w:rPr>
+          <w:rFonts w:ascii="Consolas" w:hAnsi="Consolas" w:eastAsia="Consolas"/>
+          <w:b w:val="0"/>
+          <w:i w:val="0"/>
+          <w:color w:val="000000"/>
+          <w:sz w:val="20"/>
+        </w:rPr>
+        <w:t>frontend/index.html</w:t>
+      </w:r>
+      <w:r>
+        <w:rPr>
+          <w:rFonts w:ascii="Times New Roman" w:hAnsi="Times New Roman" w:eastAsia="宋体"/>
+          <w:b w:val="0"/>
+          <w:i w:val="0"/>
+          <w:color w:val="000000"/>
+          <w:sz w:val="24"/>
+        </w:rPr>
+        <w:t xml:space="preserve"> 零依赖单页：运行按钮（分组下拉）、运行中徽章 + 3s 轮询、运行行点击展开逐用例明细 + </w:t>
+      </w:r>
+      <w:r>
+        <w:rPr>
+          <w:rFonts w:ascii="Times New Roman" w:hAnsi="Times New Roman" w:eastAsia="宋体"/>
+          <w:b/>
+          <w:i w:val="0"/>
+          <w:color w:val="000000"/>
+          <w:sz w:val="24"/>
+        </w:rPr>
+        <w:t>7 轴轨迹曲线（位置/速度/加速度切换，trajectory.csv 抽稀 400 点 SVG 折线）</w:t>
+      </w:r>
+      <w:r>
+        <w:rPr>
+          <w:rFonts w:ascii="Times New Roman" w:hAnsi="Times New Roman" w:eastAsia="宋体"/>
+          <w:b w:val="0"/>
+          <w:i w:val="0"/>
+          <w:color w:val="000000"/>
+          <w:sz w:val="24"/>
+        </w:rPr>
+        <w:t xml:space="preserve"> + 逐周期 jitter/latency 波形、实时性波形面板（全局 SVG）、缺陷关闭/重开（MANUAL 标记）。</w:t>
       </w:r>
     </w:p>
     <w:p>
       <w:pPr>
-        <w:pStyle w:val="Heading2"/>
+        <w:pStyle w:val="ListBullet"/>
+        <w:spacing w:line="360" w:lineRule="auto" w:before="0" w:after="40"/>
       </w:pPr>
       <w:r>
         <w:rPr>
@@ -4602,9 +4876,39 @@
           <w:b/>
           <w:i w:val="0"/>
           <w:color w:val="000000"/>
-          <w:sz w:val="28"/>
-        </w:rPr>
-        <w:t>4.15 PyQt5 桌面示教器面板（示教器客户端③，补齐 QT 缺口）</w:t>
+          <w:sz w:val="24"/>
+        </w:rPr>
+        <w:t>怎么测</w:t>
+      </w:r>
+      <w:r>
+        <w:rPr>
+          <w:rFonts w:ascii="Times New Roman" w:hAnsi="Times New Roman" w:eastAsia="宋体"/>
+          <w:b w:val="0"/>
+          <w:i w:val="0"/>
+          <w:color w:val="000000"/>
+          <w:sz w:val="24"/>
+        </w:rPr>
+        <w:t>：</w:t>
+      </w:r>
+      <w:r>
+        <w:rPr>
+          <w:rFonts w:ascii="Consolas" w:hAnsi="Consolas" w:eastAsia="Consolas"/>
+          <w:b w:val="0"/>
+          <w:i w:val="0"/>
+          <w:color w:val="000000"/>
+          <w:sz w:val="20"/>
+        </w:rPr>
+        <w:t>test_console.py</w:t>
+      </w:r>
+      <w:r>
+        <w:rPr>
+          <w:rFonts w:ascii="Times New Roman" w:hAnsi="Times New Roman" w:eastAsia="宋体"/>
+          <w:b w:val="0"/>
+          <w:i w:val="0"/>
+          <w:color w:val="000000"/>
+          <w:sz w:val="24"/>
+        </w:rPr>
+        <w:t xml:space="preserve"> 12 项——清单结构、运行历史结构、自动闭环语义、汇总一致性、run 级逐周期波形 JSON、触发运行、运行中状态、分组/未知分组 400、并发 409、运行明细 404、轨迹曲线 API（抽稀结构/404）、波形 SVG 端点（200/404/路径穿越防护）。</w:t>
       </w:r>
     </w:p>
     <w:p>
@@ -4620,7 +4924,7 @@
           <w:color w:val="000000"/>
           <w:sz w:val="24"/>
         </w:rPr>
-        <w:t>干什么</w:t>
+        <w:t>工程细节</w:t>
       </w:r>
       <w:r>
         <w:rPr>
@@ -4630,227 +4934,7 @@
           <w:color w:val="000000"/>
           <w:sz w:val="24"/>
         </w:rPr>
-        <w:t>：</w:t>
-      </w:r>
-      <w:r>
-        <w:rPr>
-          <w:rFonts w:ascii="Consolas" w:hAnsi="Consolas" w:eastAsia="Consolas"/>
-          <w:b w:val="0"/>
-          <w:i w:val="0"/>
-          <w:color w:val="000000"/>
-          <w:sz w:val="20"/>
-        </w:rPr>
-        <w:t>teach_pendant/qt_panel.py</w:t>
-      </w:r>
-      <w:r>
-        <w:rPr>
-          <w:rFonts w:ascii="Times New Roman" w:hAnsi="Times New Roman" w:eastAsia="宋体"/>
-          <w:b w:val="0"/>
-          <w:i w:val="0"/>
-          <w:color w:val="000000"/>
-          <w:sz w:val="24"/>
-        </w:rPr>
-        <w:t xml:space="preserve">（业务类）+ </w:t>
-      </w:r>
-      <w:r>
-        <w:rPr>
-          <w:rFonts w:ascii="Consolas" w:hAnsi="Consolas" w:eastAsia="Consolas"/>
-          <w:b w:val="0"/>
-          <w:i w:val="0"/>
-          <w:color w:val="000000"/>
-          <w:sz w:val="20"/>
-        </w:rPr>
-        <w:t>qt_panel.ui</w:t>
-      </w:r>
-      <w:r>
-        <w:rPr>
-          <w:rFonts w:ascii="Times New Roman" w:hAnsi="Times New Roman" w:eastAsia="宋体"/>
-          <w:b w:val="0"/>
-          <w:i w:val="0"/>
-          <w:color w:val="000000"/>
-          <w:sz w:val="24"/>
-        </w:rPr>
-        <w:t xml:space="preserve">（Qt Designer UI）+ </w:t>
-      </w:r>
-      <w:r>
-        <w:rPr>
-          <w:rFonts w:ascii="Consolas" w:hAnsi="Consolas" w:eastAsia="Consolas"/>
-          <w:b w:val="0"/>
-          <w:i w:val="0"/>
-          <w:color w:val="000000"/>
-          <w:sz w:val="20"/>
-        </w:rPr>
-        <w:t>ui_qt_panel.py</w:t>
-      </w:r>
-      <w:r>
-        <w:rPr>
-          <w:rFonts w:ascii="Times New Roman" w:hAnsi="Times New Roman" w:eastAsia="宋体"/>
-          <w:b w:val="0"/>
-          <w:i w:val="0"/>
-          <w:color w:val="000000"/>
-          <w:sz w:val="24"/>
-        </w:rPr>
-        <w:t xml:space="preserve">（pyuic5 生成）。用 </w:t>
-      </w:r>
-      <w:r>
-        <w:rPr>
-          <w:rFonts w:ascii="Consolas" w:hAnsi="Consolas" w:eastAsia="Consolas"/>
-          <w:b w:val="0"/>
-          <w:i w:val="0"/>
-          <w:color w:val="000000"/>
-          <w:sz w:val="20"/>
-        </w:rPr>
-        <w:t>QNetworkAccessManager</w:t>
-      </w:r>
-      <w:r>
-        <w:rPr>
-          <w:rFonts w:ascii="Times New Roman" w:hAnsi="Times New Roman" w:eastAsia="宋体"/>
-          <w:b w:val="0"/>
-          <w:i w:val="0"/>
-          <w:color w:val="000000"/>
-          <w:sz w:val="24"/>
-        </w:rPr>
-        <w:t>（QT 原生异步网络栈）调 teach_pendant REST（</w:t>
-      </w:r>
-      <w:r>
-        <w:rPr>
-          <w:rFonts w:ascii="Consolas" w:hAnsi="Consolas" w:eastAsia="Consolas"/>
-          <w:b w:val="0"/>
-          <w:i w:val="0"/>
-          <w:color w:val="000000"/>
-          <w:sz w:val="20"/>
-        </w:rPr>
-        <w:t>/api/servo</w:t>
-      </w:r>
-      <w:r>
-        <w:rPr>
-          <w:rFonts w:ascii="Times New Roman" w:hAnsi="Times New Roman" w:eastAsia="宋体"/>
-          <w:b w:val="0"/>
-          <w:i w:val="0"/>
-          <w:color w:val="000000"/>
-          <w:sz w:val="24"/>
-        </w:rPr>
-        <w:t>、</w:t>
-      </w:r>
-      <w:r>
-        <w:rPr>
-          <w:rFonts w:ascii="Consolas" w:hAnsi="Consolas" w:eastAsia="Consolas"/>
-          <w:b w:val="0"/>
-          <w:i w:val="0"/>
-          <w:color w:val="000000"/>
-          <w:sz w:val="20"/>
-        </w:rPr>
-        <w:t>/api/jog</w:t>
-      </w:r>
-      <w:r>
-        <w:rPr>
-          <w:rFonts w:ascii="Times New Roman" w:hAnsi="Times New Roman" w:eastAsia="宋体"/>
-          <w:b w:val="0"/>
-          <w:i w:val="0"/>
-          <w:color w:val="000000"/>
-          <w:sz w:val="24"/>
-        </w:rPr>
-        <w:t>、</w:t>
-      </w:r>
-      <w:r>
-        <w:rPr>
-          <w:rFonts w:ascii="Consolas" w:hAnsi="Consolas" w:eastAsia="Consolas"/>
-          <w:b w:val="0"/>
-          <w:i w:val="0"/>
-          <w:color w:val="000000"/>
-          <w:sz w:val="20"/>
-        </w:rPr>
-        <w:t>/api/status</w:t>
-      </w:r>
-      <w:r>
-        <w:rPr>
-          <w:rFonts w:ascii="Times New Roman" w:hAnsi="Times New Roman" w:eastAsia="宋体"/>
-          <w:b w:val="0"/>
-          <w:i w:val="0"/>
-          <w:color w:val="000000"/>
-          <w:sz w:val="24"/>
-        </w:rPr>
-        <w:t>、</w:t>
-      </w:r>
-      <w:r>
-        <w:rPr>
-          <w:rFonts w:ascii="Consolas" w:hAnsi="Consolas" w:eastAsia="Consolas"/>
-          <w:b w:val="0"/>
-          <w:i w:val="0"/>
-          <w:color w:val="000000"/>
-          <w:sz w:val="20"/>
-        </w:rPr>
-        <w:t>/api/home</w:t>
-      </w:r>
-      <w:r>
-        <w:rPr>
-          <w:rFonts w:ascii="Times New Roman" w:hAnsi="Times New Roman" w:eastAsia="宋体"/>
-          <w:b w:val="0"/>
-          <w:i w:val="0"/>
-          <w:color w:val="000000"/>
-          <w:sz w:val="24"/>
-        </w:rPr>
-        <w:t>、</w:t>
-      </w:r>
-      <w:r>
-        <w:rPr>
-          <w:rFonts w:ascii="Consolas" w:hAnsi="Consolas" w:eastAsia="Consolas"/>
-          <w:b w:val="0"/>
-          <w:i w:val="0"/>
-          <w:color w:val="000000"/>
-          <w:sz w:val="20"/>
-        </w:rPr>
-        <w:t>/api/alarm</w:t>
-      </w:r>
-      <w:r>
-        <w:rPr>
-          <w:rFonts w:ascii="Times New Roman" w:hAnsi="Times New Roman" w:eastAsia="宋体"/>
-          <w:b w:val="0"/>
-          <w:i w:val="0"/>
-          <w:color w:val="000000"/>
-          <w:sz w:val="24"/>
-        </w:rPr>
-        <w:t>、</w:t>
-      </w:r>
-      <w:r>
-        <w:rPr>
-          <w:rFonts w:ascii="Consolas" w:hAnsi="Consolas" w:eastAsia="Consolas"/>
-          <w:b w:val="0"/>
-          <w:i w:val="0"/>
-          <w:color w:val="000000"/>
-          <w:sz w:val="20"/>
-        </w:rPr>
-        <w:t>/api/move_absolute</w:t>
-      </w:r>
-      <w:r>
-        <w:rPr>
-          <w:rFonts w:ascii="Times New Roman" w:hAnsi="Times New Roman" w:eastAsia="宋体"/>
-          <w:b w:val="0"/>
-          <w:i w:val="0"/>
-          <w:color w:val="000000"/>
-          <w:sz w:val="24"/>
-        </w:rPr>
-        <w:t>），是示教器的</w:t>
-      </w:r>
-      <w:r>
-        <w:rPr>
-          <w:rFonts w:ascii="Times New Roman" w:hAnsi="Times New Roman" w:eastAsia="宋体"/>
-          <w:b/>
-          <w:i w:val="0"/>
-          <w:color w:val="000000"/>
-          <w:sz w:val="24"/>
-        </w:rPr>
-        <w:t>桌面 HMI</w:t>
-      </w:r>
-      <w:r>
-        <w:rPr>
-          <w:rFonts w:ascii="Times New Roman" w:hAnsi="Times New Roman" w:eastAsia="宋体"/>
-          <w:b w:val="0"/>
-          <w:i w:val="0"/>
-          <w:color w:val="000000"/>
-          <w:sz w:val="24"/>
-        </w:rPr>
-        <w:t xml:space="preserve"> 第三客户端，与浏览器 UI、TP/1.0 协议模拟器共享同一控制器契约。</w:t>
+        <w:t>：曲线全部由真实运行产物驱动——trajectory.csv（C++ Agent 逐周期采样）抽稀后返 JSON，前端零依赖 SVG 折线；run 级 waveform.json 与全局 waveforms/*.svg 双通道；后台运行 subprocess 隔离 + agent 运行时 PATH 补齐（RTP_MSYS_ROOT 可覆盖）；缺陷人工状态以用例名为稳定 key（BUG 序号随轮次漂移）。</w:t>
       </w:r>
     </w:p>
     <w:p>
@@ -4866,7 +4950,7 @@
           <w:color w:val="000000"/>
           <w:sz w:val="24"/>
         </w:rPr>
-        <w:t>工程结构（贴近工业 Qt Creator 工作流）</w:t>
+        <w:t>面试怎么说</w:t>
       </w:r>
       <w:r>
         <w:rPr>
@@ -4876,91 +4960,26 @@
           <w:color w:val="000000"/>
           <w:sz w:val="24"/>
         </w:rPr>
-        <w:t>：</w:t>
-      </w:r>
-      <w:r>
-        <w:rPr>
-          <w:rFonts w:ascii="Consolas" w:hAnsi="Consolas" w:eastAsia="Consolas"/>
-          <w:b w:val="0"/>
-          <w:i w:val="0"/>
-          <w:color w:val="000000"/>
-          <w:sz w:val="20"/>
-        </w:rPr>
-        <w:t>qt_panel.ui</w:t>
-      </w:r>
-      <w:r>
-        <w:rPr>
-          <w:rFonts w:ascii="Times New Roman" w:hAnsi="Times New Roman" w:eastAsia="宋体"/>
-          <w:b w:val="0"/>
-          <w:i w:val="0"/>
-          <w:color w:val="000000"/>
-          <w:sz w:val="24"/>
-        </w:rPr>
-        <w:t xml:space="preserve">（设计）→ </w:t>
-      </w:r>
-      <w:r>
-        <w:rPr>
-          <w:rFonts w:ascii="Consolas" w:hAnsi="Consolas" w:eastAsia="Consolas"/>
-          <w:b w:val="0"/>
-          <w:i w:val="0"/>
-          <w:color w:val="000000"/>
-          <w:sz w:val="20"/>
-        </w:rPr>
-        <w:t>pyuic5 qt_panel.ui -o ui_qt_panel.py</w:t>
-      </w:r>
-      <w:r>
-        <w:rPr>
-          <w:rFonts w:ascii="Times New Roman" w:hAnsi="Times New Roman" w:eastAsia="宋体"/>
-          <w:b w:val="0"/>
-          <w:i w:val="0"/>
-          <w:color w:val="000000"/>
-          <w:sz w:val="24"/>
-        </w:rPr>
-        <w:t xml:space="preserve">（生成 UI 类，勿手改）→ </w:t>
-      </w:r>
-      <w:r>
-        <w:rPr>
-          <w:rFonts w:ascii="Consolas" w:hAnsi="Consolas" w:eastAsia="Consolas"/>
-          <w:b w:val="0"/>
-          <w:i w:val="0"/>
-          <w:color w:val="000000"/>
-          <w:sz w:val="20"/>
-        </w:rPr>
-        <w:t>qt_panel.py</w:t>
-      </w:r>
-      <w:r>
-        <w:rPr>
-          <w:rFonts w:ascii="Times New Roman" w:hAnsi="Times New Roman" w:eastAsia="宋体"/>
-          <w:b w:val="0"/>
-          <w:i w:val="0"/>
-          <w:color w:val="000000"/>
-          <w:sz w:val="24"/>
-        </w:rPr>
-        <w:t xml:space="preserve">（业务类 </w:t>
-      </w:r>
-      <w:r>
-        <w:rPr>
-          <w:rFonts w:ascii="Consolas" w:hAnsi="Consolas" w:eastAsia="Consolas"/>
-          <w:b w:val="0"/>
-          <w:i w:val="0"/>
-          <w:color w:val="000000"/>
-          <w:sz w:val="20"/>
-        </w:rPr>
-        <w:t>QTTeachPendant(QMainWindow, Ui_QtTeachPendant)</w:t>
-      </w:r>
-      <w:r>
-        <w:rPr>
-          <w:rFonts w:ascii="Times New Roman" w:hAnsi="Times New Roman" w:eastAsia="宋体"/>
-          <w:b w:val="0"/>
-          <w:i w:val="0"/>
-          <w:color w:val="000000"/>
-          <w:sz w:val="24"/>
-        </w:rPr>
-        <w:t>，加载 UI + 信号连接 + 控制逻辑）。改 UI 只重跑 pyuic5，业务代码零触碰。</w:t>
+        <w:t>：“管理侧不只管用例和缺陷，还直接展示运行过程数据：点开一次真实运行的明细，能看到 7 轴位置/速度/加速度轨迹曲线和逐周期 jitter/latency 波形——这些曲线全部来自 C++ Agent 的周期采样和测试产物，不是模拟数据，验证结果和过程数据是一体的。”</w:t>
       </w:r>
     </w:p>
     <w:p>
       <w:pPr>
+        <w:pStyle w:val="Heading2"/>
+      </w:pPr>
+      <w:r>
+        <w:rPr>
+          <w:rFonts w:ascii="Times New Roman" w:hAnsi="Times New Roman" w:eastAsia="宋体"/>
+          <w:b/>
+          <w:i w:val="0"/>
+          <w:color w:val="000000"/>
+          <w:sz w:val="28"/>
+        </w:rPr>
+        <w:t>4.15 PyQt5 桌面示教器面板（示教器客户端③，补齐 QT 缺口）</w:t>
+      </w:r>
+    </w:p>
+    <w:p>
+      <w:pPr>
         <w:pStyle w:val="ListBullet"/>
         <w:spacing w:line="360" w:lineRule="auto" w:before="0" w:after="40"/>
       </w:pPr>
@@ -4972,7 +4991,7 @@
           <w:color w:val="000000"/>
           <w:sz w:val="24"/>
         </w:rPr>
-        <w:t>功能</w:t>
+        <w:t>干什么</w:t>
       </w:r>
       <w:r>
         <w:rPr>
@@ -4982,7 +5001,207 @@
           <w:color w:val="000000"/>
           <w:sz w:val="24"/>
         </w:rPr>
-        <w:t>：7 关节实时角度读数（500ms 轮询）、每关节 +/− 增量 jog、Servo ON/OFF、Stop、Reset、</w:t>
+        <w:t>：</w:t>
+      </w:r>
+      <w:r>
+        <w:rPr>
+          <w:rFonts w:ascii="Consolas" w:hAnsi="Consolas" w:eastAsia="Consolas"/>
+          <w:b w:val="0"/>
+          <w:i w:val="0"/>
+          <w:color w:val="000000"/>
+          <w:sz w:val="20"/>
+        </w:rPr>
+        <w:t>teach_pendant/qt_panel.py</w:t>
+      </w:r>
+      <w:r>
+        <w:rPr>
+          <w:rFonts w:ascii="Times New Roman" w:hAnsi="Times New Roman" w:eastAsia="宋体"/>
+          <w:b w:val="0"/>
+          <w:i w:val="0"/>
+          <w:color w:val="000000"/>
+          <w:sz w:val="24"/>
+        </w:rPr>
+        <w:t xml:space="preserve">（业务类）+ </w:t>
+      </w:r>
+      <w:r>
+        <w:rPr>
+          <w:rFonts w:ascii="Consolas" w:hAnsi="Consolas" w:eastAsia="Consolas"/>
+          <w:b w:val="0"/>
+          <w:i w:val="0"/>
+          <w:color w:val="000000"/>
+          <w:sz w:val="20"/>
+        </w:rPr>
+        <w:t>qt_panel.ui</w:t>
+      </w:r>
+      <w:r>
+        <w:rPr>
+          <w:rFonts w:ascii="Times New Roman" w:hAnsi="Times New Roman" w:eastAsia="宋体"/>
+          <w:b w:val="0"/>
+          <w:i w:val="0"/>
+          <w:color w:val="000000"/>
+          <w:sz w:val="24"/>
+        </w:rPr>
+        <w:t xml:space="preserve">（Qt Designer UI）+ </w:t>
+      </w:r>
+      <w:r>
+        <w:rPr>
+          <w:rFonts w:ascii="Consolas" w:hAnsi="Consolas" w:eastAsia="Consolas"/>
+          <w:b w:val="0"/>
+          <w:i w:val="0"/>
+          <w:color w:val="000000"/>
+          <w:sz w:val="20"/>
+        </w:rPr>
+        <w:t>ui_qt_panel.py</w:t>
+      </w:r>
+      <w:r>
+        <w:rPr>
+          <w:rFonts w:ascii="Times New Roman" w:hAnsi="Times New Roman" w:eastAsia="宋体"/>
+          <w:b w:val="0"/>
+          <w:i w:val="0"/>
+          <w:color w:val="000000"/>
+          <w:sz w:val="24"/>
+        </w:rPr>
+        <w:t xml:space="preserve">（pyuic5 生成）。用 </w:t>
+      </w:r>
+      <w:r>
+        <w:rPr>
+          <w:rFonts w:ascii="Consolas" w:hAnsi="Consolas" w:eastAsia="Consolas"/>
+          <w:b w:val="0"/>
+          <w:i w:val="0"/>
+          <w:color w:val="000000"/>
+          <w:sz w:val="20"/>
+        </w:rPr>
+        <w:t>QNetworkAccessManager</w:t>
+      </w:r>
+      <w:r>
+        <w:rPr>
+          <w:rFonts w:ascii="Times New Roman" w:hAnsi="Times New Roman" w:eastAsia="宋体"/>
+          <w:b w:val="0"/>
+          <w:i w:val="0"/>
+          <w:color w:val="000000"/>
+          <w:sz w:val="24"/>
+        </w:rPr>
+        <w:t>（QT 原生异步网络栈）调 teach_pendant REST（</w:t>
+      </w:r>
+      <w:r>
+        <w:rPr>
+          <w:rFonts w:ascii="Consolas" w:hAnsi="Consolas" w:eastAsia="Consolas"/>
+          <w:b w:val="0"/>
+          <w:i w:val="0"/>
+          <w:color w:val="000000"/>
+          <w:sz w:val="20"/>
+        </w:rPr>
+        <w:t>/api/servo</w:t>
+      </w:r>
+      <w:r>
+        <w:rPr>
+          <w:rFonts w:ascii="Times New Roman" w:hAnsi="Times New Roman" w:eastAsia="宋体"/>
+          <w:b w:val="0"/>
+          <w:i w:val="0"/>
+          <w:color w:val="000000"/>
+          <w:sz w:val="24"/>
+        </w:rPr>
+        <w:t>、</w:t>
+      </w:r>
+      <w:r>
+        <w:rPr>
+          <w:rFonts w:ascii="Consolas" w:hAnsi="Consolas" w:eastAsia="Consolas"/>
+          <w:b w:val="0"/>
+          <w:i w:val="0"/>
+          <w:color w:val="000000"/>
+          <w:sz w:val="20"/>
+        </w:rPr>
+        <w:t>/api/jog</w:t>
+      </w:r>
+      <w:r>
+        <w:rPr>
+          <w:rFonts w:ascii="Times New Roman" w:hAnsi="Times New Roman" w:eastAsia="宋体"/>
+          <w:b w:val="0"/>
+          <w:i w:val="0"/>
+          <w:color w:val="000000"/>
+          <w:sz w:val="24"/>
+        </w:rPr>
+        <w:t>、</w:t>
+      </w:r>
+      <w:r>
+        <w:rPr>
+          <w:rFonts w:ascii="Consolas" w:hAnsi="Consolas" w:eastAsia="Consolas"/>
+          <w:b w:val="0"/>
+          <w:i w:val="0"/>
+          <w:color w:val="000000"/>
+          <w:sz w:val="20"/>
+        </w:rPr>
+        <w:t>/api/status</w:t>
+      </w:r>
+      <w:r>
+        <w:rPr>
+          <w:rFonts w:ascii="Times New Roman" w:hAnsi="Times New Roman" w:eastAsia="宋体"/>
+          <w:b w:val="0"/>
+          <w:i w:val="0"/>
+          <w:color w:val="000000"/>
+          <w:sz w:val="24"/>
+        </w:rPr>
+        <w:t>、</w:t>
+      </w:r>
+      <w:r>
+        <w:rPr>
+          <w:rFonts w:ascii="Consolas" w:hAnsi="Consolas" w:eastAsia="Consolas"/>
+          <w:b w:val="0"/>
+          <w:i w:val="0"/>
+          <w:color w:val="000000"/>
+          <w:sz w:val="20"/>
+        </w:rPr>
+        <w:t>/api/home</w:t>
+      </w:r>
+      <w:r>
+        <w:rPr>
+          <w:rFonts w:ascii="Times New Roman" w:hAnsi="Times New Roman" w:eastAsia="宋体"/>
+          <w:b w:val="0"/>
+          <w:i w:val="0"/>
+          <w:color w:val="000000"/>
+          <w:sz w:val="24"/>
+        </w:rPr>
+        <w:t>、</w:t>
+      </w:r>
+      <w:r>
+        <w:rPr>
+          <w:rFonts w:ascii="Consolas" w:hAnsi="Consolas" w:eastAsia="Consolas"/>
+          <w:b w:val="0"/>
+          <w:i w:val="0"/>
+          <w:color w:val="000000"/>
+          <w:sz w:val="20"/>
+        </w:rPr>
+        <w:t>/api/alarm</w:t>
+      </w:r>
+      <w:r>
+        <w:rPr>
+          <w:rFonts w:ascii="Times New Roman" w:hAnsi="Times New Roman" w:eastAsia="宋体"/>
+          <w:b w:val="0"/>
+          <w:i w:val="0"/>
+          <w:color w:val="000000"/>
+          <w:sz w:val="24"/>
+        </w:rPr>
+        <w:t>、</w:t>
+      </w:r>
+      <w:r>
+        <w:rPr>
+          <w:rFonts w:ascii="Consolas" w:hAnsi="Consolas" w:eastAsia="Consolas"/>
+          <w:b w:val="0"/>
+          <w:i w:val="0"/>
+          <w:color w:val="000000"/>
+          <w:sz w:val="20"/>
+        </w:rPr>
+        <w:t>/api/move_absolute</w:t>
+      </w:r>
+      <w:r>
+        <w:rPr>
+          <w:rFonts w:ascii="Times New Roman" w:hAnsi="Times New Roman" w:eastAsia="宋体"/>
+          <w:b w:val="0"/>
+          <w:i w:val="0"/>
+          <w:color w:val="000000"/>
+          <w:sz w:val="24"/>
+        </w:rPr>
+        <w:t>），是示教器的</w:t>
       </w:r>
       <w:r>
         <w:rPr>
@@ -4992,7 +5211,7 @@
           <w:color w:val="000000"/>
           <w:sz w:val="24"/>
         </w:rPr>
-        <w:t>Home 回零</w:t>
+        <w:t>桌面 HMI</w:t>
       </w:r>
       <w:r>
         <w:rPr>
@@ -5002,7 +5221,7 @@
           <w:color w:val="000000"/>
           <w:sz w:val="24"/>
         </w:rPr>
-        <w:t>、Move Absolute、报警面板、操作日志、状态 LED。</w:t>
+        <w:t xml:space="preserve"> 第三客户端，与浏览器 UI、TP/1.0 协议模拟器共享同一控制器契约。</w:t>
       </w:r>
     </w:p>
     <w:p>
@@ -5018,7 +5237,7 @@
           <w:color w:val="000000"/>
           <w:sz w:val="24"/>
         </w:rPr>
-        <w:t>测试与曲线标签页（桌面端聚合网页端数据）</w:t>
+        <w:t>工程结构（贴近工业 Qt Creator 工作流）</w:t>
       </w:r>
       <w:r>
         <w:rPr>
@@ -5028,7 +5247,7 @@
           <w:color w:val="000000"/>
           <w:sz w:val="24"/>
         </w:rPr>
-        <w:t xml:space="preserve">：面板用 </w:t>
+        <w:t>：</w:t>
       </w:r>
       <w:r>
         <w:rPr>
@@ -5038,7 +5257,7 @@
           <w:color w:val="000000"/>
           <w:sz w:val="20"/>
         </w:rPr>
-        <w:t>QTabWidget</w:t>
+        <w:t>qt_panel.ui</w:t>
       </w:r>
       <w:r>
         <w:rPr>
@@ -5048,7 +5267,7 @@
           <w:color w:val="000000"/>
           <w:sz w:val="24"/>
         </w:rPr>
-        <w:t xml:space="preserve"> 分出第二页「测试与曲线」，内嵌 </w:t>
+        <w:t xml:space="preserve">（设计）→ </w:t>
       </w:r>
       <w:r>
         <w:rPr>
@@ -5058,7 +5277,7 @@
           <w:color w:val="000000"/>
           <w:sz w:val="20"/>
         </w:rPr>
-        <w:t>QWebEngineView</w:t>
+        <w:t>pyuic5 qt_panel.ui -o ui_qt_panel.py</w:t>
       </w:r>
       <w:r>
         <w:rPr>
@@ -5068,7 +5287,7 @@
           <w:color w:val="000000"/>
           <w:sz w:val="24"/>
         </w:rPr>
-        <w:t xml:space="preserve"> 直接加载管理控制台单页（</w:t>
+        <w:t xml:space="preserve">（生成 UI 类，勿手改）→ </w:t>
       </w:r>
       <w:r>
         <w:rPr>
@@ -5078,7 +5297,7 @@
           <w:color w:val="000000"/>
           <w:sz w:val="20"/>
         </w:rPr>
-        <w:t>frontend/index.html</w:t>
+        <w:t>qt_panel.py</w:t>
       </w:r>
       <w:r>
         <w:rPr>
@@ -5088,67 +5307,27 @@
           <w:color w:val="000000"/>
           <w:sz w:val="24"/>
         </w:rPr>
-        <w:t>），</w:t>
-      </w:r>
-      <w:r>
-        <w:rPr>
-          <w:rFonts w:ascii="Times New Roman" w:hAnsi="Times New Roman" w:eastAsia="宋体"/>
-          <w:b/>
+        <w:t xml:space="preserve">（业务类 </w:t>
+      </w:r>
+      <w:r>
+        <w:rPr>
+          <w:rFonts w:ascii="Consolas" w:hAnsi="Consolas" w:eastAsia="Consolas"/>
+          <w:b w:val="0"/>
+          <w:i w:val="0"/>
+          <w:color w:val="000000"/>
+          <w:sz w:val="20"/>
+        </w:rPr>
+        <w:t>QTTeachPendant(QMainWindow, Ui_QtTeachPendant)</w:t>
+      </w:r>
+      <w:r>
+        <w:rPr>
+          <w:rFonts w:ascii="Times New Roman" w:hAnsi="Times New Roman" w:eastAsia="宋体"/>
+          <w:b w:val="0"/>
           <w:i w:val="0"/>
           <w:color w:val="000000"/>
           <w:sz w:val="24"/>
         </w:rPr>
-        <w:t>复用其用例清单 / 运行历史 / 缺陷视图 / 逐周期 jitter·latency 数据曲线（SVG）</w:t>
-      </w:r>
-      <w:r>
-        <w:rPr>
-          <w:rFonts w:ascii="Times New Roman" w:hAnsi="Times New Roman" w:eastAsia="宋体"/>
-          <w:b w:val="0"/>
-          <w:i w:val="0"/>
-          <w:color w:val="000000"/>
-          <w:sz w:val="24"/>
-        </w:rPr>
-        <w:t xml:space="preserve">，零重写、保真度最高。控制台由 </w:t>
-      </w:r>
-      <w:r>
-        <w:rPr>
-          <w:rFonts w:ascii="Consolas" w:hAnsi="Consolas" w:eastAsia="Consolas"/>
-          <w:b w:val="0"/>
-          <w:i w:val="0"/>
-          <w:color w:val="000000"/>
-          <w:sz w:val="20"/>
-        </w:rPr>
-        <w:t>app/console.py</w:t>
-      </w:r>
-      <w:r>
-        <w:rPr>
-          <w:rFonts w:ascii="Times New Roman" w:hAnsi="Times New Roman" w:eastAsia="宋体"/>
-          <w:b w:val="0"/>
-          <w:i w:val="0"/>
-          <w:color w:val="000000"/>
-          <w:sz w:val="24"/>
-        </w:rPr>
-        <w:t xml:space="preserve">（FastAPI）托管，只读查看无需控制器 agent；曲线来自 </w:t>
-      </w:r>
-      <w:r>
-        <w:rPr>
-          <w:rFonts w:ascii="Consolas" w:hAnsi="Consolas" w:eastAsia="Consolas"/>
-          <w:b w:val="0"/>
-          <w:i w:val="0"/>
-          <w:color w:val="000000"/>
-          <w:sz w:val="20"/>
-        </w:rPr>
-        <w:t>reports/run_*/waveform.json</w:t>
-      </w:r>
-      <w:r>
-        <w:rPr>
-          <w:rFonts w:ascii="Times New Roman" w:hAnsi="Times New Roman" w:eastAsia="宋体"/>
-          <w:b w:val="0"/>
-          <w:i w:val="0"/>
-          <w:color w:val="000000"/>
-          <w:sz w:val="24"/>
-        </w:rPr>
-        <w:t>（全量或“波形报告”分组运行产出）。</w:t>
+        <w:t>，加载 UI + 信号连接 + 控制逻辑）。改 UI 只重跑 pyuic5，业务代码零触碰。</w:t>
       </w:r>
     </w:p>
     <w:p>
@@ -5164,7 +5343,7 @@
           <w:color w:val="000000"/>
           <w:sz w:val="24"/>
         </w:rPr>
-        <w:t>怎么跑通这一页</w:t>
+        <w:t>功能</w:t>
       </w:r>
       <w:r>
         <w:rPr>
@@ -5174,37 +5353,17 @@
           <w:color w:val="000000"/>
           <w:sz w:val="24"/>
         </w:rPr>
-        <w:t xml:space="preserve">：先起控制台 </w:t>
-      </w:r>
-      <w:r>
-        <w:rPr>
-          <w:rFonts w:ascii="Consolas" w:hAnsi="Consolas" w:eastAsia="Consolas"/>
-          <w:b w:val="0"/>
-          <w:i w:val="0"/>
-          <w:color w:val="000000"/>
-          <w:sz w:val="20"/>
-        </w:rPr>
-        <w:t>py -m uvicorn app.console:app --port 58090</w:t>
-      </w:r>
-      <w:r>
-        <w:rPr>
-          <w:rFonts w:ascii="Times New Roman" w:hAnsi="Times New Roman" w:eastAsia="宋体"/>
-          <w:b w:val="0"/>
+        <w:t>：7 关节实时角度读数（500ms 轮询）、每关节 +/− 增量 jog、Servo ON/OFF、Stop、Reset、</w:t>
+      </w:r>
+      <w:r>
+        <w:rPr>
+          <w:rFonts w:ascii="Times New Roman" w:hAnsi="Times New Roman" w:eastAsia="宋体"/>
+          <w:b/>
           <w:i w:val="0"/>
           <w:color w:val="000000"/>
           <w:sz w:val="24"/>
         </w:rPr>
-        <w:t xml:space="preserve">（或一键 </w:t>
-      </w:r>
-      <w:r>
-        <w:rPr>
-          <w:rFonts w:ascii="Consolas" w:hAnsi="Consolas" w:eastAsia="Consolas"/>
-          <w:b w:val="0"/>
-          <w:i w:val="0"/>
-          <w:color w:val="000000"/>
-          <w:sz w:val="20"/>
-        </w:rPr>
-        <w:t>py teach_pendant/run_real_backend.py</w:t>
+        <w:t>Home 回零</w:t>
       </w:r>
       <w:r>
         <w:rPr>
@@ -5214,27 +5373,7 @@
           <w:color w:val="000000"/>
           <w:sz w:val="24"/>
         </w:rPr>
-        <w:t xml:space="preserve"> 同时拉 agent+示教器后端+控制台），再用 </w:t>
-      </w:r>
-      <w:r>
-        <w:rPr>
-          <w:rFonts w:ascii="Consolas" w:hAnsi="Consolas" w:eastAsia="Consolas"/>
-          <w:b w:val="0"/>
-          <w:i w:val="0"/>
-          <w:color w:val="000000"/>
-          <w:sz w:val="20"/>
-        </w:rPr>
-        <w:t>py teach_pendant/qt_panel.py --url http://127.0.0.1:58081 --console-url http://127.0.0.1:58090</w:t>
-      </w:r>
-      <w:r>
-        <w:rPr>
-          <w:rFonts w:ascii="Times New Roman" w:hAnsi="Times New Roman" w:eastAsia="宋体"/>
-          <w:b w:val="0"/>
-          <w:i w:val="0"/>
-          <w:color w:val="000000"/>
-          <w:sz w:val="24"/>
-        </w:rPr>
-        <w:t>；切到「测试与曲线」页即可看到与浏览器端一致的测试和曲线。</w:t>
+        <w:t>、Move Absolute、报警面板、操作日志、状态 LED。</w:t>
       </w:r>
     </w:p>
     <w:p>
@@ -5250,7 +5389,7 @@
           <w:color w:val="000000"/>
           <w:sz w:val="24"/>
         </w:rPr>
-        <w:t>两种运行模式</w:t>
+        <w:t>测试与曲线标签页（桌面端聚合网页端数据）</w:t>
       </w:r>
       <w:r>
         <w:rPr>
@@ -5260,7 +5399,7 @@
           <w:color w:val="000000"/>
           <w:sz w:val="24"/>
         </w:rPr>
-        <w:t xml:space="preserve">：真实模式（先起 </w:t>
+        <w:t xml:space="preserve">：面板用 </w:t>
       </w:r>
       <w:r>
         <w:rPr>
@@ -5270,7 +5409,7 @@
           <w:color w:val="000000"/>
           <w:sz w:val="20"/>
         </w:rPr>
-        <w:t>uvicorn teach_pendant.main:app</w:t>
+        <w:t>QTabWidget</w:t>
       </w:r>
       <w:r>
         <w:rPr>
@@ -5280,7 +5419,7 @@
           <w:color w:val="000000"/>
           <w:sz w:val="24"/>
         </w:rPr>
-        <w:t>，连控制器 gRPC）；</w:t>
+        <w:t xml:space="preserve"> 分出第二页「测试与曲线」，内嵌 </w:t>
       </w:r>
       <w:r>
         <w:rPr>
@@ -5290,7 +5429,7 @@
           <w:color w:val="000000"/>
           <w:sz w:val="20"/>
         </w:rPr>
-        <w:t>--mock</w:t>
+        <w:t>QWebEngineView</w:t>
       </w:r>
       <w:r>
         <w:rPr>
@@ -5300,7 +5439,7 @@
           <w:color w:val="000000"/>
           <w:sz w:val="24"/>
         </w:rPr>
-        <w:t xml:space="preserve"> 离线模式（内置 </w:t>
+        <w:t xml:space="preserve"> 直接加载管理控制台单页（</w:t>
       </w:r>
       <w:r>
         <w:rPr>
@@ -5310,7 +5449,7 @@
           <w:color w:val="000000"/>
           <w:sz w:val="20"/>
         </w:rPr>
-        <w:t>MockBackend</w:t>
+        <w:t>frontend/index.html</w:t>
       </w:r>
       <w:r>
         <w:rPr>
@@ -5320,7 +5459,67 @@
           <w:color w:val="000000"/>
           <w:sz w:val="24"/>
         </w:rPr>
-        <w:t xml:space="preserve"> 仿真控制器，无需 agent 即可演示，直接给面试官看 jog/回零/报警）。</w:t>
+        <w:t>），</w:t>
+      </w:r>
+      <w:r>
+        <w:rPr>
+          <w:rFonts w:ascii="Times New Roman" w:hAnsi="Times New Roman" w:eastAsia="宋体"/>
+          <w:b/>
+          <w:i w:val="0"/>
+          <w:color w:val="000000"/>
+          <w:sz w:val="24"/>
+        </w:rPr>
+        <w:t>复用其用例清单 / 运行历史 / 缺陷视图 / 逐周期 jitter·latency 数据曲线（SVG）</w:t>
+      </w:r>
+      <w:r>
+        <w:rPr>
+          <w:rFonts w:ascii="Times New Roman" w:hAnsi="Times New Roman" w:eastAsia="宋体"/>
+          <w:b w:val="0"/>
+          <w:i w:val="0"/>
+          <w:color w:val="000000"/>
+          <w:sz w:val="24"/>
+        </w:rPr>
+        <w:t xml:space="preserve">，零重写、保真度最高。控制台由 </w:t>
+      </w:r>
+      <w:r>
+        <w:rPr>
+          <w:rFonts w:ascii="Consolas" w:hAnsi="Consolas" w:eastAsia="Consolas"/>
+          <w:b w:val="0"/>
+          <w:i w:val="0"/>
+          <w:color w:val="000000"/>
+          <w:sz w:val="20"/>
+        </w:rPr>
+        <w:t>app/console.py</w:t>
+      </w:r>
+      <w:r>
+        <w:rPr>
+          <w:rFonts w:ascii="Times New Roman" w:hAnsi="Times New Roman" w:eastAsia="宋体"/>
+          <w:b w:val="0"/>
+          <w:i w:val="0"/>
+          <w:color w:val="000000"/>
+          <w:sz w:val="24"/>
+        </w:rPr>
+        <w:t xml:space="preserve">（FastAPI）托管，只读查看无需控制器 agent；曲线来自 </w:t>
+      </w:r>
+      <w:r>
+        <w:rPr>
+          <w:rFonts w:ascii="Consolas" w:hAnsi="Consolas" w:eastAsia="Consolas"/>
+          <w:b w:val="0"/>
+          <w:i w:val="0"/>
+          <w:color w:val="000000"/>
+          <w:sz w:val="20"/>
+        </w:rPr>
+        <w:t>reports/run_*/waveform.json</w:t>
+      </w:r>
+      <w:r>
+        <w:rPr>
+          <w:rFonts w:ascii="Times New Roman" w:hAnsi="Times New Roman" w:eastAsia="宋体"/>
+          <w:b w:val="0"/>
+          <w:i w:val="0"/>
+          <w:color w:val="000000"/>
+          <w:sz w:val="24"/>
+        </w:rPr>
+        <w:t>（全量或“波形报告”分组运行产出）。</w:t>
       </w:r>
     </w:p>
     <w:p>
@@ -5336,7 +5535,7 @@
           <w:color w:val="000000"/>
           <w:sz w:val="24"/>
         </w:rPr>
-        <w:t>怎么验证</w:t>
+        <w:t>怎么跑通这一页</w:t>
       </w:r>
       <w:r>
         <w:rPr>
@@ -5346,7 +5545,7 @@
           <w:color w:val="000000"/>
           <w:sz w:val="24"/>
         </w:rPr>
-        <w:t>：</w:t>
+        <w:t xml:space="preserve">：先起控制台 </w:t>
       </w:r>
       <w:r>
         <w:rPr>
@@ -5356,7 +5555,7 @@
           <w:color w:val="000000"/>
           <w:sz w:val="20"/>
         </w:rPr>
-        <w:t>py_compile</w:t>
+        <w:t>py -m uvicorn app.console:app --port 58090</w:t>
       </w:r>
       <w:r>
         <w:rPr>
@@ -5366,7 +5565,7 @@
           <w:color w:val="000000"/>
           <w:sz w:val="24"/>
         </w:rPr>
-        <w:t xml:space="preserve"> + 无头（</w:t>
+        <w:t xml:space="preserve">（或一键 </w:t>
       </w:r>
       <w:r>
         <w:rPr>
@@ -5376,7 +5575,7 @@
           <w:color w:val="000000"/>
           <w:sz w:val="20"/>
         </w:rPr>
-        <w:t>QT_QPA_PLATFORM=offscreen</w:t>
+        <w:t>py teach_pendant/run_real_backend.py</w:t>
       </w:r>
       <w:r>
         <w:rPr>
@@ -5386,7 +5585,7 @@
           <w:color w:val="000000"/>
           <w:sz w:val="24"/>
         </w:rPr>
-        <w:t>）构建窗口；</w:t>
+        <w:t xml:space="preserve"> 同时拉 agent+示教器后端+控制台），再用 </w:t>
       </w:r>
       <w:r>
         <w:rPr>
@@ -5396,7 +5595,7 @@
           <w:color w:val="000000"/>
           <w:sz w:val="20"/>
         </w:rPr>
-        <w:t>--mock</w:t>
+        <w:t>py teach_pendant/qt_panel.py --url http://127.0.0.1:58081 --console-url http://127.0.0.1:58090</w:t>
       </w:r>
       <w:r>
         <w:rPr>
@@ -5406,27 +5605,7 @@
           <w:color w:val="000000"/>
           <w:sz w:val="24"/>
         </w:rPr>
-        <w:t xml:space="preserve"> 下 servo→jog→home 关节回零逻辑通过。PyQt5 仅面板依赖，</w:t>
-      </w:r>
-      <w:r>
-        <w:rPr>
-          <w:rFonts w:ascii="Times New Roman" w:hAnsi="Times New Roman" w:eastAsia="宋体"/>
-          <w:b/>
-          <w:i w:val="0"/>
-          <w:color w:val="000000"/>
-          <w:sz w:val="24"/>
-        </w:rPr>
-        <w:t>不进 pytest/CI</w:t>
-      </w:r>
-      <w:r>
-        <w:rPr>
-          <w:rFonts w:ascii="Times New Roman" w:hAnsi="Times New Roman" w:eastAsia="宋体"/>
-          <w:b w:val="0"/>
-          <w:i w:val="0"/>
-          <w:color w:val="000000"/>
-          <w:sz w:val="24"/>
-        </w:rPr>
-        <w:t>（避免 GUI 环境耦合，保持 83 用例全绿）。</w:t>
+        <w:t>；切到「测试与曲线」页即可看到与浏览器端一致的测试和曲线。</w:t>
       </w:r>
     </w:p>
     <w:p>
@@ -5442,7 +5621,7 @@
           <w:color w:val="000000"/>
           <w:sz w:val="24"/>
         </w:rPr>
-        <w:t>面试怎么说</w:t>
+        <w:t>两种运行模式</w:t>
       </w:r>
       <w:r>
         <w:rPr>
@@ -5452,7 +5631,67 @@
           <w:color w:val="000000"/>
           <w:sz w:val="24"/>
         </w:rPr>
-        <w:t>：“岗位要求 QT/HMI，我补了一个 PyQt5 桌面示教器面板——Qt Designer 画 UI、pyuic 生成代码、业务类接管逻辑，是工业 Qt 标准分工；网络走 QT 原生 QNetworkAccessManager 而非裸 socket，一看就是正经 QT 工程结构，不是脚本玩具。”</w:t>
+        <w:t xml:space="preserve">：真实模式（先起 </w:t>
+      </w:r>
+      <w:r>
+        <w:rPr>
+          <w:rFonts w:ascii="Consolas" w:hAnsi="Consolas" w:eastAsia="Consolas"/>
+          <w:b w:val="0"/>
+          <w:i w:val="0"/>
+          <w:color w:val="000000"/>
+          <w:sz w:val="20"/>
+        </w:rPr>
+        <w:t>uvicorn teach_pendant.main:app</w:t>
+      </w:r>
+      <w:r>
+        <w:rPr>
+          <w:rFonts w:ascii="Times New Roman" w:hAnsi="Times New Roman" w:eastAsia="宋体"/>
+          <w:b w:val="0"/>
+          <w:i w:val="0"/>
+          <w:color w:val="000000"/>
+          <w:sz w:val="24"/>
+        </w:rPr>
+        <w:t>，连控制器 gRPC）；</w:t>
+      </w:r>
+      <w:r>
+        <w:rPr>
+          <w:rFonts w:ascii="Consolas" w:hAnsi="Consolas" w:eastAsia="Consolas"/>
+          <w:b w:val="0"/>
+          <w:i w:val="0"/>
+          <w:color w:val="000000"/>
+          <w:sz w:val="20"/>
+        </w:rPr>
+        <w:t>--mock</w:t>
+      </w:r>
+      <w:r>
+        <w:rPr>
+          <w:rFonts w:ascii="Times New Roman" w:hAnsi="Times New Roman" w:eastAsia="宋体"/>
+          <w:b w:val="0"/>
+          <w:i w:val="0"/>
+          <w:color w:val="000000"/>
+          <w:sz w:val="24"/>
+        </w:rPr>
+        <w:t xml:space="preserve"> 离线模式（内置 </w:t>
+      </w:r>
+      <w:r>
+        <w:rPr>
+          <w:rFonts w:ascii="Consolas" w:hAnsi="Consolas" w:eastAsia="Consolas"/>
+          <w:b w:val="0"/>
+          <w:i w:val="0"/>
+          <w:color w:val="000000"/>
+          <w:sz w:val="20"/>
+        </w:rPr>
+        <w:t>MockBackend</w:t>
+      </w:r>
+      <w:r>
+        <w:rPr>
+          <w:rFonts w:ascii="Times New Roman" w:hAnsi="Times New Roman" w:eastAsia="宋体"/>
+          <w:b w:val="0"/>
+          <w:i w:val="0"/>
+          <w:color w:val="000000"/>
+          <w:sz w:val="24"/>
+        </w:rPr>
+        <w:t xml:space="preserve"> 仿真控制器，无需 agent 即可演示，直接给面试官看 jog/回零/报警）。</w:t>
       </w:r>
     </w:p>
     <w:p>
@@ -5468,7 +5707,7 @@
           <w:color w:val="000000"/>
           <w:sz w:val="24"/>
         </w:rPr>
-        <w:t>截图/录屏指引（简历素材）</w:t>
+        <w:t>怎么验证</w:t>
       </w:r>
       <w:r>
         <w:rPr>
@@ -5479,10 +5718,142 @@
           <w:sz w:val="24"/>
         </w:rPr>
         <w:t>：</w:t>
+      </w:r>
+      <w:r>
+        <w:rPr>
+          <w:rFonts w:ascii="Consolas" w:hAnsi="Consolas" w:eastAsia="Consolas"/>
+          <w:b w:val="0"/>
+          <w:i w:val="0"/>
+          <w:color w:val="000000"/>
+          <w:sz w:val="20"/>
+        </w:rPr>
+        <w:t>py_compile</w:t>
+      </w:r>
+      <w:r>
+        <w:rPr>
+          <w:rFonts w:ascii="Times New Roman" w:hAnsi="Times New Roman" w:eastAsia="宋体"/>
+          <w:b w:val="0"/>
+          <w:i w:val="0"/>
+          <w:color w:val="000000"/>
+          <w:sz w:val="24"/>
+        </w:rPr>
+        <w:t xml:space="preserve"> + 无头（</w:t>
+      </w:r>
+      <w:r>
+        <w:rPr>
+          <w:rFonts w:ascii="Consolas" w:hAnsi="Consolas" w:eastAsia="Consolas"/>
+          <w:b w:val="0"/>
+          <w:i w:val="0"/>
+          <w:color w:val="000000"/>
+          <w:sz w:val="20"/>
+        </w:rPr>
+        <w:t>QT_QPA_PLATFORM=offscreen</w:t>
+      </w:r>
+      <w:r>
+        <w:rPr>
+          <w:rFonts w:ascii="Times New Roman" w:hAnsi="Times New Roman" w:eastAsia="宋体"/>
+          <w:b w:val="0"/>
+          <w:i w:val="0"/>
+          <w:color w:val="000000"/>
+          <w:sz w:val="24"/>
+        </w:rPr>
+        <w:t>）构建窗口；</w:t>
+      </w:r>
+      <w:r>
+        <w:rPr>
+          <w:rFonts w:ascii="Consolas" w:hAnsi="Consolas" w:eastAsia="Consolas"/>
+          <w:b w:val="0"/>
+          <w:i w:val="0"/>
+          <w:color w:val="000000"/>
+          <w:sz w:val="20"/>
+        </w:rPr>
+        <w:t>--mock</w:t>
+      </w:r>
+      <w:r>
+        <w:rPr>
+          <w:rFonts w:ascii="Times New Roman" w:hAnsi="Times New Roman" w:eastAsia="宋体"/>
+          <w:b w:val="0"/>
+          <w:i w:val="0"/>
+          <w:color w:val="000000"/>
+          <w:sz w:val="24"/>
+        </w:rPr>
+        <w:t xml:space="preserve"> 下 servo→jog→home 关节回零逻辑通过。PyQt5 仅面板依赖，</w:t>
+      </w:r>
+      <w:r>
+        <w:rPr>
+          <w:rFonts w:ascii="Times New Roman" w:hAnsi="Times New Roman" w:eastAsia="宋体"/>
+          <w:b/>
+          <w:i w:val="0"/>
+          <w:color w:val="000000"/>
+          <w:sz w:val="24"/>
+        </w:rPr>
+        <w:t>不进 pytest/CI</w:t>
+      </w:r>
+      <w:r>
+        <w:rPr>
+          <w:rFonts w:ascii="Times New Roman" w:hAnsi="Times New Roman" w:eastAsia="宋体"/>
+          <w:b w:val="0"/>
+          <w:i w:val="0"/>
+          <w:color w:val="000000"/>
+          <w:sz w:val="24"/>
+        </w:rPr>
+        <w:t>（避免 GUI 环境耦合，保持 83 用例全绿）。</w:t>
       </w:r>
     </w:p>
     <w:p>
       <w:pPr>
+        <w:pStyle w:val="ListBullet"/>
+        <w:spacing w:line="360" w:lineRule="auto" w:before="0" w:after="40"/>
+      </w:pPr>
+      <w:r>
+        <w:rPr>
+          <w:rFonts w:ascii="Times New Roman" w:hAnsi="Times New Roman" w:eastAsia="宋体"/>
+          <w:b/>
+          <w:i w:val="0"/>
+          <w:color w:val="000000"/>
+          <w:sz w:val="24"/>
+        </w:rPr>
+        <w:t>面试怎么说</w:t>
+      </w:r>
+      <w:r>
+        <w:rPr>
+          <w:rFonts w:ascii="Times New Roman" w:hAnsi="Times New Roman" w:eastAsia="宋体"/>
+          <w:b w:val="0"/>
+          <w:i w:val="0"/>
+          <w:color w:val="000000"/>
+          <w:sz w:val="24"/>
+        </w:rPr>
+        <w:t>：“岗位要求 QT/HMI，我补了一个 PyQt5 桌面示教器面板——Qt Designer 画 UI、pyuic 生成代码、业务类接管逻辑，是工业 Qt 标准分工；网络走 QT 原生 QNetworkAccessManager 而非裸 socket，一看就是正经 QT 工程结构，不是脚本玩具。”</w:t>
+      </w:r>
+    </w:p>
+    <w:p>
+      <w:pPr>
+        <w:pStyle w:val="ListBullet"/>
+        <w:spacing w:line="360" w:lineRule="auto" w:before="0" w:after="40"/>
+      </w:pPr>
+      <w:r>
+        <w:rPr>
+          <w:rFonts w:ascii="Times New Roman" w:hAnsi="Times New Roman" w:eastAsia="宋体"/>
+          <w:b/>
+          <w:i w:val="0"/>
+          <w:color w:val="000000"/>
+          <w:sz w:val="24"/>
+        </w:rPr>
+        <w:t>截图/录屏指引（简历素材）</w:t>
+      </w:r>
+      <w:r>
+        <w:rPr>
+          <w:rFonts w:ascii="Times New Roman" w:hAnsi="Times New Roman" w:eastAsia="宋体"/>
+          <w:b w:val="0"/>
+          <w:i w:val="0"/>
+          <w:color w:val="000000"/>
+          <w:sz w:val="24"/>
+        </w:rPr>
+        <w:t>：</w:t>
+      </w:r>
+    </w:p>
+    <w:p>
+      <w:pPr>
         <w:pStyle w:val="ListNumber"/>
         <w:spacing w:line="360" w:lineRule="auto" w:before="0" w:after="40"/>
       </w:pPr>
@@ -5753,7 +6124,7 @@
           <w:color w:val="000000"/>
           <w:sz w:val="32"/>
         </w:rPr>
-        <w:t>5. 测试体系（86 项）</w:t>
+        <w:t>5. 测试体系（91 项）</w:t>
       </w:r>
     </w:p>
     <w:tbl>
@@ -7025,6 +7396,103 @@
           </w:p>
         </w:tc>
       </w:tr>
+      <w:tr>
+        <w:trPr>
+          <w:cantSplit/>
+        </w:trPr>
+        <w:tc>
+          <w:tcPr>
+            <w:tcW w:type="dxa" w:w="2268"/>
+            <w:vAlign w:val="center"/>
+          </w:tcPr>
+          <w:p>
+            <w:pPr>
+              <w:spacing w:before="20" w:after="20" w:line="240" w:lineRule="auto"/>
+              <w:ind w:firstLine="0" w:left="0"/>
+              <w:jc w:val="center"/>
+            </w:pPr>
+            <w:r>
+              <w:rPr>
+                <w:rFonts w:ascii="Times New Roman" w:hAnsi="Times New Roman" w:eastAsia="宋体"/>
+                <w:b w:val="0"/>
+                <w:i w:val="0"/>
+                <w:color w:val="000000"/>
+                <w:sz w:val="21"/>
+              </w:rPr>
+              <w:t>Qt 示教器面板</w:t>
+            </w:r>
+          </w:p>
+        </w:tc>
+        <w:tc>
+          <w:tcPr>
+            <w:tcW w:type="dxa" w:w="2268"/>
+            <w:vAlign w:val="center"/>
+          </w:tcPr>
+          <w:p>
+            <w:pPr>
+              <w:spacing w:before="20" w:after="20" w:line="240" w:lineRule="auto"/>
+              <w:ind w:firstLine="0" w:left="0"/>
+              <w:jc w:val="right"/>
+            </w:pPr>
+            <w:r>
+              <w:rPr>
+                <w:rFonts w:ascii="Times New Roman" w:hAnsi="Times New Roman" w:eastAsia="宋体"/>
+                <w:b w:val="0"/>
+                <w:i w:val="0"/>
+                <w:color w:val="000000"/>
+                <w:sz w:val="21"/>
+              </w:rPr>
+              <w:t>5</w:t>
+            </w:r>
+          </w:p>
+        </w:tc>
+        <w:tc>
+          <w:tcPr>
+            <w:tcW w:type="dxa" w:w="2268"/>
+            <w:vAlign w:val="center"/>
+          </w:tcPr>
+          <w:p>
+            <w:pPr>
+              <w:spacing w:before="20" w:after="20" w:line="240" w:lineRule="auto"/>
+              <w:ind w:firstLine="0" w:left="0"/>
+              <w:jc w:val="left"/>
+            </w:pPr>
+            <w:r>
+              <w:rPr>
+                <w:rFonts w:ascii="Times New Roman" w:hAnsi="Times New Roman" w:eastAsia="宋体"/>
+                <w:b w:val="0"/>
+                <w:i w:val="0"/>
+                <w:color w:val="000000"/>
+                <w:sz w:val="21"/>
+              </w:rPr>
+              <w:t>test_qt_panel.py</w:t>
+            </w:r>
+          </w:p>
+        </w:tc>
+        <w:tc>
+          <w:tcPr>
+            <w:tcW w:type="dxa" w:w="2268"/>
+            <w:vAlign w:val="center"/>
+          </w:tcPr>
+          <w:p>
+            <w:pPr>
+              <w:spacing w:before="20" w:after="20" w:line="240" w:lineRule="auto"/>
+              <w:ind w:firstLine="0" w:left="0"/>
+              <w:jc w:val="left"/>
+            </w:pPr>
+            <w:r>
+              <w:rPr>
+                <w:rFonts w:ascii="Times New Roman" w:hAnsi="Times New Roman" w:eastAsia="宋体"/>
+                <w:b w:val="0"/>
+                <w:i w:val="0"/>
+                <w:color w:val="000000"/>
+                <w:sz w:val="21"/>
+              </w:rPr>
+              <w:t>MockBackend 契约：使能门禁 / jog 步长增量 / 回零 / 绝对运动 / 复位与报警派生（无 GUI/agent）</w:t>
+            </w:r>
+          </w:p>
+        </w:tc>
+      </w:tr>
     </w:tbl>
     <w:p>
       <w:pPr>
@@ -7069,7 +7537,7 @@
           <w:color w:val="000000"/>
           <w:sz w:val="32"/>
         </w:rPr>
-        <w:t>6. 工程化与演进（15 个 tag）</w:t>
+        <w:t>6. 工程化与演进（16 个 tag）</w:t>
       </w:r>
     </w:p>
     <w:p>
@@ -8287,6 +8755,80 @@
           </w:p>
         </w:tc>
       </w:tr>
+      <w:tr>
+        <w:trPr>
+          <w:cantSplit/>
+        </w:trPr>
+        <w:tc>
+          <w:tcPr>
+            <w:tcW w:type="dxa" w:w="3024"/>
+            <w:vAlign w:val="center"/>
+          </w:tcPr>
+          <w:p>
+            <w:pPr>
+              <w:spacing w:before="20" w:after="20" w:line="240" w:lineRule="auto"/>
+              <w:ind w:firstLine="0" w:left="0"/>
+              <w:jc w:val="center"/>
+            </w:pPr>
+            <w:r>
+              <w:rPr>
+                <w:rFonts w:ascii="Times New Roman" w:hAnsi="Times New Roman" w:eastAsia="宋体"/>
+                <w:b w:val="0"/>
+                <w:i w:val="0"/>
+                <w:color w:val="000000"/>
+                <w:sz w:val="21"/>
+              </w:rPr>
+              <w:t>v0.14.2-teach-pendant-qt-tests</w:t>
+            </w:r>
+          </w:p>
+        </w:tc>
+        <w:tc>
+          <w:tcPr>
+            <w:tcW w:type="dxa" w:w="3024"/>
+            <w:vAlign w:val="center"/>
+          </w:tcPr>
+          <w:p>
+            <w:pPr>
+              <w:spacing w:before="20" w:after="20" w:line="240" w:lineRule="auto"/>
+              <w:ind w:firstLine="0" w:left="0"/>
+              <w:jc w:val="left"/>
+            </w:pPr>
+            <w:r>
+              <w:rPr>
+                <w:rFonts w:ascii="Times New Roman" w:hAnsi="Times New Roman" w:eastAsia="宋体"/>
+                <w:b w:val="0"/>
+                <w:i w:val="0"/>
+                <w:color w:val="000000"/>
+                <w:sz w:val="21"/>
+              </w:rPr>
+              <w:t>示教器 Qt 面板测试补全：MockBackend 抽离独立模块 + 5 项契约测试</w:t>
+            </w:r>
+          </w:p>
+        </w:tc>
+        <w:tc>
+          <w:tcPr>
+            <w:tcW w:type="dxa" w:w="3024"/>
+            <w:vAlign w:val="center"/>
+          </w:tcPr>
+          <w:p>
+            <w:pPr>
+              <w:spacing w:before="20" w:after="20" w:line="240" w:lineRule="auto"/>
+              <w:ind w:firstLine="0" w:left="0"/>
+              <w:jc w:val="left"/>
+            </w:pPr>
+            <w:r>
+              <w:rPr>
+                <w:rFonts w:ascii="Times New Roman" w:hAnsi="Times New Roman" w:eastAsia="宋体"/>
+                <w:b w:val="0"/>
+                <w:i w:val="0"/>
+                <w:color w:val="000000"/>
+                <w:sz w:val="21"/>
+              </w:rPr>
+              <w:t>✅</w:t>
+            </w:r>
+          </w:p>
+        </w:tc>
+      </w:tr>
     </w:tbl>
     <w:p>
       <w:pPr>
@@ -8336,7 +8878,7 @@
           <w:color w:val="000000"/>
           <w:sz w:val="24"/>
         </w:rPr>
-        <w:t>，15 个 tag 全部可追溯。</w:t>
+        <w:t>，16 个 tag 全部可追溯。</w:t>
       </w:r>
     </w:p>
     <w:p>
@@ -9685,7 +10227,7 @@
           <w:color w:val="000000"/>
           <w:sz w:val="22"/>
         </w:rPr>
-        <w:t>——多轴软硬件解耦测试架构、C++ 控制环与 Python 编排双层、Robot Profile 参数化、Simulator+Oracle 判定、CiA402/EtherCAT/示教器/安全联锁自动化验证，86 用例 CI 全绿，15 个版本里程碑。</w:t>
+        <w:t>——多轴软硬件解耦测试架构、C++ 控制环与 Python 编排双层、Robot Profile 参数化、Simulator+Oracle 判定、CiA402/EtherCAT/示教器/安全联锁自动化验证，91 用例 CI 全绿，16 个版本里程碑。</w:t>
       </w:r>
     </w:p>
     <w:p>
@@ -9930,7 +10472,7 @@
           <w:color w:val="000000"/>
           <w:sz w:val="22"/>
         </w:rPr>
-        <w:t xml:space="preserve"> Profile（公开规格：轴数、周期、限位、精度），用现有 86 用例在 Simulation 模式全量跑通基线；再 P2.1b 把 SOEM 接到真实 EtherCAT 从站（工控机 Linux + 伺服），跑 test_ethercat 核心用例对齐从站数；最后 jitter/latency/overrun 以真机实测进报告。每一步都有明确验收，不改用例只改配置。</w:t>
+        <w:t xml:space="preserve"> Profile（公开规格：轴数、周期、限位、精度），用现有 91 用例在 Simulation 模式全量跑通基线；再 P2.1b 把 SOEM 接到真实 EtherCAT 从站（工控机 Linux + 伺服），跑 test_ethercat 核心用例对齐从站数；最后 jitter/latency/overrun 以真机实测进报告。每一步都有明确验收，不改用例只改配置。</w:t>
       </w:r>
     </w:p>
     <w:p>
@@ -10650,7 +11192,7 @@
           <w:color w:val="000000"/>
           <w:sz w:val="22"/>
         </w:rPr>
-        <w:t>设计多轴机器人控制器软硬件解耦测试架构，开发 C++ Controller Agent（控制环 + PLCopen 状态机）与 Python/Pytest 测试编排引擎，实现 CiA402 驱动状态机、EtherCAT 虚拟总线、Modbus/实时性量化及异常工况自动验证；构建 Robot Profile 参数化多轴仿真与 Test Oracle，对关节位置、速度钳制、状态机序列、控制周期 jitter/latency/overrun 自动判定；实现虚拟示教器（UI + Playwright）与 TP/1.0 示教器协议模拟器、安全联锁仿真（ESTOP&gt;门&gt;驱动器故障 + 控制器联动）；Robot Adapter 抽象支持 Simulation/HIL 一行切换。86 项用例 CI 全绿，15 个版本里程碑，测试→缺陷→回归闭环。</w:t>
+        <w:t>设计多轴机器人控制器软硬件解耦测试架构，开发 C++ Controller Agent（控制环 + PLCopen 状态机）与 Python/Pytest 测试编排引擎，实现 CiA402 驱动状态机、EtherCAT 虚拟总线、Modbus/实时性量化及异常工况自动验证；构建 Robot Profile 参数化多轴仿真与 Test Oracle，对关节位置、速度钳制、状态机序列、控制周期 jitter/latency/overrun 自动判定；实现虚拟示教器（UI + Playwright）与 TP/1.0 示教器协议模拟器、安全联锁仿真（ESTOP&gt;门&gt;驱动器故障 + 控制器联动）；Robot Adapter 抽象支持 Simulation/HIL 一行切换。91 项用例 CI 全绿，16 个版本里程碑，测试→缺陷→回归闭环。</w:t>
       </w:r>
     </w:p>
     <w:p>

--- a/docs/interview-project-brief.docx
+++ b/docs/interview-project-brief.docx
@@ -229,7 +229,7 @@
           <w:color w:val="000000"/>
           <w:sz w:val="22"/>
         </w:rPr>
-        <w:t>：C++ 承担控制环、运动执行、CiA402 状态机和 EtherCAT 周期交换，保证实时性；Python 只负责测试编排和判定，避免解释器影响实时执行。被测对象是 Robot Profile 参数化的多轴仿真机器人，判定层是独立的 Test Oracle。目前 74 个用例覆盖 PLCopen 运动指令、CiA402 驱动状态机、EtherCAT 虚拟总线、实时性量化、示教器 UI 与协议模拟器、安全联锁仿真，全部自动化跑在 CI 上。</w:t>
+        <w:t>：C++ 承担控制环、运动执行、CiA402 状态机和 EtherCAT 周期交换，保证实时性；Python 只负责测试编排和判定，避免解释器影响实时执行。被测对象是 Robot Profile 参数化的多轴仿真机器人，判定层是独立的 Test Oracle。目前 94 个用例覆盖 PLCopen 运动指令、CiA402 驱动状态机、EtherCAT 虚拟总线、实时性量化、示教器 UI 与协议模拟器、安全联锁仿真，全部自动化跑在 CI 上。</w:t>
       </w:r>
     </w:p>
     <w:p>
@@ -474,7 +474,7 @@
           <w:color w:val="000000"/>
           <w:sz w:val="22"/>
         </w:rPr>
-        <w:t>目前已经迭代了 16 个版本 tag，91 个用例全绿，覆盖 CiA402 状态机、EtherCAT 虚拟总线、实时性量化（jitter/latency/overrun）、示教器 Web UI / Qt 桌面面板 / 协议模拟器、总线异常注入、安全联锁仿真。架构上做了 Robot Adapter 抽象，未来接真机只需要改配置不改用例。</w:t>
+        <w:t>目前已经迭代了 17 个版本 tag，94 个用例全绿，覆盖 CiA402 状态机、EtherCAT 虚拟总线、实时性量化（jitter/latency/overrun）、示教器 Web UI / Qt 桌面面板 / 协议模拟器、总线异常注入、安全联锁仿真。架构上做了 Robot Adapter 抽象，未来接真机只需要改配置不改用例。</w:t>
       </w:r>
     </w:p>
     <w:p>
@@ -906,7 +906,7 @@
                 <w:color w:val="000000"/>
                 <w:sz w:val="21"/>
               </w:rPr>
-              <w:t>CI 全绿 + 16 个版本 tag + 测试→缺陷→回归闭环（用例发现 bug 后补回归用例）</w:t>
+              <w:t>CI 全绿 + 17 个版本 tag + 测试→缺陷→回归闭环（用例发现 bug 后补回归用例）</w:t>
             </w:r>
           </w:p>
         </w:tc>
@@ -3149,7 +3149,7 @@
           <w:color w:val="000000"/>
           <w:sz w:val="24"/>
         </w:rPr>
-        <w:t>：“真机接入点钉死在 EthercatMaster 抽象上——P2.1b 只需在 SoemEthercatBus::init() 里替换成 SOEM 的 ecx_init + 从站扫描，上层 gRPC 和 91 个用例零改动；而且骨架现在就保证无网卡/非 Linux 时报清晰错误，不冒充真机已连接。”</w:t>
+        <w:t>：“真机接入点钉死在 EthercatMaster 抽象上——P2.1b 只需在 SoemEthercatBus::init() 里替换成 SOEM 的 ecx_init + 从站扫描，上层 gRPC 和 94 个用例零改动；而且骨架现在就保证无网卡/非 Linux 时报清晰错误，不冒充真机已连接。”</w:t>
       </w:r>
     </w:p>
     <w:p>
@@ -4864,6 +4864,46 @@
         </w:rPr>
         <w:t xml:space="preserve"> + 逐周期 jitter/latency 波形、实时性波形面板（全局 SVG）、缺陷关闭/重开（MANUAL 标记）。</w:t>
       </w:r>
+      <w:r>
+        <w:rPr>
+          <w:rFonts w:ascii="Times New Roman" w:hAnsi="Times New Roman" w:eastAsia="宋体"/>
+          <w:b/>
+          <w:i w:val="0"/>
+          <w:color w:val="000000"/>
+          <w:sz w:val="24"/>
+        </w:rPr>
+        <w:t>运行中实时曲线（v0.16.0-p3-realtime）</w:t>
+      </w:r>
+      <w:r>
+        <w:rPr>
+          <w:rFonts w:ascii="Times New Roman" w:hAnsi="Times New Roman" w:eastAsia="宋体"/>
+          <w:b w:val="0"/>
+          <w:i w:val="0"/>
+          <w:color w:val="000000"/>
+          <w:sz w:val="24"/>
+        </w:rPr>
+        <w:t>：adapter 包装自动捕获逐用例轨迹段（对用例零侵入），每用例结束 flush 到 reports/active.live.jsonl；</w:t>
+      </w:r>
+      <w:r>
+        <w:rPr>
+          <w:rFonts w:ascii="Consolas" w:hAnsi="Consolas" w:eastAsia="Consolas"/>
+          <w:b w:val="0"/>
+          <w:i w:val="0"/>
+          <w:color w:val="000000"/>
+          <w:sz w:val="20"/>
+        </w:rPr>
+        <w:t>/api/runs/active/stream</w:t>
+      </w:r>
+      <w:r>
+        <w:rPr>
+          <w:rFonts w:ascii="Times New Roman" w:hAnsi="Times New Roman" w:eastAsia="宋体"/>
+          <w:b w:val="0"/>
+          <w:i w:val="0"/>
+          <w:color w:val="000000"/>
+          <w:sz w:val="24"/>
+        </w:rPr>
+        <w:t xml:space="preserve"> SSE 端点增量推送；前端 EventSource 边跑边刷新 7 轴曲线（运行累计时间轴）；运行结束归档 run_dir/active.jsonl 并清理 live 文件作为 SSE 结束信号——数据全部来自 C++ Agent 批量采样。</w:t>
+      </w:r>
     </w:p>
     <w:p>
       <w:pPr>
@@ -6124,7 +6164,7 @@
           <w:color w:val="000000"/>
           <w:sz w:val="32"/>
         </w:rPr>
-        <w:t>5. 测试体系（91 项）</w:t>
+        <w:t>5. 测试体系（94 项）</w:t>
       </w:r>
     </w:p>
     <w:tbl>
@@ -7345,7 +7385,7 @@
                 <w:color w:val="000000"/>
                 <w:sz w:val="21"/>
               </w:rPr>
-              <w:t>12</w:t>
+              <w:t>15</w:t>
             </w:r>
           </w:p>
         </w:tc>
@@ -7391,7 +7431,7 @@
                 <w:color w:val="000000"/>
                 <w:sz w:val="21"/>
               </w:rPr>
-              <w:t>清单/历史/自动闭环/汇总 + 逐周期波形 JSON + 触发运行/状态轮询/并发拒绝/明细/人工闭环 + 轨迹曲线 API/波形 SVG 端点</w:t>
+              <w:t>清单/历史/自动闭环/汇总 + 逐周期波形 JSON + 触发运行/状态轮询/并发拒绝/明细/人工闭环 + 轨迹曲线 API/波形 SVG 端点 + 实时曲线 SSE 生成器语义（增量推送/结束收尾/HTTP event-stream）</w:t>
             </w:r>
           </w:p>
         </w:tc>
@@ -7537,7 +7577,7 @@
           <w:color w:val="000000"/>
           <w:sz w:val="32"/>
         </w:rPr>
-        <w:t>6. 工程化与演进（16 个 tag）</w:t>
+        <w:t>6. 工程化与演进（17 个 tag）</w:t>
       </w:r>
     </w:p>
     <w:p>
@@ -8829,6 +8869,80 @@
           </w:p>
         </w:tc>
       </w:tr>
+      <w:tr>
+        <w:trPr>
+          <w:cantSplit/>
+        </w:trPr>
+        <w:tc>
+          <w:tcPr>
+            <w:tcW w:type="dxa" w:w="3024"/>
+            <w:vAlign w:val="center"/>
+          </w:tcPr>
+          <w:p>
+            <w:pPr>
+              <w:spacing w:before="20" w:after="20" w:line="240" w:lineRule="auto"/>
+              <w:ind w:firstLine="0" w:left="0"/>
+              <w:jc w:val="center"/>
+            </w:pPr>
+            <w:r>
+              <w:rPr>
+                <w:rFonts w:ascii="Times New Roman" w:hAnsi="Times New Roman" w:eastAsia="宋体"/>
+                <w:b w:val="0"/>
+                <w:i w:val="0"/>
+                <w:color w:val="000000"/>
+                <w:sz w:val="21"/>
+              </w:rPr>
+              <w:t>v0.16.0-p3-realtime</w:t>
+            </w:r>
+          </w:p>
+        </w:tc>
+        <w:tc>
+          <w:tcPr>
+            <w:tcW w:type="dxa" w:w="3024"/>
+            <w:vAlign w:val="center"/>
+          </w:tcPr>
+          <w:p>
+            <w:pPr>
+              <w:spacing w:before="20" w:after="20" w:line="240" w:lineRule="auto"/>
+              <w:ind w:firstLine="0" w:left="0"/>
+              <w:jc w:val="left"/>
+            </w:pPr>
+            <w:r>
+              <w:rPr>
+                <w:rFonts w:ascii="Times New Roman" w:hAnsi="Times New Roman" w:eastAsia="宋体"/>
+                <w:b w:val="0"/>
+                <w:i w:val="0"/>
+                <w:color w:val="000000"/>
+                <w:sz w:val="21"/>
+              </w:rPr>
+              <w:t>运行中实时曲线：逐用例轨迹段自动捕获 + SSE 流式推送 + 前端 EventSource 边跑边刷新</w:t>
+            </w:r>
+          </w:p>
+        </w:tc>
+        <w:tc>
+          <w:tcPr>
+            <w:tcW w:type="dxa" w:w="3024"/>
+            <w:vAlign w:val="center"/>
+          </w:tcPr>
+          <w:p>
+            <w:pPr>
+              <w:spacing w:before="20" w:after="20" w:line="240" w:lineRule="auto"/>
+              <w:ind w:firstLine="0" w:left="0"/>
+              <w:jc w:val="left"/>
+            </w:pPr>
+            <w:r>
+              <w:rPr>
+                <w:rFonts w:ascii="Times New Roman" w:hAnsi="Times New Roman" w:eastAsia="宋体"/>
+                <w:b w:val="0"/>
+                <w:i w:val="0"/>
+                <w:color w:val="000000"/>
+                <w:sz w:val="21"/>
+              </w:rPr>
+              <w:t>✅</w:t>
+            </w:r>
+          </w:p>
+        </w:tc>
+      </w:tr>
     </w:tbl>
     <w:p>
       <w:pPr>
@@ -8878,7 +8992,7 @@
           <w:color w:val="000000"/>
           <w:sz w:val="24"/>
         </w:rPr>
-        <w:t>，16 个 tag 全部可追溯。</w:t>
+        <w:t>，17 个 tag 全部可追溯。</w:t>
       </w:r>
     </w:p>
     <w:p>

--- a/docs/interview-project-brief.docx
+++ b/docs/interview-project-brief.docx
@@ -2492,7 +2492,7 @@
           <w:color w:val="000000"/>
           <w:sz w:val="24"/>
         </w:rPr>
-        <w:t>面试怎么说</w:t>
+        <w:t>实现细节</w:t>
       </w:r>
       <w:r>
         <w:rPr>
@@ -2502,26 +2502,111 @@
           <w:color w:val="000000"/>
           <w:sz w:val="24"/>
         </w:rPr>
-        <w:t>：“状态机语义对标 PLCopen：Busy/Active/Done、CommandAborted、Error+ErrorID；急停是 FAULT 级，必须 Reset 才能恢复——这是真实控制器语义，不是玩具。”</w:t>
+        <w:t>：类结构 `ControllerAgent / RobotModel / Axis / AxisGroup / MotionExecutor /</w:t>
       </w:r>
     </w:p>
     <w:p>
       <w:pPr>
-        <w:pStyle w:val="Heading2"/>
-      </w:pPr>
-      <w:r>
-        <w:rPr>
-          <w:rFonts w:ascii="Times New Roman" w:hAnsi="Times New Roman" w:eastAsia="宋体"/>
-          <w:b/>
-          <w:i w:val="0"/>
-          <w:color w:val="000000"/>
-          <w:sz w:val="28"/>
-        </w:rPr>
-        <w:t>4.2 Robot Simulator（simulator/）</w:t>
+        <w:spacing w:line="360" w:lineRule="auto" w:before="0" w:after="0"/>
+        <w:ind w:firstLine="480"/>
+      </w:pPr>
+      <w:r>
+        <w:rPr>
+          <w:rFonts w:ascii="Times New Roman" w:hAnsi="Times New Roman" w:eastAsia="宋体"/>
+          <w:b w:val="0"/>
+          <w:i w:val="0"/>
+          <w:color w:val="000000"/>
+          <w:sz w:val="24"/>
+        </w:rPr>
+        <w:t>TrajectoryGenerator / StateMachine / DataRecorder`；gRPC 服务四组（Controller /</w:t>
       </w:r>
     </w:p>
     <w:p>
       <w:pPr>
+        <w:spacing w:line="360" w:lineRule="auto" w:before="0" w:after="0"/>
+        <w:ind w:firstLine="480"/>
+      </w:pPr>
+      <w:r>
+        <w:rPr>
+          <w:rFonts w:ascii="Times New Roman" w:hAnsi="Times New Roman" w:eastAsia="宋体"/>
+          <w:b w:val="0"/>
+          <w:i w:val="0"/>
+          <w:color w:val="000000"/>
+          <w:sz w:val="24"/>
+        </w:rPr>
+        <w:t xml:space="preserve">Cia402 / Ethercat / Safety）；控制环按 </w:t>
+      </w:r>
+      <w:r>
+        <w:rPr>
+          <w:rFonts w:ascii="Consolas" w:hAnsi="Consolas" w:eastAsia="Consolas"/>
+          <w:b w:val="0"/>
+          <w:i w:val="0"/>
+          <w:color w:val="000000"/>
+          <w:sz w:val="20"/>
+        </w:rPr>
+        <w:t>profile.cycle_hz</w:t>
+      </w:r>
+      <w:r>
+        <w:rPr>
+          <w:rFonts w:ascii="Times New Roman" w:hAnsi="Times New Roman" w:eastAsia="宋体"/>
+          <w:b w:val="0"/>
+          <w:i w:val="0"/>
+          <w:color w:val="000000"/>
+          <w:sz w:val="24"/>
+        </w:rPr>
+        <w:t>（500/1000/2000Hz）自旋对齐</w:t>
+      </w:r>
+    </w:p>
+    <w:p>
+      <w:pPr>
+        <w:spacing w:line="360" w:lineRule="auto" w:before="0" w:after="0"/>
+        <w:ind w:firstLine="480"/>
+      </w:pPr>
+      <w:r>
+        <w:rPr>
+          <w:rFonts w:ascii="Times New Roman" w:hAnsi="Times New Roman" w:eastAsia="宋体"/>
+          <w:b w:val="0"/>
+          <w:i w:val="0"/>
+          <w:color w:val="000000"/>
+          <w:sz w:val="24"/>
+        </w:rPr>
+        <w:t>周期；PLCopen 运动状态 IDLE/BUSY/ACTIVE/DONE/ABORTED/ERROR + 控制器级</w:t>
+      </w:r>
+    </w:p>
+    <w:p>
+      <w:pPr>
+        <w:spacing w:line="360" w:lineRule="auto" w:before="0" w:after="0"/>
+        <w:ind w:firstLine="480"/>
+      </w:pPr>
+      <w:r>
+        <w:rPr>
+          <w:rFonts w:ascii="Times New Roman" w:hAnsi="Times New Roman" w:eastAsia="宋体"/>
+          <w:b w:val="0"/>
+          <w:i w:val="0"/>
+          <w:color w:val="000000"/>
+          <w:sz w:val="24"/>
+        </w:rPr>
+        <w:t>DISABLED/ENABLED/FAULT；采样线程把 timestamp/关节位置/速度/加速度/状态写入缓冲，</w:t>
+      </w:r>
+    </w:p>
+    <w:p>
+      <w:pPr>
+        <w:spacing w:line="360" w:lineRule="auto" w:before="0" w:after="0"/>
+        <w:ind w:firstLine="480"/>
+      </w:pPr>
+      <w:r>
+        <w:rPr>
+          <w:rFonts w:ascii="Times New Roman" w:hAnsi="Times New Roman" w:eastAsia="宋体"/>
+          <w:b w:val="0"/>
+          <w:i w:val="0"/>
+          <w:color w:val="000000"/>
+          <w:sz w:val="24"/>
+        </w:rPr>
+        <w:t>指令完成后批量回传（一次 gRPC 响应带全轨迹，见 3.1 实时性边界）。</w:t>
+      </w:r>
+    </w:p>
+    <w:p>
+      <w:pPr>
         <w:pStyle w:val="ListBullet"/>
         <w:spacing w:line="360" w:lineRule="auto" w:before="0" w:after="40"/>
       </w:pPr>
@@ -2533,7 +2618,7 @@
           <w:color w:val="000000"/>
           <w:sz w:val="24"/>
         </w:rPr>
-        <w:t>干什么</w:t>
+        <w:t>面试怎么说</w:t>
       </w:r>
       <w:r>
         <w:rPr>
@@ -2543,11 +2628,26 @@
           <w:color w:val="000000"/>
           <w:sz w:val="24"/>
         </w:rPr>
-        <w:t>：RobotModel（各轴状态+限位/限速）、TrajectoryGenerator（梯形速度剖面、同步 PTP 按最慢轴统一时长）、MotionExecutor（按周期推进规划）。</w:t>
+        <w:t>：“状态机语义对标 PLCopen：Busy/Active/Done、CommandAborted、Error+ErrorID；急停是 FAULT 级，必须 Reset 才能恢复——这是真实控制器语义，不是玩具。”</w:t>
       </w:r>
     </w:p>
     <w:p>
       <w:pPr>
+        <w:pStyle w:val="Heading2"/>
+      </w:pPr>
+      <w:r>
+        <w:rPr>
+          <w:rFonts w:ascii="Times New Roman" w:hAnsi="Times New Roman" w:eastAsia="宋体"/>
+          <w:b/>
+          <w:i w:val="0"/>
+          <w:color w:val="000000"/>
+          <w:sz w:val="28"/>
+        </w:rPr>
+        <w:t>4.2 Robot Simulator（simulator/）</w:t>
+      </w:r>
+    </w:p>
+    <w:p>
+      <w:pPr>
         <w:pStyle w:val="ListBullet"/>
         <w:spacing w:line="360" w:lineRule="auto" w:before="0" w:after="40"/>
       </w:pPr>
@@ -2559,7 +2659,7 @@
           <w:color w:val="000000"/>
           <w:sz w:val="24"/>
         </w:rPr>
-        <w:t>边界</w:t>
+        <w:t>干什么</w:t>
       </w:r>
       <w:r>
         <w:rPr>
@@ -2569,27 +2669,7 @@
           <w:color w:val="000000"/>
           <w:sz w:val="24"/>
         </w:rPr>
-        <w:t>：P0 用关节空间梯形剖面验证</w:t>
-      </w:r>
-      <w:r>
-        <w:rPr>
-          <w:rFonts w:ascii="Times New Roman" w:hAnsi="Times New Roman" w:eastAsia="宋体"/>
-          <w:b/>
-          <w:i w:val="0"/>
-          <w:color w:val="000000"/>
-          <w:sz w:val="24"/>
-        </w:rPr>
-        <w:t>运动行为与状态机</w:t>
-      </w:r>
-      <w:r>
-        <w:rPr>
-          <w:rFonts w:ascii="Times New Roman" w:hAnsi="Times New Roman" w:eastAsia="宋体"/>
-          <w:b w:val="0"/>
-          <w:i w:val="0"/>
-          <w:color w:val="000000"/>
-          <w:sz w:val="24"/>
-        </w:rPr>
-        <w:t>；FK/IK、TCP 轨迹、MoveLin/MoveCirc 属后续阶段，不混入。</w:t>
+        <w:t>：RobotModel（各轴状态+限位/限速）、TrajectoryGenerator（梯形速度剖面、同步 PTP 按最慢轴统一时长）、MotionExecutor（按周期推进规划）。</w:t>
       </w:r>
     </w:p>
     <w:p>
@@ -2605,7 +2685,7 @@
           <w:color w:val="000000"/>
           <w:sz w:val="24"/>
         </w:rPr>
-        <w:t>面试怎么说</w:t>
+        <w:t>边界</w:t>
       </w:r>
       <w:r>
         <w:rPr>
@@ -2615,12 +2695,33 @@
           <w:color w:val="000000"/>
           <w:sz w:val="24"/>
         </w:rPr>
-        <w:t>：“第一版刻意不做 7 轴 DH 正逆解——控制器测试岗位要验证的是运动执行和状态机，不是证明能推逆运动学。梯形剖面 + 同步 PTP 足够支撑 PLCopen 指令与 Oracle 判定，运动学留到后续。”</w:t>
+        <w:t>：P0 用关节空间梯形剖面验证</w:t>
+      </w:r>
+      <w:r>
+        <w:rPr>
+          <w:rFonts w:ascii="Times New Roman" w:hAnsi="Times New Roman" w:eastAsia="宋体"/>
+          <w:b/>
+          <w:i w:val="0"/>
+          <w:color w:val="000000"/>
+          <w:sz w:val="24"/>
+        </w:rPr>
+        <w:t>运动行为与状态机</w:t>
+      </w:r>
+      <w:r>
+        <w:rPr>
+          <w:rFonts w:ascii="Times New Roman" w:hAnsi="Times New Roman" w:eastAsia="宋体"/>
+          <w:b w:val="0"/>
+          <w:i w:val="0"/>
+          <w:color w:val="000000"/>
+          <w:sz w:val="24"/>
+        </w:rPr>
+        <w:t>；FK/IK、TCP 轨迹、MoveLin/MoveCirc 属后续阶段，不混入。</w:t>
       </w:r>
     </w:p>
     <w:p>
       <w:pPr>
-        <w:pStyle w:val="Heading2"/>
+        <w:pStyle w:val="ListBullet"/>
+        <w:spacing w:line="360" w:lineRule="auto" w:before="0" w:after="40"/>
       </w:pPr>
       <w:r>
         <w:rPr>
@@ -2628,13 +2729,111 @@
           <w:b/>
           <w:i w:val="0"/>
           <w:color w:val="000000"/>
-          <w:sz w:val="28"/>
-        </w:rPr>
-        <w:t>4.3 Robot Profile（robot_profiles/maira_sim.yaml）</w:t>
+          <w:sz w:val="24"/>
+        </w:rPr>
+        <w:t>实现细节</w:t>
+      </w:r>
+      <w:r>
+        <w:rPr>
+          <w:rFonts w:ascii="Times New Roman" w:hAnsi="Times New Roman" w:eastAsia="宋体"/>
+          <w:b w:val="0"/>
+          <w:i w:val="0"/>
+          <w:color w:val="000000"/>
+          <w:sz w:val="24"/>
+        </w:rPr>
+        <w:t>：</w:t>
+      </w:r>
+      <w:r>
+        <w:rPr>
+          <w:rFonts w:ascii="Consolas" w:hAnsi="Consolas" w:eastAsia="Consolas"/>
+          <w:b w:val="0"/>
+          <w:i w:val="0"/>
+          <w:color w:val="000000"/>
+          <w:sz w:val="20"/>
+        </w:rPr>
+        <w:t>TrajectoryGenerator</w:t>
+      </w:r>
+      <w:r>
+        <w:rPr>
+          <w:rFonts w:ascii="Times New Roman" w:hAnsi="Times New Roman" w:eastAsia="宋体"/>
+          <w:b w:val="0"/>
+          <w:i w:val="0"/>
+          <w:color w:val="000000"/>
+          <w:sz w:val="24"/>
+        </w:rPr>
+        <w:t xml:space="preserve"> 生成梯形速度剖面（加速-匀速-减速三段，参数</w:t>
       </w:r>
     </w:p>
     <w:p>
       <w:pPr>
+        <w:spacing w:line="360" w:lineRule="auto" w:before="0" w:after="0"/>
+        <w:ind w:firstLine="480"/>
+      </w:pPr>
+      <w:r>
+        <w:rPr>
+          <w:rFonts w:ascii="Times New Roman" w:hAnsi="Times New Roman" w:eastAsia="宋体"/>
+          <w:b w:val="0"/>
+          <w:i w:val="0"/>
+          <w:color w:val="000000"/>
+          <w:sz w:val="24"/>
+        </w:rPr>
+        <w:t>velocity/acceleration/deceleration/jerk），同步 PTP 按“最慢轴统一时长”规划——</w:t>
+      </w:r>
+    </w:p>
+    <w:p>
+      <w:pPr>
+        <w:spacing w:line="360" w:lineRule="auto" w:before="0" w:after="0"/>
+        <w:ind w:firstLine="480"/>
+      </w:pPr>
+      <w:r>
+        <w:rPr>
+          <w:rFonts w:ascii="Times New Roman" w:hAnsi="Times New Roman" w:eastAsia="宋体"/>
+          <w:b w:val="0"/>
+          <w:i w:val="0"/>
+          <w:color w:val="000000"/>
+          <w:sz w:val="24"/>
+        </w:rPr>
+        <w:t>所有轴同时启停，避免关节间异步；</w:t>
+      </w:r>
+      <w:r>
+        <w:rPr>
+          <w:rFonts w:ascii="Consolas" w:hAnsi="Consolas" w:eastAsia="Consolas"/>
+          <w:b w:val="0"/>
+          <w:i w:val="0"/>
+          <w:color w:val="000000"/>
+          <w:sz w:val="20"/>
+        </w:rPr>
+        <w:t>MotionExecutor</w:t>
+      </w:r>
+      <w:r>
+        <w:rPr>
+          <w:rFonts w:ascii="Times New Roman" w:hAnsi="Times New Roman" w:eastAsia="宋体"/>
+          <w:b w:val="0"/>
+          <w:i w:val="0"/>
+          <w:color w:val="000000"/>
+          <w:sz w:val="24"/>
+        </w:rPr>
+        <w:t xml:space="preserve"> 按控制周期推进规划并钳制限位/限速；</w:t>
+      </w:r>
+    </w:p>
+    <w:p>
+      <w:pPr>
+        <w:spacing w:line="360" w:lineRule="auto" w:before="0" w:after="0"/>
+        <w:ind w:firstLine="480"/>
+      </w:pPr>
+      <w:r>
+        <w:rPr>
+          <w:rFonts w:ascii="Times New Roman" w:hAnsi="Times New Roman" w:eastAsia="宋体"/>
+          <w:b w:val="0"/>
+          <w:i w:val="0"/>
+          <w:color w:val="000000"/>
+          <w:sz w:val="24"/>
+        </w:rPr>
+        <w:t>越限位在模型层触发 Error，为 Joint Limit Oracle 提供真实输入。</w:t>
+      </w:r>
+    </w:p>
+    <w:p>
+      <w:pPr>
         <w:pStyle w:val="ListBullet"/>
         <w:spacing w:line="360" w:lineRule="auto" w:before="0" w:after="40"/>
       </w:pPr>
@@ -2646,7 +2845,7 @@
           <w:color w:val="000000"/>
           <w:sz w:val="24"/>
         </w:rPr>
-        <w:t>干什么</w:t>
+        <w:t>面试怎么说</w:t>
       </w:r>
       <w:r>
         <w:rPr>
@@ -2656,11 +2855,26 @@
           <w:color w:val="000000"/>
           <w:sz w:val="24"/>
         </w:rPr>
-        <w:t>：配置中心——轴数、控制周期、各轴限位/限速/加减速、精度阈值、接口、驱动 Profile。</w:t>
+        <w:t>：“第一版刻意不做 7 轴 DH 正逆解——控制器测试岗位要验证的是运动执行和状态机，不是证明能推逆运动学。梯形剖面 + 同步 PTP 足够支撑 PLCopen 指令与 Oracle 判定，运动学留到后续。”</w:t>
       </w:r>
     </w:p>
     <w:p>
       <w:pPr>
+        <w:pStyle w:val="Heading2"/>
+      </w:pPr>
+      <w:r>
+        <w:rPr>
+          <w:rFonts w:ascii="Times New Roman" w:hAnsi="Times New Roman" w:eastAsia="宋体"/>
+          <w:b/>
+          <w:i w:val="0"/>
+          <w:color w:val="000000"/>
+          <w:sz w:val="28"/>
+        </w:rPr>
+        <w:t>4.3 Robot Profile（robot_profiles/maira_sim.yaml）</w:t>
+      </w:r>
+    </w:p>
+    <w:p>
+      <w:pPr>
         <w:pStyle w:val="ListBullet"/>
         <w:spacing w:line="360" w:lineRule="auto" w:before="0" w:after="40"/>
       </w:pPr>
@@ -2672,7 +2886,7 @@
           <w:color w:val="000000"/>
           <w:sz w:val="24"/>
         </w:rPr>
-        <w:t>面试怎么说</w:t>
+        <w:t>干什么</w:t>
       </w:r>
       <w:r>
         <w:rPr>
@@ -2682,132 +2896,13 @@
           <w:color w:val="000000"/>
           <w:sz w:val="24"/>
         </w:rPr>
-        <w:t xml:space="preserve">：“不写死 </w:t>
-      </w:r>
-      <w:r>
-        <w:rPr>
-          <w:rFonts w:ascii="Consolas" w:hAnsi="Consolas" w:eastAsia="Consolas"/>
-          <w:b w:val="0"/>
-          <w:i w:val="0"/>
-          <w:color w:val="000000"/>
-          <w:sz w:val="20"/>
-        </w:rPr>
-        <w:t>AXIS_NUM=7 / CONTROL_FREQ=2000 / ERROR=0.01</w:t>
-      </w:r>
-      <w:r>
-        <w:rPr>
-          <w:rFonts w:ascii="Times New Roman" w:hAnsi="Times New Roman" w:eastAsia="宋体"/>
-          <w:b w:val="0"/>
-          <w:i w:val="0"/>
-          <w:color w:val="000000"/>
-          <w:sz w:val="24"/>
-        </w:rPr>
-        <w:t>，而是 YAML 配置：</w:t>
-      </w:r>
-      <w:r>
-        <w:rPr>
-          <w:rFonts w:ascii="Consolas" w:hAnsi="Consolas" w:eastAsia="Consolas"/>
-          <w:b w:val="0"/>
-          <w:i w:val="0"/>
-          <w:color w:val="000000"/>
-          <w:sz w:val="20"/>
-        </w:rPr>
-        <w:t>controller.cycle_hz</w:t>
-      </w:r>
-      <w:r>
-        <w:rPr>
-          <w:rFonts w:ascii="Times New Roman" w:hAnsi="Times New Roman" w:eastAsia="宋体"/>
-          <w:b w:val="0"/>
-          <w:i w:val="0"/>
-          <w:color w:val="000000"/>
-          <w:sz w:val="24"/>
-        </w:rPr>
-        <w:t>、</w:t>
-      </w:r>
-      <w:r>
-        <w:rPr>
-          <w:rFonts w:ascii="Consolas" w:hAnsi="Consolas" w:eastAsia="Consolas"/>
-          <w:b w:val="0"/>
-          <w:i w:val="0"/>
-          <w:color w:val="000000"/>
-          <w:sz w:val="20"/>
-        </w:rPr>
-        <w:t>joint_limits.position[]</w:t>
-      </w:r>
-      <w:r>
-        <w:rPr>
-          <w:rFonts w:ascii="Times New Roman" w:hAnsi="Times New Roman" w:eastAsia="宋体"/>
-          <w:b w:val="0"/>
-          <w:i w:val="0"/>
-          <w:color w:val="000000"/>
-          <w:sz w:val="24"/>
-        </w:rPr>
-        <w:t>、</w:t>
-      </w:r>
-      <w:r>
-        <w:rPr>
-          <w:rFonts w:ascii="Consolas" w:hAnsi="Consolas" w:eastAsia="Consolas"/>
-          <w:b w:val="0"/>
-          <w:i w:val="0"/>
-          <w:color w:val="000000"/>
-          <w:sz w:val="20"/>
-        </w:rPr>
-        <w:t>accuracy.repeatability_mm</w:t>
-      </w:r>
-      <w:r>
-        <w:rPr>
-          <w:rFonts w:ascii="Times New Roman" w:hAnsi="Times New Roman" w:eastAsia="宋体"/>
-          <w:b w:val="0"/>
-          <w:i w:val="0"/>
-          <w:color w:val="000000"/>
-          <w:sz w:val="24"/>
-        </w:rPr>
-        <w:t xml:space="preserve">。华沿不同系列规格不同（Elfin-Pro 最高 2000Hz、S 系列 1000Hz、MAiRA 重复定位 ±0.01mm、Elfin-Pro ±0.02~0.05mm），参数化是行业常识。当前 P0 用 </w:t>
-      </w:r>
-      <w:r>
-        <w:rPr>
-          <w:rFonts w:ascii="Consolas" w:hAnsi="Consolas" w:eastAsia="Consolas"/>
-          <w:b w:val="0"/>
-          <w:i w:val="0"/>
-          <w:color w:val="000000"/>
-          <w:sz w:val="20"/>
-        </w:rPr>
-        <w:t>maira_sim</w:t>
-      </w:r>
-      <w:r>
-        <w:rPr>
-          <w:rFonts w:ascii="Times New Roman" w:hAnsi="Times New Roman" w:eastAsia="宋体"/>
-          <w:b w:val="0"/>
-          <w:i w:val="0"/>
-          <w:color w:val="000000"/>
-          <w:sz w:val="24"/>
-        </w:rPr>
-        <w:t>（MAiRA-like 仿真配置，</w:t>
-      </w:r>
-      <w:r>
-        <w:rPr>
-          <w:rFonts w:ascii="Times New Roman" w:hAnsi="Times New Roman" w:eastAsia="宋体"/>
-          <w:b/>
-          <w:i w:val="0"/>
-          <w:color w:val="000000"/>
-          <w:sz w:val="24"/>
-        </w:rPr>
-        <w:t>明确标注非官方内部参数</w:t>
-      </w:r>
-      <w:r>
-        <w:rPr>
-          <w:rFonts w:ascii="Times New Roman" w:hAnsi="Times New Roman" w:eastAsia="宋体"/>
-          <w:b w:val="0"/>
-          <w:i w:val="0"/>
-          <w:color w:val="000000"/>
-          <w:sz w:val="24"/>
-        </w:rPr>
-        <w:t>），换机型只加 YAML。“</w:t>
+        <w:t>：配置中心——轴数、控制周期、各轴限位/限速/加减速、精度阈值、接口、驱动 Profile。</w:t>
       </w:r>
     </w:p>
     <w:p>
       <w:pPr>
-        <w:pStyle w:val="Heading2"/>
+        <w:pStyle w:val="ListBullet"/>
+        <w:spacing w:line="360" w:lineRule="auto" w:before="0" w:after="40"/>
       </w:pPr>
       <w:r>
         <w:rPr>
@@ -2815,13 +2910,158 @@
           <w:b/>
           <w:i w:val="0"/>
           <w:color w:val="000000"/>
-          <w:sz w:val="28"/>
-        </w:rPr>
-        <w:t>4.4 Test Oracle（orchestrator/oracle/）</w:t>
+          <w:sz w:val="24"/>
+        </w:rPr>
+        <w:t>面试怎么说</w:t>
+      </w:r>
+      <w:r>
+        <w:rPr>
+          <w:rFonts w:ascii="Times New Roman" w:hAnsi="Times New Roman" w:eastAsia="宋体"/>
+          <w:b w:val="0"/>
+          <w:i w:val="0"/>
+          <w:color w:val="000000"/>
+          <w:sz w:val="24"/>
+        </w:rPr>
+        <w:t xml:space="preserve">：“不写死 </w:t>
+      </w:r>
+      <w:r>
+        <w:rPr>
+          <w:rFonts w:ascii="Consolas" w:hAnsi="Consolas" w:eastAsia="Consolas"/>
+          <w:b w:val="0"/>
+          <w:i w:val="0"/>
+          <w:color w:val="000000"/>
+          <w:sz w:val="20"/>
+        </w:rPr>
+        <w:t>AXIS_NUM=7 / CONTROL_FREQ=2000 / ERROR=0.01</w:t>
+      </w:r>
+      <w:r>
+        <w:rPr>
+          <w:rFonts w:ascii="Times New Roman" w:hAnsi="Times New Roman" w:eastAsia="宋体"/>
+          <w:b w:val="0"/>
+          <w:i w:val="0"/>
+          <w:color w:val="000000"/>
+          <w:sz w:val="24"/>
+        </w:rPr>
+        <w:t>，而是 YAML 配置：</w:t>
+      </w:r>
+      <w:r>
+        <w:rPr>
+          <w:rFonts w:ascii="Consolas" w:hAnsi="Consolas" w:eastAsia="Consolas"/>
+          <w:b w:val="0"/>
+          <w:i w:val="0"/>
+          <w:color w:val="000000"/>
+          <w:sz w:val="20"/>
+        </w:rPr>
+        <w:t>controller.cycle_hz</w:t>
+      </w:r>
+      <w:r>
+        <w:rPr>
+          <w:rFonts w:ascii="Times New Roman" w:hAnsi="Times New Roman" w:eastAsia="宋体"/>
+          <w:b w:val="0"/>
+          <w:i w:val="0"/>
+          <w:color w:val="000000"/>
+          <w:sz w:val="24"/>
+        </w:rPr>
+        <w:t>、</w:t>
+      </w:r>
+      <w:r>
+        <w:rPr>
+          <w:rFonts w:ascii="Consolas" w:hAnsi="Consolas" w:eastAsia="Consolas"/>
+          <w:b w:val="0"/>
+          <w:i w:val="0"/>
+          <w:color w:val="000000"/>
+          <w:sz w:val="20"/>
+        </w:rPr>
+        <w:t>joint_limits.position[]</w:t>
+      </w:r>
+      <w:r>
+        <w:rPr>
+          <w:rFonts w:ascii="Times New Roman" w:hAnsi="Times New Roman" w:eastAsia="宋体"/>
+          <w:b w:val="0"/>
+          <w:i w:val="0"/>
+          <w:color w:val="000000"/>
+          <w:sz w:val="24"/>
+        </w:rPr>
+        <w:t>、</w:t>
+      </w:r>
+      <w:r>
+        <w:rPr>
+          <w:rFonts w:ascii="Consolas" w:hAnsi="Consolas" w:eastAsia="Consolas"/>
+          <w:b w:val="0"/>
+          <w:i w:val="0"/>
+          <w:color w:val="000000"/>
+          <w:sz w:val="20"/>
+        </w:rPr>
+        <w:t>accuracy.repeatability_mm</w:t>
+      </w:r>
+      <w:r>
+        <w:rPr>
+          <w:rFonts w:ascii="Times New Roman" w:hAnsi="Times New Roman" w:eastAsia="宋体"/>
+          <w:b w:val="0"/>
+          <w:i w:val="0"/>
+          <w:color w:val="000000"/>
+          <w:sz w:val="24"/>
+        </w:rPr>
+        <w:t xml:space="preserve">。华沿不同系列规格不同（Elfin-Pro 最高 2000Hz、S 系列 1000Hz、MAiRA 重复定位 ±0.01mm、Elfin-Pro ±0.02~0.05mm），参数化是行业常识。当前 P0 用 </w:t>
+      </w:r>
+      <w:r>
+        <w:rPr>
+          <w:rFonts w:ascii="Consolas" w:hAnsi="Consolas" w:eastAsia="Consolas"/>
+          <w:b w:val="0"/>
+          <w:i w:val="0"/>
+          <w:color w:val="000000"/>
+          <w:sz w:val="20"/>
+        </w:rPr>
+        <w:t>maira_sim</w:t>
+      </w:r>
+      <w:r>
+        <w:rPr>
+          <w:rFonts w:ascii="Times New Roman" w:hAnsi="Times New Roman" w:eastAsia="宋体"/>
+          <w:b w:val="0"/>
+          <w:i w:val="0"/>
+          <w:color w:val="000000"/>
+          <w:sz w:val="24"/>
+        </w:rPr>
+        <w:t>（MAiRA-like 仿真配置，</w:t>
+      </w:r>
+      <w:r>
+        <w:rPr>
+          <w:rFonts w:ascii="Times New Roman" w:hAnsi="Times New Roman" w:eastAsia="宋体"/>
+          <w:b/>
+          <w:i w:val="0"/>
+          <w:color w:val="000000"/>
+          <w:sz w:val="24"/>
+        </w:rPr>
+        <w:t>明确标注非官方内部参数</w:t>
+      </w:r>
+      <w:r>
+        <w:rPr>
+          <w:rFonts w:ascii="Times New Roman" w:hAnsi="Times New Roman" w:eastAsia="宋体"/>
+          <w:b w:val="0"/>
+          <w:i w:val="0"/>
+          <w:color w:val="000000"/>
+          <w:sz w:val="24"/>
+        </w:rPr>
+        <w:t>），换机型只加 YAML。“</w:t>
       </w:r>
     </w:p>
     <w:p>
       <w:pPr>
+        <w:pStyle w:val="Heading2"/>
+      </w:pPr>
+      <w:r>
+        <w:rPr>
+          <w:rFonts w:ascii="Times New Roman" w:hAnsi="Times New Roman" w:eastAsia="宋体"/>
+          <w:b/>
+          <w:i w:val="0"/>
+          <w:color w:val="000000"/>
+          <w:sz w:val="28"/>
+        </w:rPr>
+        <w:t>4.4 Test Oracle（orchestrator/oracle/）</w:t>
+      </w:r>
+    </w:p>
+    <w:p>
+      <w:pPr>
         <w:pStyle w:val="ListBullet"/>
         <w:spacing w:line="360" w:lineRule="auto" w:before="0" w:after="40"/>
       </w:pPr>
@@ -2992,7 +3232,7 @@
           <w:color w:val="000000"/>
           <w:sz w:val="24"/>
         </w:rPr>
-        <w:t>面试怎么说</w:t>
+        <w:t>实现细节</w:t>
       </w:r>
       <w:r>
         <w:rPr>
@@ -3002,26 +3242,91 @@
           <w:color w:val="000000"/>
           <w:sz w:val="24"/>
         </w:rPr>
-        <w:t>：“CiA402 是 EtherCAT/CoE 上的驱动器 Profile 标准，不是现场总线。我把状态迁移表和对象字典做成可测试的组件——面试官一问我就能画迁移图，而不是只会念协议名。”</w:t>
+        <w:t>：状态迁移表覆盖 `NotReadyToSwitchOn → SwitchOnDisabled → ReadyToSwitchOn →</w:t>
       </w:r>
     </w:p>
     <w:p>
       <w:pPr>
-        <w:pStyle w:val="Heading2"/>
-      </w:pPr>
-      <w:r>
-        <w:rPr>
-          <w:rFonts w:ascii="Times New Roman" w:hAnsi="Times New Roman" w:eastAsia="宋体"/>
-          <w:b/>
-          <w:i w:val="0"/>
-          <w:color w:val="000000"/>
-          <w:sz w:val="28"/>
-        </w:rPr>
-        <w:t>4.6 EtherCAT 主站抽象：Virtual / SOEM 骨架（P1-2/3/5 + P2.1a）</w:t>
+        <w:spacing w:line="360" w:lineRule="auto" w:before="0" w:after="0"/>
+        <w:ind w:firstLine="480"/>
+      </w:pPr>
+      <w:r>
+        <w:rPr>
+          <w:rFonts w:ascii="Times New Roman" w:hAnsi="Times New Roman" w:eastAsia="宋体"/>
+          <w:b w:val="0"/>
+          <w:i w:val="0"/>
+          <w:color w:val="000000"/>
+          <w:sz w:val="24"/>
+        </w:rPr>
+        <w:t>SwitchedOn → OperationEnabled`，含 QuickStop 与 Fault 分支；控制字 0x6040 位语义</w:t>
       </w:r>
     </w:p>
     <w:p>
       <w:pPr>
+        <w:spacing w:line="360" w:lineRule="auto" w:before="0" w:after="0"/>
+        <w:ind w:firstLine="480"/>
+      </w:pPr>
+      <w:r>
+        <w:rPr>
+          <w:rFonts w:ascii="Times New Roman" w:hAnsi="Times New Roman" w:eastAsia="宋体"/>
+          <w:b w:val="0"/>
+          <w:i w:val="0"/>
+          <w:color w:val="000000"/>
+          <w:sz w:val="24"/>
+        </w:rPr>
+        <w:t>（bit0 switch on / bit1 enable voltage / bit2 quick stop / bit7 fault reset 上升沿）、</w:t>
+      </w:r>
+    </w:p>
+    <w:p>
+      <w:pPr>
+        <w:spacing w:line="360" w:lineRule="auto" w:before="0" w:after="0"/>
+        <w:ind w:firstLine="480"/>
+      </w:pPr>
+      <w:r>
+        <w:rPr>
+          <w:rFonts w:ascii="Times New Roman" w:hAnsi="Times New Roman" w:eastAsia="宋体"/>
+          <w:b w:val="0"/>
+          <w:i w:val="0"/>
+          <w:color w:val="000000"/>
+          <w:sz w:val="24"/>
+        </w:rPr>
+        <w:t>状态字 0x6041（bit0 ready / bit1 switched on / bit2 operation enabled / bit3 fault /</w:t>
+      </w:r>
+    </w:p>
+    <w:p>
+      <w:pPr>
+        <w:spacing w:line="360" w:lineRule="auto" w:before="0" w:after="0"/>
+        <w:ind w:firstLine="480"/>
+      </w:pPr>
+      <w:r>
+        <w:rPr>
+          <w:rFonts w:ascii="Times New Roman" w:hAnsi="Times New Roman" w:eastAsia="宋体"/>
+          <w:b w:val="0"/>
+          <w:i w:val="0"/>
+          <w:color w:val="000000"/>
+          <w:sz w:val="24"/>
+        </w:rPr>
+        <w:t>bit6 switch on disabled）；对象字典 0x6060 模式、0x6064 实际位置、0x607A 目标位置；</w:t>
+      </w:r>
+    </w:p>
+    <w:p>
+      <w:pPr>
+        <w:spacing w:line="360" w:lineRule="auto" w:before="0" w:after="0"/>
+        <w:ind w:firstLine="480"/>
+      </w:pPr>
+      <w:r>
+        <w:rPr>
+          <w:rFonts w:ascii="Times New Roman" w:hAnsi="Times New Roman" w:eastAsia="宋体"/>
+          <w:b w:val="0"/>
+          <w:i w:val="0"/>
+          <w:color w:val="000000"/>
+          <w:sz w:val="24"/>
+        </w:rPr>
+        <w:t>7 个虚拟从站实例相互独立（用例间 autouse teardown 复位，防污染）。</w:t>
+      </w:r>
+    </w:p>
+    <w:p>
+      <w:pPr>
         <w:pStyle w:val="ListBullet"/>
         <w:spacing w:line="360" w:lineRule="auto" w:before="0" w:after="40"/>
       </w:pPr>
@@ -3033,7 +3338,7 @@
           <w:color w:val="000000"/>
           <w:sz w:val="24"/>
         </w:rPr>
-        <w:t>干什么</w:t>
+        <w:t>面试怎么说</w:t>
       </w:r>
       <w:r>
         <w:rPr>
@@ -3043,91 +3348,26 @@
           <w:color w:val="000000"/>
           <w:sz w:val="24"/>
         </w:rPr>
-        <w:t>：</w:t>
-      </w:r>
-      <w:r>
-        <w:rPr>
-          <w:rFonts w:ascii="Consolas" w:hAnsi="Consolas" w:eastAsia="Consolas"/>
-          <w:b w:val="0"/>
-          <w:i w:val="0"/>
-          <w:color w:val="000000"/>
-          <w:sz w:val="20"/>
-        </w:rPr>
-        <w:t>EthercatMaster</w:t>
-      </w:r>
-      <w:r>
-        <w:rPr>
-          <w:rFonts w:ascii="Times New Roman" w:hAnsi="Times New Roman" w:eastAsia="宋体"/>
-          <w:b w:val="0"/>
-          <w:i w:val="0"/>
-          <w:color w:val="000000"/>
-          <w:sz w:val="24"/>
-        </w:rPr>
-        <w:t xml:space="preserve"> 虚接口（exchange/run_cycles/inject_fault/mode），</w:t>
-      </w:r>
-      <w:r>
-        <w:rPr>
-          <w:rFonts w:ascii="Consolas" w:hAnsi="Consolas" w:eastAsia="Consolas"/>
-          <w:b w:val="0"/>
-          <w:i w:val="0"/>
-          <w:color w:val="000000"/>
-          <w:sz w:val="20"/>
-        </w:rPr>
-        <w:t>VirtualEthercatBus</w:t>
-      </w:r>
-      <w:r>
-        <w:rPr>
-          <w:rFonts w:ascii="Times New Roman" w:hAnsi="Times New Roman" w:eastAsia="宋体"/>
-          <w:b w:val="0"/>
-          <w:i w:val="0"/>
-          <w:color w:val="000000"/>
-          <w:sz w:val="24"/>
-        </w:rPr>
-        <w:t xml:space="preserve">（仿真实现：周期 PDO 交换 + 实时统计 + 故障注入）与 </w:t>
-      </w:r>
-      <w:r>
-        <w:rPr>
-          <w:rFonts w:ascii="Consolas" w:hAnsi="Consolas" w:eastAsia="Consolas"/>
-          <w:b w:val="0"/>
-          <w:i w:val="0"/>
-          <w:color w:val="000000"/>
-          <w:sz w:val="20"/>
-        </w:rPr>
-        <w:t>SoemEthercatBus</w:t>
-      </w:r>
-      <w:r>
-        <w:rPr>
-          <w:rFonts w:ascii="Times New Roman" w:hAnsi="Times New Roman" w:eastAsia="宋体"/>
-          <w:b w:val="0"/>
-          <w:i w:val="0"/>
-          <w:color w:val="000000"/>
-          <w:sz w:val="24"/>
-        </w:rPr>
-        <w:t>（真机骨架：参数校验 + Linux raw socket 网卡探测 + Windows 明确不支持）各自实现；</w:t>
-      </w:r>
-      <w:r>
-        <w:rPr>
-          <w:rFonts w:ascii="Consolas" w:hAnsi="Consolas" w:eastAsia="Consolas"/>
-          <w:b w:val="0"/>
-          <w:i w:val="0"/>
-          <w:color w:val="000000"/>
-          <w:sz w:val="20"/>
-        </w:rPr>
-        <w:t>main.cpp --bus virtual|soem</w:t>
-      </w:r>
-      <w:r>
-        <w:rPr>
-          <w:rFonts w:ascii="Times New Roman" w:hAnsi="Times New Roman" w:eastAsia="宋体"/>
-          <w:b w:val="0"/>
-          <w:i w:val="0"/>
-          <w:color w:val="000000"/>
-          <w:sz w:val="24"/>
-        </w:rPr>
-        <w:t xml:space="preserve"> 一行切换。</w:t>
+        <w:t>：“CiA402 是 EtherCAT/CoE 上的驱动器 Profile 标准，不是现场总线。我把状态迁移表和对象字典做成可测试的组件——面试官一问我就能画迁移图，而不是只会念协议名。”</w:t>
       </w:r>
     </w:p>
     <w:p>
       <w:pPr>
+        <w:pStyle w:val="Heading2"/>
+      </w:pPr>
+      <w:r>
+        <w:rPr>
+          <w:rFonts w:ascii="Times New Roman" w:hAnsi="Times New Roman" w:eastAsia="宋体"/>
+          <w:b/>
+          <w:i w:val="0"/>
+          <w:color w:val="000000"/>
+          <w:sz w:val="28"/>
+        </w:rPr>
+        <w:t>4.6 EtherCAT 主站抽象：Virtual / SOEM 骨架（P1-2/3/5 + P2.1a）</w:t>
+      </w:r>
+    </w:p>
+    <w:p>
+      <w:pPr>
         <w:pStyle w:val="ListBullet"/>
         <w:spacing w:line="360" w:lineRule="auto" w:before="0" w:after="40"/>
       </w:pPr>
@@ -3139,7 +3379,7 @@
           <w:color w:val="000000"/>
           <w:sz w:val="24"/>
         </w:rPr>
-        <w:t>面试怎么说</w:t>
+        <w:t>干什么</w:t>
       </w:r>
       <w:r>
         <w:rPr>
@@ -3149,12 +3389,93 @@
           <w:color w:val="000000"/>
           <w:sz w:val="24"/>
         </w:rPr>
-        <w:t>：“真机接入点钉死在 EthercatMaster 抽象上——P2.1b 只需在 SoemEthercatBus::init() 里替换成 SOEM 的 ecx_init + 从站扫描，上层 gRPC 和 94 个用例零改动；而且骨架现在就保证无网卡/非 Linux 时报清晰错误，不冒充真机已连接。”</w:t>
+        <w:t>：</w:t>
+      </w:r>
+      <w:r>
+        <w:rPr>
+          <w:rFonts w:ascii="Consolas" w:hAnsi="Consolas" w:eastAsia="Consolas"/>
+          <w:b w:val="0"/>
+          <w:i w:val="0"/>
+          <w:color w:val="000000"/>
+          <w:sz w:val="20"/>
+        </w:rPr>
+        <w:t>EthercatMaster</w:t>
+      </w:r>
+      <w:r>
+        <w:rPr>
+          <w:rFonts w:ascii="Times New Roman" w:hAnsi="Times New Roman" w:eastAsia="宋体"/>
+          <w:b w:val="0"/>
+          <w:i w:val="0"/>
+          <w:color w:val="000000"/>
+          <w:sz w:val="24"/>
+        </w:rPr>
+        <w:t xml:space="preserve"> 虚接口（exchange/run_cycles/inject_fault/mode），</w:t>
+      </w:r>
+      <w:r>
+        <w:rPr>
+          <w:rFonts w:ascii="Consolas" w:hAnsi="Consolas" w:eastAsia="Consolas"/>
+          <w:b w:val="0"/>
+          <w:i w:val="0"/>
+          <w:color w:val="000000"/>
+          <w:sz w:val="20"/>
+        </w:rPr>
+        <w:t>VirtualEthercatBus</w:t>
+      </w:r>
+      <w:r>
+        <w:rPr>
+          <w:rFonts w:ascii="Times New Roman" w:hAnsi="Times New Roman" w:eastAsia="宋体"/>
+          <w:b w:val="0"/>
+          <w:i w:val="0"/>
+          <w:color w:val="000000"/>
+          <w:sz w:val="24"/>
+        </w:rPr>
+        <w:t xml:space="preserve">（仿真实现：周期 PDO 交换 + 实时统计 + 故障注入）与 </w:t>
+      </w:r>
+      <w:r>
+        <w:rPr>
+          <w:rFonts w:ascii="Consolas" w:hAnsi="Consolas" w:eastAsia="Consolas"/>
+          <w:b w:val="0"/>
+          <w:i w:val="0"/>
+          <w:color w:val="000000"/>
+          <w:sz w:val="20"/>
+        </w:rPr>
+        <w:t>SoemEthercatBus</w:t>
+      </w:r>
+      <w:r>
+        <w:rPr>
+          <w:rFonts w:ascii="Times New Roman" w:hAnsi="Times New Roman" w:eastAsia="宋体"/>
+          <w:b w:val="0"/>
+          <w:i w:val="0"/>
+          <w:color w:val="000000"/>
+          <w:sz w:val="24"/>
+        </w:rPr>
+        <w:t>（真机骨架：参数校验 + Linux raw socket 网卡探测 + Windows 明确不支持）各自实现；</w:t>
+      </w:r>
+      <w:r>
+        <w:rPr>
+          <w:rFonts w:ascii="Consolas" w:hAnsi="Consolas" w:eastAsia="Consolas"/>
+          <w:b w:val="0"/>
+          <w:i w:val="0"/>
+          <w:color w:val="000000"/>
+          <w:sz w:val="20"/>
+        </w:rPr>
+        <w:t>main.cpp --bus virtual|soem</w:t>
+      </w:r>
+      <w:r>
+        <w:rPr>
+          <w:rFonts w:ascii="Times New Roman" w:hAnsi="Times New Roman" w:eastAsia="宋体"/>
+          <w:b w:val="0"/>
+          <w:i w:val="0"/>
+          <w:color w:val="000000"/>
+          <w:sz w:val="24"/>
+        </w:rPr>
+        <w:t xml:space="preserve"> 一行切换。</w:t>
       </w:r>
     </w:p>
     <w:p>
       <w:pPr>
-        <w:pStyle w:val="Heading2"/>
+        <w:pStyle w:val="ListBullet"/>
+        <w:spacing w:line="360" w:lineRule="auto" w:before="0" w:after="40"/>
       </w:pPr>
       <w:r>
         <w:rPr>
@@ -3162,13 +3483,137 @@
           <w:b/>
           <w:i w:val="0"/>
           <w:color w:val="000000"/>
-          <w:sz w:val="28"/>
-        </w:rPr>
-        <w:t>4.7 实时性量化（P1-3）</w:t>
+          <w:sz w:val="24"/>
+        </w:rPr>
+        <w:t>实现细节</w:t>
+      </w:r>
+      <w:r>
+        <w:rPr>
+          <w:rFonts w:ascii="Times New Roman" w:hAnsi="Times New Roman" w:eastAsia="宋体"/>
+          <w:b w:val="0"/>
+          <w:i w:val="0"/>
+          <w:color w:val="000000"/>
+          <w:sz w:val="24"/>
+        </w:rPr>
+        <w:t>：</w:t>
+      </w:r>
+      <w:r>
+        <w:rPr>
+          <w:rFonts w:ascii="Consolas" w:hAnsi="Consolas" w:eastAsia="Consolas"/>
+          <w:b w:val="0"/>
+          <w:i w:val="0"/>
+          <w:color w:val="000000"/>
+          <w:sz w:val="20"/>
+        </w:rPr>
+        <w:t>VirtualEthercatBus</w:t>
+      </w:r>
+      <w:r>
+        <w:rPr>
+          <w:rFonts w:ascii="Times New Roman" w:hAnsi="Times New Roman" w:eastAsia="宋体"/>
+          <w:b w:val="0"/>
+          <w:i w:val="0"/>
+          <w:color w:val="000000"/>
+          <w:sz w:val="24"/>
+        </w:rPr>
+        <w:t xml:space="preserve"> 周期 PDO 交换——controlword→statusword、状态名透传、</w:t>
       </w:r>
     </w:p>
     <w:p>
       <w:pPr>
+        <w:spacing w:line="360" w:lineRule="auto" w:before="0" w:after="0"/>
+        <w:ind w:firstLine="480"/>
+      </w:pPr>
+      <w:r>
+        <w:rPr>
+          <w:rFonts w:ascii="Times New Roman" w:hAnsi="Times New Roman" w:eastAsia="宋体"/>
+          <w:b w:val="0"/>
+          <w:i w:val="0"/>
+          <w:color w:val="000000"/>
+          <w:sz w:val="24"/>
+        </w:rPr>
+        <w:t>目标位置 0x607A→0x6064 直通；</w:t>
+      </w:r>
+      <w:r>
+        <w:rPr>
+          <w:rFonts w:ascii="Consolas" w:hAnsi="Consolas" w:eastAsia="Consolas"/>
+          <w:b w:val="0"/>
+          <w:i w:val="0"/>
+          <w:color w:val="000000"/>
+          <w:sz w:val="20"/>
+        </w:rPr>
+        <w:t>RunCycles</w:t>
+      </w:r>
+      <w:r>
+        <w:rPr>
+          <w:rFonts w:ascii="Times New Roman" w:hAnsi="Times New Roman" w:eastAsia="宋体"/>
+          <w:b w:val="0"/>
+          <w:i w:val="0"/>
+          <w:color w:val="000000"/>
+          <w:sz w:val="24"/>
+        </w:rPr>
+        <w:t xml:space="preserve"> 记录逐周期 interval_us（周期间隔）与</w:t>
+      </w:r>
+    </w:p>
+    <w:p>
+      <w:pPr>
+        <w:spacing w:line="360" w:lineRule="auto" w:before="0" w:after="0"/>
+        <w:ind w:firstLine="480"/>
+      </w:pPr>
+      <w:r>
+        <w:rPr>
+          <w:rFonts w:ascii="Times New Roman" w:hAnsi="Times New Roman" w:eastAsia="宋体"/>
+          <w:b w:val="0"/>
+          <w:i w:val="0"/>
+          <w:color w:val="000000"/>
+          <w:sz w:val="24"/>
+        </w:rPr>
+        <w:t>processing_us（单周期交换处理耗时）；故障注入三种语义：LINK_LOSS 整线失败、</w:t>
+      </w:r>
+    </w:p>
+    <w:p>
+      <w:pPr>
+        <w:spacing w:line="360" w:lineRule="auto" w:before="0" w:after="0"/>
+        <w:ind w:firstLine="480"/>
+      </w:pPr>
+      <w:r>
+        <w:rPr>
+          <w:rFonts w:ascii="Times New Roman" w:hAnsi="Times New Roman" w:eastAsia="宋体"/>
+          <w:b w:val="0"/>
+          <w:i w:val="0"/>
+          <w:color w:val="000000"/>
+          <w:sz w:val="24"/>
+        </w:rPr>
+        <w:t>SLAVE_LOSS 指定从站丢失且其余从站照常交换、BUS_ERROR 帧级错误；</w:t>
+      </w:r>
+    </w:p>
+    <w:p>
+      <w:pPr>
+        <w:spacing w:line="360" w:lineRule="auto" w:before="0" w:after="0"/>
+        <w:ind w:firstLine="480"/>
+      </w:pPr>
+      <w:r>
+        <w:rPr>
+          <w:rFonts w:ascii="Consolas" w:hAnsi="Consolas" w:eastAsia="Consolas"/>
+          <w:b w:val="0"/>
+          <w:i w:val="0"/>
+          <w:color w:val="000000"/>
+          <w:sz w:val="20"/>
+        </w:rPr>
+        <w:t>SoemEthercatBus</w:t>
+      </w:r>
+      <w:r>
+        <w:rPr>
+          <w:rFonts w:ascii="Times New Roman" w:hAnsi="Times New Roman" w:eastAsia="宋体"/>
+          <w:b w:val="0"/>
+          <w:i w:val="0"/>
+          <w:color w:val="000000"/>
+          <w:sz w:val="24"/>
+        </w:rPr>
+        <w:t xml:space="preserve"> 为真机骨架：--bus 切换 + Linux raw socket 网卡探测 + Windows 明确不支持。</w:t>
+      </w:r>
+    </w:p>
+    <w:p>
+      <w:pPr>
         <w:pStyle w:val="ListBullet"/>
         <w:spacing w:line="360" w:lineRule="auto" w:before="0" w:after="40"/>
       </w:pPr>
@@ -3180,7 +3625,7 @@
           <w:color w:val="000000"/>
           <w:sz w:val="24"/>
         </w:rPr>
-        <w:t>干什么</w:t>
+        <w:t>面试怎么说</w:t>
       </w:r>
       <w:r>
         <w:rPr>
@@ -3190,51 +3635,26 @@
           <w:color w:val="000000"/>
           <w:sz w:val="24"/>
         </w:rPr>
-        <w:t xml:space="preserve">：RunCycles 返回逐周期 </w:t>
-      </w:r>
-      <w:r>
-        <w:rPr>
-          <w:rFonts w:ascii="Consolas" w:hAnsi="Consolas" w:eastAsia="Consolas"/>
-          <w:b w:val="0"/>
-          <w:i w:val="0"/>
-          <w:color w:val="000000"/>
-          <w:sz w:val="20"/>
-        </w:rPr>
-        <w:t>interval_us[]</w:t>
-      </w:r>
-      <w:r>
-        <w:rPr>
-          <w:rFonts w:ascii="Times New Roman" w:hAnsi="Times New Roman" w:eastAsia="宋体"/>
-          <w:b w:val="0"/>
-          <w:i w:val="0"/>
-          <w:color w:val="000000"/>
-          <w:sz w:val="24"/>
-        </w:rPr>
-        <w:t xml:space="preserve">（周期间隔）与 </w:t>
-      </w:r>
-      <w:r>
-        <w:rPr>
-          <w:rFonts w:ascii="Consolas" w:hAnsi="Consolas" w:eastAsia="Consolas"/>
-          <w:b w:val="0"/>
-          <w:i w:val="0"/>
-          <w:color w:val="000000"/>
-          <w:sz w:val="20"/>
-        </w:rPr>
-        <w:t>processing_us[]</w:t>
-      </w:r>
-      <w:r>
-        <w:rPr>
-          <w:rFonts w:ascii="Times New Roman" w:hAnsi="Times New Roman" w:eastAsia="宋体"/>
-          <w:b w:val="0"/>
-          <w:i w:val="0"/>
-          <w:color w:val="000000"/>
-          <w:sz w:val="24"/>
-        </w:rPr>
-        <w:t>（单周期交换耗时），统计 min/max/mean/std + overrun。</w:t>
+        <w:t>：“真机接入点钉死在 EthercatMaster 抽象上——P2.1b 只需在 SoemEthercatBus::init() 里替换成 SOEM 的 ecx_init + 从站扫描，上层 gRPC 和 94 个用例零改动；而且骨架现在就保证无网卡/非 Linux 时报清晰错误，不冒充真机已连接。”</w:t>
       </w:r>
     </w:p>
     <w:p>
       <w:pPr>
+        <w:pStyle w:val="Heading2"/>
+      </w:pPr>
+      <w:r>
+        <w:rPr>
+          <w:rFonts w:ascii="Times New Roman" w:hAnsi="Times New Roman" w:eastAsia="宋体"/>
+          <w:b/>
+          <w:i w:val="0"/>
+          <w:color w:val="000000"/>
+          <w:sz w:val="28"/>
+        </w:rPr>
+        <w:t>4.7 实时性量化（P1-3）</w:t>
+      </w:r>
+    </w:p>
+    <w:p>
+      <w:pPr>
         <w:pStyle w:val="ListBullet"/>
         <w:spacing w:line="360" w:lineRule="auto" w:before="0" w:after="40"/>
       </w:pPr>
@@ -3246,7 +3666,7 @@
           <w:color w:val="000000"/>
           <w:sz w:val="24"/>
         </w:rPr>
-        <w:t>怎么测</w:t>
+        <w:t>干什么</w:t>
       </w:r>
       <w:r>
         <w:rPr>
@@ -3256,7 +3676,47 @@
           <w:color w:val="000000"/>
           <w:sz w:val="24"/>
         </w:rPr>
-        <w:t>：断言 500Hz（周期 2000us）下 overrun==0 且 latency_max&lt;2000us；1000Hz 同理。</w:t>
+        <w:t xml:space="preserve">：RunCycles 返回逐周期 </w:t>
+      </w:r>
+      <w:r>
+        <w:rPr>
+          <w:rFonts w:ascii="Consolas" w:hAnsi="Consolas" w:eastAsia="Consolas"/>
+          <w:b w:val="0"/>
+          <w:i w:val="0"/>
+          <w:color w:val="000000"/>
+          <w:sz w:val="20"/>
+        </w:rPr>
+        <w:t>interval_us[]</w:t>
+      </w:r>
+      <w:r>
+        <w:rPr>
+          <w:rFonts w:ascii="Times New Roman" w:hAnsi="Times New Roman" w:eastAsia="宋体"/>
+          <w:b w:val="0"/>
+          <w:i w:val="0"/>
+          <w:color w:val="000000"/>
+          <w:sz w:val="24"/>
+        </w:rPr>
+        <w:t xml:space="preserve">（周期间隔）与 </w:t>
+      </w:r>
+      <w:r>
+        <w:rPr>
+          <w:rFonts w:ascii="Consolas" w:hAnsi="Consolas" w:eastAsia="Consolas"/>
+          <w:b w:val="0"/>
+          <w:i w:val="0"/>
+          <w:color w:val="000000"/>
+          <w:sz w:val="20"/>
+        </w:rPr>
+        <w:t>processing_us[]</w:t>
+      </w:r>
+      <w:r>
+        <w:rPr>
+          <w:rFonts w:ascii="Times New Roman" w:hAnsi="Times New Roman" w:eastAsia="宋体"/>
+          <w:b w:val="0"/>
+          <w:i w:val="0"/>
+          <w:color w:val="000000"/>
+          <w:sz w:val="24"/>
+        </w:rPr>
+        <w:t>（单周期交换耗时），统计 min/max/mean/std + overrun。</w:t>
       </w:r>
     </w:p>
     <w:p>
@@ -3272,7 +3732,7 @@
           <w:color w:val="000000"/>
           <w:sz w:val="24"/>
         </w:rPr>
-        <w:t>实测（本机 2026-09）</w:t>
+        <w:t>怎么测</w:t>
       </w:r>
       <w:r>
         <w:rPr>
@@ -3282,27 +3742,7 @@
           <w:color w:val="000000"/>
           <w:sz w:val="24"/>
         </w:rPr>
-        <w:t>：</w:t>
-      </w:r>
-      <w:r>
-        <w:rPr>
-          <w:rFonts w:ascii="Times New Roman" w:hAnsi="Times New Roman" w:eastAsia="宋体"/>
-          <w:b/>
-          <w:i w:val="0"/>
-          <w:color w:val="000000"/>
-          <w:sz w:val="24"/>
-        </w:rPr>
-        <w:t>500Hz jitter max≈87us、latency max≈3us、overrun=0；1000Hz 7 从站 latency max≈6us、overrun=0</w:t>
-      </w:r>
-      <w:r>
-        <w:rPr>
-          <w:rFonts w:ascii="Times New Roman" w:hAnsi="Times New Roman" w:eastAsia="宋体"/>
-          <w:b w:val="0"/>
-          <w:i w:val="0"/>
-          <w:color w:val="000000"/>
-          <w:sz w:val="24"/>
-        </w:rPr>
-        <w:t>。</w:t>
+        <w:t>：断言 500Hz（周期 2000us）下 overrun==0 且 latency_max&lt;2000us；1000Hz 同理。</w:t>
       </w:r>
     </w:p>
     <w:p>
@@ -3318,7 +3758,7 @@
           <w:color w:val="000000"/>
           <w:sz w:val="24"/>
         </w:rPr>
-        <w:t>面试怎么说</w:t>
+        <w:t>实测（本机 2026-09）</w:t>
       </w:r>
       <w:r>
         <w:rPr>
@@ -3328,12 +3768,33 @@
           <w:color w:val="000000"/>
           <w:sz w:val="24"/>
         </w:rPr>
-        <w:t>：“'能跑'不是指标，'确定性'才是。jitter/latency/overrun 三个维度量化控制周期质量，波形图把逐周期抖动画出来——面试官看到波形比看到'测试通过'信服得多。”</w:t>
+        <w:t>：</w:t>
+      </w:r>
+      <w:r>
+        <w:rPr>
+          <w:rFonts w:ascii="Times New Roman" w:hAnsi="Times New Roman" w:eastAsia="宋体"/>
+          <w:b/>
+          <w:i w:val="0"/>
+          <w:color w:val="000000"/>
+          <w:sz w:val="24"/>
+        </w:rPr>
+        <w:t>500Hz jitter max≈87us、latency max≈3us、overrun=0；1000Hz 7 从站 latency max≈6us、overrun=0</w:t>
+      </w:r>
+      <w:r>
+        <w:rPr>
+          <w:rFonts w:ascii="Times New Roman" w:hAnsi="Times New Roman" w:eastAsia="宋体"/>
+          <w:b w:val="0"/>
+          <w:i w:val="0"/>
+          <w:color w:val="000000"/>
+          <w:sz w:val="24"/>
+        </w:rPr>
+        <w:t>。</w:t>
       </w:r>
     </w:p>
     <w:p>
       <w:pPr>
-        <w:pStyle w:val="Heading2"/>
+        <w:pStyle w:val="ListBullet"/>
+        <w:spacing w:line="360" w:lineRule="auto" w:before="0" w:after="40"/>
       </w:pPr>
       <w:r>
         <w:rPr>
@@ -3341,13 +3802,65 @@
           <w:b/>
           <w:i w:val="0"/>
           <w:color w:val="000000"/>
-          <w:sz w:val="28"/>
-        </w:rPr>
-        <w:t>4.8 总线异常注入（P1-5）</w:t>
+          <w:sz w:val="24"/>
+        </w:rPr>
+        <w:t>实现细节</w:t>
+      </w:r>
+      <w:r>
+        <w:rPr>
+          <w:rFonts w:ascii="Times New Roman" w:hAnsi="Times New Roman" w:eastAsia="宋体"/>
+          <w:b w:val="0"/>
+          <w:i w:val="0"/>
+          <w:color w:val="000000"/>
+          <w:sz w:val="24"/>
+        </w:rPr>
+        <w:t>：C++ 侧自旋等待到名义周期起点再进入下一周期（busy-wait，不 sleep 累计</w:t>
       </w:r>
     </w:p>
     <w:p>
       <w:pPr>
+        <w:spacing w:line="360" w:lineRule="auto" w:before="0" w:after="0"/>
+        <w:ind w:firstLine="480"/>
+      </w:pPr>
+      <w:r>
+        <w:rPr>
+          <w:rFonts w:ascii="Times New Roman" w:hAnsi="Times New Roman" w:eastAsia="宋体"/>
+          <w:b w:val="0"/>
+          <w:i w:val="0"/>
+          <w:color w:val="000000"/>
+          <w:sz w:val="24"/>
+        </w:rPr>
+        <w:t>漂移）；overrun 计数记录“实际进入周期晚于名义时刻”的次数；Python 侧拿到逐周期数组后</w:t>
+      </w:r>
+    </w:p>
+    <w:p>
+      <w:pPr>
+        <w:spacing w:line="360" w:lineRule="auto" w:before="0" w:after="0"/>
+        <w:ind w:firstLine="480"/>
+      </w:pPr>
+      <w:r>
+        <w:rPr>
+          <w:rFonts w:ascii="Times New Roman" w:hAnsi="Times New Roman" w:eastAsia="宋体"/>
+          <w:b/>
+          <w:i w:val="0"/>
+          <w:color w:val="000000"/>
+          <w:sz w:val="24"/>
+        </w:rPr>
+        <w:t>重算校验统计自洽</w:t>
+      </w:r>
+      <w:r>
+        <w:rPr>
+          <w:rFonts w:ascii="Times New Roman" w:hAnsi="Times New Roman" w:eastAsia="宋体"/>
+          <w:b w:val="0"/>
+          <w:i w:val="0"/>
+          <w:color w:val="000000"/>
+          <w:sz w:val="24"/>
+        </w:rPr>
+        <w:t>（max(interval)−jitter_max≈名义周期），防止 C++ 侧统计与原始数据不一致。</w:t>
+      </w:r>
+    </w:p>
+    <w:p>
+      <w:pPr>
         <w:pStyle w:val="ListBullet"/>
         <w:spacing w:line="360" w:lineRule="auto" w:before="0" w:after="40"/>
       </w:pPr>
@@ -3359,7 +3872,7 @@
           <w:color w:val="000000"/>
           <w:sz w:val="24"/>
         </w:rPr>
-        <w:t>干什么</w:t>
+        <w:t>面试怎么说</w:t>
       </w:r>
       <w:r>
         <w:rPr>
@@ -3369,11 +3882,26 @@
           <w:color w:val="000000"/>
           <w:sz w:val="24"/>
         </w:rPr>
-        <w:t>：InjectBusFault/ClearBusFault——LINK_LOSS（整线失败）、SLAVE_LOSS（指定从站丢失隔离，其余照常）、BUS_ERROR（帧级错误）。</w:t>
+        <w:t>：“'能跑'不是指标，'确定性'才是。jitter/latency/overrun 三个维度量化控制周期质量，波形图把逐周期抖动画出来——面试官看到波形比看到'测试通过'信服得多。”</w:t>
       </w:r>
     </w:p>
     <w:p>
       <w:pPr>
+        <w:pStyle w:val="Heading2"/>
+      </w:pPr>
+      <w:r>
+        <w:rPr>
+          <w:rFonts w:ascii="Times New Roman" w:hAnsi="Times New Roman" w:eastAsia="宋体"/>
+          <w:b/>
+          <w:i w:val="0"/>
+          <w:color w:val="000000"/>
+          <w:sz w:val="28"/>
+        </w:rPr>
+        <w:t>4.8 总线异常注入（P1-5）</w:t>
+      </w:r>
+    </w:p>
+    <w:p>
+      <w:pPr>
         <w:pStyle w:val="ListBullet"/>
         <w:spacing w:line="360" w:lineRule="auto" w:before="0" w:after="40"/>
       </w:pPr>
@@ -3385,7 +3913,7 @@
           <w:color w:val="000000"/>
           <w:sz w:val="24"/>
         </w:rPr>
-        <w:t>怎么测</w:t>
+        <w:t>干什么</w:t>
       </w:r>
       <w:r>
         <w:rPr>
@@ -3395,7 +3923,7 @@
           <w:color w:val="000000"/>
           <w:sz w:val="24"/>
         </w:rPr>
-        <w:t>：6 用例——丢失隔离/恢复、断链阻断交换与 RunCycles、注入-清除循环、非法参数拒绝、用例间从站状态隔离（autouse teardown 复位）。</w:t>
+        <w:t>：InjectBusFault/ClearBusFault——LINK_LOSS（整线失败）、SLAVE_LOSS（指定从站丢失隔离，其余照常）、BUS_ERROR（帧级错误）。</w:t>
       </w:r>
     </w:p>
     <w:p>
@@ -3411,7 +3939,7 @@
           <w:color w:val="000000"/>
           <w:sz w:val="24"/>
         </w:rPr>
-        <w:t>面试怎么说</w:t>
+        <w:t>怎么测</w:t>
       </w:r>
       <w:r>
         <w:rPr>
@@ -3421,12 +3949,13 @@
           <w:color w:val="000000"/>
           <w:sz w:val="24"/>
         </w:rPr>
-        <w:t>：“异常注入是控制器测试的核心手段——真机上模拟总线断链成本极高，仿真里一条 RPC 就能注入，且语义严格区分'丢一个从站'和'整线断'。”</w:t>
+        <w:t>：6 用例——丢失隔离/恢复、断链阻断交换与 RunCycles、注入-清除循环、非法参数拒绝、用例间从站状态隔离（autouse teardown 复位）。</w:t>
       </w:r>
     </w:p>
     <w:p>
       <w:pPr>
-        <w:pStyle w:val="Heading2"/>
+        <w:pStyle w:val="ListBullet"/>
+        <w:spacing w:line="360" w:lineRule="auto" w:before="0" w:after="40"/>
       </w:pPr>
       <w:r>
         <w:rPr>
@@ -3434,13 +3963,38 @@
           <w:b/>
           <w:i w:val="0"/>
           <w:color w:val="000000"/>
-          <w:sz w:val="28"/>
-        </w:rPr>
-        <w:t>4.9 虚拟示教器 + Playwright（P1-4）</w:t>
+          <w:sz w:val="24"/>
+        </w:rPr>
+        <w:t>面试怎么说</w:t>
+      </w:r>
+      <w:r>
+        <w:rPr>
+          <w:rFonts w:ascii="Times New Roman" w:hAnsi="Times New Roman" w:eastAsia="宋体"/>
+          <w:b w:val="0"/>
+          <w:i w:val="0"/>
+          <w:color w:val="000000"/>
+          <w:sz w:val="24"/>
+        </w:rPr>
+        <w:t>：“异常注入是控制器测试的核心手段——真机上模拟总线断链成本极高，仿真里一条 RPC 就能注入，且语义严格区分'丢一个从站'和'整线断'。”</w:t>
       </w:r>
     </w:p>
     <w:p>
       <w:pPr>
+        <w:pStyle w:val="Heading2"/>
+      </w:pPr>
+      <w:r>
+        <w:rPr>
+          <w:rFonts w:ascii="Times New Roman" w:hAnsi="Times New Roman" w:eastAsia="宋体"/>
+          <w:b/>
+          <w:i w:val="0"/>
+          <w:color w:val="000000"/>
+          <w:sz w:val="28"/>
+        </w:rPr>
+        <w:t>4.9 虚拟示教器 + Playwright（P1-4）</w:t>
+      </w:r>
+    </w:p>
+    <w:p>
+      <w:pPr>
         <w:pStyle w:val="ListBullet"/>
         <w:spacing w:line="360" w:lineRule="auto" w:before="0" w:after="40"/>
       </w:pPr>
@@ -3757,7 +4311,7 @@
           <w:color w:val="000000"/>
           <w:sz w:val="24"/>
         </w:rPr>
-        <w:t>面试怎么说</w:t>
+        <w:t>实现细节</w:t>
       </w:r>
       <w:r>
         <w:rPr>
@@ -3767,46 +4321,63 @@
           <w:color w:val="000000"/>
           <w:sz w:val="24"/>
         </w:rPr>
-        <w:t>：“示教器在架构里是'客户端'——浏览器 UI 走 REST、协议模拟器走 TP 协议线，</w:t>
-      </w:r>
-      <w:r>
-        <w:rPr>
-          <w:rFonts w:ascii="Times New Roman" w:hAnsi="Times New Roman" w:eastAsia="宋体"/>
-          <w:b/>
+        <w:t>：帧协议为行分隔 JSON（</w:t>
+      </w:r>
+      <w:r>
+        <w:rPr>
+          <w:rFonts w:ascii="Consolas" w:hAnsi="Consolas" w:eastAsia="Consolas"/>
+          <w:b w:val="0"/>
+          <w:i w:val="0"/>
+          <w:color w:val="000000"/>
+          <w:sz w:val="20"/>
+        </w:rPr>
+        <w:t>{"verb": "...", "params": {...}}\n</w:t>
+      </w:r>
+      <w:r>
+        <w:rPr>
+          <w:rFonts w:ascii="Times New Roman" w:hAnsi="Times New Roman" w:eastAsia="宋体"/>
+          <w:b w:val="0"/>
           <w:i w:val="0"/>
           <w:color w:val="000000"/>
           <w:sz w:val="24"/>
         </w:rPr>
-        <w:t>两条线共享同一控制器契约</w:t>
-      </w:r>
-      <w:r>
-        <w:rPr>
-          <w:rFonts w:ascii="Times New Roman" w:hAnsi="Times New Roman" w:eastAsia="宋体"/>
-          <w:b w:val="0"/>
-          <w:i w:val="0"/>
-          <w:color w:val="000000"/>
-          <w:sz w:val="24"/>
-        </w:rPr>
-        <w:t>。将来华沿协议拿到后，RealTPBridge 只需把厂商报文映射到这套契约，UI 和用例零改动。“</w:t>
+        <w:t>），坏帧直接</w:t>
       </w:r>
     </w:p>
     <w:p>
       <w:pPr>
-        <w:pStyle w:val="Heading2"/>
-      </w:pPr>
-      <w:r>
-        <w:rPr>
-          <w:rFonts w:ascii="Times New Roman" w:hAnsi="Times New Roman" w:eastAsia="宋体"/>
-          <w:b/>
-          <w:i w:val="0"/>
-          <w:color w:val="000000"/>
-          <w:sz w:val="28"/>
-        </w:rPr>
-        <w:t>4.11 安全联锁仿真（P2.2a）</w:t>
+        <w:spacing w:line="360" w:lineRule="auto" w:before="0" w:after="0"/>
+        <w:ind w:firstLine="480"/>
+      </w:pPr>
+      <w:r>
+        <w:rPr>
+          <w:rFonts w:ascii="Times New Roman" w:hAnsi="Times New Roman" w:eastAsia="宋体"/>
+          <w:b w:val="0"/>
+          <w:i w:val="0"/>
+          <w:color w:val="000000"/>
+          <w:sz w:val="24"/>
+        </w:rPr>
+        <w:t>拒绝并回 NAK；TCP 流按行缓冲做粘包/半包重组（半包等待续传、多帧逐条处理）；动词表</w:t>
       </w:r>
     </w:p>
     <w:p>
       <w:pPr>
+        <w:spacing w:line="360" w:lineRule="auto" w:before="0" w:after="0"/>
+        <w:ind w:firstLine="480"/>
+      </w:pPr>
+      <w:r>
+        <w:rPr>
+          <w:rFonts w:ascii="Times New Roman" w:hAnsi="Times New Roman" w:eastAsia="宋体"/>
+          <w:b w:val="0"/>
+          <w:i w:val="0"/>
+          <w:color w:val="000000"/>
+          <w:sz w:val="24"/>
+        </w:rPr>
+        <w:t>SERVO/JOG/STOP/HOME/MOVE/STATE；控制器错误码经协议线原样透传给客户端。</w:t>
+      </w:r>
+    </w:p>
+    <w:p>
+      <w:pPr>
         <w:pStyle w:val="ListBullet"/>
         <w:spacing w:line="360" w:lineRule="auto" w:before="0" w:after="40"/>
       </w:pPr>
@@ -3818,7 +4389,7 @@
           <w:color w:val="000000"/>
           <w:sz w:val="24"/>
         </w:rPr>
-        <w:t>干什么</w:t>
+        <w:t>面试怎么说</w:t>
       </w:r>
       <w:r>
         <w:rPr>
@@ -3828,7 +4399,7 @@
           <w:color w:val="000000"/>
           <w:sz w:val="24"/>
         </w:rPr>
-        <w:t xml:space="preserve">：SafetyStateMachine（输入 ESTOP/安全门/抱闸/驱动器故障 → 输出 允许使能/停机/抱闸请求），联锁优先级 </w:t>
+        <w:t>：“示教器在架构里是'客户端'——浏览器 UI 走 REST、协议模拟器走 TP 协议线，</w:t>
       </w:r>
       <w:r>
         <w:rPr>
@@ -3838,7 +4409,7 @@
           <w:color w:val="000000"/>
           <w:sz w:val="24"/>
         </w:rPr>
-        <w:t>ESTOP &gt; 门 &gt; 驱动器故障</w:t>
+        <w:t>两条线共享同一控制器契约</w:t>
       </w:r>
       <w:r>
         <w:rPr>
@@ -3848,31 +4419,26 @@
           <w:color w:val="000000"/>
           <w:sz w:val="24"/>
         </w:rPr>
-        <w:t>；SafetyService 三 RPC（GetSafetyState/SetSafetyInput 注入）；</w:t>
-      </w:r>
-      <w:r>
-        <w:rPr>
-          <w:rFonts w:ascii="Consolas" w:hAnsi="Consolas" w:eastAsia="Consolas"/>
-          <w:b w:val="0"/>
-          <w:i w:val="0"/>
-          <w:color w:val="000000"/>
-          <w:sz w:val="20"/>
-        </w:rPr>
-        <w:t>stop_required</w:t>
-      </w:r>
-      <w:r>
-        <w:rPr>
-          <w:rFonts w:ascii="Times New Roman" w:hAnsi="Times New Roman" w:eastAsia="宋体"/>
-          <w:b w:val="0"/>
-          <w:i w:val="0"/>
-          <w:color w:val="000000"/>
-          <w:sz w:val="24"/>
-        </w:rPr>
-        <w:t xml:space="preserve"> 上升沿联动控制器（ESTOP→急停 FAULT、门开→Guard Stop）。</w:t>
+        <w:t>。将来华沿协议拿到后，RealTPBridge 只需把厂商报文映射到这套契约，UI 和用例零改动。“</w:t>
       </w:r>
     </w:p>
     <w:p>
       <w:pPr>
+        <w:pStyle w:val="Heading2"/>
+      </w:pPr>
+      <w:r>
+        <w:rPr>
+          <w:rFonts w:ascii="Times New Roman" w:hAnsi="Times New Roman" w:eastAsia="宋体"/>
+          <w:b/>
+          <w:i w:val="0"/>
+          <w:color w:val="000000"/>
+          <w:sz w:val="28"/>
+        </w:rPr>
+        <w:t>4.11 安全联锁仿真（P2.2a）</w:t>
+      </w:r>
+    </w:p>
+    <w:p>
+      <w:pPr>
         <w:pStyle w:val="ListBullet"/>
         <w:spacing w:line="360" w:lineRule="auto" w:before="0" w:after="40"/>
       </w:pPr>
@@ -3884,7 +4450,7 @@
           <w:color w:val="000000"/>
           <w:sz w:val="24"/>
         </w:rPr>
-        <w:t>怎么测</w:t>
+        <w:t>干什么</w:t>
       </w:r>
       <w:r>
         <w:rPr>
@@ -3894,7 +4460,47 @@
           <w:color w:val="000000"/>
           <w:sz w:val="24"/>
         </w:rPr>
-        <w:t>：7 用例——ESTOP 联动（注入后控制器 FAULT + 运动被拒）、优先级、门开禁使能、驱动器故障、抱闸防坠落、恢复。</w:t>
+        <w:t xml:space="preserve">：SafetyStateMachine（输入 ESTOP/安全门/抱闸/驱动器故障 → 输出 允许使能/停机/抱闸请求），联锁优先级 </w:t>
+      </w:r>
+      <w:r>
+        <w:rPr>
+          <w:rFonts w:ascii="Times New Roman" w:hAnsi="Times New Roman" w:eastAsia="宋体"/>
+          <w:b/>
+          <w:i w:val="0"/>
+          <w:color w:val="000000"/>
+          <w:sz w:val="24"/>
+        </w:rPr>
+        <w:t>ESTOP &gt; 门 &gt; 驱动器故障</w:t>
+      </w:r>
+      <w:r>
+        <w:rPr>
+          <w:rFonts w:ascii="Times New Roman" w:hAnsi="Times New Roman" w:eastAsia="宋体"/>
+          <w:b w:val="0"/>
+          <w:i w:val="0"/>
+          <w:color w:val="000000"/>
+          <w:sz w:val="24"/>
+        </w:rPr>
+        <w:t>；SafetyService 三 RPC（GetSafetyState/SetSafetyInput 注入）；</w:t>
+      </w:r>
+      <w:r>
+        <w:rPr>
+          <w:rFonts w:ascii="Consolas" w:hAnsi="Consolas" w:eastAsia="Consolas"/>
+          <w:b w:val="0"/>
+          <w:i w:val="0"/>
+          <w:color w:val="000000"/>
+          <w:sz w:val="20"/>
+        </w:rPr>
+        <w:t>stop_required</w:t>
+      </w:r>
+      <w:r>
+        <w:rPr>
+          <w:rFonts w:ascii="Times New Roman" w:hAnsi="Times New Roman" w:eastAsia="宋体"/>
+          <w:b w:val="0"/>
+          <w:i w:val="0"/>
+          <w:color w:val="000000"/>
+          <w:sz w:val="24"/>
+        </w:rPr>
+        <w:t xml:space="preserve"> 上升沿联动控制器（ESTOP→急停 FAULT、门开→Guard Stop）。</w:t>
       </w:r>
     </w:p>
     <w:p>
@@ -3910,7 +4516,7 @@
           <w:color w:val="000000"/>
           <w:sz w:val="24"/>
         </w:rPr>
-        <w:t>边界</w:t>
+        <w:t>怎么测</w:t>
       </w:r>
       <w:r>
         <w:rPr>
@@ -3920,27 +4526,7 @@
           <w:color w:val="000000"/>
           <w:sz w:val="24"/>
         </w:rPr>
-        <w:t>：只验证安全逻辑与联锁语义；真实安全等级/FSoE I/O 属 P2.2b HIL，</w:t>
-      </w:r>
-      <w:r>
-        <w:rPr>
-          <w:rFonts w:ascii="Times New Roman" w:hAnsi="Times New Roman" w:eastAsia="宋体"/>
-          <w:b/>
-          <w:i w:val="0"/>
-          <w:color w:val="000000"/>
-          <w:sz w:val="24"/>
-        </w:rPr>
-        <w:t>不越界声称</w:t>
-      </w:r>
-      <w:r>
-        <w:rPr>
-          <w:rFonts w:ascii="Times New Roman" w:hAnsi="Times New Roman" w:eastAsia="宋体"/>
-          <w:b w:val="0"/>
-          <w:i w:val="0"/>
-          <w:color w:val="000000"/>
-          <w:sz w:val="24"/>
-        </w:rPr>
-        <w:t>。</w:t>
+        <w:t>：7 用例——ESTOP 联动（注入后控制器 FAULT + 运动被拒）、优先级、门开禁使能、驱动器故障、抱闸防坠落、恢复。</w:t>
       </w:r>
     </w:p>
     <w:p>
@@ -3956,7 +4542,7 @@
           <w:color w:val="000000"/>
           <w:sz w:val="24"/>
         </w:rPr>
-        <w:t>面试怎么说</w:t>
+        <w:t>边界</w:t>
       </w:r>
       <w:r>
         <w:rPr>
@@ -3966,7 +4552,7 @@
           <w:color w:val="000000"/>
           <w:sz w:val="24"/>
         </w:rPr>
-        <w:t>：“仿真层明确不声称验证了真实安全等级——安全等级需要认证资质。我验证的是</w:t>
+        <w:t>：只验证安全逻辑与联锁语义；真实安全等级/FSoE I/O 属 P2.2b HIL，</w:t>
       </w:r>
       <w:r>
         <w:rPr>
@@ -3976,7 +4562,7 @@
           <w:color w:val="000000"/>
           <w:sz w:val="24"/>
         </w:rPr>
-        <w:t>控制逻辑的联锁行为</w:t>
+        <w:t>不越界声称</w:t>
       </w:r>
       <w:r>
         <w:rPr>
@@ -3986,12 +4572,13 @@
           <w:color w:val="000000"/>
           <w:sz w:val="24"/>
         </w:rPr>
-        <w:t>：急停必须最高优先、门开必须 Guard Stop、Fault 后必须安全复位。这个边界感很重要。“</w:t>
+        <w:t>。</w:t>
       </w:r>
     </w:p>
     <w:p>
       <w:pPr>
-        <w:pStyle w:val="Heading2"/>
+        <w:pStyle w:val="ListBullet"/>
+        <w:spacing w:line="360" w:lineRule="auto" w:before="0" w:after="40"/>
       </w:pPr>
       <w:r>
         <w:rPr>
@@ -3999,13 +4586,58 @@
           <w:b/>
           <w:i w:val="0"/>
           <w:color w:val="000000"/>
-          <w:sz w:val="28"/>
-        </w:rPr>
-        <w:t>4.12 Robot Adapter（P2.0）</w:t>
+          <w:sz w:val="24"/>
+        </w:rPr>
+        <w:t>面试怎么说</w:t>
+      </w:r>
+      <w:r>
+        <w:rPr>
+          <w:rFonts w:ascii="Times New Roman" w:hAnsi="Times New Roman" w:eastAsia="宋体"/>
+          <w:b w:val="0"/>
+          <w:i w:val="0"/>
+          <w:color w:val="000000"/>
+          <w:sz w:val="24"/>
+        </w:rPr>
+        <w:t>：“仿真层明确不声称验证了真实安全等级——安全等级需要认证资质。我验证的是</w:t>
+      </w:r>
+      <w:r>
+        <w:rPr>
+          <w:rFonts w:ascii="Times New Roman" w:hAnsi="Times New Roman" w:eastAsia="宋体"/>
+          <w:b/>
+          <w:i w:val="0"/>
+          <w:color w:val="000000"/>
+          <w:sz w:val="24"/>
+        </w:rPr>
+        <w:t>控制逻辑的联锁行为</w:t>
+      </w:r>
+      <w:r>
+        <w:rPr>
+          <w:rFonts w:ascii="Times New Roman" w:hAnsi="Times New Roman" w:eastAsia="宋体"/>
+          <w:b w:val="0"/>
+          <w:i w:val="0"/>
+          <w:color w:val="000000"/>
+          <w:sz w:val="24"/>
+        </w:rPr>
+        <w:t>：急停必须最高优先、门开必须 Guard Stop、Fault 后必须安全复位。这个边界感很重要。“</w:t>
       </w:r>
     </w:p>
     <w:p>
       <w:pPr>
+        <w:pStyle w:val="Heading2"/>
+      </w:pPr>
+      <w:r>
+        <w:rPr>
+          <w:rFonts w:ascii="Times New Roman" w:hAnsi="Times New Roman" w:eastAsia="宋体"/>
+          <w:b/>
+          <w:i w:val="0"/>
+          <w:color w:val="000000"/>
+          <w:sz w:val="28"/>
+        </w:rPr>
+        <w:t>4.12 Robot Adapter（P2.0）</w:t>
+      </w:r>
+    </w:p>
+    <w:p>
+      <w:pPr>
         <w:pStyle w:val="ListBullet"/>
         <w:spacing w:line="360" w:lineRule="auto" w:before="0" w:after="40"/>
       </w:pPr>
@@ -6150,6 +6782,573 @@
           <w:sz w:val="24"/>
         </w:rPr>
         <w:t>，桌面面板切到「测试与曲线」标签页即内嵌控制台网页——点运行历史任意一行展开，能看到逐用例 PASS/FAIL 明细与 jitter/latency 两条数据曲线；这一页直接把“网页端看的测试和曲线”搬到了桌面 HMI，简历素材里可强调“QT 面板聚合了测试报告与波形”。</w:t>
+      </w:r>
+    </w:p>
+    <w:p>
+      <w:pPr>
+        <w:pStyle w:val="Heading2"/>
+      </w:pPr>
+      <w:r>
+        <w:rPr>
+          <w:rFonts w:ascii="Times New Roman" w:hAnsi="Times New Roman" w:eastAsia="宋体"/>
+          <w:b/>
+          <w:i w:val="0"/>
+          <w:color w:val="000000"/>
+          <w:sz w:val="28"/>
+        </w:rPr>
+        <w:t>4.16 运行中实时曲线（P3-realtime，v0.16.0）</w:t>
+      </w:r>
+    </w:p>
+    <w:p>
+      <w:pPr>
+        <w:pStyle w:val="ListBullet"/>
+        <w:spacing w:line="360" w:lineRule="auto" w:before="0" w:after="40"/>
+      </w:pPr>
+      <w:r>
+        <w:rPr>
+          <w:rFonts w:ascii="Times New Roman" w:hAnsi="Times New Roman" w:eastAsia="宋体"/>
+          <w:b/>
+          <w:i w:val="0"/>
+          <w:color w:val="000000"/>
+          <w:sz w:val="24"/>
+        </w:rPr>
+        <w:t>干什么</w:t>
+      </w:r>
+      <w:r>
+        <w:rPr>
+          <w:rFonts w:ascii="Times New Roman" w:hAnsi="Times New Roman" w:eastAsia="宋体"/>
+          <w:b w:val="0"/>
+          <w:i w:val="0"/>
+          <w:color w:val="000000"/>
+          <w:sz w:val="24"/>
+        </w:rPr>
+        <w:t>：把“运行完成后回看曲线”升级为“</w:t>
+      </w:r>
+      <w:r>
+        <w:rPr>
+          <w:rFonts w:ascii="Times New Roman" w:hAnsi="Times New Roman" w:eastAsia="宋体"/>
+          <w:b/>
+          <w:i w:val="0"/>
+          <w:color w:val="000000"/>
+          <w:sz w:val="24"/>
+        </w:rPr>
+        <w:t>运行过程中边跑边刷新的实时曲线</w:t>
+      </w:r>
+      <w:r>
+        <w:rPr>
+          <w:rFonts w:ascii="Times New Roman" w:hAnsi="Times New Roman" w:eastAsia="宋体"/>
+          <w:b w:val="0"/>
+          <w:i w:val="0"/>
+          <w:color w:val="000000"/>
+          <w:sz w:val="24"/>
+        </w:rPr>
+        <w:t>”</w:t>
+      </w:r>
+    </w:p>
+    <w:p>
+      <w:pPr>
+        <w:spacing w:line="360" w:lineRule="auto" w:before="0" w:after="0"/>
+        <w:ind w:firstLine="480"/>
+      </w:pPr>
+      <w:r>
+        <w:rPr>
+          <w:rFonts w:ascii="Times New Roman" w:hAnsi="Times New Roman" w:eastAsia="宋体"/>
+          <w:b w:val="0"/>
+          <w:i w:val="0"/>
+          <w:color w:val="000000"/>
+          <w:sz w:val="24"/>
+        </w:rPr>
+        <w:t>（示波器/在线监控语义）——SSE 流式推送 + 前端 EventSource 动态绘制。</w:t>
+      </w:r>
+    </w:p>
+    <w:p>
+      <w:pPr>
+        <w:pStyle w:val="ListBullet"/>
+        <w:spacing w:line="360" w:lineRule="auto" w:before="0" w:after="40"/>
+      </w:pPr>
+      <w:r>
+        <w:rPr>
+          <w:rFonts w:ascii="Times New Roman" w:hAnsi="Times New Roman" w:eastAsia="宋体"/>
+          <w:b/>
+          <w:i w:val="0"/>
+          <w:color w:val="000000"/>
+          <w:sz w:val="24"/>
+        </w:rPr>
+        <w:t>链路</w:t>
+      </w:r>
+      <w:r>
+        <w:rPr>
+          <w:rFonts w:ascii="Times New Roman" w:hAnsi="Times New Roman" w:eastAsia="宋体"/>
+          <w:b w:val="0"/>
+          <w:i w:val="0"/>
+          <w:color w:val="000000"/>
+          <w:sz w:val="24"/>
+        </w:rPr>
+        <w:t>：</w:t>
+      </w:r>
+      <w:r>
+        <w:rPr>
+          <w:rFonts w:ascii="Consolas" w:hAnsi="Consolas" w:eastAsia="Consolas"/>
+          <w:b w:val="0"/>
+          <w:i w:val="0"/>
+          <w:color w:val="000000"/>
+          <w:sz w:val="20"/>
+        </w:rPr>
+        <w:t>_wrap_adapter</w:t>
+      </w:r>
+      <w:r>
+        <w:rPr>
+          <w:rFonts w:ascii="Times New Roman" w:hAnsi="Times New Roman" w:eastAsia="宋体"/>
+          <w:b w:val="0"/>
+          <w:i w:val="0"/>
+          <w:color w:val="000000"/>
+          <w:sz w:val="24"/>
+        </w:rPr>
+        <w:t xml:space="preserve"> 包装 RobotAdapter，每次运动指令成功后自动捕获一段轨迹</w:t>
+      </w:r>
+    </w:p>
+    <w:p>
+      <w:pPr>
+        <w:spacing w:line="360" w:lineRule="auto" w:before="0" w:after="0"/>
+        <w:ind w:firstLine="480"/>
+      </w:pPr>
+      <w:r>
+        <w:rPr>
+          <w:rFonts w:ascii="Times New Roman" w:hAnsi="Times New Roman" w:eastAsia="宋体"/>
+          <w:b w:val="0"/>
+          <w:i w:val="0"/>
+          <w:color w:val="000000"/>
+          <w:sz w:val="24"/>
+        </w:rPr>
+        <w:t>（</w:t>
+      </w:r>
+      <w:r>
+        <w:rPr>
+          <w:rFonts w:ascii="Consolas" w:hAnsi="Consolas" w:eastAsia="Consolas"/>
+          <w:b w:val="0"/>
+          <w:i w:val="0"/>
+          <w:color w:val="000000"/>
+          <w:sz w:val="20"/>
+        </w:rPr>
+        <w:t>Trajectory.from_result</w:t>
+      </w:r>
+      <w:r>
+        <w:rPr>
+          <w:rFonts w:ascii="Times New Roman" w:hAnsi="Times New Roman" w:eastAsia="宋体"/>
+          <w:b w:val="0"/>
+          <w:i w:val="0"/>
+          <w:color w:val="000000"/>
+          <w:sz w:val="24"/>
+        </w:rPr>
+        <w:t xml:space="preserve"> 抽稀 ≤200 点，</w:t>
+      </w:r>
+      <w:r>
+        <w:rPr>
+          <w:rFonts w:ascii="Times New Roman" w:hAnsi="Times New Roman" w:eastAsia="宋体"/>
+          <w:b/>
+          <w:i w:val="0"/>
+          <w:color w:val="000000"/>
+          <w:sz w:val="24"/>
+        </w:rPr>
+        <w:t>对用例零侵入</w:t>
+      </w:r>
+      <w:r>
+        <w:rPr>
+          <w:rFonts w:ascii="Times New Roman" w:hAnsi="Times New Roman" w:eastAsia="宋体"/>
+          <w:b w:val="0"/>
+          <w:i w:val="0"/>
+          <w:color w:val="000000"/>
+          <w:sz w:val="24"/>
+        </w:rPr>
+        <w:t>）→ 存入</w:t>
+      </w:r>
+    </w:p>
+    <w:p>
+      <w:pPr>
+        <w:spacing w:line="360" w:lineRule="auto" w:before="0" w:after="0"/>
+        <w:ind w:firstLine="480"/>
+      </w:pPr>
+      <w:r>
+        <w:rPr>
+          <w:rFonts w:ascii="Consolas" w:hAnsi="Consolas" w:eastAsia="Consolas"/>
+          <w:b w:val="0"/>
+          <w:i w:val="0"/>
+          <w:color w:val="000000"/>
+          <w:sz w:val="20"/>
+        </w:rPr>
+        <w:t>capture.TRAJECTORY_SEGMENTS</w:t>
+      </w:r>
+      <w:r>
+        <w:rPr>
+          <w:rFonts w:ascii="Times New Roman" w:hAnsi="Times New Roman" w:eastAsia="宋体"/>
+          <w:b w:val="0"/>
+          <w:i w:val="0"/>
+          <w:color w:val="000000"/>
+          <w:sz w:val="24"/>
+        </w:rPr>
+        <w:t xml:space="preserve"> → 每用例结束 conftest flush 到</w:t>
+      </w:r>
+    </w:p>
+    <w:p>
+      <w:pPr>
+        <w:spacing w:line="360" w:lineRule="auto" w:before="0" w:after="0"/>
+        <w:ind w:firstLine="480"/>
+      </w:pPr>
+      <w:r>
+        <w:rPr>
+          <w:rFonts w:ascii="Consolas" w:hAnsi="Consolas" w:eastAsia="Consolas"/>
+          <w:b w:val="0"/>
+          <w:i w:val="0"/>
+          <w:color w:val="000000"/>
+          <w:sz w:val="20"/>
+        </w:rPr>
+        <w:t>reports/active.live.jsonl</w:t>
+      </w:r>
+      <w:r>
+        <w:rPr>
+          <w:rFonts w:ascii="Times New Roman" w:hAnsi="Times New Roman" w:eastAsia="宋体"/>
+          <w:b w:val="0"/>
+          <w:i w:val="0"/>
+          <w:color w:val="000000"/>
+          <w:sz w:val="24"/>
+        </w:rPr>
+        <w:t xml:space="preserve">（追加）→ console 新增 </w:t>
+      </w:r>
+      <w:r>
+        <w:rPr>
+          <w:rFonts w:ascii="Consolas" w:hAnsi="Consolas" w:eastAsia="Consolas"/>
+          <w:b w:val="0"/>
+          <w:i w:val="0"/>
+          <w:color w:val="000000"/>
+          <w:sz w:val="20"/>
+        </w:rPr>
+        <w:t>/api/runs/active/stream</w:t>
+      </w:r>
+      <w:r>
+        <w:rPr>
+          <w:rFonts w:ascii="Times New Roman" w:hAnsi="Times New Roman" w:eastAsia="宋体"/>
+          <w:b w:val="0"/>
+          <w:i w:val="0"/>
+          <w:color w:val="000000"/>
+          <w:sz w:val="24"/>
+        </w:rPr>
+        <w:t xml:space="preserve"> SSE 端点</w:t>
+      </w:r>
+    </w:p>
+    <w:p>
+      <w:pPr>
+        <w:spacing w:line="360" w:lineRule="auto" w:before="0" w:after="0"/>
+        <w:ind w:firstLine="480"/>
+      </w:pPr>
+      <w:r>
+        <w:rPr>
+          <w:rFonts w:ascii="Times New Roman" w:hAnsi="Times New Roman" w:eastAsia="宋体"/>
+          <w:b w:val="0"/>
+          <w:i w:val="0"/>
+          <w:color w:val="000000"/>
+          <w:sz w:val="24"/>
+        </w:rPr>
+        <w:t>增量推送 → 前端实时轨迹面板（EventSource）按“运行累计时间轴”动态滚动绘制 7 轴曲线。</w:t>
+      </w:r>
+    </w:p>
+    <w:p>
+      <w:pPr>
+        <w:pStyle w:val="ListBullet"/>
+        <w:spacing w:line="360" w:lineRule="auto" w:before="0" w:after="40"/>
+      </w:pPr>
+      <w:r>
+        <w:rPr>
+          <w:rFonts w:ascii="Times New Roman" w:hAnsi="Times New Roman" w:eastAsia="宋体"/>
+          <w:b/>
+          <w:i w:val="0"/>
+          <w:color w:val="000000"/>
+          <w:sz w:val="24"/>
+        </w:rPr>
+        <w:t>结束信号</w:t>
+      </w:r>
+      <w:r>
+        <w:rPr>
+          <w:rFonts w:ascii="Times New Roman" w:hAnsi="Times New Roman" w:eastAsia="宋体"/>
+          <w:b w:val="0"/>
+          <w:i w:val="0"/>
+          <w:color w:val="000000"/>
+          <w:sz w:val="24"/>
+        </w:rPr>
+        <w:t xml:space="preserve">：运行结束 console 清 </w:t>
+      </w:r>
+      <w:r>
+        <w:rPr>
+          <w:rFonts w:ascii="Consolas" w:hAnsi="Consolas" w:eastAsia="Consolas"/>
+          <w:b w:val="0"/>
+          <w:i w:val="0"/>
+          <w:color w:val="000000"/>
+          <w:sz w:val="20"/>
+        </w:rPr>
+        <w:t>_ACTIVE_RUN</w:t>
+      </w:r>
+      <w:r>
+        <w:rPr>
+          <w:rFonts w:ascii="Times New Roman" w:hAnsi="Times New Roman" w:eastAsia="宋体"/>
+          <w:b w:val="0"/>
+          <w:i w:val="0"/>
+          <w:color w:val="000000"/>
+          <w:sz w:val="24"/>
+        </w:rPr>
+        <w:t xml:space="preserve"> 并</w:t>
+      </w:r>
+      <w:r>
+        <w:rPr>
+          <w:rFonts w:ascii="Times New Roman" w:hAnsi="Times New Roman" w:eastAsia="宋体"/>
+          <w:b/>
+          <w:i w:val="0"/>
+          <w:color w:val="000000"/>
+          <w:sz w:val="24"/>
+        </w:rPr>
+        <w:t>删除 live 文件</w:t>
+      </w:r>
+      <w:r>
+        <w:rPr>
+          <w:rFonts w:ascii="Times New Roman" w:hAnsi="Times New Roman" w:eastAsia="宋体"/>
+          <w:b w:val="0"/>
+          <w:i w:val="0"/>
+          <w:color w:val="000000"/>
+          <w:sz w:val="24"/>
+        </w:rPr>
+        <w:t>；SSE 生成器</w:t>
+      </w:r>
+    </w:p>
+    <w:p>
+      <w:pPr>
+        <w:spacing w:line="360" w:lineRule="auto" w:before="0" w:after="0"/>
+        <w:ind w:firstLine="480"/>
+      </w:pPr>
+      <w:r>
+        <w:rPr>
+          <w:rFonts w:ascii="Times New Roman" w:hAnsi="Times New Roman" w:eastAsia="宋体"/>
+          <w:b w:val="0"/>
+          <w:i w:val="0"/>
+          <w:color w:val="000000"/>
+          <w:sz w:val="24"/>
+        </w:rPr>
+        <w:t>连续无新数据且 is_active() 为 False 即收尾（</w:t>
+      </w:r>
+      <w:r>
+        <w:rPr>
+          <w:rFonts w:ascii="Consolas" w:hAnsi="Consolas" w:eastAsia="Consolas"/>
+          <w:b w:val="0"/>
+          <w:i w:val="0"/>
+          <w:color w:val="000000"/>
+          <w:sz w:val="20"/>
+        </w:rPr>
+        <w:t>event-stream</w:t>
+      </w:r>
+      <w:r>
+        <w:rPr>
+          <w:rFonts w:ascii="Times New Roman" w:hAnsi="Times New Roman" w:eastAsia="宋体"/>
+          <w:b w:val="0"/>
+          <w:i w:val="0"/>
+          <w:color w:val="000000"/>
+          <w:sz w:val="24"/>
+        </w:rPr>
+        <w:t xml:space="preserve"> 正常断开，前端自动关流）；</w:t>
+      </w:r>
+    </w:p>
+    <w:p>
+      <w:pPr>
+        <w:spacing w:line="360" w:lineRule="auto" w:before="0" w:after="0"/>
+        <w:ind w:firstLine="480"/>
+      </w:pPr>
+      <w:r>
+        <w:rPr>
+          <w:rFonts w:ascii="Times New Roman" w:hAnsi="Times New Roman" w:eastAsia="宋体"/>
+          <w:b w:val="0"/>
+          <w:i w:val="0"/>
+          <w:color w:val="000000"/>
+          <w:sz w:val="24"/>
+        </w:rPr>
+        <w:t xml:space="preserve">同时 live 内容归档到 </w:t>
+      </w:r>
+      <w:r>
+        <w:rPr>
+          <w:rFonts w:ascii="Consolas" w:hAnsi="Consolas" w:eastAsia="Consolas"/>
+          <w:b w:val="0"/>
+          <w:i w:val="0"/>
+          <w:color w:val="000000"/>
+          <w:sz w:val="20"/>
+        </w:rPr>
+        <w:t>run_dir/active.jsonl</w:t>
+      </w:r>
+      <w:r>
+        <w:rPr>
+          <w:rFonts w:ascii="Times New Roman" w:hAnsi="Times New Roman" w:eastAsia="宋体"/>
+          <w:b w:val="0"/>
+          <w:i w:val="0"/>
+          <w:color w:val="000000"/>
+          <w:sz w:val="24"/>
+        </w:rPr>
+        <w:t>（历史 run 可回看）。</w:t>
+      </w:r>
+    </w:p>
+    <w:p>
+      <w:pPr>
+        <w:pStyle w:val="ListBullet"/>
+        <w:spacing w:line="360" w:lineRule="auto" w:before="0" w:after="40"/>
+      </w:pPr>
+      <w:r>
+        <w:rPr>
+          <w:rFonts w:ascii="Times New Roman" w:hAnsi="Times New Roman" w:eastAsia="宋体"/>
+          <w:b/>
+          <w:i w:val="0"/>
+          <w:color w:val="000000"/>
+          <w:sz w:val="24"/>
+        </w:rPr>
+        <w:t>数据真实性</w:t>
+      </w:r>
+      <w:r>
+        <w:rPr>
+          <w:rFonts w:ascii="Times New Roman" w:hAnsi="Times New Roman" w:eastAsia="宋体"/>
+          <w:b w:val="0"/>
+          <w:i w:val="0"/>
+          <w:color w:val="000000"/>
+          <w:sz w:val="24"/>
+        </w:rPr>
+        <w:t>：全部来自 C++ Agent 批量采样（真实 1000Hz 采样抽稀），无模拟数据；</w:t>
+      </w:r>
+    </w:p>
+    <w:p>
+      <w:pPr>
+        <w:spacing w:line="360" w:lineRule="auto" w:before="0" w:after="0"/>
+        <w:ind w:firstLine="480"/>
+      </w:pPr>
+      <w:r>
+        <w:rPr>
+          <w:rFonts w:ascii="Times New Roman" w:hAnsi="Times New Roman" w:eastAsia="宋体"/>
+          <w:b w:val="0"/>
+          <w:i w:val="0"/>
+          <w:color w:val="000000"/>
+          <w:sz w:val="24"/>
+        </w:rPr>
+        <w:t>段内时间相对化（t−t₀），前端按段累计成连续运行时间轴。</w:t>
+      </w:r>
+    </w:p>
+    <w:p>
+      <w:pPr>
+        <w:pStyle w:val="ListBullet"/>
+        <w:spacing w:line="360" w:lineRule="auto" w:before="0" w:after="40"/>
+      </w:pPr>
+      <w:r>
+        <w:rPr>
+          <w:rFonts w:ascii="Times New Roman" w:hAnsi="Times New Roman" w:eastAsia="宋体"/>
+          <w:b/>
+          <w:i w:val="0"/>
+          <w:color w:val="000000"/>
+          <w:sz w:val="24"/>
+        </w:rPr>
+        <w:t>怎么测</w:t>
+      </w:r>
+      <w:r>
+        <w:rPr>
+          <w:rFonts w:ascii="Times New Roman" w:hAnsi="Times New Roman" w:eastAsia="宋体"/>
+          <w:b w:val="0"/>
+          <w:i w:val="0"/>
+          <w:color w:val="000000"/>
+          <w:sz w:val="24"/>
+        </w:rPr>
+        <w:t>：3 项——生成器“已有段推送 + 运行中追加 + 结束后 StopIteration”、</w:t>
+      </w:r>
+    </w:p>
+    <w:p>
+      <w:pPr>
+        <w:spacing w:line="360" w:lineRule="auto" w:before="0" w:after="0"/>
+        <w:ind w:firstLine="480"/>
+      </w:pPr>
+      <w:r>
+        <w:rPr>
+          <w:rFonts w:ascii="Times New Roman" w:hAnsi="Times New Roman" w:eastAsia="宋体"/>
+          <w:b w:val="0"/>
+          <w:i w:val="0"/>
+          <w:color w:val="000000"/>
+          <w:sz w:val="24"/>
+        </w:rPr>
+        <w:t>无数据且无运行快速收尾、HTTP 层 event-stream 完整响应（data 事件计数）。</w:t>
+      </w:r>
+    </w:p>
+    <w:p>
+      <w:pPr>
+        <w:pStyle w:val="ListBullet"/>
+        <w:spacing w:line="360" w:lineRule="auto" w:before="0" w:after="40"/>
+      </w:pPr>
+      <w:r>
+        <w:rPr>
+          <w:rFonts w:ascii="Times New Roman" w:hAnsi="Times New Roman" w:eastAsia="宋体"/>
+          <w:b/>
+          <w:i w:val="0"/>
+          <w:color w:val="000000"/>
+          <w:sz w:val="24"/>
+        </w:rPr>
+        <w:t>面试怎么说</w:t>
+      </w:r>
+      <w:r>
+        <w:rPr>
+          <w:rFonts w:ascii="Times New Roman" w:hAnsi="Times New Roman" w:eastAsia="宋体"/>
+          <w:b w:val="0"/>
+          <w:i w:val="0"/>
+          <w:color w:val="000000"/>
+          <w:sz w:val="24"/>
+        </w:rPr>
+        <w:t>：“'能跑'是结果，</w:t>
+      </w:r>
+      <w:r>
+        <w:rPr>
+          <w:rFonts w:ascii="Times New Roman" w:hAnsi="Times New Roman" w:eastAsia="宋体"/>
+          <w:b/>
+          <w:i w:val="0"/>
+          <w:color w:val="000000"/>
+          <w:sz w:val="24"/>
+        </w:rPr>
+        <w:t>运行中的过程数据可视化</w:t>
+      </w:r>
+      <w:r>
+        <w:rPr>
+          <w:rFonts w:ascii="Times New Roman" w:hAnsi="Times New Roman" w:eastAsia="宋体"/>
+          <w:b w:val="0"/>
+          <w:i w:val="0"/>
+          <w:color w:val="000000"/>
+          <w:sz w:val="24"/>
+        </w:rPr>
+        <w:t>是测试平台该有的能力：</w:t>
+      </w:r>
+    </w:p>
+    <w:p>
+      <w:pPr>
+        <w:spacing w:line="360" w:lineRule="auto" w:before="0" w:after="0"/>
+        <w:ind w:firstLine="480"/>
+      </w:pPr>
+      <w:r>
+        <w:rPr>
+          <w:rFonts w:ascii="Times New Roman" w:hAnsi="Times New Roman" w:eastAsia="宋体"/>
+          <w:b w:val="0"/>
+          <w:i w:val="0"/>
+          <w:color w:val="000000"/>
+          <w:sz w:val="24"/>
+        </w:rPr>
+        <w:t>曲线边跑边滚，全部来自真实采样；结束信号不是轮询猜的，是运行生命周期的自然产物</w:t>
+      </w:r>
+    </w:p>
+    <w:p>
+      <w:pPr>
+        <w:spacing w:line="360" w:lineRule="auto" w:before="0" w:after="0"/>
+        <w:ind w:firstLine="480"/>
+      </w:pPr>
+      <w:r>
+        <w:rPr>
+          <w:rFonts w:ascii="Times New Roman" w:hAnsi="Times New Roman" w:eastAsia="宋体"/>
+          <w:b w:val="0"/>
+          <w:i w:val="0"/>
+          <w:color w:val="000000"/>
+          <w:sz w:val="24"/>
+        </w:rPr>
+        <w:t>（live 文件清理）。“</w:t>
       </w:r>
     </w:p>
     <w:p>
@@ -9007,297 +10206,7 @@
           <w:color w:val="000000"/>
           <w:sz w:val="28"/>
         </w:rPr>
-        <w:t>6.2 踩坑与根因（体现工程深度）</w:t>
-      </w:r>
-    </w:p>
-    <w:p>
-      <w:pPr>
-        <w:pStyle w:val="ListNumber"/>
-        <w:spacing w:line="360" w:lineRule="auto" w:before="0" w:after="40"/>
-      </w:pPr>
-      <w:r>
-        <w:rPr>
-          <w:rFonts w:ascii="Times New Roman" w:hAnsi="Times New Roman" w:eastAsia="宋体"/>
-          <w:b/>
-          <w:i w:val="0"/>
-          <w:color w:val="000000"/>
-          <w:sz w:val="24"/>
-        </w:rPr>
-        <w:t>CI 排障链</w:t>
-      </w:r>
-      <w:r>
-        <w:rPr>
-          <w:rFonts w:ascii="Times New Roman" w:hAnsi="Times New Roman" w:eastAsia="宋体"/>
-          <w:b w:val="0"/>
-          <w:i w:val="0"/>
-          <w:color w:val="000000"/>
-          <w:sz w:val="24"/>
-        </w:rPr>
-        <w:t>：Ubuntu apt gRPC≈1.51 已是 fluent API（AddListeningPort 返回 ServerBuilder&amp; + 第 3 参 selected_port，不得用 selected==0 判绑定失败）；Ubuntu 无 Protobuf CMake config → CMake 双轨；pytest agent 未就绪 → timeout + 日志防缓冲 + wait_ready 记 last_err + 候选端口重试；本机 Hyper-V 排除动态端口 → 固定候选端口。</w:t>
-      </w:r>
-    </w:p>
-    <w:p>
-      <w:pPr>
-        <w:pStyle w:val="ListNumber"/>
-        <w:spacing w:line="360" w:lineRule="auto" w:before="0" w:after="40"/>
-      </w:pPr>
-      <w:r>
-        <w:rPr>
-          <w:rFonts w:ascii="Times New Roman" w:hAnsi="Times New Roman" w:eastAsia="宋体"/>
-          <w:b/>
-          <w:i w:val="0"/>
-          <w:color w:val="000000"/>
-          <w:sz w:val="24"/>
-        </w:rPr>
-        <w:t>本机工具链</w:t>
-      </w:r>
-      <w:r>
-        <w:rPr>
-          <w:rFonts w:ascii="Times New Roman" w:hAnsi="Times New Roman" w:eastAsia="宋体"/>
-          <w:b w:val="0"/>
-          <w:i w:val="0"/>
-          <w:color w:val="000000"/>
-          <w:sz w:val="24"/>
-        </w:rPr>
-        <w:t xml:space="preserve">：网络无法拉 vcpkg/gRPC 源码 → MSYS2 预编译包；GCC 16.2 本机无法启动（0xc0000135）→ clang++ + </w:t>
-      </w:r>
-      <w:r>
-        <w:rPr>
-          <w:rFonts w:ascii="Consolas" w:hAnsi="Consolas" w:eastAsia="Consolas"/>
-          <w:b w:val="0"/>
-          <w:i w:val="0"/>
-          <w:color w:val="000000"/>
-          <w:sz w:val="20"/>
-        </w:rPr>
-        <w:t>-stdlib=libstdc++</w:t>
-      </w:r>
-      <w:r>
-        <w:rPr>
-          <w:rFonts w:ascii="Times New Roman" w:hAnsi="Times New Roman" w:eastAsia="宋体"/>
-          <w:b w:val="0"/>
-          <w:i w:val="0"/>
-          <w:color w:val="000000"/>
-          <w:sz w:val="24"/>
-        </w:rPr>
-        <w:t xml:space="preserve"> 对齐 mingw64 ABI；</w:t>
-      </w:r>
-      <w:r>
-        <w:rPr>
-          <w:rFonts w:ascii="Consolas" w:hAnsi="Consolas" w:eastAsia="Consolas"/>
-          <w:b w:val="0"/>
-          <w:i w:val="0"/>
-          <w:color w:val="000000"/>
-          <w:sz w:val="20"/>
-        </w:rPr>
-        <w:t>--unwindlib=libgcc</w:t>
-      </w:r>
-      <w:r>
-        <w:rPr>
-          <w:rFonts w:ascii="Times New Roman" w:hAnsi="Times New Roman" w:eastAsia="宋体"/>
-          <w:b w:val="0"/>
-          <w:i w:val="0"/>
-          <w:color w:val="000000"/>
-          <w:sz w:val="24"/>
-        </w:rPr>
-        <w:t xml:space="preserve"> 避免双解卷器冲突；中文路径 → subst R:。</w:t>
-      </w:r>
-    </w:p>
-    <w:p>
-      <w:pPr>
-        <w:pStyle w:val="ListNumber"/>
-        <w:spacing w:line="360" w:lineRule="auto" w:before="0" w:after="40"/>
-      </w:pPr>
-      <w:r>
-        <w:rPr>
-          <w:rFonts w:ascii="Times New Roman" w:hAnsi="Times New Roman" w:eastAsia="宋体"/>
-          <w:b/>
-          <w:i w:val="0"/>
-          <w:color w:val="000000"/>
-          <w:sz w:val="24"/>
-        </w:rPr>
-        <w:t>编译期坑</w:t>
-      </w:r>
-      <w:r>
-        <w:rPr>
-          <w:rFonts w:ascii="Times New Roman" w:hAnsi="Times New Roman" w:eastAsia="宋体"/>
-          <w:b w:val="0"/>
-          <w:i w:val="0"/>
-          <w:color w:val="000000"/>
-          <w:sz w:val="24"/>
-        </w:rPr>
-        <w:t xml:space="preserve">：C++ 枚举/struct 与 proto 消息重名（SlaveInput/BusFaultType）→ 改名；Linux 编译缺 </w:t>
-      </w:r>
-      <w:r>
-        <w:rPr>
-          <w:rFonts w:ascii="Consolas" w:hAnsi="Consolas" w:eastAsia="Consolas"/>
-          <w:b w:val="0"/>
-          <w:i w:val="0"/>
-          <w:color w:val="000000"/>
-          <w:sz w:val="20"/>
-        </w:rPr>
-        <w:t>&lt;linux/if_ether.h&gt;</w:t>
-      </w:r>
-      <w:r>
-        <w:rPr>
-          <w:rFonts w:ascii="Times New Roman" w:hAnsi="Times New Roman" w:eastAsia="宋体"/>
-          <w:b w:val="0"/>
-          <w:i w:val="0"/>
-          <w:color w:val="000000"/>
-          <w:sz w:val="24"/>
-        </w:rPr>
-        <w:t>（ETH_P_ALL）。</w:t>
-      </w:r>
-    </w:p>
-    <w:p>
-      <w:pPr>
-        <w:pStyle w:val="ListNumber"/>
-        <w:spacing w:line="360" w:lineRule="auto" w:before="0" w:after="40"/>
-      </w:pPr>
-      <w:r>
-        <w:rPr>
-          <w:rFonts w:ascii="Times New Roman" w:hAnsi="Times New Roman" w:eastAsia="宋体"/>
-          <w:b/>
-          <w:i w:val="0"/>
-          <w:color w:val="000000"/>
-          <w:sz w:val="24"/>
-        </w:rPr>
-        <w:t>运行时 bug（重要！）</w:t>
-      </w:r>
-      <w:r>
-        <w:rPr>
-          <w:rFonts w:ascii="Times New Roman" w:hAnsi="Times New Roman" w:eastAsia="宋体"/>
-          <w:b w:val="0"/>
-          <w:i w:val="0"/>
-          <w:color w:val="000000"/>
-          <w:sz w:val="24"/>
-        </w:rPr>
-        <w:t>：</w:t>
-      </w:r>
-      <w:r>
-        <w:rPr>
-          <w:rFonts w:ascii="Consolas" w:hAnsi="Consolas" w:eastAsia="Consolas"/>
-          <w:b w:val="0"/>
-          <w:i w:val="0"/>
-          <w:color w:val="000000"/>
-          <w:sz w:val="20"/>
-        </w:rPr>
-        <w:t>reset()</w:t>
-      </w:r>
-      <w:r>
-        <w:rPr>
-          <w:rFonts w:ascii="Times New Roman" w:hAnsi="Times New Roman" w:eastAsia="宋体"/>
-          <w:b w:val="0"/>
-          <w:i w:val="0"/>
-          <w:color w:val="000000"/>
-          <w:sz w:val="24"/>
-        </w:rPr>
-        <w:t xml:space="preserve"> 未清 </w:t>
-      </w:r>
-      <w:r>
-        <w:rPr>
-          <w:rFonts w:ascii="Consolas" w:hAnsi="Consolas" w:eastAsia="Consolas"/>
-          <w:b w:val="0"/>
-          <w:i w:val="0"/>
-          <w:color w:val="000000"/>
-          <w:sz w:val="20"/>
-        </w:rPr>
-        <w:t>emergency_requested_</w:t>
-      </w:r>
-      <w:r>
-        <w:rPr>
-          <w:rFonts w:ascii="Times New Roman" w:hAnsi="Times New Roman" w:eastAsia="宋体"/>
-          <w:b w:val="0"/>
-          <w:i w:val="0"/>
-          <w:color w:val="000000"/>
-          <w:sz w:val="24"/>
-        </w:rPr>
-        <w:t>——急停复位后第一次运动会被立即打断。</w:t>
-      </w:r>
-      <w:r>
-        <w:rPr>
-          <w:rFonts w:ascii="Times New Roman" w:hAnsi="Times New Roman" w:eastAsia="宋体"/>
-          <w:b/>
-          <w:i w:val="0"/>
-          <w:color w:val="000000"/>
-          <w:sz w:val="24"/>
-        </w:rPr>
-        <w:t>安全联锁测试把它暴露了</w:t>
-      </w:r>
-      <w:r>
-        <w:rPr>
-          <w:rFonts w:ascii="Times New Roman" w:hAnsi="Times New Roman" w:eastAsia="宋体"/>
-          <w:b w:val="0"/>
-          <w:i w:val="0"/>
-          <w:color w:val="000000"/>
-          <w:sz w:val="24"/>
-        </w:rPr>
-        <w:t xml:space="preserve">，修复后补回归用例 </w:t>
-      </w:r>
-      <w:r>
-        <w:rPr>
-          <w:rFonts w:ascii="Consolas" w:hAnsi="Consolas" w:eastAsia="Consolas"/>
-          <w:b w:val="0"/>
-          <w:i w:val="0"/>
-          <w:color w:val="000000"/>
-          <w:sz w:val="20"/>
-        </w:rPr>
-        <w:t>test_emergency_reset_allows_relaunch</w:t>
-      </w:r>
-      <w:r>
-        <w:rPr>
-          <w:rFonts w:ascii="Times New Roman" w:hAnsi="Times New Roman" w:eastAsia="宋体"/>
-          <w:b w:val="0"/>
-          <w:i w:val="0"/>
-          <w:color w:val="000000"/>
-          <w:sz w:val="24"/>
-        </w:rPr>
-        <w:t>。这正是“测试平台用异常注入发现控制器实现缺陷”的活例。</w:t>
-      </w:r>
-    </w:p>
-    <w:p>
-      <w:pPr>
-        <w:pStyle w:val="Heading1"/>
-      </w:pPr>
-      <w:r>
-        <w:rPr>
-          <w:rFonts w:ascii="Times New Roman" w:hAnsi="Times New Roman" w:eastAsia="宋体"/>
-          <w:b/>
-          <w:i w:val="0"/>
-          <w:color w:val="000000"/>
-          <w:sz w:val="32"/>
-        </w:rPr>
-        <w:t>7. 高频追问应答（Q&amp;A，最重要的一节）</w:t>
-      </w:r>
-    </w:p>
-    <w:p>
-      <w:pPr>
-        <w:pStyle w:val="Heading2"/>
-      </w:pPr>
-      <w:r>
-        <w:rPr>
-          <w:rFonts w:ascii="Times New Roman" w:hAnsi="Times New Roman" w:eastAsia="宋体"/>
-          <w:b/>
-          <w:i w:val="0"/>
-          <w:color w:val="000000"/>
-          <w:sz w:val="28"/>
-        </w:rPr>
-        <w:t>A. 架构与实时性</w:t>
-      </w:r>
-    </w:p>
-    <w:p>
-      <w:pPr>
-        <w:spacing w:line="360" w:lineRule="auto" w:before="0" w:after="0"/>
-        <w:ind w:firstLine="480"/>
-      </w:pPr>
-      <w:r>
-        <w:rPr>
-          <w:rFonts w:ascii="Times New Roman" w:hAnsi="Times New Roman" w:eastAsia="宋体"/>
-          <w:b/>
-          <w:i w:val="0"/>
-          <w:color w:val="000000"/>
-          <w:sz w:val="24"/>
-        </w:rPr>
-        <w:t>Q1：为什么 Python + C++ 双层，不直接用 C++ 或纯 Python？</w:t>
+        <w:t>6.2 问题与踩坑档案（现象 → 根因 → 解决 → 固化，体现工程深度）</w:t>
       </w:r>
     </w:p>
     <w:p>
@@ -9314,7 +10223,7 @@
           <w:color w:val="000000"/>
           <w:sz w:val="22"/>
         </w:rPr>
-        <w:t>Python 写测试用例、做判定、出报告效率高，但解释器和 RPC 调度无法保证 0.5ms 级确定性；C++ 承担控制环和采样。</w:t>
+        <w:t>面试策略：不用背全部，但</w:t>
       </w:r>
       <w:r>
         <w:rPr>
@@ -9324,7 +10233,7 @@
           <w:color w:val="000000"/>
           <w:sz w:val="22"/>
         </w:rPr>
-        <w:t>分工原则：Python 只下发一次命令，控制周期内的执行与采样全在 C++ 侧，完成后批量回传。</w:t>
+        <w:t>每个问题都能讲出“现象—根因—解决—固化”四要素</w:t>
       </w:r>
       <w:r>
         <w:rPr>
@@ -9334,23 +10243,7 @@
           <w:color w:val="000000"/>
           <w:sz w:val="22"/>
         </w:rPr>
-        <w:t xml:space="preserve"> 如果让 Python 每周期调一次 gRPC 拿位置，这个架构面试时一定会被问倒，所以设计上直接避开。</w:t>
-      </w:r>
-    </w:p>
-    <w:p>
-      <w:pPr>
-        <w:spacing w:line="360" w:lineRule="auto" w:before="0" w:after="0"/>
-        <w:ind w:firstLine="480"/>
-      </w:pPr>
-      <w:r>
-        <w:rPr>
-          <w:rFonts w:ascii="Times New Roman" w:hAnsi="Times New Roman" w:eastAsia="宋体"/>
-          <w:b/>
-          <w:i w:val="0"/>
-          <w:color w:val="000000"/>
-          <w:sz w:val="24"/>
-        </w:rPr>
-        <w:t>Q2：gRPC 为什么不用 HTTP/REST？</w:t>
+        <w:t>，</w:t>
       </w:r>
     </w:p>
     <w:p>
@@ -9367,11 +10260,3660 @@
           <w:color w:val="000000"/>
           <w:sz w:val="22"/>
         </w:rPr>
-        <w:t>跨语言强类型契约、.proto 即接口文档、天然支持 streaming 和批量消息；控制器指令模型是“一次命令 + 批量回传”，gRPC 的 message 语义最贴合。示教器 UI 走 REST 是因为浏览器场景，协议层用 gRPC，两个层面职责不同。</w:t>
+        <w:t>这是比“我做过 XX”可信得多的信号。按阶段组织如下。</w:t>
       </w:r>
     </w:p>
     <w:p>
       <w:pPr>
+        <w:pStyle w:val="Heading3"/>
+      </w:pPr>
+      <w:r>
+        <w:rPr>
+          <w:rFonts w:ascii="Times New Roman" w:hAnsi="Times New Roman" w:eastAsia="宋体"/>
+          <w:b/>
+          <w:i w:val="0"/>
+          <w:color w:val="000000"/>
+          <w:sz w:val="24"/>
+        </w:rPr>
+        <w:t>A. 跨平台编译与 CI（gRPC / Protobuf / 端口）</w:t>
+      </w:r>
+    </w:p>
+    <w:tbl>
+      <w:tblPr>
+        <w:tblW w:type="pct" w:w="5000"/>
+        <w:jc w:val="center"/>
+        <w:tblLayout w:type="fixed"/>
+        <w:tblLook w:firstColumn="1" w:firstRow="1" w:lastColumn="0" w:lastRow="0" w:noHBand="0" w:noVBand="1" w:val="04A0"/>
+      </w:tblPr>
+      <w:tblGrid>
+        <w:gridCol w:w="1814"/>
+        <w:gridCol w:w="1814"/>
+        <w:gridCol w:w="1814"/>
+        <w:gridCol w:w="1814"/>
+        <w:gridCol w:w="1814"/>
+      </w:tblGrid>
+      <w:tr>
+        <w:trPr>
+          <w:cantSplit/>
+          <w:tblHeader/>
+        </w:trPr>
+        <w:tc>
+          <w:tcPr>
+            <w:tcW w:type="dxa" w:w="1814"/>
+            <w:shd w:val="clear" w:color="auto" w:fill="D9D9D9"/>
+            <w:vAlign w:val="center"/>
+          </w:tcPr>
+          <w:p>
+            <w:pPr>
+              <w:spacing w:before="20" w:after="20" w:line="240" w:lineRule="auto"/>
+              <w:ind w:firstLine="0" w:left="0"/>
+              <w:jc w:val="center"/>
+            </w:pPr>
+            <w:r>
+              <w:rPr>
+                <w:rFonts w:ascii="Times New Roman" w:hAnsi="Times New Roman" w:eastAsia="宋体"/>
+                <w:b/>
+                <w:i w:val="0"/>
+                <w:color w:val="000000"/>
+                <w:sz w:val="21"/>
+              </w:rPr>
+              <w:t>#</w:t>
+            </w:r>
+          </w:p>
+        </w:tc>
+        <w:tc>
+          <w:tcPr>
+            <w:tcW w:type="dxa" w:w="1814"/>
+            <w:shd w:val="clear" w:color="auto" w:fill="D9D9D9"/>
+            <w:vAlign w:val="center"/>
+          </w:tcPr>
+          <w:p>
+            <w:pPr>
+              <w:spacing w:before="20" w:after="20" w:line="240" w:lineRule="auto"/>
+              <w:ind w:firstLine="0" w:left="0"/>
+              <w:jc w:val="center"/>
+            </w:pPr>
+            <w:r>
+              <w:rPr>
+                <w:rFonts w:ascii="Times New Roman" w:hAnsi="Times New Roman" w:eastAsia="宋体"/>
+                <w:b/>
+                <w:i w:val="0"/>
+                <w:color w:val="000000"/>
+                <w:sz w:val="21"/>
+              </w:rPr>
+              <w:t>现象</w:t>
+            </w:r>
+          </w:p>
+        </w:tc>
+        <w:tc>
+          <w:tcPr>
+            <w:tcW w:type="dxa" w:w="1814"/>
+            <w:shd w:val="clear" w:color="auto" w:fill="D9D9D9"/>
+            <w:vAlign w:val="center"/>
+          </w:tcPr>
+          <w:p>
+            <w:pPr>
+              <w:spacing w:before="20" w:after="20" w:line="240" w:lineRule="auto"/>
+              <w:ind w:firstLine="0" w:left="0"/>
+              <w:jc w:val="center"/>
+            </w:pPr>
+            <w:r>
+              <w:rPr>
+                <w:rFonts w:ascii="Times New Roman" w:hAnsi="Times New Roman" w:eastAsia="宋体"/>
+                <w:b/>
+                <w:i w:val="0"/>
+                <w:color w:val="000000"/>
+                <w:sz w:val="21"/>
+              </w:rPr>
+              <w:t>根因</w:t>
+            </w:r>
+          </w:p>
+        </w:tc>
+        <w:tc>
+          <w:tcPr>
+            <w:tcW w:type="dxa" w:w="1814"/>
+            <w:shd w:val="clear" w:color="auto" w:fill="D9D9D9"/>
+            <w:vAlign w:val="center"/>
+          </w:tcPr>
+          <w:p>
+            <w:pPr>
+              <w:spacing w:before="20" w:after="20" w:line="240" w:lineRule="auto"/>
+              <w:ind w:firstLine="0" w:left="0"/>
+              <w:jc w:val="center"/>
+            </w:pPr>
+            <w:r>
+              <w:rPr>
+                <w:rFonts w:ascii="Times New Roman" w:hAnsi="Times New Roman" w:eastAsia="宋体"/>
+                <w:b/>
+                <w:i w:val="0"/>
+                <w:color w:val="000000"/>
+                <w:sz w:val="21"/>
+              </w:rPr>
+              <w:t>解决</w:t>
+            </w:r>
+          </w:p>
+        </w:tc>
+        <w:tc>
+          <w:tcPr>
+            <w:tcW w:type="dxa" w:w="1814"/>
+            <w:shd w:val="clear" w:color="auto" w:fill="D9D9D9"/>
+            <w:vAlign w:val="center"/>
+          </w:tcPr>
+          <w:p>
+            <w:pPr>
+              <w:spacing w:before="20" w:after="20" w:line="240" w:lineRule="auto"/>
+              <w:ind w:firstLine="0" w:left="0"/>
+              <w:jc w:val="center"/>
+            </w:pPr>
+            <w:r>
+              <w:rPr>
+                <w:rFonts w:ascii="Times New Roman" w:hAnsi="Times New Roman" w:eastAsia="宋体"/>
+                <w:b/>
+                <w:i w:val="0"/>
+                <w:color w:val="000000"/>
+                <w:sz w:val="21"/>
+              </w:rPr>
+              <w:t>固化</w:t>
+            </w:r>
+          </w:p>
+        </w:tc>
+      </w:tr>
+      <w:tr>
+        <w:trPr>
+          <w:cantSplit/>
+        </w:trPr>
+        <w:tc>
+          <w:tcPr>
+            <w:tcW w:type="dxa" w:w="1814"/>
+            <w:vAlign w:val="center"/>
+          </w:tcPr>
+          <w:p>
+            <w:pPr>
+              <w:spacing w:before="20" w:after="20" w:line="240" w:lineRule="auto"/>
+              <w:ind w:firstLine="0" w:left="0"/>
+              <w:jc w:val="center"/>
+            </w:pPr>
+            <w:r>
+              <w:rPr>
+                <w:rFonts w:ascii="Times New Roman" w:hAnsi="Times New Roman" w:eastAsia="宋体"/>
+                <w:b w:val="0"/>
+                <w:i w:val="0"/>
+                <w:color w:val="000000"/>
+                <w:sz w:val="21"/>
+              </w:rPr>
+              <w:t>A1</w:t>
+            </w:r>
+          </w:p>
+        </w:tc>
+        <w:tc>
+          <w:tcPr>
+            <w:tcW w:type="dxa" w:w="1814"/>
+            <w:vAlign w:val="center"/>
+          </w:tcPr>
+          <w:p>
+            <w:pPr>
+              <w:spacing w:before="20" w:after="20" w:line="240" w:lineRule="auto"/>
+              <w:ind w:firstLine="0" w:left="0"/>
+              <w:jc w:val="left"/>
+            </w:pPr>
+            <w:r>
+              <w:rPr>
+                <w:rFonts w:ascii="Times New Roman" w:hAnsi="Times New Roman" w:eastAsia="宋体"/>
+                <w:b w:val="0"/>
+                <w:i w:val="0"/>
+                <w:color w:val="000000"/>
+                <w:sz w:val="21"/>
+              </w:rPr>
+              <w:t xml:space="preserve">CI 编译报 </w:t>
+            </w:r>
+            <w:r>
+              <w:rPr>
+                <w:rFonts w:ascii="Consolas" w:hAnsi="Consolas" w:eastAsia="Consolas"/>
+                <w:b w:val="0"/>
+                <w:i w:val="0"/>
+                <w:color w:val="000000"/>
+                <w:sz w:val="18"/>
+              </w:rPr>
+              <w:t>cannot convert grpc::ServerBuilder to const int</w:t>
+            </w:r>
+            <w:r>
+              <w:rPr>
+                <w:rFonts w:ascii="Times New Roman" w:hAnsi="Times New Roman" w:eastAsia="宋体"/>
+                <w:b w:val="0"/>
+                <w:i w:val="0"/>
+                <w:color w:val="000000"/>
+                <w:sz w:val="21"/>
+              </w:rPr>
+              <w:t>（main.cpp AddListeningPort 处）</w:t>
+            </w:r>
+          </w:p>
+        </w:tc>
+        <w:tc>
+          <w:tcPr>
+            <w:tcW w:type="dxa" w:w="1814"/>
+            <w:vAlign w:val="center"/>
+          </w:tcPr>
+          <w:p>
+            <w:pPr>
+              <w:spacing w:before="20" w:after="20" w:line="240" w:lineRule="auto"/>
+              <w:ind w:firstLine="0" w:left="0"/>
+              <w:jc w:val="left"/>
+            </w:pPr>
+            <w:r>
+              <w:rPr>
+                <w:rFonts w:ascii="Times New Roman" w:hAnsi="Times New Roman" w:eastAsia="宋体"/>
+                <w:b w:val="0"/>
+                <w:i w:val="0"/>
+                <w:color w:val="000000"/>
+                <w:sz w:val="21"/>
+              </w:rPr>
+              <w:t xml:space="preserve">Ubuntu apt gRPC≈1.51 是 </w:t>
+            </w:r>
+            <w:r>
+              <w:rPr>
+                <w:rFonts w:ascii="Times New Roman" w:hAnsi="Times New Roman" w:eastAsia="宋体"/>
+                <w:b/>
+                <w:i w:val="0"/>
+                <w:color w:val="000000"/>
+                <w:sz w:val="21"/>
+              </w:rPr>
+              <w:t>fluent API</w:t>
+            </w:r>
+            <w:r>
+              <w:rPr>
+                <w:rFonts w:ascii="Times New Roman" w:hAnsi="Times New Roman" w:eastAsia="宋体"/>
+                <w:b w:val="0"/>
+                <w:i w:val="0"/>
+                <w:color w:val="000000"/>
+                <w:sz w:val="21"/>
+              </w:rPr>
+              <w:t>：</w:t>
+            </w:r>
+            <w:r>
+              <w:rPr>
+                <w:rFonts w:ascii="Consolas" w:hAnsi="Consolas" w:eastAsia="Consolas"/>
+                <w:b w:val="0"/>
+                <w:i w:val="0"/>
+                <w:color w:val="000000"/>
+                <w:sz w:val="18"/>
+              </w:rPr>
+              <w:t>AddListeningPort</w:t>
+            </w:r>
+            <w:r>
+              <w:rPr>
+                <w:rFonts w:ascii="Times New Roman" w:hAnsi="Times New Roman" w:eastAsia="宋体"/>
+                <w:b w:val="0"/>
+                <w:i w:val="0"/>
+                <w:color w:val="000000"/>
+                <w:sz w:val="21"/>
+              </w:rPr>
+              <w:t xml:space="preserve"> 返回 </w:t>
+            </w:r>
+            <w:r>
+              <w:rPr>
+                <w:rFonts w:ascii="Consolas" w:hAnsi="Consolas" w:eastAsia="Consolas"/>
+                <w:b w:val="0"/>
+                <w:i w:val="0"/>
+                <w:color w:val="000000"/>
+                <w:sz w:val="18"/>
+              </w:rPr>
+              <w:t>ServerBuilder&amp;</w:t>
+            </w:r>
+            <w:r>
+              <w:rPr>
+                <w:rFonts w:ascii="Times New Roman" w:hAnsi="Times New Roman" w:eastAsia="宋体"/>
+                <w:b w:val="0"/>
+                <w:i w:val="0"/>
+                <w:color w:val="000000"/>
+                <w:sz w:val="21"/>
+              </w:rPr>
+              <w:t xml:space="preserve">，端口经第 3 参 </w:t>
+            </w:r>
+            <w:r>
+              <w:rPr>
+                <w:rFonts w:ascii="Consolas" w:hAnsi="Consolas" w:eastAsia="Consolas"/>
+                <w:b w:val="0"/>
+                <w:i w:val="0"/>
+                <w:color w:val="000000"/>
+                <w:sz w:val="18"/>
+              </w:rPr>
+              <w:t>selected_port</w:t>
+            </w:r>
+            <w:r>
+              <w:rPr>
+                <w:rFonts w:ascii="Times New Roman" w:hAnsi="Times New Roman" w:eastAsia="宋体"/>
+                <w:b w:val="0"/>
+                <w:i w:val="0"/>
+                <w:color w:val="000000"/>
+                <w:sz w:val="21"/>
+              </w:rPr>
+              <w:t xml:space="preserve"> 输出；本机 mingw64 gRPC 1.82 语义不同，“selected==0 判失败”在 Linux 恒假/恒 0</w:t>
+            </w:r>
+          </w:p>
+        </w:tc>
+        <w:tc>
+          <w:tcPr>
+            <w:tcW w:type="dxa" w:w="1814"/>
+            <w:vAlign w:val="center"/>
+          </w:tcPr>
+          <w:p>
+            <w:pPr>
+              <w:spacing w:before="20" w:after="20" w:line="240" w:lineRule="auto"/>
+              <w:ind w:firstLine="0" w:left="0"/>
+              <w:jc w:val="left"/>
+            </w:pPr>
+            <w:r>
+              <w:rPr>
+                <w:rFonts w:ascii="Times New Roman" w:hAnsi="Times New Roman" w:eastAsia="宋体"/>
+                <w:b w:val="0"/>
+                <w:i w:val="0"/>
+                <w:color w:val="000000"/>
+                <w:sz w:val="21"/>
+              </w:rPr>
+              <w:t xml:space="preserve">读 gRPC 版本行为差异：改用第 3 参 </w:t>
+            </w:r>
+            <w:r>
+              <w:rPr>
+                <w:rFonts w:ascii="Consolas" w:hAnsi="Consolas" w:eastAsia="Consolas"/>
+                <w:b w:val="0"/>
+                <w:i w:val="0"/>
+                <w:color w:val="000000"/>
+                <w:sz w:val="18"/>
+              </w:rPr>
+              <w:t>selected_port</w:t>
+            </w:r>
+            <w:r>
+              <w:rPr>
+                <w:rFonts w:ascii="Times New Roman" w:hAnsi="Times New Roman" w:eastAsia="宋体"/>
+                <w:b w:val="0"/>
+                <w:i w:val="0"/>
+                <w:color w:val="000000"/>
+                <w:sz w:val="21"/>
+              </w:rPr>
+              <w:t xml:space="preserve"> 判定 + 不依赖返回值；记录到设计文档</w:t>
+            </w:r>
+          </w:p>
+        </w:tc>
+        <w:tc>
+          <w:tcPr>
+            <w:tcW w:type="dxa" w:w="1814"/>
+            <w:vAlign w:val="center"/>
+          </w:tcPr>
+          <w:p>
+            <w:pPr>
+              <w:spacing w:before="20" w:after="20" w:line="240" w:lineRule="auto"/>
+              <w:ind w:firstLine="0" w:left="0"/>
+              <w:jc w:val="left"/>
+            </w:pPr>
+            <w:r>
+              <w:rPr>
+                <w:rFonts w:ascii="Times New Roman" w:hAnsi="Times New Roman" w:eastAsia="宋体"/>
+                <w:b w:val="0"/>
+                <w:i w:val="0"/>
+                <w:color w:val="000000"/>
+                <w:sz w:val="21"/>
+              </w:rPr>
+              <w:t>design.md CI 排障链</w:t>
+            </w:r>
+          </w:p>
+        </w:tc>
+      </w:tr>
+      <w:tr>
+        <w:trPr>
+          <w:cantSplit/>
+        </w:trPr>
+        <w:tc>
+          <w:tcPr>
+            <w:tcW w:type="dxa" w:w="1814"/>
+            <w:vAlign w:val="center"/>
+          </w:tcPr>
+          <w:p>
+            <w:pPr>
+              <w:spacing w:before="20" w:after="20" w:line="240" w:lineRule="auto"/>
+              <w:ind w:firstLine="0" w:left="0"/>
+              <w:jc w:val="center"/>
+            </w:pPr>
+            <w:r>
+              <w:rPr>
+                <w:rFonts w:ascii="Times New Roman" w:hAnsi="Times New Roman" w:eastAsia="宋体"/>
+                <w:b w:val="0"/>
+                <w:i w:val="0"/>
+                <w:color w:val="000000"/>
+                <w:sz w:val="21"/>
+              </w:rPr>
+              <w:t>A2</w:t>
+            </w:r>
+          </w:p>
+        </w:tc>
+        <w:tc>
+          <w:tcPr>
+            <w:tcW w:type="dxa" w:w="1814"/>
+            <w:vAlign w:val="center"/>
+          </w:tcPr>
+          <w:p>
+            <w:pPr>
+              <w:spacing w:before="20" w:after="20" w:line="240" w:lineRule="auto"/>
+              <w:ind w:firstLine="0" w:left="0"/>
+              <w:jc w:val="left"/>
+            </w:pPr>
+            <w:r>
+              <w:rPr>
+                <w:rFonts w:ascii="Consolas" w:hAnsi="Consolas" w:eastAsia="Consolas"/>
+                <w:b w:val="0"/>
+                <w:i w:val="0"/>
+                <w:color w:val="000000"/>
+                <w:sz w:val="18"/>
+              </w:rPr>
+              <w:t>CMake Error: Could not find a package configuration file provided by "Protobuf"</w:t>
+            </w:r>
+          </w:p>
+        </w:tc>
+        <w:tc>
+          <w:tcPr>
+            <w:tcW w:type="dxa" w:w="1814"/>
+            <w:vAlign w:val="center"/>
+          </w:tcPr>
+          <w:p>
+            <w:pPr>
+              <w:spacing w:before="20" w:after="20" w:line="240" w:lineRule="auto"/>
+              <w:ind w:firstLine="0" w:left="0"/>
+              <w:jc w:val="left"/>
+            </w:pPr>
+            <w:r>
+              <w:rPr>
+                <w:rFonts w:ascii="Times New Roman" w:hAnsi="Times New Roman" w:eastAsia="宋体"/>
+                <w:b w:val="0"/>
+                <w:i w:val="0"/>
+                <w:color w:val="000000"/>
+                <w:sz w:val="21"/>
+              </w:rPr>
+              <w:t xml:space="preserve">Ubuntu </w:t>
+            </w:r>
+            <w:r>
+              <w:rPr>
+                <w:rFonts w:ascii="Consolas" w:hAnsi="Consolas" w:eastAsia="Consolas"/>
+                <w:b w:val="0"/>
+                <w:i w:val="0"/>
+                <w:color w:val="000000"/>
+                <w:sz w:val="18"/>
+              </w:rPr>
+              <w:t>libprotobuf-dev</w:t>
+            </w:r>
+            <w:r>
+              <w:rPr>
+                <w:rFonts w:ascii="Times New Roman" w:hAnsi="Times New Roman" w:eastAsia="宋体"/>
+                <w:b w:val="0"/>
+                <w:i w:val="0"/>
+                <w:color w:val="000000"/>
+                <w:sz w:val="21"/>
+              </w:rPr>
+              <w:t xml:space="preserve"> 不提供 </w:t>
+            </w:r>
+            <w:r>
+              <w:rPr>
+                <w:rFonts w:ascii="Consolas" w:hAnsi="Consolas" w:eastAsia="Consolas"/>
+                <w:b w:val="0"/>
+                <w:i w:val="0"/>
+                <w:color w:val="000000"/>
+                <w:sz w:val="18"/>
+              </w:rPr>
+              <w:t>ProtobufConfig.cmake</w:t>
+            </w:r>
+            <w:r>
+              <w:rPr>
+                <w:rFonts w:ascii="Times New Roman" w:hAnsi="Times New Roman" w:eastAsia="宋体"/>
+                <w:b w:val="0"/>
+                <w:i w:val="0"/>
+                <w:color w:val="000000"/>
+                <w:sz w:val="21"/>
+              </w:rPr>
+              <w:t>，</w:t>
+            </w:r>
+            <w:r>
+              <w:rPr>
+                <w:rFonts w:ascii="Consolas" w:hAnsi="Consolas" w:eastAsia="Consolas"/>
+                <w:b w:val="0"/>
+                <w:i w:val="0"/>
+                <w:color w:val="000000"/>
+                <w:sz w:val="18"/>
+              </w:rPr>
+              <w:t>find_package(Protobuf)</w:t>
+            </w:r>
+            <w:r>
+              <w:rPr>
+                <w:rFonts w:ascii="Times New Roman" w:hAnsi="Times New Roman" w:eastAsia="宋体"/>
+                <w:b w:val="0"/>
+                <w:i w:val="0"/>
+                <w:color w:val="000000"/>
+                <w:sz w:val="21"/>
+              </w:rPr>
+              <w:t xml:space="preserve"> 失败</w:t>
+            </w:r>
+          </w:p>
+        </w:tc>
+        <w:tc>
+          <w:tcPr>
+            <w:tcW w:type="dxa" w:w="1814"/>
+            <w:vAlign w:val="center"/>
+          </w:tcPr>
+          <w:p>
+            <w:pPr>
+              <w:spacing w:before="20" w:after="20" w:line="240" w:lineRule="auto"/>
+              <w:ind w:firstLine="0" w:left="0"/>
+              <w:jc w:val="left"/>
+            </w:pPr>
+            <w:r>
+              <w:rPr>
+                <w:rFonts w:ascii="Times New Roman" w:hAnsi="Times New Roman" w:eastAsia="宋体"/>
+                <w:b w:val="0"/>
+                <w:i w:val="0"/>
+                <w:color w:val="000000"/>
+                <w:sz w:val="21"/>
+              </w:rPr>
+              <w:t>CMake 双轨：apt 头文件 + 手动定位 grpc_cpp_plugin / protoc；配置期失败落盘日志并随报告上传（诊断用）</w:t>
+            </w:r>
+          </w:p>
+        </w:tc>
+        <w:tc>
+          <w:tcPr>
+            <w:tcW w:type="dxa" w:w="1814"/>
+            <w:vAlign w:val="center"/>
+          </w:tcPr>
+          <w:p>
+            <w:pPr>
+              <w:spacing w:before="20" w:after="20" w:line="240" w:lineRule="auto"/>
+              <w:ind w:firstLine="0" w:left="0"/>
+              <w:jc w:val="left"/>
+            </w:pPr>
+            <w:r>
+              <w:rPr>
+                <w:rFonts w:ascii="Times New Roman" w:hAnsi="Times New Roman" w:eastAsia="宋体"/>
+                <w:b w:val="0"/>
+                <w:i w:val="0"/>
+                <w:color w:val="000000"/>
+                <w:sz w:val="21"/>
+              </w:rPr>
+              <w:t>CI workflow 配置期诊断步骤</w:t>
+            </w:r>
+          </w:p>
+        </w:tc>
+      </w:tr>
+      <w:tr>
+        <w:trPr>
+          <w:cantSplit/>
+        </w:trPr>
+        <w:tc>
+          <w:tcPr>
+            <w:tcW w:type="dxa" w:w="1814"/>
+            <w:vAlign w:val="center"/>
+          </w:tcPr>
+          <w:p>
+            <w:pPr>
+              <w:spacing w:before="20" w:after="20" w:line="240" w:lineRule="auto"/>
+              <w:ind w:firstLine="0" w:left="0"/>
+              <w:jc w:val="center"/>
+            </w:pPr>
+            <w:r>
+              <w:rPr>
+                <w:rFonts w:ascii="Times New Roman" w:hAnsi="Times New Roman" w:eastAsia="宋体"/>
+                <w:b w:val="0"/>
+                <w:i w:val="0"/>
+                <w:color w:val="000000"/>
+                <w:sz w:val="21"/>
+              </w:rPr>
+              <w:t>A3</w:t>
+            </w:r>
+          </w:p>
+        </w:tc>
+        <w:tc>
+          <w:tcPr>
+            <w:tcW w:type="dxa" w:w="1814"/>
+            <w:vAlign w:val="center"/>
+          </w:tcPr>
+          <w:p>
+            <w:pPr>
+              <w:spacing w:before="20" w:after="20" w:line="240" w:lineRule="auto"/>
+              <w:ind w:firstLine="0" w:left="0"/>
+              <w:jc w:val="left"/>
+            </w:pPr>
+            <w:r>
+              <w:rPr>
+                <w:rFonts w:ascii="Times New Roman" w:hAnsi="Times New Roman" w:eastAsia="宋体"/>
+                <w:b w:val="0"/>
+                <w:i w:val="0"/>
+                <w:color w:val="000000"/>
+                <w:sz w:val="21"/>
+              </w:rPr>
+              <w:t xml:space="preserve">pytest 全部报 </w:t>
+            </w:r>
+            <w:r>
+              <w:rPr>
+                <w:rFonts w:ascii="Consolas" w:hAnsi="Consolas" w:eastAsia="Consolas"/>
+                <w:b w:val="0"/>
+                <w:i w:val="0"/>
+                <w:color w:val="000000"/>
+                <w:sz w:val="18"/>
+              </w:rPr>
+              <w:t>controller_agent 未就绪</w:t>
+            </w:r>
+            <w:r>
+              <w:rPr>
+                <w:rFonts w:ascii="Times New Roman" w:hAnsi="Times New Roman" w:eastAsia="宋体"/>
+                <w:b w:val="0"/>
+                <w:i w:val="0"/>
+                <w:color w:val="000000"/>
+                <w:sz w:val="21"/>
+              </w:rPr>
+              <w:t>（10 errors，agent 日志却显示 Listening 0.0.0.0:xxxx）</w:t>
+            </w:r>
+          </w:p>
+        </w:tc>
+        <w:tc>
+          <w:tcPr>
+            <w:tcW w:type="dxa" w:w="1814"/>
+            <w:vAlign w:val="center"/>
+          </w:tcPr>
+          <w:p>
+            <w:pPr>
+              <w:spacing w:before="20" w:after="20" w:line="240" w:lineRule="auto"/>
+              <w:ind w:firstLine="0" w:left="0"/>
+              <w:jc w:val="left"/>
+            </w:pPr>
+            <w:r>
+              <w:rPr>
+                <w:rFonts w:ascii="Times New Roman" w:hAnsi="Times New Roman" w:eastAsia="宋体"/>
+                <w:b w:val="0"/>
+                <w:i w:val="0"/>
+                <w:color w:val="000000"/>
+                <w:sz w:val="21"/>
+              </w:rPr>
+              <w:t>启动竞态链：等待超时太短 / 日志缓冲未刷（stdout 未 flush）/ wait_ready 失败没记 last_err / 端口被占用导致 FATAL 退出</w:t>
+            </w:r>
+          </w:p>
+        </w:tc>
+        <w:tc>
+          <w:tcPr>
+            <w:tcW w:type="dxa" w:w="1814"/>
+            <w:vAlign w:val="center"/>
+          </w:tcPr>
+          <w:p>
+            <w:pPr>
+              <w:spacing w:before="20" w:after="20" w:line="240" w:lineRule="auto"/>
+              <w:ind w:firstLine="0" w:left="0"/>
+              <w:jc w:val="left"/>
+            </w:pPr>
+            <w:r>
+              <w:rPr>
+                <w:rFonts w:ascii="Times New Roman" w:hAnsi="Times New Roman" w:eastAsia="宋体"/>
+                <w:b w:val="0"/>
+                <w:i w:val="0"/>
+                <w:color w:val="000000"/>
+                <w:sz w:val="21"/>
+              </w:rPr>
+              <w:t>综合修复：MAX_SPAWN_ATTEMPTS=5 重试 + 候选端口轮换 + wait_ready 记录 last_err + 失败时日志落盘 reports/agent.log 上传 artifact 供诊断</w:t>
+            </w:r>
+          </w:p>
+        </w:tc>
+        <w:tc>
+          <w:tcPr>
+            <w:tcW w:type="dxa" w:w="1814"/>
+            <w:vAlign w:val="center"/>
+          </w:tcPr>
+          <w:p>
+            <w:pPr>
+              <w:spacing w:before="20" w:after="20" w:line="240" w:lineRule="auto"/>
+              <w:ind w:firstLine="0" w:left="0"/>
+              <w:jc w:val="left"/>
+            </w:pPr>
+            <w:r>
+              <w:rPr>
+                <w:rFonts w:ascii="Times New Roman" w:hAnsi="Times New Roman" w:eastAsia="宋体"/>
+                <w:b w:val="0"/>
+                <w:i w:val="0"/>
+                <w:color w:val="000000"/>
+                <w:sz w:val="21"/>
+              </w:rPr>
+              <w:t>conftest spawn 逻辑</w:t>
+            </w:r>
+          </w:p>
+        </w:tc>
+      </w:tr>
+      <w:tr>
+        <w:trPr>
+          <w:cantSplit/>
+        </w:trPr>
+        <w:tc>
+          <w:tcPr>
+            <w:tcW w:type="dxa" w:w="1814"/>
+            <w:vAlign w:val="center"/>
+          </w:tcPr>
+          <w:p>
+            <w:pPr>
+              <w:spacing w:before="20" w:after="20" w:line="240" w:lineRule="auto"/>
+              <w:ind w:firstLine="0" w:left="0"/>
+              <w:jc w:val="center"/>
+            </w:pPr>
+            <w:r>
+              <w:rPr>
+                <w:rFonts w:ascii="Times New Roman" w:hAnsi="Times New Roman" w:eastAsia="宋体"/>
+                <w:b w:val="0"/>
+                <w:i w:val="0"/>
+                <w:color w:val="000000"/>
+                <w:sz w:val="21"/>
+              </w:rPr>
+              <w:t>A4</w:t>
+            </w:r>
+          </w:p>
+        </w:tc>
+        <w:tc>
+          <w:tcPr>
+            <w:tcW w:type="dxa" w:w="1814"/>
+            <w:vAlign w:val="center"/>
+          </w:tcPr>
+          <w:p>
+            <w:pPr>
+              <w:spacing w:before="20" w:after="20" w:line="240" w:lineRule="auto"/>
+              <w:ind w:firstLine="0" w:left="0"/>
+              <w:jc w:val="left"/>
+            </w:pPr>
+            <w:r>
+              <w:rPr>
+                <w:rFonts w:ascii="Times New Roman" w:hAnsi="Times New Roman" w:eastAsia="宋体"/>
+                <w:b w:val="0"/>
+                <w:i w:val="0"/>
+                <w:color w:val="000000"/>
+                <w:sz w:val="21"/>
+              </w:rPr>
+              <w:t xml:space="preserve">本机/CI 偶发 </w:t>
+            </w:r>
+            <w:r>
+              <w:rPr>
+                <w:rFonts w:ascii="Consolas" w:hAnsi="Consolas" w:eastAsia="Consolas"/>
+                <w:b w:val="0"/>
+                <w:i w:val="0"/>
+                <w:color w:val="000000"/>
+                <w:sz w:val="18"/>
+              </w:rPr>
+              <w:t>WSA10048</w:t>
+            </w:r>
+            <w:r>
+              <w:rPr>
+                <w:rFonts w:ascii="Times New Roman" w:hAnsi="Times New Roman" w:eastAsia="宋体"/>
+                <w:b w:val="0"/>
+                <w:i w:val="0"/>
+                <w:color w:val="000000"/>
+                <w:sz w:val="21"/>
+              </w:rPr>
+              <w:t xml:space="preserve"> / 端口绑定失败</w:t>
+            </w:r>
+          </w:p>
+        </w:tc>
+        <w:tc>
+          <w:tcPr>
+            <w:tcW w:type="dxa" w:w="1814"/>
+            <w:vAlign w:val="center"/>
+          </w:tcPr>
+          <w:p>
+            <w:pPr>
+              <w:spacing w:before="20" w:after="20" w:line="240" w:lineRule="auto"/>
+              <w:ind w:firstLine="0" w:left="0"/>
+              <w:jc w:val="left"/>
+            </w:pPr>
+            <w:r>
+              <w:rPr>
+                <w:rFonts w:ascii="Times New Roman" w:hAnsi="Times New Roman" w:eastAsia="宋体"/>
+                <w:b w:val="0"/>
+                <w:i w:val="0"/>
+                <w:color w:val="000000"/>
+                <w:sz w:val="21"/>
+              </w:rPr>
+              <w:t>动态端口被 Hyper-V 排除区间占用；CI 偶发端口冲突</w:t>
+            </w:r>
+          </w:p>
+        </w:tc>
+        <w:tc>
+          <w:tcPr>
+            <w:tcW w:type="dxa" w:w="1814"/>
+            <w:vAlign w:val="center"/>
+          </w:tcPr>
+          <w:p>
+            <w:pPr>
+              <w:spacing w:before="20" w:after="20" w:line="240" w:lineRule="auto"/>
+              <w:ind w:firstLine="0" w:left="0"/>
+              <w:jc w:val="left"/>
+            </w:pPr>
+            <w:r>
+              <w:rPr>
+                <w:rFonts w:ascii="Times New Roman" w:hAnsi="Times New Roman" w:eastAsia="宋体"/>
+                <w:b w:val="0"/>
+                <w:i w:val="0"/>
+                <w:color w:val="000000"/>
+                <w:sz w:val="21"/>
+              </w:rPr>
+              <w:t xml:space="preserve">固定候选端口列表 </w:t>
+            </w:r>
+            <w:r>
+              <w:rPr>
+                <w:rFonts w:ascii="Consolas" w:hAnsi="Consolas" w:eastAsia="Consolas"/>
+                <w:b w:val="0"/>
+                <w:i w:val="0"/>
+                <w:color w:val="000000"/>
+                <w:sz w:val="18"/>
+              </w:rPr>
+              <w:t>[50051,50551,51051,51551,52051,52551]</w:t>
+            </w:r>
+            <w:r>
+              <w:rPr>
+                <w:rFonts w:ascii="Times New Roman" w:hAnsi="Times New Roman" w:eastAsia="宋体"/>
+                <w:b w:val="0"/>
+                <w:i w:val="0"/>
+                <w:color w:val="000000"/>
+                <w:sz w:val="21"/>
+              </w:rPr>
+              <w:t xml:space="preserve"> 按序尝试，绑定失败自动换下个</w:t>
+            </w:r>
+          </w:p>
+        </w:tc>
+        <w:tc>
+          <w:tcPr>
+            <w:tcW w:type="dxa" w:w="1814"/>
+            <w:vAlign w:val="center"/>
+          </w:tcPr>
+          <w:p>
+            <w:pPr>
+              <w:spacing w:before="20" w:after="20" w:line="240" w:lineRule="auto"/>
+              <w:ind w:firstLine="0" w:left="0"/>
+              <w:jc w:val="left"/>
+            </w:pPr>
+            <w:r>
+              <w:rPr>
+                <w:rFonts w:ascii="Times New Roman" w:hAnsi="Times New Roman" w:eastAsia="宋体"/>
+                <w:b w:val="0"/>
+                <w:i w:val="0"/>
+                <w:color w:val="000000"/>
+                <w:sz w:val="21"/>
+              </w:rPr>
+              <w:t>CANDIDATE_PORTS</w:t>
+            </w:r>
+          </w:p>
+        </w:tc>
+      </w:tr>
+      <w:tr>
+        <w:trPr>
+          <w:cantSplit/>
+        </w:trPr>
+        <w:tc>
+          <w:tcPr>
+            <w:tcW w:type="dxa" w:w="1814"/>
+            <w:vAlign w:val="center"/>
+          </w:tcPr>
+          <w:p>
+            <w:pPr>
+              <w:spacing w:before="20" w:after="20" w:line="240" w:lineRule="auto"/>
+              <w:ind w:firstLine="0" w:left="0"/>
+              <w:jc w:val="center"/>
+            </w:pPr>
+            <w:r>
+              <w:rPr>
+                <w:rFonts w:ascii="Times New Roman" w:hAnsi="Times New Roman" w:eastAsia="宋体"/>
+                <w:b w:val="0"/>
+                <w:i w:val="0"/>
+                <w:color w:val="000000"/>
+                <w:sz w:val="21"/>
+              </w:rPr>
+              <w:t>A5</w:t>
+            </w:r>
+          </w:p>
+        </w:tc>
+        <w:tc>
+          <w:tcPr>
+            <w:tcW w:type="dxa" w:w="1814"/>
+            <w:vAlign w:val="center"/>
+          </w:tcPr>
+          <w:p>
+            <w:pPr>
+              <w:spacing w:before="20" w:after="20" w:line="240" w:lineRule="auto"/>
+              <w:ind w:firstLine="0" w:left="0"/>
+              <w:jc w:val="left"/>
+            </w:pPr>
+            <w:r>
+              <w:rPr>
+                <w:rFonts w:ascii="Times New Roman" w:hAnsi="Times New Roman" w:eastAsia="宋体"/>
+                <w:b w:val="0"/>
+                <w:i w:val="0"/>
+                <w:color w:val="000000"/>
+                <w:sz w:val="21"/>
+              </w:rPr>
+              <w:t xml:space="preserve">注解 </w:t>
+            </w:r>
+            <w:r>
+              <w:rPr>
+                <w:rFonts w:ascii="Consolas" w:hAnsi="Consolas" w:eastAsia="Consolas"/>
+                <w:b w:val="0"/>
+                <w:i w:val="0"/>
+                <w:color w:val="000000"/>
+                <w:sz w:val="18"/>
+              </w:rPr>
+              <w:t>Node.js 20 is deprecated ... actions/checkout@v4</w:t>
+            </w:r>
+            <w:r>
+              <w:rPr>
+                <w:rFonts w:ascii="Times New Roman" w:hAnsi="Times New Roman" w:eastAsia="宋体"/>
+                <w:b w:val="0"/>
+                <w:i w:val="0"/>
+                <w:color w:val="000000"/>
+                <w:sz w:val="21"/>
+              </w:rPr>
+              <w:t xml:space="preserve"> 被迫跑在 Node 24</w:t>
+            </w:r>
+          </w:p>
+        </w:tc>
+        <w:tc>
+          <w:tcPr>
+            <w:tcW w:type="dxa" w:w="1814"/>
+            <w:vAlign w:val="center"/>
+          </w:tcPr>
+          <w:p>
+            <w:pPr>
+              <w:spacing w:before="20" w:after="20" w:line="240" w:lineRule="auto"/>
+              <w:ind w:firstLine="0" w:left="0"/>
+              <w:jc w:val="left"/>
+            </w:pPr>
+            <w:r>
+              <w:rPr>
+                <w:rFonts w:ascii="Times New Roman" w:hAnsi="Times New Roman" w:eastAsia="宋体"/>
+                <w:b w:val="0"/>
+                <w:i w:val="0"/>
+                <w:color w:val="000000"/>
+                <w:sz w:val="21"/>
+              </w:rPr>
+              <w:t>GitHub Actions 弃用 Node20</w:t>
+            </w:r>
+          </w:p>
+        </w:tc>
+        <w:tc>
+          <w:tcPr>
+            <w:tcW w:type="dxa" w:w="1814"/>
+            <w:vAlign w:val="center"/>
+          </w:tcPr>
+          <w:p>
+            <w:pPr>
+              <w:spacing w:before="20" w:after="20" w:line="240" w:lineRule="auto"/>
+              <w:ind w:firstLine="0" w:left="0"/>
+              <w:jc w:val="left"/>
+            </w:pPr>
+            <w:r>
+              <w:rPr>
+                <w:rFonts w:ascii="Times New Roman" w:hAnsi="Times New Roman" w:eastAsia="宋体"/>
+                <w:b w:val="0"/>
+                <w:i w:val="0"/>
+                <w:color w:val="000000"/>
+                <w:sz w:val="21"/>
+              </w:rPr>
+              <w:t>关注并升级 actions 到 Node24 版本（v4→v5 等），当前为 warning 不阻塞</w:t>
+            </w:r>
+          </w:p>
+        </w:tc>
+        <w:tc>
+          <w:tcPr>
+            <w:tcW w:type="dxa" w:w="1814"/>
+            <w:vAlign w:val="center"/>
+          </w:tcPr>
+          <w:p>
+            <w:pPr>
+              <w:spacing w:before="20" w:after="20" w:line="240" w:lineRule="auto"/>
+              <w:ind w:firstLine="0" w:left="0"/>
+              <w:jc w:val="left"/>
+            </w:pPr>
+            <w:r>
+              <w:rPr>
+                <w:rFonts w:ascii="Times New Roman" w:hAnsi="Times New Roman" w:eastAsia="宋体"/>
+                <w:b w:val="0"/>
+                <w:i w:val="0"/>
+                <w:color w:val="000000"/>
+                <w:sz w:val="21"/>
+              </w:rPr>
+              <w:t>CI 持续维护</w:t>
+            </w:r>
+          </w:p>
+        </w:tc>
+      </w:tr>
+      <w:tr>
+        <w:trPr>
+          <w:cantSplit/>
+        </w:trPr>
+        <w:tc>
+          <w:tcPr>
+            <w:tcW w:type="dxa" w:w="1814"/>
+            <w:vAlign w:val="center"/>
+          </w:tcPr>
+          <w:p>
+            <w:pPr>
+              <w:spacing w:before="20" w:after="20" w:line="240" w:lineRule="auto"/>
+              <w:ind w:firstLine="0" w:left="0"/>
+              <w:jc w:val="center"/>
+            </w:pPr>
+            <w:r>
+              <w:rPr>
+                <w:rFonts w:ascii="Times New Roman" w:hAnsi="Times New Roman" w:eastAsia="宋体"/>
+                <w:b w:val="0"/>
+                <w:i w:val="0"/>
+                <w:color w:val="000000"/>
+                <w:sz w:val="21"/>
+              </w:rPr>
+              <w:t>A6</w:t>
+            </w:r>
+          </w:p>
+        </w:tc>
+        <w:tc>
+          <w:tcPr>
+            <w:tcW w:type="dxa" w:w="1814"/>
+            <w:vAlign w:val="center"/>
+          </w:tcPr>
+          <w:p>
+            <w:pPr>
+              <w:spacing w:before="20" w:after="20" w:line="240" w:lineRule="auto"/>
+              <w:ind w:firstLine="0" w:left="0"/>
+              <w:jc w:val="left"/>
+            </w:pPr>
+            <w:r>
+              <w:rPr>
+                <w:rFonts w:ascii="Times New Roman" w:hAnsi="Times New Roman" w:eastAsia="宋体"/>
+                <w:b w:val="0"/>
+                <w:i w:val="0"/>
+                <w:color w:val="000000"/>
+                <w:sz w:val="21"/>
+              </w:rPr>
+              <w:t xml:space="preserve">注解 </w:t>
+            </w:r>
+            <w:r>
+              <w:rPr>
+                <w:rFonts w:ascii="Consolas" w:hAnsi="Consolas" w:eastAsia="Consolas"/>
+                <w:b w:val="0"/>
+                <w:i w:val="0"/>
+                <w:color w:val="000000"/>
+                <w:sz w:val="18"/>
+              </w:rPr>
+              <w:t>ubuntu-latest 将迁移 Ubuntu 26 (2026-10-19)</w:t>
+            </w:r>
+          </w:p>
+        </w:tc>
+        <w:tc>
+          <w:tcPr>
+            <w:tcW w:type="dxa" w:w="1814"/>
+            <w:vAlign w:val="center"/>
+          </w:tcPr>
+          <w:p>
+            <w:pPr>
+              <w:spacing w:before="20" w:after="20" w:line="240" w:lineRule="auto"/>
+              <w:ind w:firstLine="0" w:left="0"/>
+              <w:jc w:val="left"/>
+            </w:pPr>
+            <w:r>
+              <w:rPr>
+                <w:rFonts w:ascii="Times New Roman" w:hAnsi="Times New Roman" w:eastAsia="宋体"/>
+                <w:b w:val="0"/>
+                <w:i w:val="0"/>
+                <w:color w:val="000000"/>
+                <w:sz w:val="21"/>
+              </w:rPr>
+              <w:t>GitHub Actions runner 镜像滚动更新</w:t>
+            </w:r>
+          </w:p>
+        </w:tc>
+        <w:tc>
+          <w:tcPr>
+            <w:tcW w:type="dxa" w:w="1814"/>
+            <w:vAlign w:val="center"/>
+          </w:tcPr>
+          <w:p>
+            <w:pPr>
+              <w:spacing w:before="20" w:after="20" w:line="240" w:lineRule="auto"/>
+              <w:ind w:firstLine="0" w:left="0"/>
+              <w:jc w:val="left"/>
+            </w:pPr>
+            <w:r>
+              <w:rPr>
+                <w:rFonts w:ascii="Times New Roman" w:hAnsi="Times New Roman" w:eastAsia="宋体"/>
+                <w:b w:val="0"/>
+                <w:i w:val="0"/>
+                <w:color w:val="000000"/>
+                <w:sz w:val="21"/>
+              </w:rPr>
+              <w:t xml:space="preserve">保持追踪，必要时锁 </w:t>
+            </w:r>
+            <w:r>
+              <w:rPr>
+                <w:rFonts w:ascii="Consolas" w:hAnsi="Consolas" w:eastAsia="Consolas"/>
+                <w:b w:val="0"/>
+                <w:i w:val="0"/>
+                <w:color w:val="000000"/>
+                <w:sz w:val="18"/>
+              </w:rPr>
+              <w:t>ubuntu-24.04</w:t>
+            </w:r>
+            <w:r>
+              <w:rPr>
+                <w:rFonts w:ascii="Times New Roman" w:hAnsi="Times New Roman" w:eastAsia="宋体"/>
+                <w:b w:val="0"/>
+                <w:i w:val="0"/>
+                <w:color w:val="000000"/>
+                <w:sz w:val="21"/>
+              </w:rPr>
+              <w:t xml:space="preserve"> 消除不确定性</w:t>
+            </w:r>
+          </w:p>
+        </w:tc>
+        <w:tc>
+          <w:tcPr>
+            <w:tcW w:type="dxa" w:w="1814"/>
+            <w:vAlign w:val="center"/>
+          </w:tcPr>
+          <w:p>
+            <w:pPr>
+              <w:spacing w:before="20" w:after="20" w:line="240" w:lineRule="auto"/>
+              <w:ind w:firstLine="0" w:left="0"/>
+              <w:jc w:val="left"/>
+            </w:pPr>
+            <w:r>
+              <w:rPr>
+                <w:rFonts w:ascii="Times New Roman" w:hAnsi="Times New Roman" w:eastAsia="宋体"/>
+                <w:b w:val="0"/>
+                <w:i w:val="0"/>
+                <w:color w:val="000000"/>
+                <w:sz w:val="21"/>
+              </w:rPr>
+              <w:t>CI 持续维护</w:t>
+            </w:r>
+          </w:p>
+        </w:tc>
+      </w:tr>
+      <w:tr>
+        <w:trPr>
+          <w:cantSplit/>
+        </w:trPr>
+        <w:tc>
+          <w:tcPr>
+            <w:tcW w:type="dxa" w:w="1814"/>
+            <w:vAlign w:val="center"/>
+          </w:tcPr>
+          <w:p>
+            <w:pPr>
+              <w:spacing w:before="20" w:after="20" w:line="240" w:lineRule="auto"/>
+              <w:ind w:firstLine="0" w:left="0"/>
+              <w:jc w:val="center"/>
+            </w:pPr>
+            <w:r>
+              <w:rPr>
+                <w:rFonts w:ascii="Times New Roman" w:hAnsi="Times New Roman" w:eastAsia="宋体"/>
+                <w:b w:val="0"/>
+                <w:i w:val="0"/>
+                <w:color w:val="000000"/>
+                <w:sz w:val="21"/>
+              </w:rPr>
+              <w:t>A6</w:t>
+            </w:r>
+          </w:p>
+        </w:tc>
+        <w:tc>
+          <w:tcPr>
+            <w:tcW w:type="dxa" w:w="1814"/>
+            <w:vAlign w:val="center"/>
+          </w:tcPr>
+          <w:p>
+            <w:pPr>
+              <w:spacing w:before="20" w:after="20" w:line="240" w:lineRule="auto"/>
+              <w:ind w:firstLine="0" w:left="0"/>
+              <w:jc w:val="left"/>
+            </w:pPr>
+            <w:r>
+              <w:rPr>
+                <w:rFonts w:ascii="Times New Roman" w:hAnsi="Times New Roman" w:eastAsia="宋体"/>
+                <w:b w:val="0"/>
+                <w:i w:val="0"/>
+                <w:color w:val="000000"/>
+                <w:sz w:val="21"/>
+              </w:rPr>
+              <w:t xml:space="preserve">通知 </w:t>
+            </w:r>
+            <w:r>
+              <w:rPr>
+                <w:rFonts w:ascii="Consolas" w:hAnsi="Consolas" w:eastAsia="Consolas"/>
+                <w:b w:val="0"/>
+                <w:i w:val="0"/>
+                <w:color w:val="000000"/>
+                <w:sz w:val="18"/>
+              </w:rPr>
+              <w:t>ubuntu-latest 将迁移 Ubuntu 26 (2026-10-19)</w:t>
+            </w:r>
+          </w:p>
+        </w:tc>
+        <w:tc>
+          <w:tcPr>
+            <w:tcW w:type="dxa" w:w="1814"/>
+            <w:vAlign w:val="center"/>
+          </w:tcPr>
+          <w:p>
+            <w:pPr>
+              <w:spacing w:before="20" w:after="20" w:line="240" w:lineRule="auto"/>
+              <w:ind w:firstLine="0" w:left="0"/>
+              <w:jc w:val="left"/>
+            </w:pPr>
+            <w:r>
+              <w:rPr>
+                <w:rFonts w:ascii="Times New Roman" w:hAnsi="Times New Roman" w:eastAsia="宋体"/>
+                <w:b w:val="0"/>
+                <w:i w:val="0"/>
+                <w:color w:val="000000"/>
+                <w:sz w:val="21"/>
+              </w:rPr>
+              <w:t>runner 镜像滚动更新</w:t>
+            </w:r>
+          </w:p>
+        </w:tc>
+        <w:tc>
+          <w:tcPr>
+            <w:tcW w:type="dxa" w:w="1814"/>
+            <w:vAlign w:val="center"/>
+          </w:tcPr>
+          <w:p>
+            <w:pPr>
+              <w:spacing w:before="20" w:after="20" w:line="240" w:lineRule="auto"/>
+              <w:ind w:firstLine="0" w:left="0"/>
+              <w:jc w:val="left"/>
+            </w:pPr>
+            <w:r>
+              <w:rPr>
+                <w:rFonts w:ascii="Times New Roman" w:hAnsi="Times New Roman" w:eastAsia="宋体"/>
+                <w:b w:val="0"/>
+                <w:i w:val="0"/>
+                <w:color w:val="000000"/>
+                <w:sz w:val="21"/>
+              </w:rPr>
+              <w:t xml:space="preserve">保持追踪，必要时锁 </w:t>
+            </w:r>
+            <w:r>
+              <w:rPr>
+                <w:rFonts w:ascii="Consolas" w:hAnsi="Consolas" w:eastAsia="Consolas"/>
+                <w:b w:val="0"/>
+                <w:i w:val="0"/>
+                <w:color w:val="000000"/>
+                <w:sz w:val="18"/>
+              </w:rPr>
+              <w:t>ubuntu-24.04</w:t>
+            </w:r>
+          </w:p>
+        </w:tc>
+        <w:tc>
+          <w:tcPr>
+            <w:tcW w:type="dxa" w:w="1814"/>
+            <w:vAlign w:val="center"/>
+          </w:tcPr>
+          <w:p>
+            <w:pPr>
+              <w:spacing w:before="20" w:after="20" w:line="240" w:lineRule="auto"/>
+              <w:ind w:firstLine="0" w:left="0"/>
+              <w:jc w:val="left"/>
+            </w:pPr>
+            <w:r>
+              <w:rPr>
+                <w:rFonts w:ascii="Times New Roman" w:hAnsi="Times New Roman" w:eastAsia="宋体"/>
+                <w:b w:val="0"/>
+                <w:i w:val="0"/>
+                <w:color w:val="000000"/>
+                <w:sz w:val="21"/>
+              </w:rPr>
+              <w:t>CI 持续维护</w:t>
+            </w:r>
+          </w:p>
+        </w:tc>
+      </w:tr>
+    </w:tbl>
+    <w:p>
+      <w:pPr>
+        <w:spacing w:line="240" w:lineRule="auto" w:before="0" w:after="80"/>
+      </w:pPr>
+    </w:p>
+    <w:p>
+      <w:pPr>
+        <w:pStyle w:val="Heading3"/>
+      </w:pPr>
+      <w:r>
+        <w:rPr>
+          <w:rFonts w:ascii="Times New Roman" w:hAnsi="Times New Roman" w:eastAsia="宋体"/>
+          <w:b/>
+          <w:i w:val="0"/>
+          <w:color w:val="000000"/>
+          <w:sz w:val="24"/>
+        </w:rPr>
+        <w:t>B. 本机工具链（Windows，网络受限环境）</w:t>
+      </w:r>
+    </w:p>
+    <w:tbl>
+      <w:tblPr>
+        <w:tblW w:type="pct" w:w="5000"/>
+        <w:jc w:val="center"/>
+        <w:tblLayout w:type="fixed"/>
+        <w:tblLook w:firstColumn="1" w:firstRow="1" w:lastColumn="0" w:lastRow="0" w:noHBand="0" w:noVBand="1" w:val="04A0"/>
+      </w:tblPr>
+      <w:tblGrid>
+        <w:gridCol w:w="1814"/>
+        <w:gridCol w:w="1814"/>
+        <w:gridCol w:w="1814"/>
+        <w:gridCol w:w="1814"/>
+        <w:gridCol w:w="1814"/>
+      </w:tblGrid>
+      <w:tr>
+        <w:trPr>
+          <w:cantSplit/>
+          <w:tblHeader/>
+        </w:trPr>
+        <w:tc>
+          <w:tcPr>
+            <w:tcW w:type="dxa" w:w="1814"/>
+            <w:shd w:val="clear" w:color="auto" w:fill="D9D9D9"/>
+            <w:vAlign w:val="center"/>
+          </w:tcPr>
+          <w:p>
+            <w:pPr>
+              <w:spacing w:before="20" w:after="20" w:line="240" w:lineRule="auto"/>
+              <w:ind w:firstLine="0" w:left="0"/>
+              <w:jc w:val="center"/>
+            </w:pPr>
+            <w:r>
+              <w:rPr>
+                <w:rFonts w:ascii="Times New Roman" w:hAnsi="Times New Roman" w:eastAsia="宋体"/>
+                <w:b/>
+                <w:i w:val="0"/>
+                <w:color w:val="000000"/>
+                <w:sz w:val="21"/>
+              </w:rPr>
+              <w:t>#</w:t>
+            </w:r>
+          </w:p>
+        </w:tc>
+        <w:tc>
+          <w:tcPr>
+            <w:tcW w:type="dxa" w:w="1814"/>
+            <w:shd w:val="clear" w:color="auto" w:fill="D9D9D9"/>
+            <w:vAlign w:val="center"/>
+          </w:tcPr>
+          <w:p>
+            <w:pPr>
+              <w:spacing w:before="20" w:after="20" w:line="240" w:lineRule="auto"/>
+              <w:ind w:firstLine="0" w:left="0"/>
+              <w:jc w:val="center"/>
+            </w:pPr>
+            <w:r>
+              <w:rPr>
+                <w:rFonts w:ascii="Times New Roman" w:hAnsi="Times New Roman" w:eastAsia="宋体"/>
+                <w:b/>
+                <w:i w:val="0"/>
+                <w:color w:val="000000"/>
+                <w:sz w:val="21"/>
+              </w:rPr>
+              <w:t>现象</w:t>
+            </w:r>
+          </w:p>
+        </w:tc>
+        <w:tc>
+          <w:tcPr>
+            <w:tcW w:type="dxa" w:w="1814"/>
+            <w:shd w:val="clear" w:color="auto" w:fill="D9D9D9"/>
+            <w:vAlign w:val="center"/>
+          </w:tcPr>
+          <w:p>
+            <w:pPr>
+              <w:spacing w:before="20" w:after="20" w:line="240" w:lineRule="auto"/>
+              <w:ind w:firstLine="0" w:left="0"/>
+              <w:jc w:val="center"/>
+            </w:pPr>
+            <w:r>
+              <w:rPr>
+                <w:rFonts w:ascii="Times New Roman" w:hAnsi="Times New Roman" w:eastAsia="宋体"/>
+                <w:b/>
+                <w:i w:val="0"/>
+                <w:color w:val="000000"/>
+                <w:sz w:val="21"/>
+              </w:rPr>
+              <w:t>根因</w:t>
+            </w:r>
+          </w:p>
+        </w:tc>
+        <w:tc>
+          <w:tcPr>
+            <w:tcW w:type="dxa" w:w="1814"/>
+            <w:shd w:val="clear" w:color="auto" w:fill="D9D9D9"/>
+            <w:vAlign w:val="center"/>
+          </w:tcPr>
+          <w:p>
+            <w:pPr>
+              <w:spacing w:before="20" w:after="20" w:line="240" w:lineRule="auto"/>
+              <w:ind w:firstLine="0" w:left="0"/>
+              <w:jc w:val="center"/>
+            </w:pPr>
+            <w:r>
+              <w:rPr>
+                <w:rFonts w:ascii="Times New Roman" w:hAnsi="Times New Roman" w:eastAsia="宋体"/>
+                <w:b/>
+                <w:i w:val="0"/>
+                <w:color w:val="000000"/>
+                <w:sz w:val="21"/>
+              </w:rPr>
+              <w:t>解决</w:t>
+            </w:r>
+          </w:p>
+        </w:tc>
+        <w:tc>
+          <w:tcPr>
+            <w:tcW w:type="dxa" w:w="1814"/>
+            <w:shd w:val="clear" w:color="auto" w:fill="D9D9D9"/>
+            <w:vAlign w:val="center"/>
+          </w:tcPr>
+          <w:p>
+            <w:pPr>
+              <w:spacing w:before="20" w:after="20" w:line="240" w:lineRule="auto"/>
+              <w:ind w:firstLine="0" w:left="0"/>
+              <w:jc w:val="center"/>
+            </w:pPr>
+            <w:r>
+              <w:rPr>
+                <w:rFonts w:ascii="Times New Roman" w:hAnsi="Times New Roman" w:eastAsia="宋体"/>
+                <w:b/>
+                <w:i w:val="0"/>
+                <w:color w:val="000000"/>
+                <w:sz w:val="21"/>
+              </w:rPr>
+              <w:t>固化</w:t>
+            </w:r>
+          </w:p>
+        </w:tc>
+      </w:tr>
+      <w:tr>
+        <w:trPr>
+          <w:cantSplit/>
+        </w:trPr>
+        <w:tc>
+          <w:tcPr>
+            <w:tcW w:type="dxa" w:w="1814"/>
+            <w:vAlign w:val="center"/>
+          </w:tcPr>
+          <w:p>
+            <w:pPr>
+              <w:spacing w:before="20" w:after="20" w:line="240" w:lineRule="auto"/>
+              <w:ind w:firstLine="0" w:left="0"/>
+              <w:jc w:val="center"/>
+            </w:pPr>
+            <w:r>
+              <w:rPr>
+                <w:rFonts w:ascii="Times New Roman" w:hAnsi="Times New Roman" w:eastAsia="宋体"/>
+                <w:b w:val="0"/>
+                <w:i w:val="0"/>
+                <w:color w:val="000000"/>
+                <w:sz w:val="21"/>
+              </w:rPr>
+              <w:t>B1</w:t>
+            </w:r>
+          </w:p>
+        </w:tc>
+        <w:tc>
+          <w:tcPr>
+            <w:tcW w:type="dxa" w:w="1814"/>
+            <w:vAlign w:val="center"/>
+          </w:tcPr>
+          <w:p>
+            <w:pPr>
+              <w:spacing w:before="20" w:after="20" w:line="240" w:lineRule="auto"/>
+              <w:ind w:firstLine="0" w:left="0"/>
+              <w:jc w:val="left"/>
+            </w:pPr>
+            <w:r>
+              <w:rPr>
+                <w:rFonts w:ascii="Times New Roman" w:hAnsi="Times New Roman" w:eastAsia="宋体"/>
+                <w:b w:val="0"/>
+                <w:i w:val="0"/>
+                <w:color w:val="000000"/>
+                <w:sz w:val="21"/>
+              </w:rPr>
+              <w:t>vcpkg / gRPC 源码无法下载</w:t>
+            </w:r>
+          </w:p>
+        </w:tc>
+        <w:tc>
+          <w:tcPr>
+            <w:tcW w:type="dxa" w:w="1814"/>
+            <w:vAlign w:val="center"/>
+          </w:tcPr>
+          <w:p>
+            <w:pPr>
+              <w:spacing w:before="20" w:after="20" w:line="240" w:lineRule="auto"/>
+              <w:ind w:firstLine="0" w:left="0"/>
+              <w:jc w:val="left"/>
+            </w:pPr>
+            <w:r>
+              <w:rPr>
+                <w:rFonts w:ascii="Times New Roman" w:hAnsi="Times New Roman" w:eastAsia="宋体"/>
+                <w:b w:val="0"/>
+                <w:i w:val="0"/>
+                <w:color w:val="000000"/>
+                <w:sz w:val="21"/>
+              </w:rPr>
+              <w:t>本机网络受限</w:t>
+            </w:r>
+          </w:p>
+        </w:tc>
+        <w:tc>
+          <w:tcPr>
+            <w:tcW w:type="dxa" w:w="1814"/>
+            <w:vAlign w:val="center"/>
+          </w:tcPr>
+          <w:p>
+            <w:pPr>
+              <w:spacing w:before="20" w:after="20" w:line="240" w:lineRule="auto"/>
+              <w:ind w:firstLine="0" w:left="0"/>
+              <w:jc w:val="left"/>
+            </w:pPr>
+            <w:r>
+              <w:rPr>
+                <w:rFonts w:ascii="Times New Roman" w:hAnsi="Times New Roman" w:eastAsia="宋体"/>
+                <w:b w:val="0"/>
+                <w:i w:val="0"/>
+                <w:color w:val="000000"/>
+                <w:sz w:val="21"/>
+              </w:rPr>
+              <w:t>MSYS2 预编译包（mingw64/clang64）落地 gRPC/Protobuf</w:t>
+            </w:r>
+          </w:p>
+        </w:tc>
+        <w:tc>
+          <w:tcPr>
+            <w:tcW w:type="dxa" w:w="1814"/>
+            <w:vAlign w:val="center"/>
+          </w:tcPr>
+          <w:p>
+            <w:pPr>
+              <w:spacing w:before="20" w:after="20" w:line="240" w:lineRule="auto"/>
+              <w:ind w:firstLine="0" w:left="0"/>
+              <w:jc w:val="left"/>
+            </w:pPr>
+            <w:r>
+              <w:rPr>
+                <w:rFonts w:ascii="Times New Roman" w:hAnsi="Times New Roman" w:eastAsia="宋体"/>
+                <w:b w:val="0"/>
+                <w:i w:val="0"/>
+                <w:color w:val="000000"/>
+                <w:sz w:val="21"/>
+              </w:rPr>
+              <w:t>README 工具链章节</w:t>
+            </w:r>
+          </w:p>
+        </w:tc>
+      </w:tr>
+      <w:tr>
+        <w:trPr>
+          <w:cantSplit/>
+        </w:trPr>
+        <w:tc>
+          <w:tcPr>
+            <w:tcW w:type="dxa" w:w="1814"/>
+            <w:vAlign w:val="center"/>
+          </w:tcPr>
+          <w:p>
+            <w:pPr>
+              <w:spacing w:before="20" w:after="20" w:line="240" w:lineRule="auto"/>
+              <w:ind w:firstLine="0" w:left="0"/>
+              <w:jc w:val="center"/>
+            </w:pPr>
+            <w:r>
+              <w:rPr>
+                <w:rFonts w:ascii="Times New Roman" w:hAnsi="Times New Roman" w:eastAsia="宋体"/>
+                <w:b w:val="0"/>
+                <w:i w:val="0"/>
+                <w:color w:val="000000"/>
+                <w:sz w:val="21"/>
+              </w:rPr>
+              <w:t>B2</w:t>
+            </w:r>
+          </w:p>
+        </w:tc>
+        <w:tc>
+          <w:tcPr>
+            <w:tcW w:type="dxa" w:w="1814"/>
+            <w:vAlign w:val="center"/>
+          </w:tcPr>
+          <w:p>
+            <w:pPr>
+              <w:spacing w:before="20" w:after="20" w:line="240" w:lineRule="auto"/>
+              <w:ind w:firstLine="0" w:left="0"/>
+              <w:jc w:val="left"/>
+            </w:pPr>
+            <w:r>
+              <w:rPr>
+                <w:rFonts w:ascii="Times New Roman" w:hAnsi="Times New Roman" w:eastAsia="宋体"/>
+                <w:b w:val="0"/>
+                <w:i w:val="0"/>
+                <w:color w:val="000000"/>
+                <w:sz w:val="21"/>
+              </w:rPr>
+              <w:t>本机 GCC 16.2 启动即崩溃（0xc0000135）</w:t>
+            </w:r>
+          </w:p>
+        </w:tc>
+        <w:tc>
+          <w:tcPr>
+            <w:tcW w:type="dxa" w:w="1814"/>
+            <w:vAlign w:val="center"/>
+          </w:tcPr>
+          <w:p>
+            <w:pPr>
+              <w:spacing w:before="20" w:after="20" w:line="240" w:lineRule="auto"/>
+              <w:ind w:firstLine="0" w:left="0"/>
+              <w:jc w:val="left"/>
+            </w:pPr>
+            <w:r>
+              <w:rPr>
+                <w:rFonts w:ascii="Times New Roman" w:hAnsi="Times New Roman" w:eastAsia="宋体"/>
+                <w:b w:val="0"/>
+                <w:i w:val="0"/>
+                <w:color w:val="000000"/>
+                <w:sz w:val="21"/>
+              </w:rPr>
+              <w:t>MSYS2 GCC 与运行时 DLL 不匹配</w:t>
+            </w:r>
+          </w:p>
+        </w:tc>
+        <w:tc>
+          <w:tcPr>
+            <w:tcW w:type="dxa" w:w="1814"/>
+            <w:vAlign w:val="center"/>
+          </w:tcPr>
+          <w:p>
+            <w:pPr>
+              <w:spacing w:before="20" w:after="20" w:line="240" w:lineRule="auto"/>
+              <w:ind w:firstLine="0" w:left="0"/>
+              <w:jc w:val="left"/>
+            </w:pPr>
+            <w:r>
+              <w:rPr>
+                <w:rFonts w:ascii="Times New Roman" w:hAnsi="Times New Roman" w:eastAsia="宋体"/>
+                <w:b w:val="0"/>
+                <w:i w:val="0"/>
+                <w:color w:val="000000"/>
+                <w:sz w:val="21"/>
+              </w:rPr>
+              <w:t xml:space="preserve">改用 clang++ + </w:t>
+            </w:r>
+            <w:r>
+              <w:rPr>
+                <w:rFonts w:ascii="Consolas" w:hAnsi="Consolas" w:eastAsia="Consolas"/>
+                <w:b w:val="0"/>
+                <w:i w:val="0"/>
+                <w:color w:val="000000"/>
+                <w:sz w:val="18"/>
+              </w:rPr>
+              <w:t>-stdlib=libstdc++</w:t>
+            </w:r>
+            <w:r>
+              <w:rPr>
+                <w:rFonts w:ascii="Times New Roman" w:hAnsi="Times New Roman" w:eastAsia="宋体"/>
+                <w:b w:val="0"/>
+                <w:i w:val="0"/>
+                <w:color w:val="000000"/>
+                <w:sz w:val="21"/>
+              </w:rPr>
+              <w:t xml:space="preserve"> 对齐 mingw64 ABI；</w:t>
+            </w:r>
+            <w:r>
+              <w:rPr>
+                <w:rFonts w:ascii="Consolas" w:hAnsi="Consolas" w:eastAsia="Consolas"/>
+                <w:b w:val="0"/>
+                <w:i w:val="0"/>
+                <w:color w:val="000000"/>
+                <w:sz w:val="18"/>
+              </w:rPr>
+              <w:t>--unwindlib=libgcc</w:t>
+            </w:r>
+            <w:r>
+              <w:rPr>
+                <w:rFonts w:ascii="Times New Roman" w:hAnsi="Times New Roman" w:eastAsia="宋体"/>
+                <w:b w:val="0"/>
+                <w:i w:val="0"/>
+                <w:color w:val="000000"/>
+                <w:sz w:val="21"/>
+              </w:rPr>
+              <w:t xml:space="preserve"> 避免双解卷器冲突</w:t>
+            </w:r>
+          </w:p>
+        </w:tc>
+        <w:tc>
+          <w:tcPr>
+            <w:tcW w:type="dxa" w:w="1814"/>
+            <w:vAlign w:val="center"/>
+          </w:tcPr>
+          <w:p>
+            <w:pPr>
+              <w:spacing w:before="20" w:after="20" w:line="240" w:lineRule="auto"/>
+              <w:ind w:firstLine="0" w:left="0"/>
+              <w:jc w:val="left"/>
+            </w:pPr>
+            <w:r>
+              <w:rPr>
+                <w:rFonts w:ascii="Times New Roman" w:hAnsi="Times New Roman" w:eastAsia="宋体"/>
+                <w:b w:val="0"/>
+                <w:i w:val="0"/>
+                <w:color w:val="000000"/>
+                <w:sz w:val="21"/>
+              </w:rPr>
+              <w:t>CMake toolchain 说明</w:t>
+            </w:r>
+          </w:p>
+        </w:tc>
+      </w:tr>
+      <w:tr>
+        <w:trPr>
+          <w:cantSplit/>
+        </w:trPr>
+        <w:tc>
+          <w:tcPr>
+            <w:tcW w:type="dxa" w:w="1814"/>
+            <w:vAlign w:val="center"/>
+          </w:tcPr>
+          <w:p>
+            <w:pPr>
+              <w:spacing w:before="20" w:after="20" w:line="240" w:lineRule="auto"/>
+              <w:ind w:firstLine="0" w:left="0"/>
+              <w:jc w:val="center"/>
+            </w:pPr>
+            <w:r>
+              <w:rPr>
+                <w:rFonts w:ascii="Times New Roman" w:hAnsi="Times New Roman" w:eastAsia="宋体"/>
+                <w:b w:val="0"/>
+                <w:i w:val="0"/>
+                <w:color w:val="000000"/>
+                <w:sz w:val="21"/>
+              </w:rPr>
+              <w:t>B3</w:t>
+            </w:r>
+          </w:p>
+        </w:tc>
+        <w:tc>
+          <w:tcPr>
+            <w:tcW w:type="dxa" w:w="1814"/>
+            <w:vAlign w:val="center"/>
+          </w:tcPr>
+          <w:p>
+            <w:pPr>
+              <w:spacing w:before="20" w:after="20" w:line="240" w:lineRule="auto"/>
+              <w:ind w:firstLine="0" w:left="0"/>
+              <w:jc w:val="left"/>
+            </w:pPr>
+            <w:r>
+              <w:rPr>
+                <w:rFonts w:ascii="Times New Roman" w:hAnsi="Times New Roman" w:eastAsia="宋体"/>
+                <w:b w:val="0"/>
+                <w:i w:val="0"/>
+                <w:color w:val="000000"/>
+                <w:sz w:val="21"/>
+              </w:rPr>
+              <w:t>中文路径导致工具链异常</w:t>
+            </w:r>
+          </w:p>
+        </w:tc>
+        <w:tc>
+          <w:tcPr>
+            <w:tcW w:type="dxa" w:w="1814"/>
+            <w:vAlign w:val="center"/>
+          </w:tcPr>
+          <w:p>
+            <w:pPr>
+              <w:spacing w:before="20" w:after="20" w:line="240" w:lineRule="auto"/>
+              <w:ind w:firstLine="0" w:left="0"/>
+              <w:jc w:val="left"/>
+            </w:pPr>
+            <w:r>
+              <w:rPr>
+                <w:rFonts w:ascii="Times New Roman" w:hAnsi="Times New Roman" w:eastAsia="宋体"/>
+                <w:b w:val="0"/>
+                <w:i w:val="0"/>
+                <w:color w:val="000000"/>
+                <w:sz w:val="21"/>
+              </w:rPr>
+              <w:t>路径含中文（C:\Users\jh\测试开发）</w:t>
+            </w:r>
+          </w:p>
+        </w:tc>
+        <w:tc>
+          <w:tcPr>
+            <w:tcW w:type="dxa" w:w="1814"/>
+            <w:vAlign w:val="center"/>
+          </w:tcPr>
+          <w:p>
+            <w:pPr>
+              <w:spacing w:before="20" w:after="20" w:line="240" w:lineRule="auto"/>
+              <w:ind w:firstLine="0" w:left="0"/>
+              <w:jc w:val="left"/>
+            </w:pPr>
+            <w:r>
+              <w:rPr>
+                <w:rFonts w:ascii="Times New Roman" w:hAnsi="Times New Roman" w:eastAsia="宋体"/>
+                <w:b w:val="0"/>
+                <w:i w:val="0"/>
+                <w:color w:val="000000"/>
+                <w:sz w:val="21"/>
+              </w:rPr>
+              <w:t>subst 映射短盘符 R:</w:t>
+            </w:r>
+          </w:p>
+        </w:tc>
+        <w:tc>
+          <w:tcPr>
+            <w:tcW w:type="dxa" w:w="1814"/>
+            <w:vAlign w:val="center"/>
+          </w:tcPr>
+          <w:p>
+            <w:pPr>
+              <w:spacing w:before="20" w:after="20" w:line="240" w:lineRule="auto"/>
+              <w:ind w:firstLine="0" w:left="0"/>
+              <w:jc w:val="left"/>
+            </w:pPr>
+            <w:r>
+              <w:rPr>
+                <w:rFonts w:ascii="Times New Roman" w:hAnsi="Times New Roman" w:eastAsia="宋体"/>
+                <w:b w:val="0"/>
+                <w:i w:val="0"/>
+                <w:color w:val="000000"/>
+                <w:sz w:val="21"/>
+              </w:rPr>
+              <w:t>构建脚本</w:t>
+            </w:r>
+          </w:p>
+        </w:tc>
+      </w:tr>
+      <w:tr>
+        <w:trPr>
+          <w:cantSplit/>
+        </w:trPr>
+        <w:tc>
+          <w:tcPr>
+            <w:tcW w:type="dxa" w:w="1814"/>
+            <w:vAlign w:val="center"/>
+          </w:tcPr>
+          <w:p>
+            <w:pPr>
+              <w:spacing w:before="20" w:after="20" w:line="240" w:lineRule="auto"/>
+              <w:ind w:firstLine="0" w:left="0"/>
+              <w:jc w:val="center"/>
+            </w:pPr>
+            <w:r>
+              <w:rPr>
+                <w:rFonts w:ascii="Times New Roman" w:hAnsi="Times New Roman" w:eastAsia="宋体"/>
+                <w:b w:val="0"/>
+                <w:i w:val="0"/>
+                <w:color w:val="000000"/>
+                <w:sz w:val="21"/>
+              </w:rPr>
+              <w:t>B4</w:t>
+            </w:r>
+          </w:p>
+        </w:tc>
+        <w:tc>
+          <w:tcPr>
+            <w:tcW w:type="dxa" w:w="1814"/>
+            <w:vAlign w:val="center"/>
+          </w:tcPr>
+          <w:p>
+            <w:pPr>
+              <w:spacing w:before="20" w:after="20" w:line="240" w:lineRule="auto"/>
+              <w:ind w:firstLine="0" w:left="0"/>
+              <w:jc w:val="left"/>
+            </w:pPr>
+            <w:r>
+              <w:rPr>
+                <w:rFonts w:ascii="Times New Roman" w:hAnsi="Times New Roman" w:eastAsia="宋体"/>
+                <w:b w:val="0"/>
+                <w:i w:val="0"/>
+                <w:color w:val="000000"/>
+                <w:sz w:val="21"/>
+              </w:rPr>
+              <w:t>本机全量 pytest 突然全红（agent 0xC0000135 起不来）</w:t>
+            </w:r>
+          </w:p>
+        </w:tc>
+        <w:tc>
+          <w:tcPr>
+            <w:tcW w:type="dxa" w:w="1814"/>
+            <w:vAlign w:val="center"/>
+          </w:tcPr>
+          <w:p>
+            <w:pPr>
+              <w:spacing w:before="20" w:after="20" w:line="240" w:lineRule="auto"/>
+              <w:ind w:firstLine="0" w:left="0"/>
+              <w:jc w:val="left"/>
+            </w:pPr>
+            <w:r>
+              <w:rPr>
+                <w:rFonts w:ascii="Times New Roman" w:hAnsi="Times New Roman" w:eastAsia="宋体"/>
+                <w:b/>
+                <w:i w:val="0"/>
+                <w:color w:val="000000"/>
+                <w:sz w:val="21"/>
+              </w:rPr>
+              <w:t>本 PowerShell 进程 PATH 缺 msys64</w:t>
+            </w:r>
+            <w:r>
+              <w:rPr>
+                <w:rFonts w:ascii="Times New Roman" w:hAnsi="Times New Roman" w:eastAsia="宋体"/>
+                <w:b w:val="0"/>
+                <w:i w:val="0"/>
+                <w:color w:val="000000"/>
+                <w:sz w:val="21"/>
+              </w:rPr>
+              <w:t>：agent 依赖 gRPC/absl DLL</w:t>
+            </w:r>
+          </w:p>
+        </w:tc>
+        <w:tc>
+          <w:tcPr>
+            <w:tcW w:type="dxa" w:w="1814"/>
+            <w:vAlign w:val="center"/>
+          </w:tcPr>
+          <w:p>
+            <w:pPr>
+              <w:spacing w:before="20" w:after="20" w:line="240" w:lineRule="auto"/>
+              <w:ind w:firstLine="0" w:left="0"/>
+              <w:jc w:val="left"/>
+            </w:pPr>
+            <w:r>
+              <w:rPr>
+                <w:rFonts w:ascii="Times New Roman" w:hAnsi="Times New Roman" w:eastAsia="宋体"/>
+                <w:b w:val="0"/>
+                <w:i w:val="0"/>
+                <w:color w:val="000000"/>
+                <w:sz w:val="21"/>
+              </w:rPr>
+              <w:t xml:space="preserve">运行前 </w:t>
+            </w:r>
+            <w:r>
+              <w:rPr>
+                <w:rFonts w:ascii="Consolas" w:hAnsi="Consolas" w:eastAsia="Consolas"/>
+                <w:b w:val="0"/>
+                <w:i w:val="0"/>
+                <w:color w:val="000000"/>
+                <w:sz w:val="18"/>
+              </w:rPr>
+              <w:t>$env:PATH</w:t>
+            </w:r>
+            <w:r>
+              <w:rPr>
+                <w:rFonts w:ascii="Times New Roman" w:hAnsi="Times New Roman" w:eastAsia="宋体"/>
+                <w:b w:val="0"/>
+                <w:i w:val="0"/>
+                <w:color w:val="000000"/>
+                <w:sz w:val="21"/>
+              </w:rPr>
+              <w:t xml:space="preserve"> 前缀补 </w:t>
+            </w:r>
+            <w:r>
+              <w:rPr>
+                <w:rFonts w:ascii="Consolas" w:hAnsi="Consolas" w:eastAsia="Consolas"/>
+                <w:b w:val="0"/>
+                <w:i w:val="0"/>
+                <w:color w:val="000000"/>
+                <w:sz w:val="18"/>
+              </w:rPr>
+              <w:t>msys64\mingw64\bin;msys64\usr\bin</w:t>
+            </w:r>
+            <w:r>
+              <w:rPr>
+                <w:rFonts w:ascii="Times New Roman" w:hAnsi="Times New Roman" w:eastAsia="宋体"/>
+                <w:b w:val="0"/>
+                <w:i w:val="0"/>
+                <w:color w:val="000000"/>
+                <w:sz w:val="21"/>
+              </w:rPr>
+              <w:t xml:space="preserve">；console 子进程用 </w:t>
+            </w:r>
+            <w:r>
+              <w:rPr>
+                <w:rFonts w:ascii="Consolas" w:hAnsi="Consolas" w:eastAsia="Consolas"/>
+                <w:b w:val="0"/>
+                <w:i w:val="0"/>
+                <w:color w:val="000000"/>
+                <w:sz w:val="18"/>
+              </w:rPr>
+              <w:t>_subprocess_env()</w:t>
+            </w:r>
+            <w:r>
+              <w:rPr>
+                <w:rFonts w:ascii="Times New Roman" w:hAnsi="Times New Roman" w:eastAsia="宋体"/>
+                <w:b w:val="0"/>
+                <w:i w:val="0"/>
+                <w:color w:val="000000"/>
+                <w:sz w:val="21"/>
+              </w:rPr>
+              <w:t xml:space="preserve"> 补 PATH（</w:t>
+            </w:r>
+            <w:r>
+              <w:rPr>
+                <w:rFonts w:ascii="Consolas" w:hAnsi="Consolas" w:eastAsia="Consolas"/>
+                <w:b w:val="0"/>
+                <w:i w:val="0"/>
+                <w:color w:val="000000"/>
+                <w:sz w:val="18"/>
+              </w:rPr>
+              <w:t>RTP_MSYS_ROOT</w:t>
+            </w:r>
+            <w:r>
+              <w:rPr>
+                <w:rFonts w:ascii="Times New Roman" w:hAnsi="Times New Roman" w:eastAsia="宋体"/>
+                <w:b w:val="0"/>
+                <w:i w:val="0"/>
+                <w:color w:val="000000"/>
+                <w:sz w:val="21"/>
+              </w:rPr>
+              <w:t xml:space="preserve"> 可覆盖）</w:t>
+            </w:r>
+          </w:p>
+        </w:tc>
+        <w:tc>
+          <w:tcPr>
+            <w:tcW w:type="dxa" w:w="1814"/>
+            <w:vAlign w:val="center"/>
+          </w:tcPr>
+          <w:p>
+            <w:pPr>
+              <w:spacing w:before="20" w:after="20" w:line="240" w:lineRule="auto"/>
+              <w:ind w:firstLine="0" w:left="0"/>
+              <w:jc w:val="left"/>
+            </w:pPr>
+            <w:r>
+              <w:rPr>
+                <w:rFonts w:ascii="Times New Roman" w:hAnsi="Times New Roman" w:eastAsia="宋体"/>
+                <w:b w:val="0"/>
+                <w:i w:val="0"/>
+                <w:color w:val="000000"/>
+                <w:sz w:val="21"/>
+              </w:rPr>
+              <w:t>run_tests / console._subprocess_env</w:t>
+            </w:r>
+          </w:p>
+        </w:tc>
+      </w:tr>
+      <w:tr>
+        <w:trPr>
+          <w:cantSplit/>
+        </w:trPr>
+        <w:tc>
+          <w:tcPr>
+            <w:tcW w:type="dxa" w:w="1814"/>
+            <w:vAlign w:val="center"/>
+          </w:tcPr>
+          <w:p>
+            <w:pPr>
+              <w:spacing w:before="20" w:after="20" w:line="240" w:lineRule="auto"/>
+              <w:ind w:firstLine="0" w:left="0"/>
+              <w:jc w:val="center"/>
+            </w:pPr>
+            <w:r>
+              <w:rPr>
+                <w:rFonts w:ascii="Times New Roman" w:hAnsi="Times New Roman" w:eastAsia="宋体"/>
+                <w:b w:val="0"/>
+                <w:i w:val="0"/>
+                <w:color w:val="000000"/>
+                <w:sz w:val="21"/>
+              </w:rPr>
+              <w:t>B5</w:t>
+            </w:r>
+          </w:p>
+        </w:tc>
+        <w:tc>
+          <w:tcPr>
+            <w:tcW w:type="dxa" w:w="1814"/>
+            <w:vAlign w:val="center"/>
+          </w:tcPr>
+          <w:p>
+            <w:pPr>
+              <w:spacing w:before="20" w:after="20" w:line="240" w:lineRule="auto"/>
+              <w:ind w:firstLine="0" w:left="0"/>
+              <w:jc w:val="left"/>
+            </w:pPr>
+            <w:r>
+              <w:rPr>
+                <w:rFonts w:ascii="Times New Roman" w:hAnsi="Times New Roman" w:eastAsia="宋体"/>
+                <w:b w:val="0"/>
+                <w:i w:val="0"/>
+                <w:color w:val="000000"/>
+                <w:sz w:val="21"/>
+              </w:rPr>
+              <w:t>PowerShell 内联 heredoc 吞转义，patch 脚本执行异常</w:t>
+            </w:r>
+          </w:p>
+        </w:tc>
+        <w:tc>
+          <w:tcPr>
+            <w:tcW w:type="dxa" w:w="1814"/>
+            <w:vAlign w:val="center"/>
+          </w:tcPr>
+          <w:p>
+            <w:pPr>
+              <w:spacing w:before="20" w:after="20" w:line="240" w:lineRule="auto"/>
+              <w:ind w:firstLine="0" w:left="0"/>
+              <w:jc w:val="left"/>
+            </w:pPr>
+            <w:r>
+              <w:rPr>
+                <w:rFonts w:ascii="Times New Roman" w:hAnsi="Times New Roman" w:eastAsia="宋体"/>
+                <w:b w:val="0"/>
+                <w:i w:val="0"/>
+                <w:color w:val="000000"/>
+                <w:sz w:val="21"/>
+              </w:rPr>
+              <w:t>shell 转义层过多</w:t>
+            </w:r>
+          </w:p>
+        </w:tc>
+        <w:tc>
+          <w:tcPr>
+            <w:tcW w:type="dxa" w:w="1814"/>
+            <w:vAlign w:val="center"/>
+          </w:tcPr>
+          <w:p>
+            <w:pPr>
+              <w:spacing w:before="20" w:after="20" w:line="240" w:lineRule="auto"/>
+              <w:ind w:firstLine="0" w:left="0"/>
+              <w:jc w:val="left"/>
+            </w:pPr>
+            <w:r>
+              <w:rPr>
+                <w:rFonts w:ascii="Times New Roman" w:hAnsi="Times New Roman" w:eastAsia="宋体"/>
+                <w:b/>
+                <w:i w:val="0"/>
+                <w:color w:val="000000"/>
+                <w:sz w:val="21"/>
+              </w:rPr>
+              <w:t>先写临时 .py 文件再执行</w:t>
+            </w:r>
+            <w:r>
+              <w:rPr>
+                <w:rFonts w:ascii="Times New Roman" w:hAnsi="Times New Roman" w:eastAsia="宋体"/>
+                <w:b w:val="0"/>
+                <w:i w:val="0"/>
+                <w:color w:val="000000"/>
+                <w:sz w:val="21"/>
+              </w:rPr>
+              <w:t>（如 patch_*.py），不用命令行内联 Python</w:t>
+            </w:r>
+          </w:p>
+        </w:tc>
+        <w:tc>
+          <w:tcPr>
+            <w:tcW w:type="dxa" w:w="1814"/>
+            <w:vAlign w:val="center"/>
+          </w:tcPr>
+          <w:p>
+            <w:pPr>
+              <w:spacing w:before="20" w:after="20" w:line="240" w:lineRule="auto"/>
+              <w:ind w:firstLine="0" w:left="0"/>
+              <w:jc w:val="left"/>
+            </w:pPr>
+            <w:r>
+              <w:rPr>
+                <w:rFonts w:ascii="Times New Roman" w:hAnsi="Times New Roman" w:eastAsia="宋体"/>
+                <w:b w:val="0"/>
+                <w:i w:val="0"/>
+                <w:color w:val="000000"/>
+                <w:sz w:val="21"/>
+              </w:rPr>
+              <w:t>工程脚本惯例</w:t>
+            </w:r>
+          </w:p>
+        </w:tc>
+      </w:tr>
+    </w:tbl>
+    <w:p>
+      <w:pPr>
+        <w:spacing w:line="240" w:lineRule="auto" w:before="0" w:after="80"/>
+      </w:pPr>
+    </w:p>
+    <w:p>
+      <w:pPr>
+        <w:pStyle w:val="Heading3"/>
+      </w:pPr>
+      <w:r>
+        <w:rPr>
+          <w:rFonts w:ascii="Times New Roman" w:hAnsi="Times New Roman" w:eastAsia="宋体"/>
+          <w:b/>
+          <w:i w:val="0"/>
+          <w:color w:val="000000"/>
+          <w:sz w:val="24"/>
+        </w:rPr>
+        <w:t>C. 控制器逻辑 bug（测试平台核心价值——异常注入发现真实缺陷）</w:t>
+      </w:r>
+    </w:p>
+    <w:tbl>
+      <w:tblPr>
+        <w:tblW w:type="pct" w:w="5000"/>
+        <w:jc w:val="center"/>
+        <w:tblLayout w:type="fixed"/>
+        <w:tblLook w:firstColumn="1" w:firstRow="1" w:lastColumn="0" w:lastRow="0" w:noHBand="0" w:noVBand="1" w:val="04A0"/>
+      </w:tblPr>
+      <w:tblGrid>
+        <w:gridCol w:w="1814"/>
+        <w:gridCol w:w="1814"/>
+        <w:gridCol w:w="1814"/>
+        <w:gridCol w:w="1814"/>
+        <w:gridCol w:w="1814"/>
+      </w:tblGrid>
+      <w:tr>
+        <w:trPr>
+          <w:cantSplit/>
+          <w:tblHeader/>
+        </w:trPr>
+        <w:tc>
+          <w:tcPr>
+            <w:tcW w:type="dxa" w:w="1814"/>
+            <w:shd w:val="clear" w:color="auto" w:fill="D9D9D9"/>
+            <w:vAlign w:val="center"/>
+          </w:tcPr>
+          <w:p>
+            <w:pPr>
+              <w:spacing w:before="20" w:after="20" w:line="240" w:lineRule="auto"/>
+              <w:ind w:firstLine="0" w:left="0"/>
+              <w:jc w:val="center"/>
+            </w:pPr>
+            <w:r>
+              <w:rPr>
+                <w:rFonts w:ascii="Times New Roman" w:hAnsi="Times New Roman" w:eastAsia="宋体"/>
+                <w:b/>
+                <w:i w:val="0"/>
+                <w:color w:val="000000"/>
+                <w:sz w:val="21"/>
+              </w:rPr>
+              <w:t>#</w:t>
+            </w:r>
+          </w:p>
+        </w:tc>
+        <w:tc>
+          <w:tcPr>
+            <w:tcW w:type="dxa" w:w="1814"/>
+            <w:shd w:val="clear" w:color="auto" w:fill="D9D9D9"/>
+            <w:vAlign w:val="center"/>
+          </w:tcPr>
+          <w:p>
+            <w:pPr>
+              <w:spacing w:before="20" w:after="20" w:line="240" w:lineRule="auto"/>
+              <w:ind w:firstLine="0" w:left="0"/>
+              <w:jc w:val="center"/>
+            </w:pPr>
+            <w:r>
+              <w:rPr>
+                <w:rFonts w:ascii="Times New Roman" w:hAnsi="Times New Roman" w:eastAsia="宋体"/>
+                <w:b/>
+                <w:i w:val="0"/>
+                <w:color w:val="000000"/>
+                <w:sz w:val="21"/>
+              </w:rPr>
+              <w:t>现象</w:t>
+            </w:r>
+          </w:p>
+        </w:tc>
+        <w:tc>
+          <w:tcPr>
+            <w:tcW w:type="dxa" w:w="1814"/>
+            <w:shd w:val="clear" w:color="auto" w:fill="D9D9D9"/>
+            <w:vAlign w:val="center"/>
+          </w:tcPr>
+          <w:p>
+            <w:pPr>
+              <w:spacing w:before="20" w:after="20" w:line="240" w:lineRule="auto"/>
+              <w:ind w:firstLine="0" w:left="0"/>
+              <w:jc w:val="center"/>
+            </w:pPr>
+            <w:r>
+              <w:rPr>
+                <w:rFonts w:ascii="Times New Roman" w:hAnsi="Times New Roman" w:eastAsia="宋体"/>
+                <w:b/>
+                <w:i w:val="0"/>
+                <w:color w:val="000000"/>
+                <w:sz w:val="21"/>
+              </w:rPr>
+              <w:t>根因</w:t>
+            </w:r>
+          </w:p>
+        </w:tc>
+        <w:tc>
+          <w:tcPr>
+            <w:tcW w:type="dxa" w:w="1814"/>
+            <w:shd w:val="clear" w:color="auto" w:fill="D9D9D9"/>
+            <w:vAlign w:val="center"/>
+          </w:tcPr>
+          <w:p>
+            <w:pPr>
+              <w:spacing w:before="20" w:after="20" w:line="240" w:lineRule="auto"/>
+              <w:ind w:firstLine="0" w:left="0"/>
+              <w:jc w:val="center"/>
+            </w:pPr>
+            <w:r>
+              <w:rPr>
+                <w:rFonts w:ascii="Times New Roman" w:hAnsi="Times New Roman" w:eastAsia="宋体"/>
+                <w:b/>
+                <w:i w:val="0"/>
+                <w:color w:val="000000"/>
+                <w:sz w:val="21"/>
+              </w:rPr>
+              <w:t>解决</w:t>
+            </w:r>
+          </w:p>
+        </w:tc>
+        <w:tc>
+          <w:tcPr>
+            <w:tcW w:type="dxa" w:w="1814"/>
+            <w:shd w:val="clear" w:color="auto" w:fill="D9D9D9"/>
+            <w:vAlign w:val="center"/>
+          </w:tcPr>
+          <w:p>
+            <w:pPr>
+              <w:spacing w:before="20" w:after="20" w:line="240" w:lineRule="auto"/>
+              <w:ind w:firstLine="0" w:left="0"/>
+              <w:jc w:val="center"/>
+            </w:pPr>
+            <w:r>
+              <w:rPr>
+                <w:rFonts w:ascii="Times New Roman" w:hAnsi="Times New Roman" w:eastAsia="宋体"/>
+                <w:b/>
+                <w:i w:val="0"/>
+                <w:color w:val="000000"/>
+                <w:sz w:val="21"/>
+              </w:rPr>
+              <w:t>固化</w:t>
+            </w:r>
+          </w:p>
+        </w:tc>
+      </w:tr>
+      <w:tr>
+        <w:trPr>
+          <w:cantSplit/>
+        </w:trPr>
+        <w:tc>
+          <w:tcPr>
+            <w:tcW w:type="dxa" w:w="1814"/>
+            <w:vAlign w:val="center"/>
+          </w:tcPr>
+          <w:p>
+            <w:pPr>
+              <w:spacing w:before="20" w:after="20" w:line="240" w:lineRule="auto"/>
+              <w:ind w:firstLine="0" w:left="0"/>
+              <w:jc w:val="center"/>
+            </w:pPr>
+            <w:r>
+              <w:rPr>
+                <w:rFonts w:ascii="Times New Roman" w:hAnsi="Times New Roman" w:eastAsia="宋体"/>
+                <w:b w:val="0"/>
+                <w:i w:val="0"/>
+                <w:color w:val="000000"/>
+                <w:sz w:val="21"/>
+              </w:rPr>
+              <w:t>C1</w:t>
+            </w:r>
+          </w:p>
+        </w:tc>
+        <w:tc>
+          <w:tcPr>
+            <w:tcW w:type="dxa" w:w="1814"/>
+            <w:vAlign w:val="center"/>
+          </w:tcPr>
+          <w:p>
+            <w:pPr>
+              <w:spacing w:before="20" w:after="20" w:line="240" w:lineRule="auto"/>
+              <w:ind w:firstLine="0" w:left="0"/>
+              <w:jc w:val="left"/>
+            </w:pPr>
+            <w:r>
+              <w:rPr>
+                <w:rFonts w:ascii="Times New Roman" w:hAnsi="Times New Roman" w:eastAsia="宋体"/>
+                <w:b w:val="0"/>
+                <w:i w:val="0"/>
+                <w:color w:val="000000"/>
+                <w:sz w:val="21"/>
+              </w:rPr>
+              <w:t>急停 Reset 后第一次运动被立即急停打断</w:t>
+            </w:r>
+          </w:p>
+        </w:tc>
+        <w:tc>
+          <w:tcPr>
+            <w:tcW w:type="dxa" w:w="1814"/>
+            <w:vAlign w:val="center"/>
+          </w:tcPr>
+          <w:p>
+            <w:pPr>
+              <w:spacing w:before="20" w:after="20" w:line="240" w:lineRule="auto"/>
+              <w:ind w:firstLine="0" w:left="0"/>
+              <w:jc w:val="left"/>
+            </w:pPr>
+            <w:r>
+              <w:rPr>
+                <w:rFonts w:ascii="Consolas" w:hAnsi="Consolas" w:eastAsia="Consolas"/>
+                <w:b w:val="0"/>
+                <w:i w:val="0"/>
+                <w:color w:val="000000"/>
+                <w:sz w:val="18"/>
+              </w:rPr>
+              <w:t>reset()</w:t>
+            </w:r>
+            <w:r>
+              <w:rPr>
+                <w:rFonts w:ascii="Times New Roman" w:hAnsi="Times New Roman" w:eastAsia="宋体"/>
+                <w:b w:val="0"/>
+                <w:i w:val="0"/>
+                <w:color w:val="000000"/>
+                <w:sz w:val="21"/>
+              </w:rPr>
+              <w:t xml:space="preserve"> 未清 </w:t>
+            </w:r>
+            <w:r>
+              <w:rPr>
+                <w:rFonts w:ascii="Consolas" w:hAnsi="Consolas" w:eastAsia="Consolas"/>
+                <w:b w:val="0"/>
+                <w:i w:val="0"/>
+                <w:color w:val="000000"/>
+                <w:sz w:val="18"/>
+              </w:rPr>
+              <w:t>emergency_requested_</w:t>
+            </w:r>
+            <w:r>
+              <w:rPr>
+                <w:rFonts w:ascii="Times New Roman" w:hAnsi="Times New Roman" w:eastAsia="宋体"/>
+                <w:b w:val="0"/>
+                <w:i w:val="0"/>
+                <w:color w:val="000000"/>
+                <w:sz w:val="21"/>
+              </w:rPr>
+              <w:t xml:space="preserve"> 标志</w:t>
+            </w:r>
+          </w:p>
+        </w:tc>
+        <w:tc>
+          <w:tcPr>
+            <w:tcW w:type="dxa" w:w="1814"/>
+            <w:vAlign w:val="center"/>
+          </w:tcPr>
+          <w:p>
+            <w:pPr>
+              <w:spacing w:before="20" w:after="20" w:line="240" w:lineRule="auto"/>
+              <w:ind w:firstLine="0" w:left="0"/>
+              <w:jc w:val="left"/>
+            </w:pPr>
+            <w:r>
+              <w:rPr>
+                <w:rFonts w:ascii="Times New Roman" w:hAnsi="Times New Roman" w:eastAsia="宋体"/>
+                <w:b w:val="0"/>
+                <w:i w:val="0"/>
+                <w:color w:val="000000"/>
+                <w:sz w:val="21"/>
+              </w:rPr>
+              <w:t>P2.2a 安全联锁测试暴露（P0 阶段急停测试复位后没有继续运动，发现不了）；修复后补回归用例</w:t>
+            </w:r>
+          </w:p>
+        </w:tc>
+        <w:tc>
+          <w:tcPr>
+            <w:tcW w:type="dxa" w:w="1814"/>
+            <w:vAlign w:val="center"/>
+          </w:tcPr>
+          <w:p>
+            <w:pPr>
+              <w:spacing w:before="20" w:after="20" w:line="240" w:lineRule="auto"/>
+              <w:ind w:firstLine="0" w:left="0"/>
+              <w:jc w:val="left"/>
+            </w:pPr>
+            <w:r>
+              <w:rPr>
+                <w:rFonts w:ascii="Times New Roman" w:hAnsi="Times New Roman" w:eastAsia="宋体"/>
+                <w:b/>
+                <w:i w:val="0"/>
+                <w:color w:val="000000"/>
+                <w:sz w:val="21"/>
+              </w:rPr>
+              <w:t>test_emergency_reset_allows_relaunch</w:t>
+            </w:r>
+            <w:r>
+              <w:rPr>
+                <w:rFonts w:ascii="Times New Roman" w:hAnsi="Times New Roman" w:eastAsia="宋体"/>
+                <w:b w:val="0"/>
+                <w:i w:val="0"/>
+                <w:color w:val="000000"/>
+                <w:sz w:val="21"/>
+              </w:rPr>
+              <w:t>（P0 第 11 项）</w:t>
+            </w:r>
+          </w:p>
+        </w:tc>
+      </w:tr>
+    </w:tbl>
+    <w:p>
+      <w:pPr>
+        <w:spacing w:line="240" w:lineRule="auto" w:before="0" w:after="80"/>
+      </w:pPr>
+    </w:p>
+    <w:p>
+      <w:pPr>
+        <w:pStyle w:val="Heading3"/>
+      </w:pPr>
+      <w:r>
+        <w:rPr>
+          <w:rFonts w:ascii="Times New Roman" w:hAnsi="Times New Roman" w:eastAsia="宋体"/>
+          <w:b/>
+          <w:i w:val="0"/>
+          <w:color w:val="000000"/>
+          <w:sz w:val="24"/>
+        </w:rPr>
+        <w:t>D. 后端 / API 与前端（P3 控制台）</w:t>
+      </w:r>
+    </w:p>
+    <w:tbl>
+      <w:tblPr>
+        <w:tblW w:type="pct" w:w="5000"/>
+        <w:jc w:val="center"/>
+        <w:tblLayout w:type="fixed"/>
+        <w:tblLook w:firstColumn="1" w:firstRow="1" w:lastColumn="0" w:lastRow="0" w:noHBand="0" w:noVBand="1" w:val="04A0"/>
+      </w:tblPr>
+      <w:tblGrid>
+        <w:gridCol w:w="1814"/>
+        <w:gridCol w:w="1814"/>
+        <w:gridCol w:w="1814"/>
+        <w:gridCol w:w="1814"/>
+        <w:gridCol w:w="1814"/>
+      </w:tblGrid>
+      <w:tr>
+        <w:trPr>
+          <w:cantSplit/>
+          <w:tblHeader/>
+        </w:trPr>
+        <w:tc>
+          <w:tcPr>
+            <w:tcW w:type="dxa" w:w="1814"/>
+            <w:shd w:val="clear" w:color="auto" w:fill="D9D9D9"/>
+            <w:vAlign w:val="center"/>
+          </w:tcPr>
+          <w:p>
+            <w:pPr>
+              <w:spacing w:before="20" w:after="20" w:line="240" w:lineRule="auto"/>
+              <w:ind w:firstLine="0" w:left="0"/>
+              <w:jc w:val="center"/>
+            </w:pPr>
+            <w:r>
+              <w:rPr>
+                <w:rFonts w:ascii="Times New Roman" w:hAnsi="Times New Roman" w:eastAsia="宋体"/>
+                <w:b/>
+                <w:i w:val="0"/>
+                <w:color w:val="000000"/>
+                <w:sz w:val="21"/>
+              </w:rPr>
+              <w:t>#</w:t>
+            </w:r>
+          </w:p>
+        </w:tc>
+        <w:tc>
+          <w:tcPr>
+            <w:tcW w:type="dxa" w:w="1814"/>
+            <w:shd w:val="clear" w:color="auto" w:fill="D9D9D9"/>
+            <w:vAlign w:val="center"/>
+          </w:tcPr>
+          <w:p>
+            <w:pPr>
+              <w:spacing w:before="20" w:after="20" w:line="240" w:lineRule="auto"/>
+              <w:ind w:firstLine="0" w:left="0"/>
+              <w:jc w:val="center"/>
+            </w:pPr>
+            <w:r>
+              <w:rPr>
+                <w:rFonts w:ascii="Times New Roman" w:hAnsi="Times New Roman" w:eastAsia="宋体"/>
+                <w:b/>
+                <w:i w:val="0"/>
+                <w:color w:val="000000"/>
+                <w:sz w:val="21"/>
+              </w:rPr>
+              <w:t>现象</w:t>
+            </w:r>
+          </w:p>
+        </w:tc>
+        <w:tc>
+          <w:tcPr>
+            <w:tcW w:type="dxa" w:w="1814"/>
+            <w:shd w:val="clear" w:color="auto" w:fill="D9D9D9"/>
+            <w:vAlign w:val="center"/>
+          </w:tcPr>
+          <w:p>
+            <w:pPr>
+              <w:spacing w:before="20" w:after="20" w:line="240" w:lineRule="auto"/>
+              <w:ind w:firstLine="0" w:left="0"/>
+              <w:jc w:val="center"/>
+            </w:pPr>
+            <w:r>
+              <w:rPr>
+                <w:rFonts w:ascii="Times New Roman" w:hAnsi="Times New Roman" w:eastAsia="宋体"/>
+                <w:b/>
+                <w:i w:val="0"/>
+                <w:color w:val="000000"/>
+                <w:sz w:val="21"/>
+              </w:rPr>
+              <w:t>根因</w:t>
+            </w:r>
+          </w:p>
+        </w:tc>
+        <w:tc>
+          <w:tcPr>
+            <w:tcW w:type="dxa" w:w="1814"/>
+            <w:shd w:val="clear" w:color="auto" w:fill="D9D9D9"/>
+            <w:vAlign w:val="center"/>
+          </w:tcPr>
+          <w:p>
+            <w:pPr>
+              <w:spacing w:before="20" w:after="20" w:line="240" w:lineRule="auto"/>
+              <w:ind w:firstLine="0" w:left="0"/>
+              <w:jc w:val="center"/>
+            </w:pPr>
+            <w:r>
+              <w:rPr>
+                <w:rFonts w:ascii="Times New Roman" w:hAnsi="Times New Roman" w:eastAsia="宋体"/>
+                <w:b/>
+                <w:i w:val="0"/>
+                <w:color w:val="000000"/>
+                <w:sz w:val="21"/>
+              </w:rPr>
+              <w:t>解决</w:t>
+            </w:r>
+          </w:p>
+        </w:tc>
+        <w:tc>
+          <w:tcPr>
+            <w:tcW w:type="dxa" w:w="1814"/>
+            <w:shd w:val="clear" w:color="auto" w:fill="D9D9D9"/>
+            <w:vAlign w:val="center"/>
+          </w:tcPr>
+          <w:p>
+            <w:pPr>
+              <w:spacing w:before="20" w:after="20" w:line="240" w:lineRule="auto"/>
+              <w:ind w:firstLine="0" w:left="0"/>
+              <w:jc w:val="center"/>
+            </w:pPr>
+            <w:r>
+              <w:rPr>
+                <w:rFonts w:ascii="Times New Roman" w:hAnsi="Times New Roman" w:eastAsia="宋体"/>
+                <w:b/>
+                <w:i w:val="0"/>
+                <w:color w:val="000000"/>
+                <w:sz w:val="21"/>
+              </w:rPr>
+              <w:t>固化</w:t>
+            </w:r>
+          </w:p>
+        </w:tc>
+      </w:tr>
+      <w:tr>
+        <w:trPr>
+          <w:cantSplit/>
+        </w:trPr>
+        <w:tc>
+          <w:tcPr>
+            <w:tcW w:type="dxa" w:w="1814"/>
+            <w:vAlign w:val="center"/>
+          </w:tcPr>
+          <w:p>
+            <w:pPr>
+              <w:spacing w:before="20" w:after="20" w:line="240" w:lineRule="auto"/>
+              <w:ind w:firstLine="0" w:left="0"/>
+              <w:jc w:val="center"/>
+            </w:pPr>
+            <w:r>
+              <w:rPr>
+                <w:rFonts w:ascii="Times New Roman" w:hAnsi="Times New Roman" w:eastAsia="宋体"/>
+                <w:b w:val="0"/>
+                <w:i w:val="0"/>
+                <w:color w:val="000000"/>
+                <w:sz w:val="21"/>
+              </w:rPr>
+              <w:t>D1</w:t>
+            </w:r>
+          </w:p>
+        </w:tc>
+        <w:tc>
+          <w:tcPr>
+            <w:tcW w:type="dxa" w:w="1814"/>
+            <w:vAlign w:val="center"/>
+          </w:tcPr>
+          <w:p>
+            <w:pPr>
+              <w:spacing w:before="20" w:after="20" w:line="240" w:lineRule="auto"/>
+              <w:ind w:firstLine="0" w:left="0"/>
+              <w:jc w:val="left"/>
+            </w:pPr>
+            <w:r>
+              <w:rPr>
+                <w:rFonts w:ascii="Times New Roman" w:hAnsi="Times New Roman" w:eastAsia="宋体"/>
+                <w:b w:val="0"/>
+                <w:i w:val="0"/>
+                <w:color w:val="000000"/>
+                <w:sz w:val="21"/>
+              </w:rPr>
+              <w:t xml:space="preserve">FastAPI 返回 </w:t>
+            </w:r>
+            <w:r>
+              <w:rPr>
+                <w:rFonts w:ascii="Consolas" w:hAnsi="Consolas" w:eastAsia="Consolas"/>
+                <w:b w:val="0"/>
+                <w:i w:val="0"/>
+                <w:color w:val="000000"/>
+                <w:sz w:val="18"/>
+              </w:rPr>
+              <w:t>(dict, 404)</w:t>
+            </w:r>
+            <w:r>
+              <w:rPr>
+                <w:rFonts w:ascii="Times New Roman" w:hAnsi="Times New Roman" w:eastAsia="宋体"/>
+                <w:b w:val="0"/>
+                <w:i w:val="0"/>
+                <w:color w:val="000000"/>
+                <w:sz w:val="21"/>
+              </w:rPr>
+              <w:t xml:space="preserve"> 被编成 JSON 数组</w:t>
+            </w:r>
+          </w:p>
+        </w:tc>
+        <w:tc>
+          <w:tcPr>
+            <w:tcW w:type="dxa" w:w="1814"/>
+            <w:vAlign w:val="center"/>
+          </w:tcPr>
+          <w:p>
+            <w:pPr>
+              <w:spacing w:before="20" w:after="20" w:line="240" w:lineRule="auto"/>
+              <w:ind w:firstLine="0" w:left="0"/>
+              <w:jc w:val="left"/>
+            </w:pPr>
+            <w:r>
+              <w:rPr>
+                <w:rFonts w:ascii="Times New Roman" w:hAnsi="Times New Roman" w:eastAsia="宋体"/>
+                <w:b w:val="0"/>
+                <w:i w:val="0"/>
+                <w:color w:val="000000"/>
+                <w:sz w:val="21"/>
+              </w:rPr>
+              <w:t>FastAPI 对 tuple 返回的隐式处理</w:t>
+            </w:r>
+          </w:p>
+        </w:tc>
+        <w:tc>
+          <w:tcPr>
+            <w:tcW w:type="dxa" w:w="1814"/>
+            <w:vAlign w:val="center"/>
+          </w:tcPr>
+          <w:p>
+            <w:pPr>
+              <w:spacing w:before="20" w:after="20" w:line="240" w:lineRule="auto"/>
+              <w:ind w:firstLine="0" w:left="0"/>
+              <w:jc w:val="left"/>
+            </w:pPr>
+            <w:r>
+              <w:rPr>
+                <w:rFonts w:ascii="Times New Roman" w:hAnsi="Times New Roman" w:eastAsia="宋体"/>
+                <w:b w:val="0"/>
+                <w:i w:val="0"/>
+                <w:color w:val="000000"/>
+                <w:sz w:val="21"/>
+              </w:rPr>
+              <w:t xml:space="preserve">显式 </w:t>
+            </w:r>
+            <w:r>
+              <w:rPr>
+                <w:rFonts w:ascii="Consolas" w:hAnsi="Consolas" w:eastAsia="Consolas"/>
+                <w:b w:val="0"/>
+                <w:i w:val="0"/>
+                <w:color w:val="000000"/>
+                <w:sz w:val="18"/>
+              </w:rPr>
+              <w:t>JSONResponse(status_code=404)</w:t>
+            </w:r>
+          </w:p>
+        </w:tc>
+        <w:tc>
+          <w:tcPr>
+            <w:tcW w:type="dxa" w:w="1814"/>
+            <w:vAlign w:val="center"/>
+          </w:tcPr>
+          <w:p>
+            <w:pPr>
+              <w:spacing w:before="20" w:after="20" w:line="240" w:lineRule="auto"/>
+              <w:ind w:firstLine="0" w:left="0"/>
+              <w:jc w:val="left"/>
+            </w:pPr>
+            <w:r>
+              <w:rPr>
+                <w:rFonts w:ascii="Times New Roman" w:hAnsi="Times New Roman" w:eastAsia="宋体"/>
+                <w:b w:val="0"/>
+                <w:i w:val="0"/>
+                <w:color w:val="000000"/>
+                <w:sz w:val="21"/>
+              </w:rPr>
+              <w:t>console.py 全部错误分支</w:t>
+            </w:r>
+          </w:p>
+        </w:tc>
+      </w:tr>
+      <w:tr>
+        <w:trPr>
+          <w:cantSplit/>
+        </w:trPr>
+        <w:tc>
+          <w:tcPr>
+            <w:tcW w:type="dxa" w:w="1814"/>
+            <w:vAlign w:val="center"/>
+          </w:tcPr>
+          <w:p>
+            <w:pPr>
+              <w:spacing w:before="20" w:after="20" w:line="240" w:lineRule="auto"/>
+              <w:ind w:firstLine="0" w:left="0"/>
+              <w:jc w:val="center"/>
+            </w:pPr>
+            <w:r>
+              <w:rPr>
+                <w:rFonts w:ascii="Times New Roman" w:hAnsi="Times New Roman" w:eastAsia="宋体"/>
+                <w:b w:val="0"/>
+                <w:i w:val="0"/>
+                <w:color w:val="000000"/>
+                <w:sz w:val="21"/>
+              </w:rPr>
+              <w:t>D2</w:t>
+            </w:r>
+          </w:p>
+        </w:tc>
+        <w:tc>
+          <w:tcPr>
+            <w:tcW w:type="dxa" w:w="1814"/>
+            <w:vAlign w:val="center"/>
+          </w:tcPr>
+          <w:p>
+            <w:pPr>
+              <w:spacing w:before="20" w:after="20" w:line="240" w:lineRule="auto"/>
+              <w:ind w:firstLine="0" w:left="0"/>
+              <w:jc w:val="left"/>
+            </w:pPr>
+            <w:r>
+              <w:rPr>
+                <w:rFonts w:ascii="Consolas" w:hAnsi="Consolas" w:eastAsia="Consolas"/>
+                <w:b w:val="0"/>
+                <w:i w:val="0"/>
+                <w:color w:val="000000"/>
+                <w:sz w:val="18"/>
+              </w:rPr>
+              <w:t>RuntimeError: The starlette.testclient module requires the httpx2 package</w:t>
+            </w:r>
+          </w:p>
+        </w:tc>
+        <w:tc>
+          <w:tcPr>
+            <w:tcW w:type="dxa" w:w="1814"/>
+            <w:vAlign w:val="center"/>
+          </w:tcPr>
+          <w:p>
+            <w:pPr>
+              <w:spacing w:before="20" w:after="20" w:line="240" w:lineRule="auto"/>
+              <w:ind w:firstLine="0" w:left="0"/>
+              <w:jc w:val="left"/>
+            </w:pPr>
+            <w:r>
+              <w:rPr>
+                <w:rFonts w:ascii="Times New Roman" w:hAnsi="Times New Roman" w:eastAsia="宋体"/>
+                <w:b w:val="0"/>
+                <w:i w:val="0"/>
+                <w:color w:val="000000"/>
+                <w:sz w:val="21"/>
+              </w:rPr>
+              <w:t>新版 starlette TestClient 依赖 httpx2</w:t>
+            </w:r>
+          </w:p>
+        </w:tc>
+        <w:tc>
+          <w:tcPr>
+            <w:tcW w:type="dxa" w:w="1814"/>
+            <w:vAlign w:val="center"/>
+          </w:tcPr>
+          <w:p>
+            <w:pPr>
+              <w:spacing w:before="20" w:after="20" w:line="240" w:lineRule="auto"/>
+              <w:ind w:firstLine="0" w:left="0"/>
+              <w:jc w:val="left"/>
+            </w:pPr>
+            <w:r>
+              <w:rPr>
+                <w:rFonts w:ascii="Times New Roman" w:hAnsi="Times New Roman" w:eastAsia="宋体"/>
+                <w:b w:val="0"/>
+                <w:i w:val="0"/>
+                <w:color w:val="000000"/>
+                <w:sz w:val="21"/>
+              </w:rPr>
+              <w:t>依赖清单加 httpx2</w:t>
+            </w:r>
+          </w:p>
+        </w:tc>
+        <w:tc>
+          <w:tcPr>
+            <w:tcW w:type="dxa" w:w="1814"/>
+            <w:vAlign w:val="center"/>
+          </w:tcPr>
+          <w:p>
+            <w:pPr>
+              <w:spacing w:before="20" w:after="20" w:line="240" w:lineRule="auto"/>
+              <w:ind w:firstLine="0" w:left="0"/>
+              <w:jc w:val="right"/>
+            </w:pPr>
+            <w:r>
+              <w:rPr>
+                <w:rFonts w:ascii="Times New Roman" w:hAnsi="Times New Roman" w:eastAsia="宋体"/>
+                <w:b w:val="0"/>
+                <w:i w:val="0"/>
+                <w:color w:val="000000"/>
+                <w:sz w:val="21"/>
+              </w:rPr>
+              <w:t>orchestrator requirements</w:t>
+            </w:r>
+          </w:p>
+        </w:tc>
+      </w:tr>
+      <w:tr>
+        <w:trPr>
+          <w:cantSplit/>
+        </w:trPr>
+        <w:tc>
+          <w:tcPr>
+            <w:tcW w:type="dxa" w:w="1814"/>
+            <w:vAlign w:val="center"/>
+          </w:tcPr>
+          <w:p>
+            <w:pPr>
+              <w:spacing w:before="20" w:after="20" w:line="240" w:lineRule="auto"/>
+              <w:ind w:firstLine="0" w:left="0"/>
+              <w:jc w:val="center"/>
+            </w:pPr>
+            <w:r>
+              <w:rPr>
+                <w:rFonts w:ascii="Times New Roman" w:hAnsi="Times New Roman" w:eastAsia="宋体"/>
+                <w:b w:val="0"/>
+                <w:i w:val="0"/>
+                <w:color w:val="000000"/>
+                <w:sz w:val="21"/>
+              </w:rPr>
+              <w:t>D3</w:t>
+            </w:r>
+          </w:p>
+        </w:tc>
+        <w:tc>
+          <w:tcPr>
+            <w:tcW w:type="dxa" w:w="1814"/>
+            <w:vAlign w:val="center"/>
+          </w:tcPr>
+          <w:p>
+            <w:pPr>
+              <w:spacing w:before="20" w:after="20" w:line="240" w:lineRule="auto"/>
+              <w:ind w:firstLine="0" w:left="0"/>
+              <w:jc w:val="left"/>
+            </w:pPr>
+            <w:r>
+              <w:rPr>
+                <w:rFonts w:ascii="Times New Roman" w:hAnsi="Times New Roman" w:eastAsia="宋体"/>
+                <w:b w:val="0"/>
+                <w:i w:val="0"/>
+                <w:color w:val="000000"/>
+                <w:sz w:val="21"/>
+              </w:rPr>
+              <w:t>缺陷人工状态错位：关闭 A 后 B 也被标记</w:t>
+            </w:r>
+          </w:p>
+        </w:tc>
+        <w:tc>
+          <w:tcPr>
+            <w:tcW w:type="dxa" w:w="1814"/>
+            <w:vAlign w:val="center"/>
+          </w:tcPr>
+          <w:p>
+            <w:pPr>
+              <w:spacing w:before="20" w:after="20" w:line="240" w:lineRule="auto"/>
+              <w:ind w:firstLine="0" w:left="0"/>
+              <w:jc w:val="left"/>
+            </w:pPr>
+            <w:r>
+              <w:rPr>
+                <w:rFonts w:ascii="Times New Roman" w:hAnsi="Times New Roman" w:eastAsia="宋体"/>
+                <w:b w:val="0"/>
+                <w:i w:val="0"/>
+                <w:color w:val="000000"/>
+                <w:sz w:val="21"/>
+              </w:rPr>
+              <w:t>BUG 序号随运行轮次漂移（同用例不同 run 序号不同）</w:t>
+            </w:r>
+          </w:p>
+        </w:tc>
+        <w:tc>
+          <w:tcPr>
+            <w:tcW w:type="dxa" w:w="1814"/>
+            <w:vAlign w:val="center"/>
+          </w:tcPr>
+          <w:p>
+            <w:pPr>
+              <w:spacing w:before="20" w:after="20" w:line="240" w:lineRule="auto"/>
+              <w:ind w:firstLine="0" w:left="0"/>
+              <w:jc w:val="left"/>
+            </w:pPr>
+            <w:r>
+              <w:rPr>
+                <w:rFonts w:ascii="Times New Roman" w:hAnsi="Times New Roman" w:eastAsia="宋体"/>
+                <w:b w:val="0"/>
+                <w:i w:val="0"/>
+                <w:color w:val="000000"/>
+                <w:sz w:val="21"/>
+              </w:rPr>
+              <w:t>人工状态以</w:t>
+            </w:r>
+            <w:r>
+              <w:rPr>
+                <w:rFonts w:ascii="Times New Roman" w:hAnsi="Times New Roman" w:eastAsia="宋体"/>
+                <w:b/>
+                <w:i w:val="0"/>
+                <w:color w:val="000000"/>
+                <w:sz w:val="21"/>
+              </w:rPr>
+              <w:t>用例名</w:t>
+            </w:r>
+            <w:r>
+              <w:rPr>
+                <w:rFonts w:ascii="Times New Roman" w:hAnsi="Times New Roman" w:eastAsia="宋体"/>
+                <w:b w:val="0"/>
+                <w:i w:val="0"/>
+                <w:color w:val="000000"/>
+                <w:sz w:val="21"/>
+              </w:rPr>
+              <w:t>为稳定 key 存 defect_state.json；前端显示 MANUAL 覆盖标记</w:t>
+            </w:r>
+          </w:p>
+        </w:tc>
+        <w:tc>
+          <w:tcPr>
+            <w:tcW w:type="dxa" w:w="1814"/>
+            <w:vAlign w:val="center"/>
+          </w:tcPr>
+          <w:p>
+            <w:pPr>
+              <w:spacing w:before="20" w:after="20" w:line="240" w:lineRule="auto"/>
+              <w:ind w:firstLine="0" w:left="0"/>
+              <w:jc w:val="left"/>
+            </w:pPr>
+            <w:r>
+              <w:rPr>
+                <w:rFonts w:ascii="Times New Roman" w:hAnsi="Times New Roman" w:eastAsia="宋体"/>
+                <w:b w:val="0"/>
+                <w:i w:val="0"/>
+                <w:color w:val="000000"/>
+                <w:sz w:val="21"/>
+              </w:rPr>
+              <w:t>console._load_defect_state</w:t>
+            </w:r>
+          </w:p>
+        </w:tc>
+      </w:tr>
+      <w:tr>
+        <w:trPr>
+          <w:cantSplit/>
+        </w:trPr>
+        <w:tc>
+          <w:tcPr>
+            <w:tcW w:type="dxa" w:w="1814"/>
+            <w:vAlign w:val="center"/>
+          </w:tcPr>
+          <w:p>
+            <w:pPr>
+              <w:spacing w:before="20" w:after="20" w:line="240" w:lineRule="auto"/>
+              <w:ind w:firstLine="0" w:left="0"/>
+              <w:jc w:val="center"/>
+            </w:pPr>
+            <w:r>
+              <w:rPr>
+                <w:rFonts w:ascii="Times New Roman" w:hAnsi="Times New Roman" w:eastAsia="宋体"/>
+                <w:b w:val="0"/>
+                <w:i w:val="0"/>
+                <w:color w:val="000000"/>
+                <w:sz w:val="21"/>
+              </w:rPr>
+              <w:t>D4</w:t>
+            </w:r>
+          </w:p>
+        </w:tc>
+        <w:tc>
+          <w:tcPr>
+            <w:tcW w:type="dxa" w:w="1814"/>
+            <w:vAlign w:val="center"/>
+          </w:tcPr>
+          <w:p>
+            <w:pPr>
+              <w:spacing w:before="20" w:after="20" w:line="240" w:lineRule="auto"/>
+              <w:ind w:firstLine="0" w:left="0"/>
+              <w:jc w:val="left"/>
+            </w:pPr>
+            <w:r>
+              <w:rPr>
+                <w:rFonts w:ascii="Times New Roman" w:hAnsi="Times New Roman" w:eastAsia="宋体"/>
+                <w:b w:val="0"/>
+                <w:i w:val="0"/>
+                <w:color w:val="000000"/>
+                <w:sz w:val="21"/>
+              </w:rPr>
+              <w:t>点击展开明细后重进缓存分支不重画曲线</w:t>
+            </w:r>
+          </w:p>
+        </w:tc>
+        <w:tc>
+          <w:tcPr>
+            <w:tcW w:type="dxa" w:w="1814"/>
+            <w:vAlign w:val="center"/>
+          </w:tcPr>
+          <w:p>
+            <w:pPr>
+              <w:spacing w:before="20" w:after="20" w:line="240" w:lineRule="auto"/>
+              <w:ind w:firstLine="0" w:left="0"/>
+              <w:jc w:val="left"/>
+            </w:pPr>
+            <w:r>
+              <w:rPr>
+                <w:rFonts w:ascii="Times New Roman" w:hAnsi="Times New Roman" w:eastAsia="宋体"/>
+                <w:b w:val="0"/>
+                <w:i w:val="0"/>
+                <w:color w:val="000000"/>
+                <w:sz w:val="21"/>
+              </w:rPr>
+              <w:t>detail 缓存命中直接 innerHTML，曲线容器没重新加载</w:t>
+            </w:r>
+          </w:p>
+        </w:tc>
+        <w:tc>
+          <w:tcPr>
+            <w:tcW w:type="dxa" w:w="1814"/>
+            <w:vAlign w:val="center"/>
+          </w:tcPr>
+          <w:p>
+            <w:pPr>
+              <w:spacing w:before="20" w:after="20" w:line="240" w:lineRule="auto"/>
+              <w:ind w:firstLine="0" w:left="0"/>
+              <w:jc w:val="left"/>
+            </w:pPr>
+            <w:r>
+              <w:rPr>
+                <w:rFonts w:ascii="Consolas" w:hAnsi="Consolas" w:eastAsia="Consolas"/>
+                <w:b w:val="0"/>
+                <w:i w:val="0"/>
+                <w:color w:val="000000"/>
+                <w:sz w:val="18"/>
+              </w:rPr>
+              <w:t>hasTraj[runId]</w:t>
+            </w:r>
+            <w:r>
+              <w:rPr>
+                <w:rFonts w:ascii="Times New Roman" w:hAnsi="Times New Roman" w:eastAsia="宋体"/>
+                <w:b w:val="0"/>
+                <w:i w:val="0"/>
+                <w:color w:val="000000"/>
+                <w:sz w:val="21"/>
+              </w:rPr>
+              <w:t xml:space="preserve"> 标记 + 缓存命中也调 loadTrajectory + try/catch</w:t>
+            </w:r>
+          </w:p>
+        </w:tc>
+        <w:tc>
+          <w:tcPr>
+            <w:tcW w:type="dxa" w:w="1814"/>
+            <w:vAlign w:val="center"/>
+          </w:tcPr>
+          <w:p>
+            <w:pPr>
+              <w:spacing w:before="20" w:after="20" w:line="240" w:lineRule="auto"/>
+              <w:ind w:firstLine="0" w:left="0"/>
+              <w:jc w:val="right"/>
+            </w:pPr>
+            <w:r>
+              <w:rPr>
+                <w:rFonts w:ascii="Times New Roman" w:hAnsi="Times New Roman" w:eastAsia="宋体"/>
+                <w:b w:val="0"/>
+                <w:i w:val="0"/>
+                <w:color w:val="000000"/>
+                <w:sz w:val="21"/>
+              </w:rPr>
+              <w:t>frontend toggleDetail</w:t>
+            </w:r>
+          </w:p>
+        </w:tc>
+      </w:tr>
+      <w:tr>
+        <w:trPr>
+          <w:cantSplit/>
+        </w:trPr>
+        <w:tc>
+          <w:tcPr>
+            <w:tcW w:type="dxa" w:w="1814"/>
+            <w:vAlign w:val="center"/>
+          </w:tcPr>
+          <w:p>
+            <w:pPr>
+              <w:spacing w:before="20" w:after="20" w:line="240" w:lineRule="auto"/>
+              <w:ind w:firstLine="0" w:left="0"/>
+              <w:jc w:val="center"/>
+            </w:pPr>
+            <w:r>
+              <w:rPr>
+                <w:rFonts w:ascii="Times New Roman" w:hAnsi="Times New Roman" w:eastAsia="宋体"/>
+                <w:b w:val="0"/>
+                <w:i w:val="0"/>
+                <w:color w:val="000000"/>
+                <w:sz w:val="21"/>
+              </w:rPr>
+              <w:t>D5</w:t>
+            </w:r>
+          </w:p>
+        </w:tc>
+        <w:tc>
+          <w:tcPr>
+            <w:tcW w:type="dxa" w:w="1814"/>
+            <w:vAlign w:val="center"/>
+          </w:tcPr>
+          <w:p>
+            <w:pPr>
+              <w:spacing w:before="20" w:after="20" w:line="240" w:lineRule="auto"/>
+              <w:ind w:firstLine="0" w:left="0"/>
+              <w:jc w:val="left"/>
+            </w:pPr>
+            <w:r>
+              <w:rPr>
+                <w:rFonts w:ascii="Consolas" w:hAnsi="Consolas" w:eastAsia="Consolas"/>
+                <w:b w:val="0"/>
+                <w:i w:val="0"/>
+                <w:color w:val="000000"/>
+                <w:sz w:val="18"/>
+              </w:rPr>
+              <w:t>/api/waveforms/{name}</w:t>
+            </w:r>
+            <w:r>
+              <w:rPr>
+                <w:rFonts w:ascii="Times New Roman" w:hAnsi="Times New Roman" w:eastAsia="宋体"/>
+                <w:b w:val="0"/>
+                <w:i w:val="0"/>
+                <w:color w:val="000000"/>
+                <w:sz w:val="21"/>
+              </w:rPr>
+              <w:t xml:space="preserve"> 可能被路径穿越</w:t>
+            </w:r>
+          </w:p>
+        </w:tc>
+        <w:tc>
+          <w:tcPr>
+            <w:tcW w:type="dxa" w:w="1814"/>
+            <w:vAlign w:val="center"/>
+          </w:tcPr>
+          <w:p>
+            <w:pPr>
+              <w:spacing w:before="20" w:after="20" w:line="240" w:lineRule="auto"/>
+              <w:ind w:firstLine="0" w:left="0"/>
+              <w:jc w:val="left"/>
+            </w:pPr>
+            <w:r>
+              <w:rPr>
+                <w:rFonts w:ascii="Times New Roman" w:hAnsi="Times New Roman" w:eastAsia="宋体"/>
+                <w:b w:val="0"/>
+                <w:i w:val="0"/>
+                <w:color w:val="000000"/>
+                <w:sz w:val="21"/>
+              </w:rPr>
+              <w:t>未过滤文件名</w:t>
+            </w:r>
+          </w:p>
+        </w:tc>
+        <w:tc>
+          <w:tcPr>
+            <w:tcW w:type="dxa" w:w="1814"/>
+            <w:vAlign w:val="center"/>
+          </w:tcPr>
+          <w:p>
+            <w:pPr>
+              <w:spacing w:before="20" w:after="20" w:line="240" w:lineRule="auto"/>
+              <w:ind w:firstLine="0" w:left="0"/>
+              <w:jc w:val="left"/>
+            </w:pPr>
+            <w:r>
+              <w:rPr>
+                <w:rFonts w:ascii="Times New Roman" w:hAnsi="Times New Roman" w:eastAsia="宋体"/>
+                <w:b w:val="0"/>
+                <w:i w:val="0"/>
+                <w:color w:val="000000"/>
+                <w:sz w:val="21"/>
+              </w:rPr>
+              <w:t>白名单校验（.svg 结尾 + 禁 / \ .）</w:t>
+            </w:r>
+          </w:p>
+        </w:tc>
+        <w:tc>
+          <w:tcPr>
+            <w:tcW w:type="dxa" w:w="1814"/>
+            <w:vAlign w:val="center"/>
+          </w:tcPr>
+          <w:p>
+            <w:pPr>
+              <w:spacing w:before="20" w:after="20" w:line="240" w:lineRule="auto"/>
+              <w:ind w:firstLine="0" w:left="0"/>
+              <w:jc w:val="left"/>
+            </w:pPr>
+            <w:r>
+              <w:rPr>
+                <w:rFonts w:ascii="Times New Roman" w:hAnsi="Times New Roman" w:eastAsia="宋体"/>
+                <w:b w:val="0"/>
+                <w:i w:val="0"/>
+                <w:color w:val="000000"/>
+                <w:sz w:val="21"/>
+              </w:rPr>
+              <w:t>console.api_waveform</w:t>
+            </w:r>
+          </w:p>
+        </w:tc>
+      </w:tr>
+      <w:tr>
+        <w:trPr>
+          <w:cantSplit/>
+        </w:trPr>
+        <w:tc>
+          <w:tcPr>
+            <w:tcW w:type="dxa" w:w="1814"/>
+            <w:vAlign w:val="center"/>
+          </w:tcPr>
+          <w:p>
+            <w:pPr>
+              <w:spacing w:before="20" w:after="20" w:line="240" w:lineRule="auto"/>
+              <w:ind w:firstLine="0" w:left="0"/>
+              <w:jc w:val="center"/>
+            </w:pPr>
+            <w:r>
+              <w:rPr>
+                <w:rFonts w:ascii="Times New Roman" w:hAnsi="Times New Roman" w:eastAsia="宋体"/>
+                <w:b w:val="0"/>
+                <w:i w:val="0"/>
+                <w:color w:val="000000"/>
+                <w:sz w:val="21"/>
+              </w:rPr>
+              <w:t>D6</w:t>
+            </w:r>
+          </w:p>
+        </w:tc>
+        <w:tc>
+          <w:tcPr>
+            <w:tcW w:type="dxa" w:w="1814"/>
+            <w:vAlign w:val="center"/>
+          </w:tcPr>
+          <w:p>
+            <w:pPr>
+              <w:spacing w:before="20" w:after="20" w:line="240" w:lineRule="auto"/>
+              <w:ind w:firstLine="0" w:left="0"/>
+              <w:jc w:val="left"/>
+            </w:pPr>
+            <w:r>
+              <w:rPr>
+                <w:rFonts w:ascii="Times New Roman" w:hAnsi="Times New Roman" w:eastAsia="宋体"/>
+                <w:b w:val="0"/>
+                <w:i w:val="0"/>
+                <w:color w:val="000000"/>
+                <w:sz w:val="21"/>
+              </w:rPr>
+              <w:t>实时曲线 SSE 连接后“卡住”或提前断</w:t>
+            </w:r>
+          </w:p>
+        </w:tc>
+        <w:tc>
+          <w:tcPr>
+            <w:tcW w:type="dxa" w:w="1814"/>
+            <w:vAlign w:val="center"/>
+          </w:tcPr>
+          <w:p>
+            <w:pPr>
+              <w:spacing w:before="20" w:after="20" w:line="240" w:lineRule="auto"/>
+              <w:ind w:firstLine="0" w:left="0"/>
+              <w:jc w:val="left"/>
+            </w:pPr>
+            <w:r>
+              <w:rPr>
+                <w:rFonts w:ascii="Times New Roman" w:hAnsi="Times New Roman" w:eastAsia="宋体"/>
+                <w:b w:val="0"/>
+                <w:i w:val="0"/>
+                <w:color w:val="000000"/>
+                <w:sz w:val="21"/>
+              </w:rPr>
+              <w:t>结束信号不明确：live 文件可能从未创建（无轨迹用例）或已归档</w:t>
+            </w:r>
+          </w:p>
+        </w:tc>
+        <w:tc>
+          <w:tcPr>
+            <w:tcW w:type="dxa" w:w="1814"/>
+            <w:vAlign w:val="center"/>
+          </w:tcPr>
+          <w:p>
+            <w:pPr>
+              <w:spacing w:before="20" w:after="20" w:line="240" w:lineRule="auto"/>
+              <w:ind w:firstLine="0" w:left="0"/>
+              <w:jc w:val="left"/>
+            </w:pPr>
+            <w:r>
+              <w:rPr>
+                <w:rFonts w:ascii="Times New Roman" w:hAnsi="Times New Roman" w:eastAsia="宋体"/>
+                <w:b w:val="0"/>
+                <w:i w:val="0"/>
+                <w:color w:val="000000"/>
+                <w:sz w:val="21"/>
+              </w:rPr>
+              <w:t>生成器三态：文件存在→增量推送；无数据且 is_active→等待；无数据且 !is_active→收尾；live 删除为结束信号；run 结束归档 active.jsonl</w:t>
+            </w:r>
+          </w:p>
+        </w:tc>
+        <w:tc>
+          <w:tcPr>
+            <w:tcW w:type="dxa" w:w="1814"/>
+            <w:vAlign w:val="center"/>
+          </w:tcPr>
+          <w:p>
+            <w:pPr>
+              <w:spacing w:before="20" w:after="20" w:line="240" w:lineRule="auto"/>
+              <w:ind w:firstLine="0" w:left="0"/>
+              <w:jc w:val="left"/>
+            </w:pPr>
+            <w:r>
+              <w:rPr>
+                <w:rFonts w:ascii="Times New Roman" w:hAnsi="Times New Roman" w:eastAsia="宋体"/>
+                <w:b w:val="0"/>
+                <w:i w:val="0"/>
+                <w:color w:val="000000"/>
+                <w:sz w:val="21"/>
+              </w:rPr>
+              <w:t>_active_stream_gen + 3 项测试</w:t>
+            </w:r>
+          </w:p>
+        </w:tc>
+      </w:tr>
+      <w:tr>
+        <w:trPr>
+          <w:cantSplit/>
+        </w:trPr>
+        <w:tc>
+          <w:tcPr>
+            <w:tcW w:type="dxa" w:w="1814"/>
+            <w:vAlign w:val="center"/>
+          </w:tcPr>
+          <w:p>
+            <w:pPr>
+              <w:spacing w:before="20" w:after="20" w:line="240" w:lineRule="auto"/>
+              <w:ind w:firstLine="0" w:left="0"/>
+              <w:jc w:val="center"/>
+            </w:pPr>
+            <w:r>
+              <w:rPr>
+                <w:rFonts w:ascii="Times New Roman" w:hAnsi="Times New Roman" w:eastAsia="宋体"/>
+                <w:b w:val="0"/>
+                <w:i w:val="0"/>
+                <w:color w:val="000000"/>
+                <w:sz w:val="21"/>
+              </w:rPr>
+              <w:t>D7</w:t>
+            </w:r>
+          </w:p>
+        </w:tc>
+        <w:tc>
+          <w:tcPr>
+            <w:tcW w:type="dxa" w:w="1814"/>
+            <w:vAlign w:val="center"/>
+          </w:tcPr>
+          <w:p>
+            <w:pPr>
+              <w:spacing w:before="20" w:after="20" w:line="240" w:lineRule="auto"/>
+              <w:ind w:firstLine="0" w:left="0"/>
+              <w:jc w:val="left"/>
+            </w:pPr>
+            <w:r>
+              <w:rPr>
+                <w:rFonts w:ascii="Times New Roman" w:hAnsi="Times New Roman" w:eastAsia="宋体"/>
+                <w:b w:val="0"/>
+                <w:i w:val="0"/>
+                <w:color w:val="000000"/>
+                <w:sz w:val="21"/>
+              </w:rPr>
+              <w:t>实时曲线时间轴从 2.9e8ms 起（agent 绝对时钟）</w:t>
+            </w:r>
+          </w:p>
+        </w:tc>
+        <w:tc>
+          <w:tcPr>
+            <w:tcW w:type="dxa" w:w="1814"/>
+            <w:vAlign w:val="center"/>
+          </w:tcPr>
+          <w:p>
+            <w:pPr>
+              <w:spacing w:before="20" w:after="20" w:line="240" w:lineRule="auto"/>
+              <w:ind w:firstLine="0" w:left="0"/>
+              <w:jc w:val="left"/>
+            </w:pPr>
+            <w:r>
+              <w:rPr>
+                <w:rFonts w:ascii="Times New Roman" w:hAnsi="Times New Roman" w:eastAsia="宋体"/>
+                <w:b w:val="0"/>
+                <w:i w:val="0"/>
+                <w:color w:val="000000"/>
+                <w:sz w:val="21"/>
+              </w:rPr>
+              <w:t>段内时间戳是 agent 单调时钟绝对值</w:t>
+            </w:r>
+          </w:p>
+        </w:tc>
+        <w:tc>
+          <w:tcPr>
+            <w:tcW w:type="dxa" w:w="1814"/>
+            <w:vAlign w:val="center"/>
+          </w:tcPr>
+          <w:p>
+            <w:pPr>
+              <w:spacing w:before="20" w:after="20" w:line="240" w:lineRule="auto"/>
+              <w:ind w:firstLine="0" w:left="0"/>
+              <w:jc w:val="left"/>
+            </w:pPr>
+            <w:r>
+              <w:rPr>
+                <w:rFonts w:ascii="Times New Roman" w:hAnsi="Times New Roman" w:eastAsia="宋体"/>
+                <w:b w:val="0"/>
+                <w:i w:val="0"/>
+                <w:color w:val="000000"/>
+                <w:sz w:val="21"/>
+              </w:rPr>
+              <w:t>段内时间相对化（t−t₀），前端按段累计</w:t>
+            </w:r>
+          </w:p>
+        </w:tc>
+        <w:tc>
+          <w:tcPr>
+            <w:tcW w:type="dxa" w:w="1814"/>
+            <w:vAlign w:val="center"/>
+          </w:tcPr>
+          <w:p>
+            <w:pPr>
+              <w:spacing w:before="20" w:after="20" w:line="240" w:lineRule="auto"/>
+              <w:ind w:firstLine="0" w:left="0"/>
+              <w:jc w:val="left"/>
+            </w:pPr>
+            <w:r>
+              <w:rPr>
+                <w:rFonts w:ascii="Times New Roman" w:hAnsi="Times New Roman" w:eastAsia="宋体"/>
+                <w:b w:val="0"/>
+                <w:i w:val="0"/>
+                <w:color w:val="000000"/>
+                <w:sz w:val="21"/>
+              </w:rPr>
+              <w:t>conftest._capture_segment</w:t>
+            </w:r>
+          </w:p>
+        </w:tc>
+      </w:tr>
+    </w:tbl>
+    <w:p>
+      <w:pPr>
+        <w:spacing w:line="240" w:lineRule="auto" w:before="0" w:after="80"/>
+      </w:pPr>
+    </w:p>
+    <w:p>
+      <w:pPr>
+        <w:pStyle w:val="Heading1"/>
+      </w:pPr>
+      <w:r>
+        <w:rPr>
+          <w:rFonts w:ascii="Times New Roman" w:hAnsi="Times New Roman" w:eastAsia="宋体"/>
+          <w:b/>
+          <w:i w:val="0"/>
+          <w:color w:val="000000"/>
+          <w:sz w:val="32"/>
+        </w:rPr>
+        <w:t>7. 高频追问应答（Q&amp;A，最重要的一节）</w:t>
+      </w:r>
+    </w:p>
+    <w:p>
+      <w:pPr>
+        <w:pStyle w:val="Heading1"/>
+      </w:pPr>
+      <w:r>
+        <w:rPr>
+          <w:rFonts w:ascii="Times New Roman" w:hAnsi="Times New Roman" w:eastAsia="宋体"/>
+          <w:b/>
+          <w:i w:val="0"/>
+          <w:color w:val="000000"/>
+          <w:sz w:val="32"/>
+        </w:rPr>
+        <w:t>7. 高频追问应答（Q&amp;A，最重要的一节）</w:t>
+      </w:r>
+    </w:p>
+    <w:p>
+      <w:pPr>
+        <w:pStyle w:val="Heading2"/>
+      </w:pPr>
+      <w:r>
+        <w:rPr>
+          <w:rFonts w:ascii="Times New Roman" w:hAnsi="Times New Roman" w:eastAsia="宋体"/>
+          <w:b/>
+          <w:i w:val="0"/>
+          <w:color w:val="000000"/>
+          <w:sz w:val="28"/>
+        </w:rPr>
+        <w:t>A. 架构与实时性</w:t>
+      </w:r>
+    </w:p>
+    <w:p>
+      <w:pPr>
         <w:spacing w:line="360" w:lineRule="auto" w:before="0" w:after="0"/>
         <w:ind w:firstLine="480"/>
       </w:pPr>
@@ -9383,7 +13925,7 @@
           <w:color w:val="000000"/>
           <w:sz w:val="24"/>
         </w:rPr>
-        <w:t>Q3：jitter 是怎么测的？数据可信吗？</w:t>
+        <w:t>Q1：为什么 Python + C++ 双层，不直接用 C++ 或纯 Python？</w:t>
       </w:r>
     </w:p>
     <w:p>
@@ -9400,7 +13942,7 @@
           <w:color w:val="000000"/>
           <w:sz w:val="22"/>
         </w:rPr>
-        <w:t>C++ 侧 RunCycles 真实计时：记录每个周期的实际间隔 interval_us 和处理耗时 processing_us，自旋等待到名义周期再进入下一周期，统计 min/max/mean/std 和 overrun 次数；Python 拿到逐周期数组后重算校验统计自洽。实测 500Hz jitter max≈87us、latency max≈3us、overrun=0。要说明的是这是</w:t>
+        <w:t>Python 写测试用例、做判定、出报告效率高，但解释器和 RPC 调度无法保证 0.5ms 级确定性；C++ 承担控制环和采样。</w:t>
       </w:r>
       <w:r>
         <w:rPr>
@@ -9410,7 +13952,7 @@
           <w:color w:val="000000"/>
           <w:sz w:val="22"/>
         </w:rPr>
-        <w:t>仿真环境指标</w:t>
+        <w:t>分工原则：Python 只下发一次命令，控制周期内的执行与采样全在 C++ 侧，完成后批量回传。</w:t>
       </w:r>
       <w:r>
         <w:rPr>
@@ -9420,7 +13962,7 @@
           <w:color w:val="000000"/>
           <w:sz w:val="22"/>
         </w:rPr>
-        <w:t>，真机验收以 HIL 阶段数据为准——这一点我会主动讲，面试官反而信任。</w:t>
+        <w:t xml:space="preserve"> 如果让 Python 每周期调一次 gRPC 拿位置，这个架构面试时一定会被问倒，所以设计上直接避开。</w:t>
       </w:r>
     </w:p>
     <w:p>
@@ -9436,7 +13978,7 @@
           <w:color w:val="000000"/>
           <w:sz w:val="24"/>
         </w:rPr>
-        <w:t>Q4：为什么不直接在真机上测？</w:t>
+        <w:t>Q2：gRPC 为什么不用 HTTP/REST？</w:t>
       </w:r>
     </w:p>
     <w:p>
@@ -9453,46 +13995,11 @@
           <w:color w:val="000000"/>
           <w:sz w:val="22"/>
         </w:rPr>
-        <w:t>真机是最终验收（P2.1b HIL），但开发期真机成本高、异常工况难复现。仿真层让状态机、协议、实时性逻辑先行验证，Robot Adapter 抽象保证切真机只改配置。而且</w:t>
-      </w:r>
-      <w:r>
-        <w:rPr>
-          <w:rFonts w:ascii="Times New Roman" w:hAnsi="Times New Roman" w:eastAsia="宋体"/>
-          <w:b/>
-          <w:i/>
-          <w:color w:val="000000"/>
-          <w:sz w:val="22"/>
-        </w:rPr>
-        <w:t>仿真发现的问题一样是控制器实现的 bug</w:t>
-      </w:r>
-      <w:r>
-        <w:rPr>
-          <w:rFonts w:ascii="Times New Roman" w:hAnsi="Times New Roman" w:eastAsia="宋体"/>
-          <w:b w:val="0"/>
-          <w:i/>
-          <w:color w:val="000000"/>
-          <w:sz w:val="22"/>
-        </w:rPr>
-        <w:t>（比如 reset 急停标志残留），不是仿真器的问题。</w:t>
+        <w:t>跨语言强类型契约、.proto 即接口文档、天然支持 streaming 和批量消息；控制器指令模型是“一次命令 + 批量回传”，gRPC 的 message 语义最贴合。示教器 UI 走 REST 是因为浏览器场景，协议层用 gRPC，两个层面职责不同。</w:t>
       </w:r>
     </w:p>
     <w:p>
       <w:pPr>
-        <w:pStyle w:val="Heading2"/>
-      </w:pPr>
-      <w:r>
-        <w:rPr>
-          <w:rFonts w:ascii="Times New Roman" w:hAnsi="Times New Roman" w:eastAsia="宋体"/>
-          <w:b/>
-          <w:i w:val="0"/>
-          <w:color w:val="000000"/>
-          <w:sz w:val="28"/>
-        </w:rPr>
-        <w:t>B. 协议栈</w:t>
-      </w:r>
-    </w:p>
-    <w:p>
-      <w:pPr>
         <w:spacing w:line="360" w:lineRule="auto" w:before="0" w:after="0"/>
         <w:ind w:firstLine="480"/>
       </w:pPr>
@@ -9504,7 +14011,7 @@
           <w:color w:val="000000"/>
           <w:sz w:val="24"/>
         </w:rPr>
-        <w:t>Q5：CiA402 是什么？和 EtherCAT 什么关系？</w:t>
+        <w:t>Q3：jitter 是怎么测的？数据可信吗？</w:t>
       </w:r>
     </w:p>
     <w:p>
@@ -9521,7 +14028,7 @@
           <w:color w:val="000000"/>
           <w:sz w:val="22"/>
         </w:rPr>
-        <w:t>CiA402 是驱动器设备 Profile（状态机 + 对象字典），不是总线协议；EtherCAT 是总线，CiA402 通过 CoE 跑在 EtherCAT 上。架构里体现层级：</w:t>
+        <w:t>C++ 侧 RunCycles 真实计时：记录每个周期的实际间隔 interval_us 和处理耗时 processing_us，自旋等待到名义周期再进入下一周期，统计 min/max/mean/std 和 overrun 次数；Python 拿到逐周期数组后重算校验统计自洽。实测 500Hz jitter max≈87us、latency max≈3us、overrun=0。要说明的是这是</w:t>
       </w:r>
       <w:r>
         <w:rPr>
@@ -9531,7 +14038,7 @@
           <w:color w:val="000000"/>
           <w:sz w:val="22"/>
         </w:rPr>
-        <w:t>EtherCAT → CoE → CiA402</w:t>
+        <w:t>仿真环境指标</w:t>
       </w:r>
       <w:r>
         <w:rPr>
@@ -9541,7 +14048,7 @@
           <w:color w:val="000000"/>
           <w:sz w:val="22"/>
         </w:rPr>
-        <w:t>。我实现了 9 状态迁移表 + 0x6040/0x6041 控制字/状态字 + 对象字典读写 + FaultReset 上升沿，7 个从站相互独立。</w:t>
+        <w:t>，真机验收以 HIL 阶段数据为准——这一点我会主动讲，面试官反而信任。</w:t>
       </w:r>
     </w:p>
     <w:p>
@@ -9557,7 +14064,7 @@
           <w:color w:val="000000"/>
           <w:sz w:val="24"/>
         </w:rPr>
-        <w:t>Q6：SOEM 骨架为什么在 Windows 上直接报不支持？</w:t>
+        <w:t>Q4：为什么不直接在真机上测？</w:t>
       </w:r>
     </w:p>
     <w:p>
@@ -9574,11 +14081,46 @@
           <w:color w:val="000000"/>
           <w:sz w:val="22"/>
         </w:rPr>
-        <w:t>SOEM 依赖 Linux raw socket（AF_PACKET）做实时帧交换，Windows 上要么用 WinPcap 要么用商业栈，且 Windows 定时器粒度不满足硬实时。骨架阶段明确报错比“假装能跑”诚实——真机 HIL 部署目标是 Linux 工控机，这个决策本身就是懂行。</w:t>
+        <w:t>真机是最终验收（P2.1b HIL），但开发期真机成本高、异常工况难复现。仿真层让状态机、协议、实时性逻辑先行验证，Robot Adapter 抽象保证切真机只改配置。而且</w:t>
+      </w:r>
+      <w:r>
+        <w:rPr>
+          <w:rFonts w:ascii="Times New Roman" w:hAnsi="Times New Roman" w:eastAsia="宋体"/>
+          <w:b/>
+          <w:i/>
+          <w:color w:val="000000"/>
+          <w:sz w:val="22"/>
+        </w:rPr>
+        <w:t>仿真发现的问题一样是控制器实现的 bug</w:t>
+      </w:r>
+      <w:r>
+        <w:rPr>
+          <w:rFonts w:ascii="Times New Roman" w:hAnsi="Times New Roman" w:eastAsia="宋体"/>
+          <w:b w:val="0"/>
+          <w:i/>
+          <w:color w:val="000000"/>
+          <w:sz w:val="22"/>
+        </w:rPr>
+        <w:t>（比如 reset 急停标志残留），不是仿真器的问题。</w:t>
       </w:r>
     </w:p>
     <w:p>
       <w:pPr>
+        <w:pStyle w:val="Heading2"/>
+      </w:pPr>
+      <w:r>
+        <w:rPr>
+          <w:rFonts w:ascii="Times New Roman" w:hAnsi="Times New Roman" w:eastAsia="宋体"/>
+          <w:b/>
+          <w:i w:val="0"/>
+          <w:color w:val="000000"/>
+          <w:sz w:val="28"/>
+        </w:rPr>
+        <w:t>B. 协议栈</w:t>
+      </w:r>
+    </w:p>
+    <w:p>
+      <w:pPr>
         <w:spacing w:line="360" w:lineRule="auto" w:before="0" w:after="0"/>
         <w:ind w:firstLine="480"/>
       </w:pPr>
@@ -9590,7 +14132,7 @@
           <w:color w:val="000000"/>
           <w:sz w:val="24"/>
         </w:rPr>
-        <w:t>Q7：EtherCAT 虚拟总线和真实从站区别？</w:t>
+        <w:t>Q5：CiA402 是什么？和 EtherCAT 什么关系？</w:t>
       </w:r>
     </w:p>
     <w:p>
@@ -9607,7 +14149,7 @@
           <w:color w:val="000000"/>
           <w:sz w:val="22"/>
         </w:rPr>
-        <w:t>虚拟总线仿真 PDO 周期交换、实时统计和故障注入语义；真实从站要处理扫描、拓扑、DC 同步。抽象层把两者统一到 EthercatMaster 接口，真机接入只替换实现。</w:t>
+        <w:t>CiA402 是驱动器设备 Profile（状态机 + 对象字典），不是总线协议；EtherCAT 是总线，CiA402 通过 CoE 跑在 EtherCAT 上。架构里体现层级：</w:t>
       </w:r>
       <w:r>
         <w:rPr>
@@ -9617,7 +14159,17 @@
           <w:color w:val="000000"/>
           <w:sz w:val="22"/>
         </w:rPr>
-        <w:t>虚拟总线验证的是控制器侧逻辑，不声称等价于真实总线物理特性。</w:t>
+        <w:t>EtherCAT → CoE → CiA402</w:t>
+      </w:r>
+      <w:r>
+        <w:rPr>
+          <w:rFonts w:ascii="Times New Roman" w:hAnsi="Times New Roman" w:eastAsia="宋体"/>
+          <w:b w:val="0"/>
+          <w:i/>
+          <w:color w:val="000000"/>
+          <w:sz w:val="22"/>
+        </w:rPr>
+        <w:t>。我实现了 9 状态迁移表 + 0x6040/0x6041 控制字/状态字 + 对象字典读写 + FaultReset 上升沿，7 个从站相互独立。</w:t>
       </w:r>
     </w:p>
     <w:p>
@@ -9633,7 +14185,7 @@
           <w:color w:val="000000"/>
           <w:sz w:val="24"/>
         </w:rPr>
-        <w:t>Q8：Modbus/FSoE/CAN 这些华沿接口为什么不都做？</w:t>
+        <w:t>Q6：SOEM 骨架为什么在 Windows 上直接报不支持？</w:t>
       </w:r>
     </w:p>
     <w:p>
@@ -9650,46 +14202,11 @@
           <w:color w:val="000000"/>
           <w:sz w:val="22"/>
         </w:rPr>
-        <w:t>华沿 MAiRA 控制箱接口有 EtherCAT/FSoE、TCP/IP、CAN、Modbus。全部实现没有意义——</w:t>
-      </w:r>
-      <w:r>
-        <w:rPr>
-          <w:rFonts w:ascii="Times New Roman" w:hAnsi="Times New Roman" w:eastAsia="宋体"/>
-          <w:b/>
-          <w:i/>
-          <w:color w:val="000000"/>
-          <w:sz w:val="22"/>
-        </w:rPr>
-        <w:t>优先做岗位含金量最高、且能验证深度的 EtherCAT/CiA402 链路</w:t>
-      </w:r>
-      <w:r>
-        <w:rPr>
-          <w:rFonts w:ascii="Times New Roman" w:hAnsi="Times New Roman" w:eastAsia="宋体"/>
-          <w:b w:val="0"/>
-          <w:i/>
-          <w:color w:val="000000"/>
-          <w:sz w:val="22"/>
-        </w:rPr>
-        <w:t>；Modbus 属于预留接口，FSoE 安全走 P2.2b 真实安全 I/O。选型要证明深度，不是罗列广度。</w:t>
+        <w:t>SOEM 依赖 Linux raw socket（AF_PACKET）做实时帧交换，Windows 上要么用 WinPcap 要么用商业栈，且 Windows 定时器粒度不满足硬实时。骨架阶段明确报错比“假装能跑”诚实——真机 HIL 部署目标是 Linux 工控机，这个决策本身就是懂行。</w:t>
       </w:r>
     </w:p>
     <w:p>
       <w:pPr>
-        <w:pStyle w:val="Heading2"/>
-      </w:pPr>
-      <w:r>
-        <w:rPr>
-          <w:rFonts w:ascii="Times New Roman" w:hAnsi="Times New Roman" w:eastAsia="宋体"/>
-          <w:b/>
-          <w:i w:val="0"/>
-          <w:color w:val="000000"/>
-          <w:sz w:val="28"/>
-        </w:rPr>
-        <w:t>C. 测试方法</w:t>
-      </w:r>
-    </w:p>
-    <w:p>
-      <w:pPr>
         <w:spacing w:line="360" w:lineRule="auto" w:before="0" w:after="0"/>
         <w:ind w:firstLine="480"/>
       </w:pPr>
@@ -9701,7 +14218,7 @@
           <w:color w:val="000000"/>
           <w:sz w:val="24"/>
         </w:rPr>
-        <w:t>Q9：测试数据哪来的？没有真机数据怎么跑测试？</w:t>
+        <w:t>Q7：EtherCAT 虚拟总线和真实从站区别？</w:t>
       </w:r>
     </w:p>
     <w:p>
@@ -9718,7 +14235,7 @@
           <w:color w:val="000000"/>
           <w:sz w:val="22"/>
         </w:rPr>
-        <w:t>测试数据是</w:t>
+        <w:t>虚拟总线仿真 PDO 周期交换、实时统计和故障注入语义；真实从站要处理扫描、拓扑、DC 同步。抽象层把两者统一到 EthercatMaster 接口，真机接入只替换实现。</w:t>
       </w:r>
       <w:r>
         <w:rPr>
@@ -9728,37 +14245,7 @@
           <w:color w:val="000000"/>
           <w:sz w:val="22"/>
         </w:rPr>
-        <w:t>产物不是前提</w:t>
-      </w:r>
-      <w:r>
-        <w:rPr>
-          <w:rFonts w:ascii="Times New Roman" w:hAnsi="Times New Roman" w:eastAsia="宋体"/>
-          <w:b w:val="0"/>
-          <w:i/>
-          <w:color w:val="000000"/>
-          <w:sz w:val="22"/>
-        </w:rPr>
-        <w:t>——控制器是确定性系统，指令（目标位置、速度、限位）由用例定义，行为由 Simulator 产生，判定由 Oracle 基于 Profile 阈值完成。这不叫“没有数据”，这叫</w:t>
-      </w:r>
-      <w:r>
-        <w:rPr>
-          <w:rFonts w:ascii="Times New Roman" w:hAnsi="Times New Roman" w:eastAsia="宋体"/>
-          <w:b/>
-          <w:i/>
-          <w:color w:val="000000"/>
-          <w:sz w:val="22"/>
-        </w:rPr>
-        <w:t>指令驱动测试</w:t>
-      </w:r>
-      <w:r>
-        <w:rPr>
-          <w:rFonts w:ascii="Times New Roman" w:hAnsi="Times New Roman" w:eastAsia="宋体"/>
-          <w:b w:val="0"/>
-          <w:i/>
-          <w:color w:val="000000"/>
-          <w:sz w:val="22"/>
-        </w:rPr>
-        <w:t>：期望值来自规格（限速、限位、精度阈值），实际值来自被控对象回传，比较即得结论。</w:t>
+        <w:t>虚拟总线验证的是控制器侧逻辑，不声称等价于真实总线物理特性。</w:t>
       </w:r>
     </w:p>
     <w:p>
@@ -9774,7 +14261,7 @@
           <w:color w:val="000000"/>
           <w:sz w:val="24"/>
         </w:rPr>
-        <w:t>Q10：Test Oracle 和断言的区别？</w:t>
+        <w:t>Q8：Modbus/FSoE/CAN 这些华沿接口为什么不都做？</w:t>
       </w:r>
     </w:p>
     <w:p>
@@ -9791,7 +14278,7 @@
           <w:color w:val="000000"/>
           <w:sz w:val="22"/>
         </w:rPr>
-        <w:t>断言是“单个结果对不对”，Oracle 是</w:t>
+        <w:t>华沿 MAiRA 控制箱接口有 EtherCAT/FSoE、TCP/IP、CAN、Modbus。全部实现没有意义——</w:t>
       </w:r>
       <w:r>
         <w:rPr>
@@ -9801,7 +14288,7 @@
           <w:color w:val="000000"/>
           <w:sz w:val="22"/>
         </w:rPr>
-        <w:t>独立的判定组件</w:t>
+        <w:t>优先做岗位含金量最高、且能验证深度的 EtherCAT/CiA402 链路</w:t>
       </w:r>
       <w:r>
         <w:rPr>
@@ -9811,11 +14298,26 @@
           <w:color w:val="000000"/>
           <w:sz w:val="22"/>
         </w:rPr>
-        <w:t>，可复用、可组合：位置误差、速度约束、加速度、状态序列合法性、总线故障语义都是独立判定器。Simulator 产生行为、Oracle 判定对错，两者解耦后测试逻辑才能被复用和审计。</w:t>
+        <w:t>；Modbus 属于预留接口，FSoE 安全走 P2.2b 真实安全 I/O。选型要证明深度，不是罗列广度。</w:t>
       </w:r>
     </w:p>
     <w:p>
       <w:pPr>
+        <w:pStyle w:val="Heading2"/>
+      </w:pPr>
+      <w:r>
+        <w:rPr>
+          <w:rFonts w:ascii="Times New Roman" w:hAnsi="Times New Roman" w:eastAsia="宋体"/>
+          <w:b/>
+          <w:i w:val="0"/>
+          <w:color w:val="000000"/>
+          <w:sz w:val="28"/>
+        </w:rPr>
+        <w:t>C. 测试方法</w:t>
+      </w:r>
+    </w:p>
+    <w:p>
+      <w:pPr>
         <w:spacing w:line="360" w:lineRule="auto" w:before="0" w:after="0"/>
         <w:ind w:firstLine="480"/>
       </w:pPr>
@@ -9827,7 +14329,7 @@
           <w:color w:val="000000"/>
           <w:sz w:val="24"/>
         </w:rPr>
-        <w:t>Q11：UI 测试（Playwright）为什么不用图像识别？</w:t>
+        <w:t>Q9：测试数据哪来的？没有真机数据怎么跑测试？</w:t>
       </w:r>
     </w:p>
     <w:p>
@@ -9844,7 +14346,7 @@
           <w:color w:val="000000"/>
           <w:sz w:val="22"/>
         </w:rPr>
-        <w:t>控件/API 自动化为主，图像识别只做视觉回归兜底。示教器 UI 测试的核心是</w:t>
+        <w:t>测试数据是</w:t>
       </w:r>
       <w:r>
         <w:rPr>
@@ -9854,7 +14356,7 @@
           <w:color w:val="000000"/>
           <w:sz w:val="22"/>
         </w:rPr>
-        <w:t>验证 UI 操作真实改变 Controller State</w:t>
+        <w:t>产物不是前提</w:t>
       </w:r>
       <w:r>
         <w:rPr>
@@ -9864,7 +14366,27 @@
           <w:color w:val="000000"/>
           <w:sz w:val="22"/>
         </w:rPr>
-        <w:t>（点 Jog+ 后读 gRPC 关节位置），不是验证像素。OpenCV 做 UI 主路径是玩具，业界主路径是 DOM/API 自动化。</w:t>
+        <w:t>——控制器是确定性系统，指令（目标位置、速度、限位）由用例定义，行为由 Simulator 产生，判定由 Oracle 基于 Profile 阈值完成。这不叫“没有数据”，这叫</w:t>
+      </w:r>
+      <w:r>
+        <w:rPr>
+          <w:rFonts w:ascii="Times New Roman" w:hAnsi="Times New Roman" w:eastAsia="宋体"/>
+          <w:b/>
+          <w:i/>
+          <w:color w:val="000000"/>
+          <w:sz w:val="22"/>
+        </w:rPr>
+        <w:t>指令驱动测试</w:t>
+      </w:r>
+      <w:r>
+        <w:rPr>
+          <w:rFonts w:ascii="Times New Roman" w:hAnsi="Times New Roman" w:eastAsia="宋体"/>
+          <w:b w:val="0"/>
+          <w:i/>
+          <w:color w:val="000000"/>
+          <w:sz w:val="22"/>
+        </w:rPr>
+        <w:t>：期望值来自规格（限速、限位、精度阈值），实际值来自被控对象回传，比较即得结论。</w:t>
       </w:r>
     </w:p>
     <w:p>
@@ -9880,7 +14402,7 @@
           <w:color w:val="000000"/>
           <w:sz w:val="24"/>
         </w:rPr>
-        <w:t>Q12：怎么设计异常测试？</w:t>
+        <w:t>Q10：Test Oracle 和断言的区别？</w:t>
       </w:r>
     </w:p>
     <w:p>
@@ -9897,26 +14419,31 @@
           <w:color w:val="000000"/>
           <w:sz w:val="22"/>
         </w:rPr>
-        <w:t>四个层次：状态异常（急停、Fault、越限位）、总线异常（断链、从站丢失、帧错误）、时序异常（重复触发、运动中抢占）、安全异常（急停联动、门开 Guard Stop）。每个异常都要验证“控制器进入正确状态 + 拒绝非法后续操作 + 可恢复路径”。</w:t>
+        <w:t>断言是“单个结果对不对”，Oracle 是</w:t>
+      </w:r>
+      <w:r>
+        <w:rPr>
+          <w:rFonts w:ascii="Times New Roman" w:hAnsi="Times New Roman" w:eastAsia="宋体"/>
+          <w:b/>
+          <w:i/>
+          <w:color w:val="000000"/>
+          <w:sz w:val="22"/>
+        </w:rPr>
+        <w:t>独立的判定组件</w:t>
+      </w:r>
+      <w:r>
+        <w:rPr>
+          <w:rFonts w:ascii="Times New Roman" w:hAnsi="Times New Roman" w:eastAsia="宋体"/>
+          <w:b w:val="0"/>
+          <w:i/>
+          <w:color w:val="000000"/>
+          <w:sz w:val="22"/>
+        </w:rPr>
+        <w:t>，可复用、可组合：位置误差、速度约束、加速度、状态序列合法性、总线故障语义都是独立判定器。Simulator 产生行为、Oracle 判定对错，两者解耦后测试逻辑才能被复用和审计。</w:t>
       </w:r>
     </w:p>
     <w:p>
       <w:pPr>
-        <w:pStyle w:val="Heading2"/>
-      </w:pPr>
-      <w:r>
-        <w:rPr>
-          <w:rFonts w:ascii="Times New Roman" w:hAnsi="Times New Roman" w:eastAsia="宋体"/>
-          <w:b/>
-          <w:i w:val="0"/>
-          <w:color w:val="000000"/>
-          <w:sz w:val="28"/>
-        </w:rPr>
-        <w:t>D. 工程与排障</w:t>
-      </w:r>
-    </w:p>
-    <w:p>
-      <w:pPr>
         <w:spacing w:line="360" w:lineRule="auto" w:before="0" w:after="0"/>
         <w:ind w:firstLine="480"/>
       </w:pPr>
@@ -9928,7 +14455,7 @@
           <w:color w:val="000000"/>
           <w:sz w:val="24"/>
         </w:rPr>
-        <w:t>Q13：CI 上遇到过最难的 bug？</w:t>
+        <w:t>Q11：UI 测试（Playwright）为什么不用图像识别？</w:t>
       </w:r>
     </w:p>
     <w:p>
@@ -9945,17 +14472,17 @@
           <w:color w:val="000000"/>
           <w:sz w:val="22"/>
         </w:rPr>
-        <w:t>gRPC 版本差异：Ubuntu apt 的 gRPC≈1.51 是 fluent API，</w:t>
-      </w:r>
-      <w:r>
-        <w:rPr>
-          <w:rFonts w:ascii="Consolas" w:hAnsi="Consolas" w:eastAsia="Consolas"/>
-          <w:b w:val="0"/>
+        <w:t>控件/API 自动化为主，图像识别只做视觉回归兜底。示教器 UI 测试的核心是</w:t>
+      </w:r>
+      <w:r>
+        <w:rPr>
+          <w:rFonts w:ascii="Times New Roman" w:hAnsi="Times New Roman" w:eastAsia="宋体"/>
+          <w:b/>
           <w:i/>
           <w:color w:val="000000"/>
-          <w:sz w:val="20"/>
-        </w:rPr>
-        <w:t>AddListeningPort</w:t>
+          <w:sz w:val="22"/>
+        </w:rPr>
+        <w:t>验证 UI 操作真实改变 Controller State</w:t>
       </w:r>
       <w:r>
         <w:rPr>
@@ -9965,7 +14492,7 @@
           <w:color w:val="000000"/>
           <w:sz w:val="22"/>
         </w:rPr>
-        <w:t xml:space="preserve"> 返回 ServerBuilder&amp; 而不是端口号，用“selected==0 判绑定失败”在 mingw64 1.82 恒 0——本机正常、CI 崩溃，最后通过读 gRPC 版本行为差异解决，并固化进设计文档。这说明了跨平台验证的价值。</w:t>
+        <w:t>（点 Jog+ 后读 gRPC 关节位置），不是验证像素。OpenCV 做 UI 主路径是玩具，业界主路径是 DOM/API 自动化。</w:t>
       </w:r>
     </w:p>
     <w:p>
@@ -9981,7 +14508,7 @@
           <w:color w:val="000000"/>
           <w:sz w:val="24"/>
         </w:rPr>
-        <w:t>Q14：测试发现过控制器实现 bug 吗？</w:t>
+        <w:t>Q12：怎么设计异常测试？</w:t>
       </w:r>
     </w:p>
     <w:p>
@@ -9998,61 +14525,26 @@
           <w:color w:val="000000"/>
           <w:sz w:val="22"/>
         </w:rPr>
-        <w:t>有。安全联锁联动急停后，</w:t>
-      </w:r>
-      <w:r>
-        <w:rPr>
-          <w:rFonts w:ascii="Consolas" w:hAnsi="Consolas" w:eastAsia="Consolas"/>
-          <w:b w:val="0"/>
-          <w:i/>
-          <w:color w:val="000000"/>
-          <w:sz w:val="20"/>
-        </w:rPr>
-        <w:t>reset()</w:t>
-      </w:r>
-      <w:r>
-        <w:rPr>
-          <w:rFonts w:ascii="Times New Roman" w:hAnsi="Times New Roman" w:eastAsia="宋体"/>
-          <w:b w:val="0"/>
-          <w:i/>
-          <w:color w:val="000000"/>
-          <w:sz w:val="22"/>
-        </w:rPr>
-        <w:t xml:space="preserve"> 没清 </w:t>
-      </w:r>
-      <w:r>
-        <w:rPr>
-          <w:rFonts w:ascii="Consolas" w:hAnsi="Consolas" w:eastAsia="Consolas"/>
-          <w:b w:val="0"/>
-          <w:i/>
-          <w:color w:val="000000"/>
-          <w:sz w:val="20"/>
-        </w:rPr>
-        <w:t>emergency_requested_</w:t>
-      </w:r>
-      <w:r>
-        <w:rPr>
-          <w:rFonts w:ascii="Times New Roman" w:hAnsi="Times New Roman" w:eastAsia="宋体"/>
-          <w:b w:val="0"/>
-          <w:i/>
-          <w:color w:val="000000"/>
-          <w:sz w:val="22"/>
-        </w:rPr>
-        <w:t xml:space="preserve"> 标志，导致复位后第一次运动被立即急停打断——这个 bug 在 P0 阶段不可能被发现（P0 急停测试复位后没有继续运动），是 P2.2a 异常注入把它暴露的。修复后补了回归用例。</w:t>
-      </w:r>
-      <w:r>
-        <w:rPr>
-          <w:rFonts w:ascii="Times New Roman" w:hAnsi="Times New Roman" w:eastAsia="宋体"/>
-          <w:b/>
-          <w:i/>
-          <w:color w:val="000000"/>
-          <w:sz w:val="22"/>
-        </w:rPr>
-        <w:t>这就是测试平台的核心价值：用异常注入发现隐藏缺陷。</w:t>
+        <w:t>四个层次：状态异常（急停、Fault、越限位）、总线异常（断链、从站丢失、帧错误）、时序异常（重复触发、运动中抢占）、安全异常（急停联动、门开 Guard Stop）。每个异常都要验证“控制器进入正确状态 + 拒绝非法后续操作 + 可恢复路径”。</w:t>
       </w:r>
     </w:p>
     <w:p>
       <w:pPr>
+        <w:pStyle w:val="Heading2"/>
+      </w:pPr>
+      <w:r>
+        <w:rPr>
+          <w:rFonts w:ascii="Times New Roman" w:hAnsi="Times New Roman" w:eastAsia="宋体"/>
+          <w:b/>
+          <w:i w:val="0"/>
+          <w:color w:val="000000"/>
+          <w:sz w:val="28"/>
+        </w:rPr>
+        <w:t>D. 工程与排障</w:t>
+      </w:r>
+    </w:p>
+    <w:p>
+      <w:pPr>
         <w:spacing w:line="360" w:lineRule="auto" w:before="0" w:after="0"/>
         <w:ind w:firstLine="480"/>
       </w:pPr>
@@ -10064,7 +14556,7 @@
           <w:color w:val="000000"/>
           <w:sz w:val="24"/>
         </w:rPr>
-        <w:t>Q15：版本管理怎么做的？</w:t>
+        <w:t>Q13：CI 上遇到过最难的 bug？</w:t>
       </w:r>
     </w:p>
     <w:p>
@@ -10081,7 +14573,27 @@
           <w:color w:val="000000"/>
           <w:sz w:val="22"/>
         </w:rPr>
-        <w:t>Conventional Commits + 语义化 tag；每个里程碑“本地全量绿 → 推 CI → 绿后打 tag”；CI 在 push/PR 自动构建 + 全量 pytest + 上传报告产物。测试→缺陷→回归闭环：用例失败 → 定位 → 修复 → 补回归用例 → 重跑全量。</w:t>
+        <w:t>gRPC 版本差异：Ubuntu apt 的 gRPC≈1.51 是 fluent API，</w:t>
+      </w:r>
+      <w:r>
+        <w:rPr>
+          <w:rFonts w:ascii="Consolas" w:hAnsi="Consolas" w:eastAsia="Consolas"/>
+          <w:b w:val="0"/>
+          <w:i/>
+          <w:color w:val="000000"/>
+          <w:sz w:val="20"/>
+        </w:rPr>
+        <w:t>AddListeningPort</w:t>
+      </w:r>
+      <w:r>
+        <w:rPr>
+          <w:rFonts w:ascii="Times New Roman" w:hAnsi="Times New Roman" w:eastAsia="宋体"/>
+          <w:b w:val="0"/>
+          <w:i/>
+          <w:color w:val="000000"/>
+          <w:sz w:val="22"/>
+        </w:rPr>
+        <w:t xml:space="preserve"> 返回 ServerBuilder&amp; 而不是端口号，用“selected==0 判绑定失败”在 mingw64 1.82 恒 0——本机正常、CI 崩溃，最后通过读 gRPC 版本行为差异解决，并固化进设计文档。这说明了跨平台验证的价值。</w:t>
       </w:r>
     </w:p>
     <w:p>
@@ -10097,7 +14609,7 @@
           <w:color w:val="000000"/>
           <w:sz w:val="24"/>
         </w:rPr>
-        <w:t>Q16：为什么不用现成的禅道/Jira 管 BUG？</w:t>
+        <w:t>Q14：测试发现过控制器实现 bug 吗？</w:t>
       </w:r>
     </w:p>
     <w:p>
@@ -10114,7 +14626,47 @@
           <w:color w:val="000000"/>
           <w:sz w:val="22"/>
         </w:rPr>
-        <w:t>那个是管理平台，我要证明的是</w:t>
+        <w:t>有。安全联锁联动急停后，</w:t>
+      </w:r>
+      <w:r>
+        <w:rPr>
+          <w:rFonts w:ascii="Consolas" w:hAnsi="Consolas" w:eastAsia="Consolas"/>
+          <w:b w:val="0"/>
+          <w:i/>
+          <w:color w:val="000000"/>
+          <w:sz w:val="20"/>
+        </w:rPr>
+        <w:t>reset()</w:t>
+      </w:r>
+      <w:r>
+        <w:rPr>
+          <w:rFonts w:ascii="Times New Roman" w:hAnsi="Times New Roman" w:eastAsia="宋体"/>
+          <w:b w:val="0"/>
+          <w:i/>
+          <w:color w:val="000000"/>
+          <w:sz w:val="22"/>
+        </w:rPr>
+        <w:t xml:space="preserve"> 没清 </w:t>
+      </w:r>
+      <w:r>
+        <w:rPr>
+          <w:rFonts w:ascii="Consolas" w:hAnsi="Consolas" w:eastAsia="Consolas"/>
+          <w:b w:val="0"/>
+          <w:i/>
+          <w:color w:val="000000"/>
+          <w:sz w:val="20"/>
+        </w:rPr>
+        <w:t>emergency_requested_</w:t>
+      </w:r>
+      <w:r>
+        <w:rPr>
+          <w:rFonts w:ascii="Times New Roman" w:hAnsi="Times New Roman" w:eastAsia="宋体"/>
+          <w:b w:val="0"/>
+          <w:i/>
+          <w:color w:val="000000"/>
+          <w:sz w:val="22"/>
+        </w:rPr>
+        <w:t xml:space="preserve"> 标志，导致复位后第一次运动被立即急停打断——这个 bug 在 P0 阶段不可能被发现（P0 急停测试复位后没有继续运动），是 P2.2a 异常注入把它暴露的。修复后补了回归用例。</w:t>
       </w:r>
       <w:r>
         <w:rPr>
@@ -10124,36 +14676,11 @@
           <w:color w:val="000000"/>
           <w:sz w:val="22"/>
         </w:rPr>
-        <w:t>控制器测试开发能力</w:t>
-      </w:r>
-      <w:r>
-        <w:rPr>
-          <w:rFonts w:ascii="Times New Roman" w:hAnsi="Times New Roman" w:eastAsia="宋体"/>
-          <w:b w:val="0"/>
-          <w:i/>
-          <w:color w:val="000000"/>
-          <w:sz w:val="22"/>
-        </w:rPr>
-        <w:t>。我建立了 Requirement→TestCase→TestRun→Defect→Build→Release 的可追溯关系（测试发现 bug → 定位版本 → 回归验证），这是测试工程的核心，而不是再做一套工单系统。</w:t>
+        <w:t>这就是测试平台的核心价值：用异常注入发现隐藏缺陷。</w:t>
       </w:r>
     </w:p>
     <w:p>
       <w:pPr>
-        <w:pStyle w:val="Heading2"/>
-      </w:pPr>
-      <w:r>
-        <w:rPr>
-          <w:rFonts w:ascii="Times New Roman" w:hAnsi="Times New Roman" w:eastAsia="宋体"/>
-          <w:b/>
-          <w:i w:val="0"/>
-          <w:color w:val="000000"/>
-          <w:sz w:val="28"/>
-        </w:rPr>
-        <w:t>E. 行业与华沿</w:t>
-      </w:r>
-    </w:p>
-    <w:p>
-      <w:pPr>
         <w:spacing w:line="360" w:lineRule="auto" w:before="0" w:after="0"/>
         <w:ind w:firstLine="480"/>
       </w:pPr>
@@ -10165,7 +14692,7 @@
           <w:color w:val="000000"/>
           <w:sz w:val="24"/>
         </w:rPr>
-        <w:t>Q17：为什么 Robot Profile 参数化？华沿产品你了解吗？</w:t>
+        <w:t>Q15：版本管理怎么做的？</w:t>
       </w:r>
     </w:p>
     <w:p>
@@ -10182,27 +14709,7 @@
           <w:color w:val="000000"/>
           <w:sz w:val="22"/>
         </w:rPr>
-        <w:t xml:space="preserve">华沿不同系列规格不同：Elfin-Pro 控制周期最高 2000Hz、S 系列 1000Hz；MAiRA 重复定位精度 ±0.01mm，Elfin-Pro 约 ±0.02~±0.05mm；MAiRA 7 自由度、控制箱接口 EtherCAT/FSoE、TCP/IP、CAN、Modbus；示教器 Elfin 11“ 1920×1200、MAiRA 10.5” 1280×800。所以写死参数是错的，配置化是行业常识。当前用 </w:t>
-      </w:r>
-      <w:r>
-        <w:rPr>
-          <w:rFonts w:ascii="Consolas" w:hAnsi="Consolas" w:eastAsia="Consolas"/>
-          <w:b w:val="0"/>
-          <w:i/>
-          <w:color w:val="000000"/>
-          <w:sz w:val="20"/>
-        </w:rPr>
-        <w:t>maira_sim</w:t>
-      </w:r>
-      <w:r>
-        <w:rPr>
-          <w:rFonts w:ascii="Times New Roman" w:hAnsi="Times New Roman" w:eastAsia="宋体"/>
-          <w:b w:val="0"/>
-          <w:i/>
-          <w:color w:val="000000"/>
-          <w:sz w:val="22"/>
-        </w:rPr>
-        <w:t>（MAiRA-like 仿真配置），不冒充官方内部参数。</w:t>
+        <w:t>Conventional Commits + 语义化 tag；每个里程碑“本地全量绿 → 推 CI → 绿后打 tag”；CI 在 push/PR 自动构建 + 全量 pytest + 上传报告产物。测试→缺陷→回归闭环：用例失败 → 定位 → 修复 → 补回归用例 → 重跑全量。</w:t>
       </w:r>
     </w:p>
     <w:p>
@@ -10218,7 +14725,7 @@
           <w:color w:val="000000"/>
           <w:sz w:val="24"/>
         </w:rPr>
-        <w:t>Q18：MAiRA 的 7 轴为什么没做完整逆运动学？</w:t>
+        <w:t>Q16：为什么不用现成的禅道/Jira 管 BUG？</w:t>
       </w:r>
     </w:p>
     <w:p>
@@ -10235,11 +14742,46 @@
           <w:color w:val="000000"/>
           <w:sz w:val="22"/>
         </w:rPr>
-        <w:t>控制器测试岗位验证的是指令执行、状态机、实时性和协议，不是运动学算法本身。7 自由度冗余 IK 是研究级问题，做进测试平台会让项目失控。关节空间梯形剖面 + 同步 PTP 已支撑全部 PLCopen 指令测试；FK/IK、TCP 轨迹判定是独立后续阶段。</w:t>
+        <w:t>那个是管理平台，我要证明的是</w:t>
+      </w:r>
+      <w:r>
+        <w:rPr>
+          <w:rFonts w:ascii="Times New Roman" w:hAnsi="Times New Roman" w:eastAsia="宋体"/>
+          <w:b/>
+          <w:i/>
+          <w:color w:val="000000"/>
+          <w:sz w:val="22"/>
+        </w:rPr>
+        <w:t>控制器测试开发能力</w:t>
+      </w:r>
+      <w:r>
+        <w:rPr>
+          <w:rFonts w:ascii="Times New Roman" w:hAnsi="Times New Roman" w:eastAsia="宋体"/>
+          <w:b w:val="0"/>
+          <w:i/>
+          <w:color w:val="000000"/>
+          <w:sz w:val="22"/>
+        </w:rPr>
+        <w:t>。我建立了 Requirement→TestCase→TestRun→Defect→Build→Release 的可追溯关系（测试发现 bug → 定位版本 → 回归验证），这是测试工程的核心，而不是再做一套工单系统。</w:t>
       </w:r>
     </w:p>
     <w:p>
       <w:pPr>
+        <w:pStyle w:val="Heading2"/>
+      </w:pPr>
+      <w:r>
+        <w:rPr>
+          <w:rFonts w:ascii="Times New Roman" w:hAnsi="Times New Roman" w:eastAsia="宋体"/>
+          <w:b/>
+          <w:i w:val="0"/>
+          <w:color w:val="000000"/>
+          <w:sz w:val="28"/>
+        </w:rPr>
+        <w:t>E. 行业与华沿</w:t>
+      </w:r>
+    </w:p>
+    <w:p>
+      <w:pPr>
         <w:spacing w:line="360" w:lineRule="auto" w:before="0" w:after="0"/>
         <w:ind w:firstLine="480"/>
       </w:pPr>
@@ -10251,7 +14793,7 @@
           <w:color w:val="000000"/>
           <w:sz w:val="24"/>
         </w:rPr>
-        <w:t>Q19：安全功能为什么不声称验证了？</w:t>
+        <w:t>Q17：为什么 Robot Profile 参数化？华沿产品你了解吗？</w:t>
       </w:r>
     </w:p>
     <w:p>
@@ -10268,27 +14810,27 @@
           <w:color w:val="000000"/>
           <w:sz w:val="22"/>
         </w:rPr>
-        <w:t>安全等级（PL/SIL）需要认证资质与真实安全 I/O。我验证的是</w:t>
-      </w:r>
-      <w:r>
-        <w:rPr>
-          <w:rFonts w:ascii="Times New Roman" w:hAnsi="Times New Roman" w:eastAsia="宋体"/>
-          <w:b/>
+        <w:t xml:space="preserve">华沿不同系列规格不同：Elfin-Pro 控制周期最高 2000Hz、S 系列 1000Hz；MAiRA 重复定位精度 ±0.01mm，Elfin-Pro 约 ±0.02~±0.05mm；MAiRA 7 自由度、控制箱接口 EtherCAT/FSoE、TCP/IP、CAN、Modbus；示教器 Elfin 11“ 1920×1200、MAiRA 10.5” 1280×800。所以写死参数是错的，配置化是行业常识。当前用 </w:t>
+      </w:r>
+      <w:r>
+        <w:rPr>
+          <w:rFonts w:ascii="Consolas" w:hAnsi="Consolas" w:eastAsia="Consolas"/>
+          <w:b w:val="0"/>
           <w:i/>
           <w:color w:val="000000"/>
+          <w:sz w:val="20"/>
+        </w:rPr>
+        <w:t>maira_sim</w:t>
+      </w:r>
+      <w:r>
+        <w:rPr>
+          <w:rFonts w:ascii="Times New Roman" w:hAnsi="Times New Roman" w:eastAsia="宋体"/>
+          <w:b w:val="0"/>
+          <w:i/>
+          <w:color w:val="000000"/>
           <w:sz w:val="22"/>
         </w:rPr>
-        <w:t>控制逻辑的联锁行为</w:t>
-      </w:r>
-      <w:r>
-        <w:rPr>
-          <w:rFonts w:ascii="Times New Roman" w:hAnsi="Times New Roman" w:eastAsia="宋体"/>
-          <w:b w:val="0"/>
-          <w:i/>
-          <w:color w:val="000000"/>
-          <w:sz w:val="22"/>
-        </w:rPr>
-        <w:t>（急停优先级、门 Guard Stop、Fault 复位），仿真层明确标注边界，HIL 阶段才验证真实 I/O。诚实声明边界比夸大安全结论专业得多。</w:t>
+        <w:t>（MAiRA-like 仿真配置），不冒充官方内部参数。</w:t>
       </w:r>
     </w:p>
     <w:p>
@@ -10304,7 +14846,7 @@
           <w:color w:val="000000"/>
           <w:sz w:val="24"/>
         </w:rPr>
-        <w:t>Q20：这个项目简历上怎么定位？</w:t>
+        <w:t>Q18：MAiRA 的 7 轴为什么没做完整逆运动学？</w:t>
       </w:r>
     </w:p>
     <w:p>
@@ -10321,27 +14863,7 @@
           <w:color w:val="000000"/>
           <w:sz w:val="22"/>
         </w:rPr>
-        <w:t>一句话：</w:t>
-      </w:r>
-      <w:r>
-        <w:rPr>
-          <w:rFonts w:ascii="Times New Roman" w:hAnsi="Times New Roman" w:eastAsia="宋体"/>
-          <w:b/>
-          <w:i/>
-          <w:color w:val="000000"/>
-          <w:sz w:val="22"/>
-        </w:rPr>
-        <w:t>“机器人控制器与示教系统自动化测试平台｜C++ / Python / Linux / EtherCAT / CiA402 / PLCopen”</w:t>
-      </w:r>
-      <w:r>
-        <w:rPr>
-          <w:rFonts w:ascii="Times New Roman" w:hAnsi="Times New Roman" w:eastAsia="宋体"/>
-          <w:b w:val="0"/>
-          <w:i/>
-          <w:color w:val="000000"/>
-          <w:sz w:val="22"/>
-        </w:rPr>
-        <w:t>——多轴软硬件解耦测试架构、C++ 控制环与 Python 编排双层、Robot Profile 参数化、Simulator+Oracle 判定、CiA402/EtherCAT/示教器/安全联锁自动化验证，91 用例 CI 全绿，16 个版本里程碑。</w:t>
+        <w:t>控制器测试岗位验证的是指令执行、状态机、实时性和协议，不是运动学算法本身。7 自由度冗余 IK 是研究级问题，做进测试平台会让项目失控。关节空间梯形剖面 + 同步 PTP 已支撑全部 PLCopen 指令测试；FK/IK、TCP 轨迹判定是独立后续阶段。</w:t>
       </w:r>
     </w:p>
     <w:p>
@@ -10357,7 +14879,7 @@
           <w:color w:val="000000"/>
           <w:sz w:val="24"/>
         </w:rPr>
-        <w:t>Q21：后续规划？</w:t>
+        <w:t>Q19：安全功能为什么不声称验证了？</w:t>
       </w:r>
     </w:p>
     <w:p>
@@ -10374,7 +14896,27 @@
           <w:color w:val="000000"/>
           <w:sz w:val="22"/>
         </w:rPr>
-        <w:t>P2.1b 真 EtherCAT HIL（SOEM 接入真机，jitter/latency 变真机验收指标）、P2.2b 真实安全 I/O、RealTPBridge 真示教器（需厂商协议资料）；运动学 FK/IK + MoveLin/MoveCirc 路径判定；管理侧 Requirement→TestCase→TestRun→Defect→Build→Release 闭环。</w:t>
+        <w:t>安全等级（PL/SIL）需要认证资质与真实安全 I/O。我验证的是</w:t>
+      </w:r>
+      <w:r>
+        <w:rPr>
+          <w:rFonts w:ascii="Times New Roman" w:hAnsi="Times New Roman" w:eastAsia="宋体"/>
+          <w:b/>
+          <w:i/>
+          <w:color w:val="000000"/>
+          <w:sz w:val="22"/>
+        </w:rPr>
+        <w:t>控制逻辑的联锁行为</w:t>
+      </w:r>
+      <w:r>
+        <w:rPr>
+          <w:rFonts w:ascii="Times New Roman" w:hAnsi="Times New Roman" w:eastAsia="宋体"/>
+          <w:b w:val="0"/>
+          <w:i/>
+          <w:color w:val="000000"/>
+          <w:sz w:val="22"/>
+        </w:rPr>
+        <w:t>（急停优先级、门 Guard Stop、Fault 复位），仿真层明确标注边界，HIL 阶段才验证真实 I/O。诚实声明边界比夸大安全结论专业得多。</w:t>
       </w:r>
     </w:p>
     <w:p>
@@ -10390,7 +14932,7 @@
           <w:color w:val="000000"/>
           <w:sz w:val="24"/>
         </w:rPr>
-        <w:t>Q22：项目里最自豪的设计？</w:t>
+        <w:t>Q20：这个项目简历上怎么定位？</w:t>
       </w:r>
     </w:p>
     <w:p>
@@ -10407,7 +14949,7 @@
           <w:color w:val="000000"/>
           <w:sz w:val="22"/>
         </w:rPr>
-        <w:t xml:space="preserve">三个：① </w:t>
+        <w:t>一句话：</w:t>
       </w:r>
       <w:r>
         <w:rPr>
@@ -10417,7 +14959,7 @@
           <w:color w:val="000000"/>
           <w:sz w:val="22"/>
         </w:rPr>
-        <w:t>实时性边界</w:t>
+        <w:t>“机器人控制器与示教系统自动化测试平台｜C++ / Python / Linux / EtherCAT / CiA402 / PLCopen”</w:t>
       </w:r>
       <w:r>
         <w:rPr>
@@ -10427,47 +14969,7 @@
           <w:color w:val="000000"/>
           <w:sz w:val="22"/>
         </w:rPr>
-        <w:t xml:space="preserve">——Python 只下发一次命令，控制周期全在 C++ 内，批量回传；② </w:t>
-      </w:r>
-      <w:r>
-        <w:rPr>
-          <w:rFonts w:ascii="Times New Roman" w:hAnsi="Times New Roman" w:eastAsia="宋体"/>
-          <w:b/>
-          <w:i/>
-          <w:color w:val="000000"/>
-          <w:sz w:val="22"/>
-        </w:rPr>
-        <w:t>Simulator 产生行为 / Oracle 判定对错</w:t>
-      </w:r>
-      <w:r>
-        <w:rPr>
-          <w:rFonts w:ascii="Times New Roman" w:hAnsi="Times New Roman" w:eastAsia="宋体"/>
-          <w:b w:val="0"/>
-          <w:i/>
-          <w:color w:val="000000"/>
-          <w:sz w:val="22"/>
-        </w:rPr>
-        <w:t xml:space="preserve">的架构；③ </w:t>
-      </w:r>
-      <w:r>
-        <w:rPr>
-          <w:rFonts w:ascii="Times New Roman" w:hAnsi="Times New Roman" w:eastAsia="宋体"/>
-          <w:b/>
-          <w:i/>
-          <w:color w:val="000000"/>
-          <w:sz w:val="22"/>
-        </w:rPr>
-        <w:t>异常注入发现真实 bug</w:t>
-      </w:r>
-      <w:r>
-        <w:rPr>
-          <w:rFonts w:ascii="Times New Roman" w:hAnsi="Times New Roman" w:eastAsia="宋体"/>
-          <w:b w:val="0"/>
-          <w:i/>
-          <w:color w:val="000000"/>
-          <w:sz w:val="22"/>
-        </w:rPr>
-        <w:t>（reset 急停标志残留）——证明这套平台对控制器软件有实际测试价值。</w:t>
+        <w:t>——多轴软硬件解耦测试架构、C++ 控制环与 Python 编排双层、Robot Profile 参数化、Simulator+Oracle 判定、CiA402/EtherCAT/示教器/安全联锁自动化验证，94 用例 CI 全绿，17 个版本里程碑。</w:t>
       </w:r>
     </w:p>
     <w:p>
@@ -10483,7 +14985,7 @@
           <w:color w:val="000000"/>
           <w:sz w:val="24"/>
         </w:rPr>
-        <w:t>Q23：一个人做全栈，怎么保证质量？</w:t>
+        <w:t>Q21：后续规划？</w:t>
       </w:r>
     </w:p>
     <w:p>
@@ -10500,7 +15002,7 @@
           <w:color w:val="000000"/>
           <w:sz w:val="22"/>
         </w:rPr>
-        <w:t>分层验证：协议层有编解码单测，服务层有集成测试，UI 有端到端，实时性有量化指标；CI 双端全绿 + 报告产物留痕；每个里程碑打 tag 可追溯。个人项目尤其要靠自动化测试兜底——这正是这个岗位的核心能力。</w:t>
+        <w:t>P2.1b 真 EtherCAT HIL（SOEM 接入真机，jitter/latency 变真机验收指标）、P2.2b 真实安全 I/O、RealTPBridge 真示教器（需厂商协议资料）；运动学 FK/IK + MoveLin/MoveCirc 路径判定；管理侧 Requirement→TestCase→TestRun→Defect→Build→Release 闭环。</w:t>
       </w:r>
     </w:p>
     <w:p>
@@ -10516,7 +15018,7 @@
           <w:color w:val="000000"/>
           <w:sz w:val="24"/>
         </w:rPr>
-        <w:t>Q24：和华沿岗位的契合点？</w:t>
+        <w:t>Q22：项目里最自豪的设计？</w:t>
       </w:r>
     </w:p>
     <w:p>
@@ -10533,7 +15035,67 @@
           <w:color w:val="000000"/>
           <w:sz w:val="22"/>
         </w:rPr>
-        <w:t>岗位要控制器软件、示教器软件、版本管理、设计文档——项目四者全覆盖；技术栈 C++/Python/Linux/gRPC 对齐；行业语义（PLCopen/CiA402/EtherCAT/示教器/安全联锁）是本项目的骨架而不是名词堆砌；异常注入与回归闭环直接对应测试开发职责。</w:t>
+        <w:t xml:space="preserve">三个：① </w:t>
+      </w:r>
+      <w:r>
+        <w:rPr>
+          <w:rFonts w:ascii="Times New Roman" w:hAnsi="Times New Roman" w:eastAsia="宋体"/>
+          <w:b/>
+          <w:i/>
+          <w:color w:val="000000"/>
+          <w:sz w:val="22"/>
+        </w:rPr>
+        <w:t>实时性边界</w:t>
+      </w:r>
+      <w:r>
+        <w:rPr>
+          <w:rFonts w:ascii="Times New Roman" w:hAnsi="Times New Roman" w:eastAsia="宋体"/>
+          <w:b w:val="0"/>
+          <w:i/>
+          <w:color w:val="000000"/>
+          <w:sz w:val="22"/>
+        </w:rPr>
+        <w:t xml:space="preserve">——Python 只下发一次命令，控制周期全在 C++ 内，批量回传；② </w:t>
+      </w:r>
+      <w:r>
+        <w:rPr>
+          <w:rFonts w:ascii="Times New Roman" w:hAnsi="Times New Roman" w:eastAsia="宋体"/>
+          <w:b/>
+          <w:i/>
+          <w:color w:val="000000"/>
+          <w:sz w:val="22"/>
+        </w:rPr>
+        <w:t>Simulator 产生行为 / Oracle 判定对错</w:t>
+      </w:r>
+      <w:r>
+        <w:rPr>
+          <w:rFonts w:ascii="Times New Roman" w:hAnsi="Times New Roman" w:eastAsia="宋体"/>
+          <w:b w:val="0"/>
+          <w:i/>
+          <w:color w:val="000000"/>
+          <w:sz w:val="22"/>
+        </w:rPr>
+        <w:t xml:space="preserve">的架构；③ </w:t>
+      </w:r>
+      <w:r>
+        <w:rPr>
+          <w:rFonts w:ascii="Times New Roman" w:hAnsi="Times New Roman" w:eastAsia="宋体"/>
+          <w:b/>
+          <w:i/>
+          <w:color w:val="000000"/>
+          <w:sz w:val="22"/>
+        </w:rPr>
+        <w:t>异常注入发现真实 bug</w:t>
+      </w:r>
+      <w:r>
+        <w:rPr>
+          <w:rFonts w:ascii="Times New Roman" w:hAnsi="Times New Roman" w:eastAsia="宋体"/>
+          <w:b w:val="0"/>
+          <w:i/>
+          <w:color w:val="000000"/>
+          <w:sz w:val="22"/>
+        </w:rPr>
+        <w:t>（reset 急停标志残留）——证明这套平台对控制器软件有实际测试价值。</w:t>
       </w:r>
     </w:p>
     <w:p>
@@ -10549,7 +15111,7 @@
           <w:color w:val="000000"/>
           <w:sz w:val="24"/>
         </w:rPr>
-        <w:t>Q25：如果让你真机接一台 Elfin-Pro，第一步做什么？</w:t>
+        <w:t>Q23：一个人做全栈，怎么保证质量？</w:t>
       </w:r>
     </w:p>
     <w:p>
@@ -10566,6 +15128,72 @@
           <w:color w:val="000000"/>
           <w:sz w:val="22"/>
         </w:rPr>
+        <w:t>分层验证：协议层有编解码单测，服务层有集成测试，UI 有端到端，实时性有量化指标；CI 双端全绿 + 报告产物留痕；每个里程碑打 tag 可追溯。个人项目尤其要靠自动化测试兜底——这正是这个岗位的核心能力。</w:t>
+      </w:r>
+    </w:p>
+    <w:p>
+      <w:pPr>
+        <w:spacing w:line="360" w:lineRule="auto" w:before="0" w:after="0"/>
+        <w:ind w:firstLine="480"/>
+      </w:pPr>
+      <w:r>
+        <w:rPr>
+          <w:rFonts w:ascii="Times New Roman" w:hAnsi="Times New Roman" w:eastAsia="宋体"/>
+          <w:b/>
+          <w:i w:val="0"/>
+          <w:color w:val="000000"/>
+          <w:sz w:val="24"/>
+        </w:rPr>
+        <w:t>Q24：和华沿岗位的契合点？</w:t>
+      </w:r>
+    </w:p>
+    <w:p>
+      <w:pPr>
+        <w:spacing w:line="360" w:lineRule="auto" w:before="0" w:after="40"/>
+        <w:ind w:left="480"/>
+        <w:jc w:val="left"/>
+      </w:pPr>
+      <w:r>
+        <w:rPr>
+          <w:rFonts w:ascii="Times New Roman" w:hAnsi="Times New Roman" w:eastAsia="宋体"/>
+          <w:b w:val="0"/>
+          <w:i/>
+          <w:color w:val="000000"/>
+          <w:sz w:val="22"/>
+        </w:rPr>
+        <w:t>岗位要控制器软件、示教器软件、版本管理、设计文档——项目四者全覆盖；技术栈 C++/Python/Linux/gRPC 对齐；行业语义（PLCopen/CiA402/EtherCAT/示教器/安全联锁）是本项目的骨架而不是名词堆砌；异常注入与回归闭环直接对应测试开发职责。</w:t>
+      </w:r>
+    </w:p>
+    <w:p>
+      <w:pPr>
+        <w:spacing w:line="360" w:lineRule="auto" w:before="0" w:after="0"/>
+        <w:ind w:firstLine="480"/>
+      </w:pPr>
+      <w:r>
+        <w:rPr>
+          <w:rFonts w:ascii="Times New Roman" w:hAnsi="Times New Roman" w:eastAsia="宋体"/>
+          <w:b/>
+          <w:i w:val="0"/>
+          <w:color w:val="000000"/>
+          <w:sz w:val="24"/>
+        </w:rPr>
+        <w:t>Q25：如果让你真机接一台 Elfin-Pro，第一步做什么？</w:t>
+      </w:r>
+    </w:p>
+    <w:p>
+      <w:pPr>
+        <w:spacing w:line="360" w:lineRule="auto" w:before="0" w:after="40"/>
+        <w:ind w:left="480"/>
+        <w:jc w:val="left"/>
+      </w:pPr>
+      <w:r>
+        <w:rPr>
+          <w:rFonts w:ascii="Times New Roman" w:hAnsi="Times New Roman" w:eastAsia="宋体"/>
+          <w:b w:val="0"/>
+          <w:i/>
+          <w:color w:val="000000"/>
+          <w:sz w:val="22"/>
+        </w:rPr>
         <w:t xml:space="preserve">先建 </w:t>
       </w:r>
       <w:r>
@@ -10586,7 +15214,266 @@
           <w:color w:val="000000"/>
           <w:sz w:val="22"/>
         </w:rPr>
-        <w:t xml:space="preserve"> Profile（公开规格：轴数、周期、限位、精度），用现有 91 用例在 Simulation 模式全量跑通基线；再 P2.1b 把 SOEM 接到真实 EtherCAT 从站（工控机 Linux + 伺服），跑 test_ethercat 核心用例对齐从站数；最后 jitter/latency/overrun 以真机实测进报告。每一步都有明确验收，不改用例只改配置。</w:t>
+        <w:t xml:space="preserve"> Profile（公开规格：轴数、周期、限位、精度），用现有 94 用例在 Simulation 模式全量跑通基线；再 P2.1b 把 SOEM 接到真实 EtherCAT 从站（工控机 Linux + 伺服），跑 test_ethercat 核心用例对齐从站数；最后 jitter/latency/overrun 以真机实测进报告。每一步都有明确验收，不改用例只改配置。</w:t>
+      </w:r>
+    </w:p>
+    <w:p>
+      <w:pPr>
+        <w:spacing w:line="360" w:lineRule="auto" w:before="0" w:after="0"/>
+        <w:ind w:firstLine="480"/>
+      </w:pPr>
+      <w:r>
+        <w:rPr>
+          <w:rFonts w:ascii="Times New Roman" w:hAnsi="Times New Roman" w:eastAsia="宋体"/>
+          <w:b/>
+          <w:i w:val="0"/>
+          <w:color w:val="000000"/>
+          <w:sz w:val="24"/>
+        </w:rPr>
+        <w:t>Q26：实时曲线是怎么做的？数据从哪来？</w:t>
+      </w:r>
+    </w:p>
+    <w:p>
+      <w:pPr>
+        <w:spacing w:line="360" w:lineRule="auto" w:before="0" w:after="40"/>
+        <w:ind w:left="480"/>
+        <w:jc w:val="left"/>
+      </w:pPr>
+      <w:r>
+        <w:rPr>
+          <w:rFonts w:ascii="Times New Roman" w:hAnsi="Times New Roman" w:eastAsia="宋体"/>
+          <w:b w:val="0"/>
+          <w:i/>
+          <w:color w:val="000000"/>
+          <w:sz w:val="22"/>
+        </w:rPr>
+        <w:t xml:space="preserve">运行中逐用例轨迹段由 </w:t>
+      </w:r>
+      <w:r>
+        <w:rPr>
+          <w:rFonts w:ascii="Times New Roman" w:hAnsi="Times New Roman" w:eastAsia="宋体"/>
+          <w:b/>
+          <w:i/>
+          <w:color w:val="000000"/>
+          <w:sz w:val="22"/>
+        </w:rPr>
+        <w:t>adapter 包装自动捕获</w:t>
+      </w:r>
+      <w:r>
+        <w:rPr>
+          <w:rFonts w:ascii="Times New Roman" w:hAnsi="Times New Roman" w:eastAsia="宋体"/>
+          <w:b w:val="0"/>
+          <w:i/>
+          <w:color w:val="000000"/>
+          <w:sz w:val="22"/>
+        </w:rPr>
+        <w:t xml:space="preserve">——每次运动指令成功后把 C++ Agent 批量回传的采样抽稀成段（≤200 点），对用例代码零侵入；每用例结束 flush 到 </w:t>
+      </w:r>
+      <w:r>
+        <w:rPr>
+          <w:rFonts w:ascii="Consolas" w:hAnsi="Consolas" w:eastAsia="Consolas"/>
+          <w:b w:val="0"/>
+          <w:i/>
+          <w:color w:val="000000"/>
+          <w:sz w:val="20"/>
+        </w:rPr>
+        <w:t>active.live.jsonl</w:t>
+      </w:r>
+      <w:r>
+        <w:rPr>
+          <w:rFonts w:ascii="Times New Roman" w:hAnsi="Times New Roman" w:eastAsia="宋体"/>
+          <w:b w:val="0"/>
+          <w:i/>
+          <w:color w:val="000000"/>
+          <w:sz w:val="22"/>
+        </w:rPr>
+        <w:t xml:space="preserve">，console 用 </w:t>
+      </w:r>
+      <w:r>
+        <w:rPr>
+          <w:rFonts w:ascii="Times New Roman" w:hAnsi="Times New Roman" w:eastAsia="宋体"/>
+          <w:b/>
+          <w:i/>
+          <w:color w:val="000000"/>
+          <w:sz w:val="22"/>
+        </w:rPr>
+        <w:t>SSE</w:t>
+      </w:r>
+      <w:r>
+        <w:rPr>
+          <w:rFonts w:ascii="Times New Roman" w:hAnsi="Times New Roman" w:eastAsia="宋体"/>
+          <w:b w:val="0"/>
+          <w:i/>
+          <w:color w:val="000000"/>
+          <w:sz w:val="22"/>
+        </w:rPr>
+        <w:t xml:space="preserve"> 增量推送，前端 EventSource 动态滚动绘制。数据 100% 来自真实采样，不是模拟。面试官如果问“运行中 Python 怎么拿逐周期数据”——答：不拿。</w:t>
+      </w:r>
+      <w:r>
+        <w:rPr>
+          <w:rFonts w:ascii="Times New Roman" w:hAnsi="Times New Roman" w:eastAsia="宋体"/>
+          <w:b/>
+          <w:i/>
+          <w:color w:val="000000"/>
+          <w:sz w:val="22"/>
+        </w:rPr>
+        <w:t>高频数据仍在 C++ 侧，Python 拿的是用例粒度批量结果</w:t>
+      </w:r>
+      <w:r>
+        <w:rPr>
+          <w:rFonts w:ascii="Times New Roman" w:hAnsi="Times New Roman" w:eastAsia="宋体"/>
+          <w:b w:val="0"/>
+          <w:i/>
+          <w:color w:val="000000"/>
+          <w:sz w:val="22"/>
+        </w:rPr>
+        <w:t>，实时曲线只是把这个真实结果按用例粒度流式展示，架构论断没被破坏。</w:t>
+      </w:r>
+    </w:p>
+    <w:p>
+      <w:pPr>
+        <w:spacing w:line="360" w:lineRule="auto" w:before="0" w:after="0"/>
+        <w:ind w:firstLine="480"/>
+      </w:pPr>
+      <w:r>
+        <w:rPr>
+          <w:rFonts w:ascii="Times New Roman" w:hAnsi="Times New Roman" w:eastAsia="宋体"/>
+          <w:b/>
+          <w:i w:val="0"/>
+          <w:color w:val="000000"/>
+          <w:sz w:val="24"/>
+        </w:rPr>
+        <w:t>Q27：为什么用 SSE 不用 WebSocket？</w:t>
+      </w:r>
+    </w:p>
+    <w:p>
+      <w:pPr>
+        <w:spacing w:line="360" w:lineRule="auto" w:before="0" w:after="40"/>
+        <w:ind w:left="480"/>
+        <w:jc w:val="left"/>
+      </w:pPr>
+      <w:r>
+        <w:rPr>
+          <w:rFonts w:ascii="Times New Roman" w:hAnsi="Times New Roman" w:eastAsia="宋体"/>
+          <w:b w:val="0"/>
+          <w:i/>
+          <w:color w:val="000000"/>
+          <w:sz w:val="22"/>
+        </w:rPr>
+        <w:t>实时曲线是</w:t>
+      </w:r>
+      <w:r>
+        <w:rPr>
+          <w:rFonts w:ascii="Times New Roman" w:hAnsi="Times New Roman" w:eastAsia="宋体"/>
+          <w:b/>
+          <w:i/>
+          <w:color w:val="000000"/>
+          <w:sz w:val="22"/>
+        </w:rPr>
+        <w:t>单向推送</w:t>
+      </w:r>
+      <w:r>
+        <w:rPr>
+          <w:rFonts w:ascii="Times New Roman" w:hAnsi="Times New Roman" w:eastAsia="宋体"/>
+          <w:b w:val="0"/>
+          <w:i/>
+          <w:color w:val="000000"/>
+          <w:sz w:val="22"/>
+        </w:rPr>
+        <w:t>（服务端→前端），SSE 足够且更简单：HTTP 语义、自动断线重连、无需双向握手；WebSocket 适合需要实时上行交互的场景（比如示教器 jog 遥操作，那是另一条线，走 REST 已经够）。选型看通信方向，不是看哪个“新”。</w:t>
+      </w:r>
+    </w:p>
+    <w:p>
+      <w:pPr>
+        <w:spacing w:line="360" w:lineRule="auto" w:before="0" w:after="0"/>
+        <w:ind w:firstLine="480"/>
+      </w:pPr>
+      <w:r>
+        <w:rPr>
+          <w:rFonts w:ascii="Times New Roman" w:hAnsi="Times New Roman" w:eastAsia="宋体"/>
+          <w:b/>
+          <w:i w:val="0"/>
+          <w:color w:val="000000"/>
+          <w:sz w:val="24"/>
+        </w:rPr>
+        <w:t>Q28：实时曲线怎么知道运行结束了？</w:t>
+      </w:r>
+    </w:p>
+    <w:p>
+      <w:pPr>
+        <w:spacing w:line="360" w:lineRule="auto" w:before="0" w:after="40"/>
+        <w:ind w:left="480"/>
+        <w:jc w:val="left"/>
+      </w:pPr>
+      <w:r>
+        <w:rPr>
+          <w:rFonts w:ascii="Times New Roman" w:hAnsi="Times New Roman" w:eastAsia="宋体"/>
+          <w:b w:val="0"/>
+          <w:i/>
+          <w:color w:val="000000"/>
+          <w:sz w:val="22"/>
+        </w:rPr>
+        <w:t xml:space="preserve">运行生命周期驱动：console 的后台 pytest 子进程退出时清 </w:t>
+      </w:r>
+      <w:r>
+        <w:rPr>
+          <w:rFonts w:ascii="Consolas" w:hAnsi="Consolas" w:eastAsia="Consolas"/>
+          <w:b w:val="0"/>
+          <w:i/>
+          <w:color w:val="000000"/>
+          <w:sz w:val="20"/>
+        </w:rPr>
+        <w:t>_ACTIVE_RUN</w:t>
+      </w:r>
+      <w:r>
+        <w:rPr>
+          <w:rFonts w:ascii="Times New Roman" w:hAnsi="Times New Roman" w:eastAsia="宋体"/>
+          <w:b w:val="0"/>
+          <w:i/>
+          <w:color w:val="000000"/>
+          <w:sz w:val="22"/>
+        </w:rPr>
+        <w:t xml:space="preserve"> 并</w:t>
+      </w:r>
+      <w:r>
+        <w:rPr>
+          <w:rFonts w:ascii="Times New Roman" w:hAnsi="Times New Roman" w:eastAsia="宋体"/>
+          <w:b/>
+          <w:i/>
+          <w:color w:val="000000"/>
+          <w:sz w:val="22"/>
+        </w:rPr>
+        <w:t>删除 live 文件</w:t>
+      </w:r>
+      <w:r>
+        <w:rPr>
+          <w:rFonts w:ascii="Times New Roman" w:hAnsi="Times New Roman" w:eastAsia="宋体"/>
+          <w:b w:val="0"/>
+          <w:i/>
+          <w:color w:val="000000"/>
+          <w:sz w:val="22"/>
+        </w:rPr>
+        <w:t xml:space="preserve">（结束信号）；SSE 生成器连续无新数据且无运行即收尾，前端 onerror 到 CLOSED 自动关流；历史数据已归档到 </w:t>
+      </w:r>
+      <w:r>
+        <w:rPr>
+          <w:rFonts w:ascii="Consolas" w:hAnsi="Consolas" w:eastAsia="Consolas"/>
+          <w:b w:val="0"/>
+          <w:i/>
+          <w:color w:val="000000"/>
+          <w:sz w:val="20"/>
+        </w:rPr>
+        <w:t>run_dir/active.jsonl</w:t>
+      </w:r>
+      <w:r>
+        <w:rPr>
+          <w:rFonts w:ascii="Times New Roman" w:hAnsi="Times New Roman" w:eastAsia="宋体"/>
+          <w:b w:val="0"/>
+          <w:i/>
+          <w:color w:val="000000"/>
+          <w:sz w:val="22"/>
+        </w:rPr>
+        <w:t xml:space="preserve"> 可回看。不是靠前端猜超时。</w:t>
       </w:r>
     </w:p>
     <w:p>
@@ -11306,7 +16193,7 @@
           <w:color w:val="000000"/>
           <w:sz w:val="22"/>
         </w:rPr>
-        <w:t>设计多轴机器人控制器软硬件解耦测试架构，开发 C++ Controller Agent（控制环 + PLCopen 状态机）与 Python/Pytest 测试编排引擎，实现 CiA402 驱动状态机、EtherCAT 虚拟总线、Modbus/实时性量化及异常工况自动验证；构建 Robot Profile 参数化多轴仿真与 Test Oracle，对关节位置、速度钳制、状态机序列、控制周期 jitter/latency/overrun 自动判定；实现虚拟示教器（UI + Playwright）与 TP/1.0 示教器协议模拟器、安全联锁仿真（ESTOP&gt;门&gt;驱动器故障 + 控制器联动）；Robot Adapter 抽象支持 Simulation/HIL 一行切换。91 项用例 CI 全绿，16 个版本里程碑，测试→缺陷→回归闭环。</w:t>
+        <w:t>设计多轴机器人控制器软硬件解耦测试架构，开发 C++ Controller Agent（控制环 + PLCopen 状态机）与 Python/Pytest 测试编排引擎，实现 CiA402 驱动状态机、EtherCAT 虚拟总线、Modbus/实时性量化及异常工况自动验证；构建 Robot Profile 参数化多轴仿真与 Test Oracle，对关节位置、速度钳制、状态机序列、控制周期 jitter/latency/overrun 自动判定；实现虚拟示教器（UI + Playwright）与 TP/1.0 示教器协议模拟器、安全联锁仿真（ESTOP&gt;门&gt;驱动器故障 + 控制器联动）；Robot Adapter 抽象支持 Simulation/HIL 一行切换。94 项用例 CI 全绿，17 个版本里程碑，测试→缺陷→回归闭环。</w:t>
       </w:r>
     </w:p>
     <w:p>
